--- a/eval/samples/q2/program.docx
+++ b/eval/samples/q2/program.docx
@@ -985,6 +985,20 @@
           <w:rFonts w:ascii="Times New Roman" w:hAnsi="Times New Roman" w:eastAsia="Times New Roman" w:cs="Times New Roman"/>
         </w:rPr>
         <w:t>1.6. Требования к слушателям</w:t>
+      </w:r>
+    </w:p>
+    <w:p>
+      <w:pPr>
+        <w:spacing w:before="0" w:after="120" w:line="240" w:lineRule="auto"/>
+        <w:ind w:firstLine="0"/>
+        <w:jc w:val="both"/>
+      </w:pPr>
+      <w:r>
+        <w:rPr>
+          <w:rFonts w:ascii="Times New Roman" w:hAnsi="Times New Roman" w:eastAsia="Times New Roman" w:cs="Times New Roman"/>
+          <w:b w:val="0"/>
+        </w:rPr>
+        <w:t>К освоению программы допускаются лица, имеющие среднее профессиональное и (или) высшее образование, а также лица, получающие среднее профессиональное и (или) высшее образование.</w:t>
       </w:r>
     </w:p>
     <w:p>
@@ -13966,7 +13980,7 @@
           <w:rFonts w:ascii="Times New Roman" w:hAnsi="Times New Roman" w:eastAsia="Times New Roman" w:cs="Times New Roman"/>
           <w:b/>
         </w:rPr>
-        <w:t>Итог. Комплект собран, ошибок нет, 1 предупреждение — см. ниже. В приложенном образце найдено ошибок: 15; в программу они не перенесены. Пояснения к сборке — в разделе «Что пропущено и почему».</w:t>
+        <w:t>Итог. Комплект собран, ошибок нет; 2 предупреждения методисту — см. ниже. В приложенном образце найдено ошибок: 15; в программу они не перенесены. Пояснения к сборке — в разделе «Что пропущено и почему».</w:t>
       </w:r>
     </w:p>
     <w:p>
@@ -14015,7 +14029,7 @@
         <w:rPr>
           <w:rFonts w:ascii="Times New Roman" w:hAnsi="Times New Roman" w:eastAsia="Times New Roman" w:cs="Times New Roman"/>
         </w:rPr>
-        <w:t>предупреждения (стоит проверить): 1</w:t>
+        <w:t>предупреждения методисту (с вариантами решения): 2</w:t>
       </w:r>
     </w:p>
     <w:p>
@@ -14032,7 +14046,7 @@
         <w:rPr>
           <w:rFonts w:ascii="Times New Roman" w:hAnsi="Times New Roman" w:eastAsia="Times New Roman" w:cs="Times New Roman"/>
         </w:rPr>
-        <w:t>объём: заявлено 36 ч, собрано 36 ч</w:t>
+        <w:t>замечания автопроверки (стоит проверить): 0</w:t>
       </w:r>
     </w:p>
     <w:p>
@@ -14049,7 +14063,41 @@
         <w:rPr>
           <w:rFonts w:ascii="Times New Roman" w:hAnsi="Times New Roman" w:eastAsia="Times New Roman" w:cs="Times New Roman"/>
         </w:rPr>
+        <w:t>объём: заявлено 36 ч, собрано 36 ч</w:t>
+      </w:r>
+    </w:p>
+    <w:p>
+      <w:pPr>
+        <w:numPr>
+          <w:ilvl w:val="0"/>
+          <w:numId w:val="4"/>
+        </w:numPr>
+        <w:spacing w:before="0" w:after="40" w:line="240" w:lineRule="auto"/>
+        <w:ind w:firstLine="0"/>
+        <w:jc w:val="both"/>
+      </w:pPr>
+      <w:r>
+        <w:rPr>
+          <w:rFonts w:ascii="Times New Roman" w:hAnsi="Times New Roman" w:eastAsia="Times New Roman" w:cs="Times New Roman"/>
+        </w:rPr>
         <w:t>модель: заготовленные ответы (демонстрационный режим); режим генерации — полный</w:t>
+      </w:r>
+    </w:p>
+    <w:p>
+      <w:pPr>
+        <w:numPr>
+          <w:ilvl w:val="0"/>
+          <w:numId w:val="4"/>
+        </w:numPr>
+        <w:spacing w:before="0" w:after="40" w:line="240" w:lineRule="auto"/>
+        <w:ind w:firstLine="0"/>
+        <w:jc w:val="both"/>
+      </w:pPr>
+      <w:r>
+        <w:rPr>
+          <w:rFonts w:ascii="Times New Roman" w:hAnsi="Times New Roman" w:eastAsia="Times New Roman" w:cs="Times New Roman"/>
+        </w:rPr>
+        <w:t>время сборки комплекта после утверждения каркаса: 1 с</w:t>
       </w:r>
     </w:p>
     <w:p>
@@ -14064,7 +14112,7 @@
           <w:rFonts w:ascii="Times New Roman" w:hAnsi="Times New Roman" w:eastAsia="Times New Roman" w:cs="Times New Roman"/>
           <w:b/>
         </w:rPr>
-        <w:t>Часы по уровням</w:t>
+        <w:t>Предупреждения методисту</w:t>
       </w:r>
     </w:p>
     <w:p>
@@ -14078,7 +14126,222 @@
           <w:rFonts w:ascii="Times New Roman" w:hAnsi="Times New Roman" w:eastAsia="Times New Roman" w:cs="Times New Roman"/>
           <w:b w:val="0"/>
         </w:rPr>
+        <w:t>Здесь — ситуации, где нужно решение методиста или заказчика: агент нашёл их сам по общим правилам. У каждого предупреждения — цифры и варианты решения.</w:t>
+      </w:r>
+    </w:p>
+    <w:p>
+      <w:pPr>
+        <w:keepNext/>
+        <w:spacing w:before="0" w:after="120" w:line="240" w:lineRule="auto"/>
+        <w:ind w:firstLine="0"/>
+        <w:jc w:val="left"/>
+      </w:pPr>
+      <w:r>
+        <w:rPr>
+          <w:rFonts w:ascii="Times New Roman" w:hAnsi="Times New Roman" w:eastAsia="Times New Roman" w:cs="Times New Roman"/>
+          <w:b/>
+        </w:rPr>
+        <w:t>1. Ошибки в приложенном образце</w:t>
+      </w:r>
+    </w:p>
+    <w:p>
+      <w:pPr>
+        <w:spacing w:before="0" w:after="120" w:line="240" w:lineRule="auto"/>
+        <w:ind w:firstLine="0"/>
+        <w:jc w:val="both"/>
+      </w:pPr>
+      <w:r>
+        <w:rPr>
+          <w:rFonts w:ascii="Times New Roman" w:hAnsi="Times New Roman" w:eastAsia="Times New Roman" w:cs="Times New Roman"/>
+          <w:b w:val="0"/>
+        </w:rPr>
+        <w:t>В приложенном образце найдено 15 расхождений: часы рабочей программы не совпадают с учебно-тематическим планом — 5; суммы и итоги часов в учебных планах — 4; ссылки на нормативные акты (утратившие силу или с неверной датой) — 2; строки с часами, не разнесёнными по видам работы — 1; разные обозначения лабораторных работ — 1; аудиторные часы в стажировке — 1; заполненные реквизиты приказа об утверждении — 1. В новой программе они не повторяются; формулировки с цитатами образца — в полной версии отчёта (report.md).</w:t>
+      </w:r>
+    </w:p>
+    <w:p>
+      <w:pPr>
+        <w:keepNext/>
+        <w:spacing w:before="0" w:after="120" w:line="240" w:lineRule="auto"/>
+        <w:ind w:firstLine="0"/>
+        <w:jc w:val="left"/>
+      </w:pPr>
+      <w:r>
+        <w:rPr>
+          <w:rFonts w:ascii="Times New Roman" w:hAnsi="Times New Roman" w:eastAsia="Times New Roman" w:cs="Times New Roman"/>
+          <w:b w:val="0"/>
+        </w:rPr>
+        <w:t>Варианты решения:</w:t>
+      </w:r>
+    </w:p>
+    <w:p>
+      <w:pPr>
+        <w:spacing w:before="0" w:after="60" w:line="240" w:lineRule="auto"/>
+        <w:ind w:firstLine="0"/>
+        <w:jc w:val="both"/>
+      </w:pPr>
+      <w:r>
+        <w:rPr>
+          <w:rFonts w:ascii="Times New Roman" w:hAnsi="Times New Roman" w:eastAsia="Times New Roman" w:cs="Times New Roman"/>
+          <w:b w:val="0"/>
+        </w:rPr>
+        <w:t>1. Ничего менять в новой программе не нужно: она собрана заново по шаблону, часы посчитаны программой, и ошибки образца в неё не перенесены.</w:t>
+      </w:r>
+    </w:p>
+    <w:p>
+      <w:pPr>
+        <w:spacing w:before="0" w:after="60" w:line="240" w:lineRule="auto"/>
+        <w:ind w:firstLine="0"/>
+        <w:jc w:val="both"/>
+      </w:pPr>
+      <w:r>
+        <w:rPr>
+          <w:rFonts w:ascii="Times New Roman" w:hAnsi="Times New Roman" w:eastAsia="Times New Roman" w:cs="Times New Roman"/>
+          <w:b w:val="0"/>
+        </w:rPr>
+        <w:t>2. Передайте список расхождений автору образца — он в полной версии отчёта (report.md), раздел «Ошибки приложенного образца».</w:t>
+      </w:r>
+    </w:p>
+    <w:p>
+      <w:pPr>
+        <w:spacing w:before="0" w:after="60" w:line="240" w:lineRule="auto"/>
+        <w:ind w:firstLine="0"/>
+        <w:jc w:val="both"/>
+      </w:pPr>
+      <w:r>
+        <w:rPr>
+          <w:rFonts w:ascii="Times New Roman" w:hAnsi="Times New Roman" w:eastAsia="Times New Roman" w:cs="Times New Roman"/>
+          <w:b w:val="0"/>
+        </w:rPr>
+        <w:t>3. Если образец — действующая программа организации, исправьте его, прежде чем использовать снова.</w:t>
+      </w:r>
+    </w:p>
+    <w:p>
+      <w:pPr>
+        <w:keepNext/>
+        <w:spacing w:before="0" w:after="120" w:line="240" w:lineRule="auto"/>
+        <w:ind w:firstLine="0"/>
+        <w:jc w:val="left"/>
+      </w:pPr>
+      <w:r>
+        <w:rPr>
+          <w:rFonts w:ascii="Times New Roman" w:hAnsi="Times New Roman" w:eastAsia="Times New Roman" w:cs="Times New Roman"/>
+          <w:b/>
+        </w:rPr>
+        <w:t>2. Акт из задания утратил силу — в программе указан действующий</w:t>
+      </w:r>
+    </w:p>
+    <w:p>
+      <w:pPr>
+        <w:spacing w:before="0" w:after="120" w:line="240" w:lineRule="auto"/>
+        <w:ind w:firstLine="0"/>
+        <w:jc w:val="both"/>
+      </w:pPr>
+      <w:r>
+        <w:rPr>
+          <w:rFonts w:ascii="Times New Roman" w:hAnsi="Times New Roman" w:eastAsia="Times New Roman" w:cs="Times New Roman"/>
+          <w:b w:val="0"/>
+        </w:rPr>
+        <w:t>В программе указан действующий акт — Приказ Минобрнауки России от 24.03.2025 № 266 (действует с 01.09.2025). Прежний акт, на который могут ссылаться задание и старые образцы, утратил силу и в программу не включён. В программе указан действующий акт — Постановление Правительства Российской Федерации от 11.10.2023 № 1678 (действует с 01.09.2024). Прежний акт, на который могут ссылаться задание и старые образцы, утратил силу и в программу не включён.</w:t>
+      </w:r>
+    </w:p>
+    <w:p>
+      <w:pPr>
+        <w:keepNext/>
+        <w:spacing w:before="0" w:after="120" w:line="240" w:lineRule="auto"/>
+        <w:ind w:firstLine="0"/>
+        <w:jc w:val="left"/>
+      </w:pPr>
+      <w:r>
+        <w:rPr>
+          <w:rFonts w:ascii="Times New Roman" w:hAnsi="Times New Roman" w:eastAsia="Times New Roman" w:cs="Times New Roman"/>
+          <w:b w:val="0"/>
+        </w:rPr>
+        <w:t>Варианты решения:</w:t>
+      </w:r>
+    </w:p>
+    <w:p>
+      <w:pPr>
+        <w:spacing w:before="0" w:after="60" w:line="240" w:lineRule="auto"/>
+        <w:ind w:firstLine="0"/>
+        <w:jc w:val="both"/>
+      </w:pPr>
+      <w:r>
+        <w:rPr>
+          <w:rFonts w:ascii="Times New Roman" w:hAnsi="Times New Roman" w:eastAsia="Times New Roman" w:cs="Times New Roman"/>
+          <w:b w:val="0"/>
+        </w:rPr>
+        <w:t>1. Ничего менять в программе не нужно — в ней указан действующий акт.</w:t>
+      </w:r>
+    </w:p>
+    <w:p>
+      <w:pPr>
+        <w:spacing w:before="0" w:after="60" w:line="240" w:lineRule="auto"/>
+        <w:ind w:firstLine="0"/>
+        <w:jc w:val="both"/>
+      </w:pPr>
+      <w:r>
+        <w:rPr>
+          <w:rFonts w:ascii="Times New Roman" w:hAnsi="Times New Roman" w:eastAsia="Times New Roman" w:cs="Times New Roman"/>
+          <w:b w:val="0"/>
+        </w:rPr>
+        <w:t>2. Обновите ссылку в задании и шаблонах организации: Приказ Минобрнауки России от 24.03.2025 № 266; Постановление Правительства Российской Федерации от 11.10.2023 № 1678.</w:t>
+      </w:r>
+    </w:p>
+    <w:p>
+      <w:pPr>
+        <w:spacing w:before="0" w:after="60" w:line="240" w:lineRule="auto"/>
+        <w:ind w:firstLine="0"/>
+        <w:jc w:val="both"/>
+      </w:pPr>
+      <w:r>
+        <w:rPr>
+          <w:rFonts w:ascii="Times New Roman" w:hAnsi="Times New Roman" w:eastAsia="Times New Roman" w:cs="Times New Roman"/>
+          <w:b w:val="0"/>
+        </w:rPr>
+        <w:t>3. Проверьте другие программы организации, где ещё указан прежний акт.</w:t>
+      </w:r>
+    </w:p>
+    <w:p>
+      <w:pPr>
+        <w:keepNext/>
+        <w:spacing w:before="0" w:after="120" w:line="240" w:lineRule="auto"/>
+        <w:ind w:firstLine="0"/>
+        <w:jc w:val="left"/>
+      </w:pPr>
+      <w:r>
+        <w:rPr>
+          <w:rFonts w:ascii="Times New Roman" w:hAnsi="Times New Roman" w:eastAsia="Times New Roman" w:cs="Times New Roman"/>
+          <w:b/>
+        </w:rPr>
+        <w:t>Часы по уровням</w:t>
+      </w:r>
+    </w:p>
+    <w:p>
+      <w:pPr>
+        <w:spacing w:before="0" w:after="120" w:line="240" w:lineRule="auto"/>
+        <w:ind w:firstLine="0"/>
+        <w:jc w:val="both"/>
+      </w:pPr>
+      <w:r>
+        <w:rPr>
+          <w:rFonts w:ascii="Times New Roman" w:hAnsi="Times New Roman" w:eastAsia="Times New Roman" w:cs="Times New Roman"/>
+          <w:b w:val="0"/>
+        </w:rPr>
         <w:t>Заявлено 36 ч, по учебному плану 36 ч — сходится.</w:t>
+      </w:r>
+    </w:p>
+    <w:p>
+      <w:pPr>
+        <w:spacing w:before="0" w:after="120" w:line="240" w:lineRule="auto"/>
+        <w:ind w:firstLine="0"/>
+        <w:jc w:val="both"/>
+      </w:pPr>
+      <w:r>
+        <w:rPr>
+          <w:rFonts w:ascii="Times New Roman" w:hAnsi="Times New Roman" w:eastAsia="Times New Roman" w:cs="Times New Roman"/>
+          <w:b w:val="0"/>
+        </w:rPr>
+        <w:t>Из них контактная работа — 30,5 ч (из них с дистанционными технологиями — 15,5 ч), самостоятельная работа — 3,5 ч, итоговая аттестация — 2 ч.</w:t>
       </w:r>
     </w:p>
     <w:tbl>
@@ -16298,7 +16561,7 @@
                 <w:b w:val="0"/>
                 <w:sz w:val="20"/>
               </w:rPr>
-              <w:t>вопросы теста: 2, задания: 1, ИА</w:t>
+              <w:t>вопросы теста: 2, задания: 1, итоговая аттестация</w:t>
             </w:r>
           </w:p>
         </w:tc>
@@ -16380,7 +16643,7 @@
                 <w:b w:val="0"/>
                 <w:sz w:val="20"/>
               </w:rPr>
-              <w:t>вопросы теста: 2, задания: 2, ИА</w:t>
+              <w:t>вопросы теста: 2, задания: 2, итоговая аттестация</w:t>
             </w:r>
           </w:p>
         </w:tc>
@@ -16462,7 +16725,7 @@
                 <w:b w:val="0"/>
                 <w:sz w:val="20"/>
               </w:rPr>
-              <w:t>вопросы теста: 2, задания: 3, ИА</w:t>
+              <w:t>вопросы теста: 2, задания: 3, итоговая аттестация</w:t>
             </w:r>
           </w:p>
         </w:tc>
@@ -16544,7 +16807,7 @@
                 <w:b w:val="0"/>
                 <w:sz w:val="20"/>
               </w:rPr>
-              <w:t>вопросы теста: 2, задания: 1, ИА</w:t>
+              <w:t>вопросы теста: 2, задания: 1, итоговая аттестация</w:t>
             </w:r>
           </w:p>
         </w:tc>
@@ -16626,7 +16889,7 @@
                 <w:b w:val="0"/>
                 <w:sz w:val="20"/>
               </w:rPr>
-              <w:t>вопросы теста: 2, задания: 2, ИА</w:t>
+              <w:t>вопросы теста: 2, задания: 2, итоговая аттестация</w:t>
             </w:r>
           </w:p>
         </w:tc>
@@ -16708,7 +16971,7 @@
                 <w:b w:val="0"/>
                 <w:sz w:val="20"/>
               </w:rPr>
-              <w:t>вопросы теста: 2, задания: 1, ИА</w:t>
+              <w:t>вопросы теста: 2, задания: 1, итоговая аттестация</w:t>
             </w:r>
           </w:p>
         </w:tc>
@@ -16790,7 +17053,7 @@
                 <w:b w:val="0"/>
                 <w:sz w:val="20"/>
               </w:rPr>
-              <w:t>вопросы теста: 2, задания: 2, ИА</w:t>
+              <w:t>вопросы теста: 2, задания: 2, итоговая аттестация</w:t>
             </w:r>
           </w:p>
         </w:tc>
@@ -16872,7 +17135,7 @@
                 <w:b w:val="0"/>
                 <w:sz w:val="20"/>
               </w:rPr>
-              <w:t>вопросы теста: 2, задания: 1, ИА</w:t>
+              <w:t>вопросы теста: 2, задания: 1, итоговая аттестация</w:t>
             </w:r>
           </w:p>
         </w:tc>
@@ -16954,7 +17217,7 @@
                 <w:b w:val="0"/>
                 <w:sz w:val="20"/>
               </w:rPr>
-              <w:t>вопросы теста: 2, задания: 2, ИА</w:t>
+              <w:t>вопросы теста: 2, задания: 2, итоговая аттестация</w:t>
             </w:r>
           </w:p>
         </w:tc>
@@ -17015,7 +17278,7 @@
         <w:rPr>
           <w:rFonts w:ascii="Times New Roman" w:hAnsi="Times New Roman" w:eastAsia="Times New Roman" w:cs="Times New Roman"/>
         </w:rPr>
-        <w:t>подтверждено (реестр нормативки и каталог проверенных изданий): 9</w:t>
+        <w:t>подтверждено: 9 (каталог проверенных изданий — 9)</w:t>
       </w:r>
     </w:p>
     <w:p>
@@ -17049,8 +17312,297 @@
         <w:rPr>
           <w:rFonts w:ascii="Times New Roman" w:hAnsi="Times New Roman" w:eastAsia="Times New Roman" w:cs="Times New Roman"/>
         </w:rPr>
-        <w:t>отброшено при проверке: 0 (не прошли проверку ISBN, издательства или года — 0; сверх лимита неподтверждённых — 0)</w:t>
-      </w:r>
+        <w:t>отброшено при проверке: 1 (не прошли проверку ISBN, издательства или года — 1; сверх лимита неподтверждённых — 0)</w:t>
+      </w:r>
+    </w:p>
+    <w:tbl>
+      <w:tblPr>
+        <w:tblLook w:firstColumn="1" w:firstRow="1" w:lastColumn="0" w:lastRow="0" w:noHBand="0" w:noVBand="1" w:val="04A0"/>
+        <w:tblW w:w="9778" w:type="dxa"/>
+        <w:tblLayout w:type="fixed"/>
+        <w:tblBorders>
+          <w:top w:val="single" w:sz="4" w:space="0" w:color="AAAAAA"/>
+          <w:left w:val="single" w:sz="4" w:space="0" w:color="AAAAAA"/>
+          <w:bottom w:val="single" w:sz="4" w:space="0" w:color="AAAAAA"/>
+          <w:right w:val="single" w:sz="4" w:space="0" w:color="AAAAAA"/>
+          <w:insideH w:val="single" w:sz="4" w:space="0" w:color="AAAAAA"/>
+          <w:insideV w:val="single" w:sz="4" w:space="0" w:color="AAAAAA"/>
+        </w:tblBorders>
+        <w:tblCellMar>
+          <w:top w:w="80" w:type="dxa"/>
+          <w:left w:w="120" w:type="dxa"/>
+          <w:bottom w:w="80" w:type="dxa"/>
+          <w:right w:w="120" w:type="dxa"/>
+        </w:tblCellMar>
+      </w:tblPr>
+      <w:tblGrid>
+        <w:gridCol w:w="5432"/>
+        <w:gridCol w:w="2173"/>
+        <w:gridCol w:w="2173"/>
+      </w:tblGrid>
+      <w:tr>
+        <w:trPr>
+          <w:tblHeader/>
+        </w:trPr>
+        <w:tc>
+          <w:tcPr>
+            <w:tcW w:type="dxa" w:w="5432"/>
+            <w:shd w:val="clear" w:color="auto" w:fill="F2F2F2"/>
+            <w:vAlign w:val="center"/>
+          </w:tcPr>
+          <w:p>
+            <w:pPr>
+              <w:spacing w:before="0" w:after="0" w:line="240" w:lineRule="auto"/>
+              <w:ind w:firstLine="0"/>
+              <w:jc w:val="center"/>
+            </w:pPr>
+            <w:r>
+              <w:rPr>
+                <w:rFonts w:ascii="Times New Roman" w:hAnsi="Times New Roman" w:eastAsia="Times New Roman" w:cs="Times New Roman"/>
+                <w:b/>
+                <w:sz w:val="20"/>
+              </w:rPr>
+              <w:t>Раздел</w:t>
+            </w:r>
+          </w:p>
+        </w:tc>
+        <w:tc>
+          <w:tcPr>
+            <w:tcW w:type="dxa" w:w="2173"/>
+            <w:shd w:val="clear" w:color="auto" w:fill="F2F2F2"/>
+            <w:vAlign w:val="center"/>
+          </w:tcPr>
+          <w:p>
+            <w:pPr>
+              <w:spacing w:before="0" w:after="0" w:line="240" w:lineRule="auto"/>
+              <w:ind w:firstLine="0"/>
+              <w:jc w:val="center"/>
+            </w:pPr>
+            <w:r>
+              <w:rPr>
+                <w:rFonts w:ascii="Times New Roman" w:hAnsi="Times New Roman" w:eastAsia="Times New Roman" w:cs="Times New Roman"/>
+                <w:b/>
+                <w:sz w:val="20"/>
+              </w:rPr>
+              <w:t>Подтверждено</w:t>
+            </w:r>
+          </w:p>
+        </w:tc>
+        <w:tc>
+          <w:tcPr>
+            <w:tcW w:type="dxa" w:w="2173"/>
+            <w:shd w:val="clear" w:color="auto" w:fill="F2F2F2"/>
+            <w:vAlign w:val="center"/>
+          </w:tcPr>
+          <w:p>
+            <w:pPr>
+              <w:spacing w:before="0" w:after="0" w:line="240" w:lineRule="auto"/>
+              <w:ind w:firstLine="0"/>
+              <w:jc w:val="center"/>
+            </w:pPr>
+            <w:r>
+              <w:rPr>
+                <w:rFonts w:ascii="Times New Roman" w:hAnsi="Times New Roman" w:eastAsia="Times New Roman" w:cs="Times New Roman"/>
+                <w:b/>
+                <w:sz w:val="20"/>
+              </w:rPr>
+              <w:t>Без подтверждения</w:t>
+            </w:r>
+          </w:p>
+        </w:tc>
+      </w:tr>
+      <w:tr>
+        <w:tc>
+          <w:tcPr>
+            <w:tcW w:type="dxa" w:w="5432"/>
+          </w:tcPr>
+          <w:p>
+            <w:pPr>
+              <w:spacing w:before="0" w:after="0" w:line="240" w:lineRule="auto"/>
+              <w:ind w:firstLine="0"/>
+              <w:jc w:val="left"/>
+            </w:pPr>
+            <w:r>
+              <w:rPr>
+                <w:rFonts w:ascii="Times New Roman" w:hAnsi="Times New Roman" w:eastAsia="Times New Roman" w:cs="Times New Roman"/>
+                <w:b w:val="0"/>
+                <w:sz w:val="20"/>
+              </w:rPr>
+              <w:t>Основная литература</w:t>
+            </w:r>
+          </w:p>
+        </w:tc>
+        <w:tc>
+          <w:tcPr>
+            <w:tcW w:type="dxa" w:w="2173"/>
+          </w:tcPr>
+          <w:p>
+            <w:pPr>
+              <w:spacing w:before="0" w:after="0" w:line="240" w:lineRule="auto"/>
+              <w:ind w:firstLine="0"/>
+              <w:jc w:val="center"/>
+            </w:pPr>
+            <w:r>
+              <w:rPr>
+                <w:rFonts w:ascii="Times New Roman" w:hAnsi="Times New Roman" w:eastAsia="Times New Roman" w:cs="Times New Roman"/>
+                <w:b w:val="0"/>
+                <w:sz w:val="20"/>
+              </w:rPr>
+              <w:t>3</w:t>
+            </w:r>
+          </w:p>
+        </w:tc>
+        <w:tc>
+          <w:tcPr>
+            <w:tcW w:type="dxa" w:w="2173"/>
+          </w:tcPr>
+          <w:p>
+            <w:pPr>
+              <w:spacing w:before="0" w:after="0" w:line="240" w:lineRule="auto"/>
+              <w:ind w:firstLine="0"/>
+              <w:jc w:val="center"/>
+            </w:pPr>
+            <w:r>
+              <w:rPr>
+                <w:rFonts w:ascii="Times New Roman" w:hAnsi="Times New Roman" w:eastAsia="Times New Roman" w:cs="Times New Roman"/>
+                <w:b w:val="0"/>
+                <w:sz w:val="20"/>
+              </w:rPr>
+              <w:t>0</w:t>
+            </w:r>
+          </w:p>
+        </w:tc>
+      </w:tr>
+      <w:tr>
+        <w:tc>
+          <w:tcPr>
+            <w:tcW w:type="dxa" w:w="5432"/>
+          </w:tcPr>
+          <w:p>
+            <w:pPr>
+              <w:spacing w:before="0" w:after="0" w:line="240" w:lineRule="auto"/>
+              <w:ind w:firstLine="0"/>
+              <w:jc w:val="left"/>
+            </w:pPr>
+            <w:r>
+              <w:rPr>
+                <w:rFonts w:ascii="Times New Roman" w:hAnsi="Times New Roman" w:eastAsia="Times New Roman" w:cs="Times New Roman"/>
+                <w:b w:val="0"/>
+                <w:sz w:val="20"/>
+              </w:rPr>
+              <w:t>Дополнительная литература</w:t>
+            </w:r>
+          </w:p>
+        </w:tc>
+        <w:tc>
+          <w:tcPr>
+            <w:tcW w:type="dxa" w:w="2173"/>
+          </w:tcPr>
+          <w:p>
+            <w:pPr>
+              <w:spacing w:before="0" w:after="0" w:line="240" w:lineRule="auto"/>
+              <w:ind w:firstLine="0"/>
+              <w:jc w:val="center"/>
+            </w:pPr>
+            <w:r>
+              <w:rPr>
+                <w:rFonts w:ascii="Times New Roman" w:hAnsi="Times New Roman" w:eastAsia="Times New Roman" w:cs="Times New Roman"/>
+                <w:b w:val="0"/>
+                <w:sz w:val="20"/>
+              </w:rPr>
+              <w:t>3</w:t>
+            </w:r>
+          </w:p>
+        </w:tc>
+        <w:tc>
+          <w:tcPr>
+            <w:tcW w:type="dxa" w:w="2173"/>
+          </w:tcPr>
+          <w:p>
+            <w:pPr>
+              <w:spacing w:before="0" w:after="0" w:line="240" w:lineRule="auto"/>
+              <w:ind w:firstLine="0"/>
+              <w:jc w:val="center"/>
+            </w:pPr>
+            <w:r>
+              <w:rPr>
+                <w:rFonts w:ascii="Times New Roman" w:hAnsi="Times New Roman" w:eastAsia="Times New Roman" w:cs="Times New Roman"/>
+                <w:b w:val="0"/>
+                <w:sz w:val="20"/>
+              </w:rPr>
+              <w:t>0</w:t>
+            </w:r>
+          </w:p>
+        </w:tc>
+      </w:tr>
+      <w:tr>
+        <w:tc>
+          <w:tcPr>
+            <w:tcW w:type="dxa" w:w="5432"/>
+          </w:tcPr>
+          <w:p>
+            <w:pPr>
+              <w:spacing w:before="0" w:after="0" w:line="240" w:lineRule="auto"/>
+              <w:ind w:firstLine="0"/>
+              <w:jc w:val="left"/>
+            </w:pPr>
+            <w:r>
+              <w:rPr>
+                <w:rFonts w:ascii="Times New Roman" w:hAnsi="Times New Roman" w:eastAsia="Times New Roman" w:cs="Times New Roman"/>
+                <w:b w:val="0"/>
+                <w:sz w:val="20"/>
+              </w:rPr>
+              <w:t>Интернет-ресурсы</w:t>
+            </w:r>
+          </w:p>
+        </w:tc>
+        <w:tc>
+          <w:tcPr>
+            <w:tcW w:type="dxa" w:w="2173"/>
+          </w:tcPr>
+          <w:p>
+            <w:pPr>
+              <w:spacing w:before="0" w:after="0" w:line="240" w:lineRule="auto"/>
+              <w:ind w:firstLine="0"/>
+              <w:jc w:val="center"/>
+            </w:pPr>
+            <w:r>
+              <w:rPr>
+                <w:rFonts w:ascii="Times New Roman" w:hAnsi="Times New Roman" w:eastAsia="Times New Roman" w:cs="Times New Roman"/>
+                <w:b w:val="0"/>
+                <w:sz w:val="20"/>
+              </w:rPr>
+              <w:t>3</w:t>
+            </w:r>
+          </w:p>
+        </w:tc>
+        <w:tc>
+          <w:tcPr>
+            <w:tcW w:type="dxa" w:w="2173"/>
+          </w:tcPr>
+          <w:p>
+            <w:pPr>
+              <w:spacing w:before="0" w:after="0" w:line="240" w:lineRule="auto"/>
+              <w:ind w:firstLine="0"/>
+              <w:jc w:val="center"/>
+            </w:pPr>
+            <w:r>
+              <w:rPr>
+                <w:rFonts w:ascii="Times New Roman" w:hAnsi="Times New Roman" w:eastAsia="Times New Roman" w:cs="Times New Roman"/>
+                <w:b w:val="0"/>
+                <w:sz w:val="20"/>
+              </w:rPr>
+              <w:t>0</w:t>
+            </w:r>
+          </w:p>
+        </w:tc>
+      </w:tr>
+    </w:tbl>
+    <w:p>
+      <w:pPr>
+        <w:spacing w:before="0" w:after="120"/>
+        <w:ind w:firstLine="0"/>
+      </w:pPr>
     </w:p>
     <w:p>
       <w:pPr>
@@ -17078,79 +17630,7 @@
           <w:rFonts w:ascii="Times New Roman" w:hAnsi="Times New Roman" w:eastAsia="Times New Roman" w:cs="Times New Roman"/>
           <w:b w:val="0"/>
         </w:rPr>
-        <w:t>Заполнено 26 из 26 разделов шаблона.</w:t>
-      </w:r>
-    </w:p>
-    <w:p>
-      <w:pPr>
-        <w:spacing w:before="0" w:after="120" w:line="240" w:lineRule="auto"/>
-        <w:ind w:firstLine="0"/>
-        <w:jc w:val="both"/>
-      </w:pPr>
-      <w:r>
-        <w:rPr>
-          <w:rFonts w:ascii="Times New Roman" w:hAnsi="Times New Roman" w:eastAsia="Times New Roman" w:cs="Times New Roman"/>
-          <w:b w:val="0"/>
-        </w:rPr>
-        <w:t>Все разделы шаблона заполнены.</w:t>
-      </w:r>
-    </w:p>
-    <w:p>
-      <w:pPr>
-        <w:keepNext/>
-        <w:spacing w:before="0" w:after="120" w:line="240" w:lineRule="auto"/>
-        <w:ind w:firstLine="0"/>
-        <w:jc w:val="left"/>
-      </w:pPr>
-      <w:r>
-        <w:rPr>
-          <w:rFonts w:ascii="Times New Roman" w:hAnsi="Times New Roman" w:eastAsia="Times New Roman" w:cs="Times New Roman"/>
-          <w:b/>
-        </w:rPr>
-        <w:t>Совпадение с образцом</w:t>
-      </w:r>
-    </w:p>
-    <w:p>
-      <w:pPr>
-        <w:spacing w:before="0" w:after="120" w:line="240" w:lineRule="auto"/>
-        <w:ind w:firstLine="0"/>
-        <w:jc w:val="both"/>
-      </w:pPr>
-      <w:r>
-        <w:rPr>
-          <w:rFonts w:ascii="Times New Roman" w:hAnsi="Times New Roman" w:eastAsia="Times New Roman" w:cs="Times New Roman"/>
-          <w:b w:val="0"/>
-        </w:rPr>
-        <w:t>Образец к запросу не приложен — сравнивать не с чем.</w:t>
-      </w:r>
-    </w:p>
-    <w:p>
-      <w:pPr>
-        <w:keepNext/>
-        <w:spacing w:before="0" w:after="120" w:line="240" w:lineRule="auto"/>
-        <w:ind w:firstLine="0"/>
-        <w:jc w:val="left"/>
-      </w:pPr>
-      <w:r>
-        <w:rPr>
-          <w:rFonts w:ascii="Times New Roman" w:hAnsi="Times New Roman" w:eastAsia="Times New Roman" w:cs="Times New Roman"/>
-          <w:b/>
-        </w:rPr>
-        <w:t>Смысловая проверка</w:t>
-      </w:r>
-    </w:p>
-    <w:p>
-      <w:pPr>
-        <w:spacing w:before="0" w:after="120" w:line="240" w:lineRule="auto"/>
-        <w:ind w:firstLine="0"/>
-        <w:jc w:val="both"/>
-      </w:pPr>
-      <w:r>
-        <w:rPr>
-          <w:rFonts w:ascii="Times New Roman" w:hAnsi="Times New Roman" w:eastAsia="Times New Roman" w:cs="Times New Roman"/>
-          <w:b w:val="0"/>
-        </w:rPr>
-        <w:t>Эксперт-модель проверила то, что нельзя посчитать кодом: пройдено 8 из 8 критериев. Замечания — повод перечитать соответствующий раздел.</w:t>
+        <w:t>Заполнено 26 из 26 разделов шаблона. Все разделы шаблона заполнены.</w:t>
       </w:r>
     </w:p>
     <w:tbl>
@@ -17199,7 +17679,7 @@
                 <w:b/>
                 <w:sz w:val="20"/>
               </w:rPr>
-              <w:t>Критерий</w:t>
+              <w:t>Раздел шаблона</w:t>
             </w:r>
           </w:p>
         </w:tc>
@@ -17243,7 +17723,7 @@
                 <w:b w:val="0"/>
                 <w:sz w:val="20"/>
               </w:rPr>
-              <w:t>Язык и терминология соответствуют аудитории; термины поясняются; нет жаргона.</w:t>
+              <w:t>1.1. Аннотация программы</w:t>
             </w:r>
           </w:p>
         </w:tc>
@@ -17263,7 +17743,7 @@
                 <w:b w:val="0"/>
                 <w:sz w:val="20"/>
               </w:rPr>
-              <w:t>пройдено</w:t>
+              <w:t>заполнен</w:t>
             </w:r>
           </w:p>
         </w:tc>
@@ -17285,7 +17765,7 @@
                 <w:b w:val="0"/>
                 <w:sz w:val="20"/>
               </w:rPr>
-              <w:t>Уровень, последовательность тем и входные требования соответствуют входному уровню слушателей.</w:t>
+              <w:t>1.2. Цель реализации программы</w:t>
             </w:r>
           </w:p>
         </w:tc>
@@ -17305,7 +17785,7 @@
                 <w:b w:val="0"/>
                 <w:sz w:val="20"/>
               </w:rPr>
-              <w:t>пройдено</w:t>
+              <w:t>заполнен</w:t>
             </w:r>
           </w:p>
         </w:tc>
@@ -17327,7 +17807,7 @@
                 <w:b w:val="0"/>
                 <w:sz w:val="20"/>
               </w:rPr>
-              <w:t>Результаты обучения реалистичны для объёма программы; нет обещаний сверх объёма.</w:t>
+              <w:t>1.3. Планируемые результаты обучения</w:t>
             </w:r>
           </w:p>
         </w:tc>
@@ -17347,7 +17827,7 @@
                 <w:b w:val="0"/>
                 <w:sz w:val="20"/>
               </w:rPr>
-              <w:t>пройдено</w:t>
+              <w:t>заполнен</w:t>
             </w:r>
           </w:p>
         </w:tc>
@@ -17369,7 +17849,7 @@
                 <w:b w:val="0"/>
                 <w:sz w:val="20"/>
               </w:rPr>
-              <w:t>Ситуации заданий взяты из профессиональной среды слушателей и реалистичны.</w:t>
+              <w:t>1.4. Программа разработана на основе</w:t>
             </w:r>
           </w:p>
         </w:tc>
@@ -17389,7 +17869,7 @@
                 <w:b w:val="0"/>
                 <w:sz w:val="20"/>
               </w:rPr>
-              <w:t>пройдено</w:t>
+              <w:t>заполнен</w:t>
             </w:r>
           </w:p>
         </w:tc>
@@ -17411,7 +17891,7 @@
                 <w:b w:val="0"/>
                 <w:sz w:val="20"/>
               </w:rPr>
-              <w:t>Итоговая аттестация и задания соответствуют форме из запроса; требования конкретны, критерии измеримы, пример задания выполним.</w:t>
+              <w:t>1.5. Перечень профессиональных компетенций</w:t>
             </w:r>
           </w:p>
         </w:tc>
@@ -17431,7 +17911,7 @@
                 <w:b w:val="0"/>
                 <w:sz w:val="20"/>
               </w:rPr>
-              <w:t>пройдено</w:t>
+              <w:t>заполнен</w:t>
             </w:r>
           </w:p>
         </w:tc>
@@ -17453,7 +17933,7 @@
                 <w:b w:val="0"/>
                 <w:sz w:val="20"/>
               </w:rPr>
-              <w:t>Содержание тем и лекций действительно раскрывает привязанные результаты обучения.</w:t>
+              <w:t>1.6. Требования к слушателям</w:t>
             </w:r>
           </w:p>
         </w:tc>
@@ -17473,7 +17953,7 @@
                 <w:b w:val="0"/>
                 <w:sz w:val="20"/>
               </w:rPr>
-              <w:t>пройдено</w:t>
+              <w:t>заполнен</w:t>
             </w:r>
           </w:p>
         </w:tc>
@@ -17495,7 +17975,7 @@
                 <w:b w:val="0"/>
                 <w:sz w:val="20"/>
               </w:rPr>
-              <w:t>Нет устаревших инструментов, версий и практик.</w:t>
+              <w:t>1.7. Форма обучения</w:t>
             </w:r>
           </w:p>
         </w:tc>
@@ -17515,7 +17995,7 @@
                 <w:b w:val="0"/>
                 <w:sz w:val="20"/>
               </w:rPr>
-              <w:t>пройдено</w:t>
+              <w:t>заполнен</w:t>
             </w:r>
           </w:p>
         </w:tc>
@@ -17537,7 +18017,7 @@
                 <w:b w:val="0"/>
                 <w:sz w:val="20"/>
               </w:rPr>
-              <w:t>Аннотация, цель и планируемые результаты по сути соответствуют своим разделам.</w:t>
+              <w:t>1.8. Объём программы</w:t>
             </w:r>
           </w:p>
         </w:tc>
@@ -17557,7 +18037,763 @@
                 <w:b w:val="0"/>
                 <w:sz w:val="20"/>
               </w:rPr>
-              <w:t>пройдено</w:t>
+              <w:t>заполнен</w:t>
+            </w:r>
+          </w:p>
+        </w:tc>
+      </w:tr>
+      <w:tr>
+        <w:tc>
+          <w:tcPr>
+            <w:tcW w:type="dxa" w:w="7605"/>
+          </w:tcPr>
+          <w:p>
+            <w:pPr>
+              <w:spacing w:before="0" w:after="0" w:line="240" w:lineRule="auto"/>
+              <w:ind w:firstLine="0"/>
+              <w:jc w:val="left"/>
+            </w:pPr>
+            <w:r>
+              <w:rPr>
+                <w:rFonts w:ascii="Times New Roman" w:hAnsi="Times New Roman" w:eastAsia="Times New Roman" w:cs="Times New Roman"/>
+                <w:b w:val="0"/>
+                <w:sz w:val="20"/>
+              </w:rPr>
+              <w:t>1.9. Выдаваемый документ</w:t>
+            </w:r>
+          </w:p>
+        </w:tc>
+        <w:tc>
+          <w:tcPr>
+            <w:tcW w:type="dxa" w:w="2173"/>
+          </w:tcPr>
+          <w:p>
+            <w:pPr>
+              <w:spacing w:before="0" w:after="0" w:line="240" w:lineRule="auto"/>
+              <w:ind w:firstLine="0"/>
+              <w:jc w:val="center"/>
+            </w:pPr>
+            <w:r>
+              <w:rPr>
+                <w:rFonts w:ascii="Times New Roman" w:hAnsi="Times New Roman" w:eastAsia="Times New Roman" w:cs="Times New Roman"/>
+                <w:b w:val="0"/>
+                <w:sz w:val="20"/>
+              </w:rPr>
+              <w:t>заполнен</w:t>
+            </w:r>
+          </w:p>
+        </w:tc>
+      </w:tr>
+      <w:tr>
+        <w:tc>
+          <w:tcPr>
+            <w:tcW w:type="dxa" w:w="7605"/>
+          </w:tcPr>
+          <w:p>
+            <w:pPr>
+              <w:spacing w:before="0" w:after="0" w:line="240" w:lineRule="auto"/>
+              <w:ind w:firstLine="0"/>
+              <w:jc w:val="left"/>
+            </w:pPr>
+            <w:r>
+              <w:rPr>
+                <w:rFonts w:ascii="Times New Roman" w:hAnsi="Times New Roman" w:eastAsia="Times New Roman" w:cs="Times New Roman"/>
+                <w:b w:val="0"/>
+                <w:sz w:val="20"/>
+              </w:rPr>
+              <w:t>2.1. Учебный план</w:t>
+            </w:r>
+          </w:p>
+        </w:tc>
+        <w:tc>
+          <w:tcPr>
+            <w:tcW w:type="dxa" w:w="2173"/>
+          </w:tcPr>
+          <w:p>
+            <w:pPr>
+              <w:spacing w:before="0" w:after="0" w:line="240" w:lineRule="auto"/>
+              <w:ind w:firstLine="0"/>
+              <w:jc w:val="center"/>
+            </w:pPr>
+            <w:r>
+              <w:rPr>
+                <w:rFonts w:ascii="Times New Roman" w:hAnsi="Times New Roman" w:eastAsia="Times New Roman" w:cs="Times New Roman"/>
+                <w:b w:val="0"/>
+                <w:sz w:val="20"/>
+              </w:rPr>
+              <w:t>заполнен</w:t>
+            </w:r>
+          </w:p>
+        </w:tc>
+      </w:tr>
+      <w:tr>
+        <w:tc>
+          <w:tcPr>
+            <w:tcW w:type="dxa" w:w="7605"/>
+          </w:tcPr>
+          <w:p>
+            <w:pPr>
+              <w:spacing w:before="0" w:after="0" w:line="240" w:lineRule="auto"/>
+              <w:ind w:firstLine="0"/>
+              <w:jc w:val="left"/>
+            </w:pPr>
+            <w:r>
+              <w:rPr>
+                <w:rFonts w:ascii="Times New Roman" w:hAnsi="Times New Roman" w:eastAsia="Times New Roman" w:cs="Times New Roman"/>
+                <w:b w:val="0"/>
+                <w:sz w:val="20"/>
+              </w:rPr>
+              <w:t>2.2. Учебно-тематический план</w:t>
+            </w:r>
+          </w:p>
+        </w:tc>
+        <w:tc>
+          <w:tcPr>
+            <w:tcW w:type="dxa" w:w="2173"/>
+          </w:tcPr>
+          <w:p>
+            <w:pPr>
+              <w:spacing w:before="0" w:after="0" w:line="240" w:lineRule="auto"/>
+              <w:ind w:firstLine="0"/>
+              <w:jc w:val="center"/>
+            </w:pPr>
+            <w:r>
+              <w:rPr>
+                <w:rFonts w:ascii="Times New Roman" w:hAnsi="Times New Roman" w:eastAsia="Times New Roman" w:cs="Times New Roman"/>
+                <w:b w:val="0"/>
+                <w:sz w:val="20"/>
+              </w:rPr>
+              <w:t>заполнен</w:t>
+            </w:r>
+          </w:p>
+        </w:tc>
+      </w:tr>
+      <w:tr>
+        <w:tc>
+          <w:tcPr>
+            <w:tcW w:type="dxa" w:w="7605"/>
+          </w:tcPr>
+          <w:p>
+            <w:pPr>
+              <w:spacing w:before="0" w:after="0" w:line="240" w:lineRule="auto"/>
+              <w:ind w:firstLine="0"/>
+              <w:jc w:val="left"/>
+            </w:pPr>
+            <w:r>
+              <w:rPr>
+                <w:rFonts w:ascii="Times New Roman" w:hAnsi="Times New Roman" w:eastAsia="Times New Roman" w:cs="Times New Roman"/>
+                <w:b w:val="0"/>
+                <w:sz w:val="20"/>
+              </w:rPr>
+              <w:t>2.3. Календарный учебный график</w:t>
+            </w:r>
+          </w:p>
+        </w:tc>
+        <w:tc>
+          <w:tcPr>
+            <w:tcW w:type="dxa" w:w="2173"/>
+          </w:tcPr>
+          <w:p>
+            <w:pPr>
+              <w:spacing w:before="0" w:after="0" w:line="240" w:lineRule="auto"/>
+              <w:ind w:firstLine="0"/>
+              <w:jc w:val="center"/>
+            </w:pPr>
+            <w:r>
+              <w:rPr>
+                <w:rFonts w:ascii="Times New Roman" w:hAnsi="Times New Roman" w:eastAsia="Times New Roman" w:cs="Times New Roman"/>
+                <w:b w:val="0"/>
+                <w:sz w:val="20"/>
+              </w:rPr>
+              <w:t>заполнен</w:t>
+            </w:r>
+          </w:p>
+        </w:tc>
+      </w:tr>
+      <w:tr>
+        <w:tc>
+          <w:tcPr>
+            <w:tcW w:type="dxa" w:w="7605"/>
+          </w:tcPr>
+          <w:p>
+            <w:pPr>
+              <w:spacing w:before="0" w:after="0" w:line="240" w:lineRule="auto"/>
+              <w:ind w:firstLine="0"/>
+              <w:jc w:val="left"/>
+            </w:pPr>
+            <w:r>
+              <w:rPr>
+                <w:rFonts w:ascii="Times New Roman" w:hAnsi="Times New Roman" w:eastAsia="Times New Roman" w:cs="Times New Roman"/>
+                <w:b w:val="0"/>
+                <w:sz w:val="20"/>
+              </w:rPr>
+              <w:t>2.4. Рабочая программа</w:t>
+            </w:r>
+          </w:p>
+        </w:tc>
+        <w:tc>
+          <w:tcPr>
+            <w:tcW w:type="dxa" w:w="2173"/>
+          </w:tcPr>
+          <w:p>
+            <w:pPr>
+              <w:spacing w:before="0" w:after="0" w:line="240" w:lineRule="auto"/>
+              <w:ind w:firstLine="0"/>
+              <w:jc w:val="center"/>
+            </w:pPr>
+            <w:r>
+              <w:rPr>
+                <w:rFonts w:ascii="Times New Roman" w:hAnsi="Times New Roman" w:eastAsia="Times New Roman" w:cs="Times New Roman"/>
+                <w:b w:val="0"/>
+                <w:sz w:val="20"/>
+              </w:rPr>
+              <w:t>заполнен</w:t>
+            </w:r>
+          </w:p>
+        </w:tc>
+      </w:tr>
+      <w:tr>
+        <w:tc>
+          <w:tcPr>
+            <w:tcW w:type="dxa" w:w="7605"/>
+          </w:tcPr>
+          <w:p>
+            <w:pPr>
+              <w:spacing w:before="0" w:after="0" w:line="240" w:lineRule="auto"/>
+              <w:ind w:firstLine="0"/>
+              <w:jc w:val="left"/>
+            </w:pPr>
+            <w:r>
+              <w:rPr>
+                <w:rFonts w:ascii="Times New Roman" w:hAnsi="Times New Roman" w:eastAsia="Times New Roman" w:cs="Times New Roman"/>
+                <w:b w:val="0"/>
+                <w:sz w:val="20"/>
+              </w:rPr>
+              <w:t>2.5.1. Формы аттестации</w:t>
+            </w:r>
+          </w:p>
+        </w:tc>
+        <w:tc>
+          <w:tcPr>
+            <w:tcW w:type="dxa" w:w="2173"/>
+          </w:tcPr>
+          <w:p>
+            <w:pPr>
+              <w:spacing w:before="0" w:after="0" w:line="240" w:lineRule="auto"/>
+              <w:ind w:firstLine="0"/>
+              <w:jc w:val="center"/>
+            </w:pPr>
+            <w:r>
+              <w:rPr>
+                <w:rFonts w:ascii="Times New Roman" w:hAnsi="Times New Roman" w:eastAsia="Times New Roman" w:cs="Times New Roman"/>
+                <w:b w:val="0"/>
+                <w:sz w:val="20"/>
+              </w:rPr>
+              <w:t>заполнен</w:t>
+            </w:r>
+          </w:p>
+        </w:tc>
+      </w:tr>
+      <w:tr>
+        <w:tc>
+          <w:tcPr>
+            <w:tcW w:type="dxa" w:w="7605"/>
+          </w:tcPr>
+          <w:p>
+            <w:pPr>
+              <w:spacing w:before="0" w:after="0" w:line="240" w:lineRule="auto"/>
+              <w:ind w:firstLine="0"/>
+              <w:jc w:val="left"/>
+            </w:pPr>
+            <w:r>
+              <w:rPr>
+                <w:rFonts w:ascii="Times New Roman" w:hAnsi="Times New Roman" w:eastAsia="Times New Roman" w:cs="Times New Roman"/>
+                <w:b w:val="0"/>
+                <w:sz w:val="20"/>
+              </w:rPr>
+              <w:t>2.5.2. Оценочные материалы</w:t>
+            </w:r>
+          </w:p>
+        </w:tc>
+        <w:tc>
+          <w:tcPr>
+            <w:tcW w:type="dxa" w:w="2173"/>
+          </w:tcPr>
+          <w:p>
+            <w:pPr>
+              <w:spacing w:before="0" w:after="0" w:line="240" w:lineRule="auto"/>
+              <w:ind w:firstLine="0"/>
+              <w:jc w:val="center"/>
+            </w:pPr>
+            <w:r>
+              <w:rPr>
+                <w:rFonts w:ascii="Times New Roman" w:hAnsi="Times New Roman" w:eastAsia="Times New Roman" w:cs="Times New Roman"/>
+                <w:b w:val="0"/>
+                <w:sz w:val="20"/>
+              </w:rPr>
+              <w:t>заполнен</w:t>
+            </w:r>
+          </w:p>
+        </w:tc>
+      </w:tr>
+      <w:tr>
+        <w:tc>
+          <w:tcPr>
+            <w:tcW w:type="dxa" w:w="7605"/>
+          </w:tcPr>
+          <w:p>
+            <w:pPr>
+              <w:spacing w:before="0" w:after="0" w:line="240" w:lineRule="auto"/>
+              <w:ind w:firstLine="0"/>
+              <w:jc w:val="left"/>
+            </w:pPr>
+            <w:r>
+              <w:rPr>
+                <w:rFonts w:ascii="Times New Roman" w:hAnsi="Times New Roman" w:eastAsia="Times New Roman" w:cs="Times New Roman"/>
+                <w:b w:val="0"/>
+                <w:sz w:val="20"/>
+              </w:rPr>
+              <w:t>2.5.3. Анализ удовлетворённости слушателей</w:t>
+            </w:r>
+          </w:p>
+        </w:tc>
+        <w:tc>
+          <w:tcPr>
+            <w:tcW w:type="dxa" w:w="2173"/>
+          </w:tcPr>
+          <w:p>
+            <w:pPr>
+              <w:spacing w:before="0" w:after="0" w:line="240" w:lineRule="auto"/>
+              <w:ind w:firstLine="0"/>
+              <w:jc w:val="center"/>
+            </w:pPr>
+            <w:r>
+              <w:rPr>
+                <w:rFonts w:ascii="Times New Roman" w:hAnsi="Times New Roman" w:eastAsia="Times New Roman" w:cs="Times New Roman"/>
+                <w:b w:val="0"/>
+                <w:sz w:val="20"/>
+              </w:rPr>
+              <w:t>заполнен</w:t>
+            </w:r>
+          </w:p>
+        </w:tc>
+      </w:tr>
+      <w:tr>
+        <w:tc>
+          <w:tcPr>
+            <w:tcW w:type="dxa" w:w="7605"/>
+          </w:tcPr>
+          <w:p>
+            <w:pPr>
+              <w:spacing w:before="0" w:after="0" w:line="240" w:lineRule="auto"/>
+              <w:ind w:firstLine="0"/>
+              <w:jc w:val="left"/>
+            </w:pPr>
+            <w:r>
+              <w:rPr>
+                <w:rFonts w:ascii="Times New Roman" w:hAnsi="Times New Roman" w:eastAsia="Times New Roman" w:cs="Times New Roman"/>
+                <w:b w:val="0"/>
+                <w:sz w:val="20"/>
+              </w:rPr>
+              <w:t>3.1. Материально-техническое обеспечение</w:t>
+            </w:r>
+          </w:p>
+        </w:tc>
+        <w:tc>
+          <w:tcPr>
+            <w:tcW w:type="dxa" w:w="2173"/>
+          </w:tcPr>
+          <w:p>
+            <w:pPr>
+              <w:spacing w:before="0" w:after="0" w:line="240" w:lineRule="auto"/>
+              <w:ind w:firstLine="0"/>
+              <w:jc w:val="center"/>
+            </w:pPr>
+            <w:r>
+              <w:rPr>
+                <w:rFonts w:ascii="Times New Roman" w:hAnsi="Times New Roman" w:eastAsia="Times New Roman" w:cs="Times New Roman"/>
+                <w:b w:val="0"/>
+                <w:sz w:val="20"/>
+              </w:rPr>
+              <w:t>заполнен</w:t>
+            </w:r>
+          </w:p>
+        </w:tc>
+      </w:tr>
+      <w:tr>
+        <w:tc>
+          <w:tcPr>
+            <w:tcW w:type="dxa" w:w="7605"/>
+          </w:tcPr>
+          <w:p>
+            <w:pPr>
+              <w:spacing w:before="0" w:after="0" w:line="240" w:lineRule="auto"/>
+              <w:ind w:firstLine="0"/>
+              <w:jc w:val="left"/>
+            </w:pPr>
+            <w:r>
+              <w:rPr>
+                <w:rFonts w:ascii="Times New Roman" w:hAnsi="Times New Roman" w:eastAsia="Times New Roman" w:cs="Times New Roman"/>
+                <w:b w:val="0"/>
+                <w:sz w:val="20"/>
+              </w:rPr>
+              <w:t>3.2.1. Нормативно-правовые документы</w:t>
+            </w:r>
+          </w:p>
+        </w:tc>
+        <w:tc>
+          <w:tcPr>
+            <w:tcW w:type="dxa" w:w="2173"/>
+          </w:tcPr>
+          <w:p>
+            <w:pPr>
+              <w:spacing w:before="0" w:after="0" w:line="240" w:lineRule="auto"/>
+              <w:ind w:firstLine="0"/>
+              <w:jc w:val="center"/>
+            </w:pPr>
+            <w:r>
+              <w:rPr>
+                <w:rFonts w:ascii="Times New Roman" w:hAnsi="Times New Roman" w:eastAsia="Times New Roman" w:cs="Times New Roman"/>
+                <w:b w:val="0"/>
+                <w:sz w:val="20"/>
+              </w:rPr>
+              <w:t>заполнен</w:t>
+            </w:r>
+          </w:p>
+        </w:tc>
+      </w:tr>
+      <w:tr>
+        <w:tc>
+          <w:tcPr>
+            <w:tcW w:type="dxa" w:w="7605"/>
+          </w:tcPr>
+          <w:p>
+            <w:pPr>
+              <w:spacing w:before="0" w:after="0" w:line="240" w:lineRule="auto"/>
+              <w:ind w:firstLine="0"/>
+              <w:jc w:val="left"/>
+            </w:pPr>
+            <w:r>
+              <w:rPr>
+                <w:rFonts w:ascii="Times New Roman" w:hAnsi="Times New Roman" w:eastAsia="Times New Roman" w:cs="Times New Roman"/>
+                <w:b w:val="0"/>
+                <w:sz w:val="20"/>
+              </w:rPr>
+              <w:t>3.2.2. Основная литература</w:t>
+            </w:r>
+          </w:p>
+        </w:tc>
+        <w:tc>
+          <w:tcPr>
+            <w:tcW w:type="dxa" w:w="2173"/>
+          </w:tcPr>
+          <w:p>
+            <w:pPr>
+              <w:spacing w:before="0" w:after="0" w:line="240" w:lineRule="auto"/>
+              <w:ind w:firstLine="0"/>
+              <w:jc w:val="center"/>
+            </w:pPr>
+            <w:r>
+              <w:rPr>
+                <w:rFonts w:ascii="Times New Roman" w:hAnsi="Times New Roman" w:eastAsia="Times New Roman" w:cs="Times New Roman"/>
+                <w:b w:val="0"/>
+                <w:sz w:val="20"/>
+              </w:rPr>
+              <w:t>заполнен</w:t>
+            </w:r>
+          </w:p>
+        </w:tc>
+      </w:tr>
+      <w:tr>
+        <w:tc>
+          <w:tcPr>
+            <w:tcW w:type="dxa" w:w="7605"/>
+          </w:tcPr>
+          <w:p>
+            <w:pPr>
+              <w:spacing w:before="0" w:after="0" w:line="240" w:lineRule="auto"/>
+              <w:ind w:firstLine="0"/>
+              <w:jc w:val="left"/>
+            </w:pPr>
+            <w:r>
+              <w:rPr>
+                <w:rFonts w:ascii="Times New Roman" w:hAnsi="Times New Roman" w:eastAsia="Times New Roman" w:cs="Times New Roman"/>
+                <w:b w:val="0"/>
+                <w:sz w:val="20"/>
+              </w:rPr>
+              <w:t>3.2.3. Дополнительная литература</w:t>
+            </w:r>
+          </w:p>
+        </w:tc>
+        <w:tc>
+          <w:tcPr>
+            <w:tcW w:type="dxa" w:w="2173"/>
+          </w:tcPr>
+          <w:p>
+            <w:pPr>
+              <w:spacing w:before="0" w:after="0" w:line="240" w:lineRule="auto"/>
+              <w:ind w:firstLine="0"/>
+              <w:jc w:val="center"/>
+            </w:pPr>
+            <w:r>
+              <w:rPr>
+                <w:rFonts w:ascii="Times New Roman" w:hAnsi="Times New Roman" w:eastAsia="Times New Roman" w:cs="Times New Roman"/>
+                <w:b w:val="0"/>
+                <w:sz w:val="20"/>
+              </w:rPr>
+              <w:t>заполнен</w:t>
+            </w:r>
+          </w:p>
+        </w:tc>
+      </w:tr>
+      <w:tr>
+        <w:tc>
+          <w:tcPr>
+            <w:tcW w:type="dxa" w:w="7605"/>
+          </w:tcPr>
+          <w:p>
+            <w:pPr>
+              <w:spacing w:before="0" w:after="0" w:line="240" w:lineRule="auto"/>
+              <w:ind w:firstLine="0"/>
+              <w:jc w:val="left"/>
+            </w:pPr>
+            <w:r>
+              <w:rPr>
+                <w:rFonts w:ascii="Times New Roman" w:hAnsi="Times New Roman" w:eastAsia="Times New Roman" w:cs="Times New Roman"/>
+                <w:b w:val="0"/>
+                <w:sz w:val="20"/>
+              </w:rPr>
+              <w:t>3.2.4. Интернет-ресурсы</w:t>
+            </w:r>
+          </w:p>
+        </w:tc>
+        <w:tc>
+          <w:tcPr>
+            <w:tcW w:type="dxa" w:w="2173"/>
+          </w:tcPr>
+          <w:p>
+            <w:pPr>
+              <w:spacing w:before="0" w:after="0" w:line="240" w:lineRule="auto"/>
+              <w:ind w:firstLine="0"/>
+              <w:jc w:val="center"/>
+            </w:pPr>
+            <w:r>
+              <w:rPr>
+                <w:rFonts w:ascii="Times New Roman" w:hAnsi="Times New Roman" w:eastAsia="Times New Roman" w:cs="Times New Roman"/>
+                <w:b w:val="0"/>
+                <w:sz w:val="20"/>
+              </w:rPr>
+              <w:t>заполнен</w:t>
+            </w:r>
+          </w:p>
+        </w:tc>
+      </w:tr>
+      <w:tr>
+        <w:tc>
+          <w:tcPr>
+            <w:tcW w:type="dxa" w:w="7605"/>
+          </w:tcPr>
+          <w:p>
+            <w:pPr>
+              <w:spacing w:before="0" w:after="0" w:line="240" w:lineRule="auto"/>
+              <w:ind w:firstLine="0"/>
+              <w:jc w:val="left"/>
+            </w:pPr>
+            <w:r>
+              <w:rPr>
+                <w:rFonts w:ascii="Times New Roman" w:hAnsi="Times New Roman" w:eastAsia="Times New Roman" w:cs="Times New Roman"/>
+                <w:b w:val="0"/>
+                <w:sz w:val="20"/>
+              </w:rPr>
+              <w:t>3.2.5. Программное обеспечение и информационные системы</w:t>
+            </w:r>
+          </w:p>
+        </w:tc>
+        <w:tc>
+          <w:tcPr>
+            <w:tcW w:type="dxa" w:w="2173"/>
+          </w:tcPr>
+          <w:p>
+            <w:pPr>
+              <w:spacing w:before="0" w:after="0" w:line="240" w:lineRule="auto"/>
+              <w:ind w:firstLine="0"/>
+              <w:jc w:val="center"/>
+            </w:pPr>
+            <w:r>
+              <w:rPr>
+                <w:rFonts w:ascii="Times New Roman" w:hAnsi="Times New Roman" w:eastAsia="Times New Roman" w:cs="Times New Roman"/>
+                <w:b w:val="0"/>
+                <w:sz w:val="20"/>
+              </w:rPr>
+              <w:t>заполнен</w:t>
+            </w:r>
+          </w:p>
+        </w:tc>
+      </w:tr>
+      <w:tr>
+        <w:tc>
+          <w:tcPr>
+            <w:tcW w:type="dxa" w:w="7605"/>
+          </w:tcPr>
+          <w:p>
+            <w:pPr>
+              <w:spacing w:before="0" w:after="0" w:line="240" w:lineRule="auto"/>
+              <w:ind w:firstLine="0"/>
+              <w:jc w:val="left"/>
+            </w:pPr>
+            <w:r>
+              <w:rPr>
+                <w:rFonts w:ascii="Times New Roman" w:hAnsi="Times New Roman" w:eastAsia="Times New Roman" w:cs="Times New Roman"/>
+                <w:b w:val="0"/>
+                <w:sz w:val="20"/>
+              </w:rPr>
+              <w:t>3.3. Организация образовательного процесса</w:t>
+            </w:r>
+          </w:p>
+        </w:tc>
+        <w:tc>
+          <w:tcPr>
+            <w:tcW w:type="dxa" w:w="2173"/>
+          </w:tcPr>
+          <w:p>
+            <w:pPr>
+              <w:spacing w:before="0" w:after="0" w:line="240" w:lineRule="auto"/>
+              <w:ind w:firstLine="0"/>
+              <w:jc w:val="center"/>
+            </w:pPr>
+            <w:r>
+              <w:rPr>
+                <w:rFonts w:ascii="Times New Roman" w:hAnsi="Times New Roman" w:eastAsia="Times New Roman" w:cs="Times New Roman"/>
+                <w:b w:val="0"/>
+                <w:sz w:val="20"/>
+              </w:rPr>
+              <w:t>заполнен</w:t>
+            </w:r>
+          </w:p>
+        </w:tc>
+      </w:tr>
+      <w:tr>
+        <w:tc>
+          <w:tcPr>
+            <w:tcW w:type="dxa" w:w="7605"/>
+          </w:tcPr>
+          <w:p>
+            <w:pPr>
+              <w:spacing w:before="0" w:after="0" w:line="240" w:lineRule="auto"/>
+              <w:ind w:firstLine="0"/>
+              <w:jc w:val="left"/>
+            </w:pPr>
+            <w:r>
+              <w:rPr>
+                <w:rFonts w:ascii="Times New Roman" w:hAnsi="Times New Roman" w:eastAsia="Times New Roman" w:cs="Times New Roman"/>
+                <w:b w:val="0"/>
+                <w:sz w:val="20"/>
+              </w:rPr>
+              <w:t>3.4. Кадровое обеспечение</w:t>
+            </w:r>
+          </w:p>
+        </w:tc>
+        <w:tc>
+          <w:tcPr>
+            <w:tcW w:type="dxa" w:w="2173"/>
+          </w:tcPr>
+          <w:p>
+            <w:pPr>
+              <w:spacing w:before="0" w:after="0" w:line="240" w:lineRule="auto"/>
+              <w:ind w:firstLine="0"/>
+              <w:jc w:val="center"/>
+            </w:pPr>
+            <w:r>
+              <w:rPr>
+                <w:rFonts w:ascii="Times New Roman" w:hAnsi="Times New Roman" w:eastAsia="Times New Roman" w:cs="Times New Roman"/>
+                <w:b w:val="0"/>
+                <w:sz w:val="20"/>
+              </w:rPr>
+              <w:t>заполнен</w:t>
+            </w:r>
+          </w:p>
+        </w:tc>
+      </w:tr>
+      <w:tr>
+        <w:tc>
+          <w:tcPr>
+            <w:tcW w:type="dxa" w:w="7605"/>
+          </w:tcPr>
+          <w:p>
+            <w:pPr>
+              <w:spacing w:before="0" w:after="0" w:line="240" w:lineRule="auto"/>
+              <w:ind w:firstLine="0"/>
+              <w:jc w:val="left"/>
+            </w:pPr>
+            <w:r>
+              <w:rPr>
+                <w:rFonts w:ascii="Times New Roman" w:hAnsi="Times New Roman" w:eastAsia="Times New Roman" w:cs="Times New Roman"/>
+                <w:b w:val="0"/>
+                <w:sz w:val="20"/>
+              </w:rPr>
+              <w:t>Приложение 1. Оценочные материалы текущего контроля</w:t>
+            </w:r>
+          </w:p>
+        </w:tc>
+        <w:tc>
+          <w:tcPr>
+            <w:tcW w:type="dxa" w:w="2173"/>
+          </w:tcPr>
+          <w:p>
+            <w:pPr>
+              <w:spacing w:before="0" w:after="0" w:line="240" w:lineRule="auto"/>
+              <w:ind w:firstLine="0"/>
+              <w:jc w:val="center"/>
+            </w:pPr>
+            <w:r>
+              <w:rPr>
+                <w:rFonts w:ascii="Times New Roman" w:hAnsi="Times New Roman" w:eastAsia="Times New Roman" w:cs="Times New Roman"/>
+                <w:b w:val="0"/>
+                <w:sz w:val="20"/>
+              </w:rPr>
+              <w:t>заполнен</w:t>
+            </w:r>
+          </w:p>
+        </w:tc>
+      </w:tr>
+      <w:tr>
+        <w:tc>
+          <w:tcPr>
+            <w:tcW w:type="dxa" w:w="7605"/>
+          </w:tcPr>
+          <w:p>
+            <w:pPr>
+              <w:spacing w:before="0" w:after="0" w:line="240" w:lineRule="auto"/>
+              <w:ind w:firstLine="0"/>
+              <w:jc w:val="left"/>
+            </w:pPr>
+            <w:r>
+              <w:rPr>
+                <w:rFonts w:ascii="Times New Roman" w:hAnsi="Times New Roman" w:eastAsia="Times New Roman" w:cs="Times New Roman"/>
+                <w:b w:val="0"/>
+                <w:sz w:val="20"/>
+              </w:rPr>
+              <w:t>Приложение 2. Оценочные материалы итоговой аттестации</w:t>
+            </w:r>
+          </w:p>
+        </w:tc>
+        <w:tc>
+          <w:tcPr>
+            <w:tcW w:type="dxa" w:w="2173"/>
+          </w:tcPr>
+          <w:p>
+            <w:pPr>
+              <w:spacing w:before="0" w:after="0" w:line="240" w:lineRule="auto"/>
+              <w:ind w:firstLine="0"/>
+              <w:jc w:val="center"/>
+            </w:pPr>
+            <w:r>
+              <w:rPr>
+                <w:rFonts w:ascii="Times New Roman" w:hAnsi="Times New Roman" w:eastAsia="Times New Roman" w:cs="Times New Roman"/>
+                <w:b w:val="0"/>
+                <w:sz w:val="20"/>
+              </w:rPr>
+              <w:t>заполнен</w:t>
             </w:r>
           </w:p>
         </w:tc>
@@ -17581,24 +18817,21 @@
           <w:rFonts w:ascii="Times New Roman" w:hAnsi="Times New Roman" w:eastAsia="Times New Roman" w:cs="Times New Roman"/>
           <w:b/>
         </w:rPr>
-        <w:t>Что пропущено и почему</w:t>
+        <w:t>Совпадение с образцом</w:t>
       </w:r>
     </w:p>
     <w:p>
       <w:pPr>
-        <w:numPr>
-          <w:ilvl w:val="0"/>
-          <w:numId w:val="4"/>
-        </w:numPr>
-        <w:spacing w:before="0" w:after="40" w:line="240" w:lineRule="auto"/>
+        <w:spacing w:before="0" w:after="120" w:line="240" w:lineRule="auto"/>
         <w:ind w:firstLine="0"/>
         <w:jc w:val="both"/>
       </w:pPr>
       <w:r>
         <w:rPr>
           <w:rFonts w:ascii="Times New Roman" w:hAnsi="Times New Roman" w:eastAsia="Times New Roman" w:cs="Times New Roman"/>
-        </w:rPr>
-        <w:t>Источников, предложенных моделью и не прошедших проверку: 1 — они не включены.</w:t>
+          <w:b w:val="0"/>
+        </w:rPr>
+        <w:t>С приложенным образцом дословно совпадает 0% текста комплекта (порог — 15%): в норме. Ошибки образца в программу не переносятся.</w:t>
       </w:r>
     </w:p>
     <w:p>
@@ -17613,7 +18846,7 @@
           <w:rFonts w:ascii="Times New Roman" w:hAnsi="Times New Roman" w:eastAsia="Times New Roman" w:cs="Times New Roman"/>
           <w:b/>
         </w:rPr>
-        <w:t>Стоимость и время</w:t>
+        <w:t>Смысловая проверка</w:t>
       </w:r>
     </w:p>
     <w:p>
@@ -17627,7 +18860,7 @@
           <w:rFonts w:ascii="Times New Roman" w:hAnsi="Times New Roman" w:eastAsia="Times New Roman" w:cs="Times New Roman"/>
           <w:b w:val="0"/>
         </w:rPr>
-        <w:t>Вызовов модели: 20, стоимость 0,00 ₽. Режим без модели: вызовы бесплатные.</w:t>
+        <w:t>Эксперт-модель проверила то, что нельзя посчитать кодом: пройдено 8 из 8 критериев. Замечания — повод перечитать соответствующий раздел.</w:t>
       </w:r>
     </w:p>
     <w:tbl>
@@ -17651,11 +18884,8 @@
         </w:tblCellMar>
       </w:tblPr>
       <w:tblGrid>
-        <w:gridCol w:w="3492"/>
-        <w:gridCol w:w="1397"/>
-        <w:gridCol w:w="2095"/>
-        <w:gridCol w:w="1397"/>
-        <w:gridCol w:w="1397"/>
+        <w:gridCol w:w="7605"/>
+        <w:gridCol w:w="2173"/>
       </w:tblGrid>
       <w:tr>
         <w:trPr>
@@ -17663,7 +18893,7 @@
         </w:trPr>
         <w:tc>
           <w:tcPr>
-            <w:tcW w:type="dxa" w:w="3492"/>
+            <w:tcW w:type="dxa" w:w="7605"/>
             <w:shd w:val="clear" w:color="auto" w:fill="F2F2F2"/>
             <w:vAlign w:val="center"/>
           </w:tcPr>
@@ -17679,13 +18909,13 @@
                 <w:b/>
                 <w:sz w:val="20"/>
               </w:rPr>
-              <w:t>Шаг</w:t>
-            </w:r>
-          </w:p>
-        </w:tc>
-        <w:tc>
-          <w:tcPr>
-            <w:tcW w:type="dxa" w:w="1397"/>
+              <w:t>Критерий</w:t>
+            </w:r>
+          </w:p>
+        </w:tc>
+        <w:tc>
+          <w:tcPr>
+            <w:tcW w:type="dxa" w:w="2173"/>
             <w:shd w:val="clear" w:color="auto" w:fill="F2F2F2"/>
             <w:vAlign w:val="center"/>
           </w:tcPr>
@@ -17701,73 +18931,7 @@
                 <w:b/>
                 <w:sz w:val="20"/>
               </w:rPr>
-              <w:t>Вызовов</w:t>
-            </w:r>
-          </w:p>
-        </w:tc>
-        <w:tc>
-          <w:tcPr>
-            <w:tcW w:type="dxa" w:w="2095"/>
-            <w:shd w:val="clear" w:color="auto" w:fill="F2F2F2"/>
-            <w:vAlign w:val="center"/>
-          </w:tcPr>
-          <w:p>
-            <w:pPr>
-              <w:spacing w:before="0" w:after="0" w:line="240" w:lineRule="auto"/>
-              <w:ind w:firstLine="0"/>
-              <w:jc w:val="center"/>
-            </w:pPr>
-            <w:r>
-              <w:rPr>
-                <w:rFonts w:ascii="Times New Roman" w:hAnsi="Times New Roman" w:eastAsia="Times New Roman" w:cs="Times New Roman"/>
-                <w:b/>
-                <w:sz w:val="20"/>
-              </w:rPr>
-              <w:t>Токены (вход / выход)</w:t>
-            </w:r>
-          </w:p>
-        </w:tc>
-        <w:tc>
-          <w:tcPr>
-            <w:tcW w:type="dxa" w:w="1397"/>
-            <w:shd w:val="clear" w:color="auto" w:fill="F2F2F2"/>
-            <w:vAlign w:val="center"/>
-          </w:tcPr>
-          <w:p>
-            <w:pPr>
-              <w:spacing w:before="0" w:after="0" w:line="240" w:lineRule="auto"/>
-              <w:ind w:firstLine="0"/>
-              <w:jc w:val="center"/>
-            </w:pPr>
-            <w:r>
-              <w:rPr>
-                <w:rFonts w:ascii="Times New Roman" w:hAnsi="Times New Roman" w:eastAsia="Times New Roman" w:cs="Times New Roman"/>
-                <w:b/>
-                <w:sz w:val="20"/>
-              </w:rPr>
-              <w:t>₽</w:t>
-            </w:r>
-          </w:p>
-        </w:tc>
-        <w:tc>
-          <w:tcPr>
-            <w:tcW w:type="dxa" w:w="1397"/>
-            <w:shd w:val="clear" w:color="auto" w:fill="F2F2F2"/>
-            <w:vAlign w:val="center"/>
-          </w:tcPr>
-          <w:p>
-            <w:pPr>
-              <w:spacing w:before="0" w:after="0" w:line="240" w:lineRule="auto"/>
-              <w:ind w:firstLine="0"/>
-              <w:jc w:val="center"/>
-            </w:pPr>
-            <w:r>
-              <w:rPr>
-                <w:rFonts w:ascii="Times New Roman" w:hAnsi="Times New Roman" w:eastAsia="Times New Roman" w:cs="Times New Roman"/>
-                <w:b/>
-                <w:sz w:val="20"/>
-              </w:rPr>
-              <w:t>с</w:t>
+              <w:t>Итог</w:t>
             </w:r>
           </w:p>
         </w:tc>
@@ -17775,7 +18939,7 @@
       <w:tr>
         <w:tc>
           <w:tcPr>
-            <w:tcW w:type="dxa" w:w="3492"/>
+            <w:tcW w:type="dxa" w:w="7605"/>
           </w:tcPr>
           <w:p>
             <w:pPr>
@@ -17789,13 +18953,13 @@
                 <w:b w:val="0"/>
                 <w:sz w:val="20"/>
               </w:rPr>
-              <w:t>Тексты программы</w:t>
-            </w:r>
-          </w:p>
-        </w:tc>
-        <w:tc>
-          <w:tcPr>
-            <w:tcW w:type="dxa" w:w="1397"/>
+              <w:t>Язык и терминология соответствуют аудитории; термины поясняются; нет жаргона.</w:t>
+            </w:r>
+          </w:p>
+        </w:tc>
+        <w:tc>
+          <w:tcPr>
+            <w:tcW w:type="dxa" w:w="2173"/>
           </w:tcPr>
           <w:p>
             <w:pPr>
@@ -17809,67 +18973,7 @@
                 <w:b w:val="0"/>
                 <w:sz w:val="20"/>
               </w:rPr>
-              <w:t>1</w:t>
-            </w:r>
-          </w:p>
-        </w:tc>
-        <w:tc>
-          <w:tcPr>
-            <w:tcW w:type="dxa" w:w="2095"/>
-          </w:tcPr>
-          <w:p>
-            <w:pPr>
-              <w:spacing w:before="0" w:after="0" w:line="240" w:lineRule="auto"/>
-              <w:ind w:firstLine="0"/>
-              <w:jc w:val="center"/>
-            </w:pPr>
-            <w:r>
-              <w:rPr>
-                <w:rFonts w:ascii="Times New Roman" w:hAnsi="Times New Roman" w:eastAsia="Times New Roman" w:cs="Times New Roman"/>
-                <w:b w:val="0"/>
-                <w:sz w:val="20"/>
-              </w:rPr>
-              <w:t>0 / 0</w:t>
-            </w:r>
-          </w:p>
-        </w:tc>
-        <w:tc>
-          <w:tcPr>
-            <w:tcW w:type="dxa" w:w="1397"/>
-          </w:tcPr>
-          <w:p>
-            <w:pPr>
-              <w:spacing w:before="0" w:after="0" w:line="240" w:lineRule="auto"/>
-              <w:ind w:firstLine="0"/>
-              <w:jc w:val="center"/>
-            </w:pPr>
-            <w:r>
-              <w:rPr>
-                <w:rFonts w:ascii="Times New Roman" w:hAnsi="Times New Roman" w:eastAsia="Times New Roman" w:cs="Times New Roman"/>
-                <w:b w:val="0"/>
-                <w:sz w:val="20"/>
-              </w:rPr>
-              <w:t>0,00</w:t>
-            </w:r>
-          </w:p>
-        </w:tc>
-        <w:tc>
-          <w:tcPr>
-            <w:tcW w:type="dxa" w:w="1397"/>
-          </w:tcPr>
-          <w:p>
-            <w:pPr>
-              <w:spacing w:before="0" w:after="0" w:line="240" w:lineRule="auto"/>
-              <w:ind w:firstLine="0"/>
-              <w:jc w:val="center"/>
-            </w:pPr>
-            <w:r>
-              <w:rPr>
-                <w:rFonts w:ascii="Times New Roman" w:hAnsi="Times New Roman" w:eastAsia="Times New Roman" w:cs="Times New Roman"/>
-                <w:b w:val="0"/>
-                <w:sz w:val="20"/>
-              </w:rPr>
-              <w:t>0</w:t>
+              <w:t>пройдено</w:t>
             </w:r>
           </w:p>
         </w:tc>
@@ -17877,7 +18981,7 @@
       <w:tr>
         <w:tc>
           <w:tcPr>
-            <w:tcW w:type="dxa" w:w="3492"/>
+            <w:tcW w:type="dxa" w:w="7605"/>
           </w:tcPr>
           <w:p>
             <w:pPr>
@@ -17888,16 +18992,16 @@
             <w:r>
               <w:rPr>
                 <w:rFonts w:ascii="Times New Roman" w:hAnsi="Times New Roman" w:eastAsia="Times New Roman" w:cs="Times New Roman"/>
-                <w:b/>
-                <w:sz w:val="20"/>
-              </w:rPr>
-              <w:t>Итоговая аттестация</w:t>
-            </w:r>
-          </w:p>
-        </w:tc>
-        <w:tc>
-          <w:tcPr>
-            <w:tcW w:type="dxa" w:w="1397"/>
+                <w:b w:val="0"/>
+                <w:sz w:val="20"/>
+              </w:rPr>
+              <w:t>Уровень, последовательность тем и входные требования соответствуют входному уровню слушателей.</w:t>
+            </w:r>
+          </w:p>
+        </w:tc>
+        <w:tc>
+          <w:tcPr>
+            <w:tcW w:type="dxa" w:w="2173"/>
           </w:tcPr>
           <w:p>
             <w:pPr>
@@ -17908,70 +19012,10 @@
             <w:r>
               <w:rPr>
                 <w:rFonts w:ascii="Times New Roman" w:hAnsi="Times New Roman" w:eastAsia="Times New Roman" w:cs="Times New Roman"/>
-                <w:b/>
-                <w:sz w:val="20"/>
-              </w:rPr>
-              <w:t>1</w:t>
-            </w:r>
-          </w:p>
-        </w:tc>
-        <w:tc>
-          <w:tcPr>
-            <w:tcW w:type="dxa" w:w="2095"/>
-          </w:tcPr>
-          <w:p>
-            <w:pPr>
-              <w:spacing w:before="0" w:after="0" w:line="240" w:lineRule="auto"/>
-              <w:ind w:firstLine="0"/>
-              <w:jc w:val="center"/>
-            </w:pPr>
-            <w:r>
-              <w:rPr>
-                <w:rFonts w:ascii="Times New Roman" w:hAnsi="Times New Roman" w:eastAsia="Times New Roman" w:cs="Times New Roman"/>
-                <w:b/>
-                <w:sz w:val="20"/>
-              </w:rPr>
-              <w:t>0 / 0</w:t>
-            </w:r>
-          </w:p>
-        </w:tc>
-        <w:tc>
-          <w:tcPr>
-            <w:tcW w:type="dxa" w:w="1397"/>
-          </w:tcPr>
-          <w:p>
-            <w:pPr>
-              <w:spacing w:before="0" w:after="0" w:line="240" w:lineRule="auto"/>
-              <w:ind w:firstLine="0"/>
-              <w:jc w:val="center"/>
-            </w:pPr>
-            <w:r>
-              <w:rPr>
-                <w:rFonts w:ascii="Times New Roman" w:hAnsi="Times New Roman" w:eastAsia="Times New Roman" w:cs="Times New Roman"/>
-                <w:b/>
-                <w:sz w:val="20"/>
-              </w:rPr>
-              <w:t>0,00</w:t>
-            </w:r>
-          </w:p>
-        </w:tc>
-        <w:tc>
-          <w:tcPr>
-            <w:tcW w:type="dxa" w:w="1397"/>
-          </w:tcPr>
-          <w:p>
-            <w:pPr>
-              <w:spacing w:before="0" w:after="0" w:line="240" w:lineRule="auto"/>
-              <w:ind w:firstLine="0"/>
-              <w:jc w:val="center"/>
-            </w:pPr>
-            <w:r>
-              <w:rPr>
-                <w:rFonts w:ascii="Times New Roman" w:hAnsi="Times New Roman" w:eastAsia="Times New Roman" w:cs="Times New Roman"/>
-                <w:b/>
-                <w:sz w:val="20"/>
-              </w:rPr>
-              <w:t>0</w:t>
+                <w:b w:val="0"/>
+                <w:sz w:val="20"/>
+              </w:rPr>
+              <w:t>пройдено</w:t>
             </w:r>
           </w:p>
         </w:tc>
@@ -17979,7 +19023,7 @@
       <w:tr>
         <w:tc>
           <w:tcPr>
-            <w:tcW w:type="dxa" w:w="3492"/>
+            <w:tcW w:type="dxa" w:w="7605"/>
           </w:tcPr>
           <w:p>
             <w:pPr>
@@ -17993,13 +19037,13 @@
                 <w:b w:val="0"/>
                 <w:sz w:val="20"/>
               </w:rPr>
-              <w:t>Литература</w:t>
-            </w:r>
-          </w:p>
-        </w:tc>
-        <w:tc>
-          <w:tcPr>
-            <w:tcW w:type="dxa" w:w="1397"/>
+              <w:t>Результаты обучения реалистичны для объёма программы; нет обещаний сверх объёма.</w:t>
+            </w:r>
+          </w:p>
+        </w:tc>
+        <w:tc>
+          <w:tcPr>
+            <w:tcW w:type="dxa" w:w="2173"/>
           </w:tcPr>
           <w:p>
             <w:pPr>
@@ -18013,67 +19057,7 @@
                 <w:b w:val="0"/>
                 <w:sz w:val="20"/>
               </w:rPr>
-              <w:t>1</w:t>
-            </w:r>
-          </w:p>
-        </w:tc>
-        <w:tc>
-          <w:tcPr>
-            <w:tcW w:type="dxa" w:w="2095"/>
-          </w:tcPr>
-          <w:p>
-            <w:pPr>
-              <w:spacing w:before="0" w:after="0" w:line="240" w:lineRule="auto"/>
-              <w:ind w:firstLine="0"/>
-              <w:jc w:val="center"/>
-            </w:pPr>
-            <w:r>
-              <w:rPr>
-                <w:rFonts w:ascii="Times New Roman" w:hAnsi="Times New Roman" w:eastAsia="Times New Roman" w:cs="Times New Roman"/>
-                <w:b w:val="0"/>
-                <w:sz w:val="20"/>
-              </w:rPr>
-              <w:t>0 / 0</w:t>
-            </w:r>
-          </w:p>
-        </w:tc>
-        <w:tc>
-          <w:tcPr>
-            <w:tcW w:type="dxa" w:w="1397"/>
-          </w:tcPr>
-          <w:p>
-            <w:pPr>
-              <w:spacing w:before="0" w:after="0" w:line="240" w:lineRule="auto"/>
-              <w:ind w:firstLine="0"/>
-              <w:jc w:val="center"/>
-            </w:pPr>
-            <w:r>
-              <w:rPr>
-                <w:rFonts w:ascii="Times New Roman" w:hAnsi="Times New Roman" w:eastAsia="Times New Roman" w:cs="Times New Roman"/>
-                <w:b w:val="0"/>
-                <w:sz w:val="20"/>
-              </w:rPr>
-              <w:t>0,00</w:t>
-            </w:r>
-          </w:p>
-        </w:tc>
-        <w:tc>
-          <w:tcPr>
-            <w:tcW w:type="dxa" w:w="1397"/>
-          </w:tcPr>
-          <w:p>
-            <w:pPr>
-              <w:spacing w:before="0" w:after="0" w:line="240" w:lineRule="auto"/>
-              <w:ind w:firstLine="0"/>
-              <w:jc w:val="center"/>
-            </w:pPr>
-            <w:r>
-              <w:rPr>
-                <w:rFonts w:ascii="Times New Roman" w:hAnsi="Times New Roman" w:eastAsia="Times New Roman" w:cs="Times New Roman"/>
-                <w:b w:val="0"/>
-                <w:sz w:val="20"/>
-              </w:rPr>
-              <w:t>0</w:t>
+              <w:t>пройдено</w:t>
             </w:r>
           </w:p>
         </w:tc>
@@ -18081,7 +19065,7 @@
       <w:tr>
         <w:tc>
           <w:tcPr>
-            <w:tcW w:type="dxa" w:w="3492"/>
+            <w:tcW w:type="dxa" w:w="7605"/>
           </w:tcPr>
           <w:p>
             <w:pPr>
@@ -18095,13 +19079,13 @@
                 <w:b w:val="0"/>
                 <w:sz w:val="20"/>
               </w:rPr>
-              <w:t>Рабочая программа модулей</w:t>
-            </w:r>
-          </w:p>
-        </w:tc>
-        <w:tc>
-          <w:tcPr>
-            <w:tcW w:type="dxa" w:w="1397"/>
+              <w:t>Ситуации заданий взяты из профессиональной среды слушателей и реалистичны.</w:t>
+            </w:r>
+          </w:p>
+        </w:tc>
+        <w:tc>
+          <w:tcPr>
+            <w:tcW w:type="dxa" w:w="2173"/>
           </w:tcPr>
           <w:p>
             <w:pPr>
@@ -18115,67 +19099,7 @@
                 <w:b w:val="0"/>
                 <w:sz w:val="20"/>
               </w:rPr>
-              <w:t>4</w:t>
-            </w:r>
-          </w:p>
-        </w:tc>
-        <w:tc>
-          <w:tcPr>
-            <w:tcW w:type="dxa" w:w="2095"/>
-          </w:tcPr>
-          <w:p>
-            <w:pPr>
-              <w:spacing w:before="0" w:after="0" w:line="240" w:lineRule="auto"/>
-              <w:ind w:firstLine="0"/>
-              <w:jc w:val="center"/>
-            </w:pPr>
-            <w:r>
-              <w:rPr>
-                <w:rFonts w:ascii="Times New Roman" w:hAnsi="Times New Roman" w:eastAsia="Times New Roman" w:cs="Times New Roman"/>
-                <w:b w:val="0"/>
-                <w:sz w:val="20"/>
-              </w:rPr>
-              <w:t>0 / 0</w:t>
-            </w:r>
-          </w:p>
-        </w:tc>
-        <w:tc>
-          <w:tcPr>
-            <w:tcW w:type="dxa" w:w="1397"/>
-          </w:tcPr>
-          <w:p>
-            <w:pPr>
-              <w:spacing w:before="0" w:after="0" w:line="240" w:lineRule="auto"/>
-              <w:ind w:firstLine="0"/>
-              <w:jc w:val="center"/>
-            </w:pPr>
-            <w:r>
-              <w:rPr>
-                <w:rFonts w:ascii="Times New Roman" w:hAnsi="Times New Roman" w:eastAsia="Times New Roman" w:cs="Times New Roman"/>
-                <w:b w:val="0"/>
-                <w:sz w:val="20"/>
-              </w:rPr>
-              <w:t>0,00</w:t>
-            </w:r>
-          </w:p>
-        </w:tc>
-        <w:tc>
-          <w:tcPr>
-            <w:tcW w:type="dxa" w:w="1397"/>
-          </w:tcPr>
-          <w:p>
-            <w:pPr>
-              <w:spacing w:before="0" w:after="0" w:line="240" w:lineRule="auto"/>
-              <w:ind w:firstLine="0"/>
-              <w:jc w:val="center"/>
-            </w:pPr>
-            <w:r>
-              <w:rPr>
-                <w:rFonts w:ascii="Times New Roman" w:hAnsi="Times New Roman" w:eastAsia="Times New Roman" w:cs="Times New Roman"/>
-                <w:b w:val="0"/>
-                <w:sz w:val="20"/>
-              </w:rPr>
-              <w:t>0</w:t>
+              <w:t>пройдено</w:t>
             </w:r>
           </w:p>
         </w:tc>
@@ -18183,7 +19107,7 @@
       <w:tr>
         <w:tc>
           <w:tcPr>
-            <w:tcW w:type="dxa" w:w="3492"/>
+            <w:tcW w:type="dxa" w:w="7605"/>
           </w:tcPr>
           <w:p>
             <w:pPr>
@@ -18197,13 +19121,13 @@
                 <w:b w:val="0"/>
                 <w:sz w:val="20"/>
               </w:rPr>
-              <w:t>Лекции</w:t>
-            </w:r>
-          </w:p>
-        </w:tc>
-        <w:tc>
-          <w:tcPr>
-            <w:tcW w:type="dxa" w:w="1397"/>
+              <w:t>Итоговая аттестация и задания соответствуют форме из запроса; требования конкретны, критерии измеримы, пример задания выполним.</w:t>
+            </w:r>
+          </w:p>
+        </w:tc>
+        <w:tc>
+          <w:tcPr>
+            <w:tcW w:type="dxa" w:w="2173"/>
           </w:tcPr>
           <w:p>
             <w:pPr>
@@ -18217,67 +19141,7 @@
                 <w:b w:val="0"/>
                 <w:sz w:val="20"/>
               </w:rPr>
-              <w:t>4</w:t>
-            </w:r>
-          </w:p>
-        </w:tc>
-        <w:tc>
-          <w:tcPr>
-            <w:tcW w:type="dxa" w:w="2095"/>
-          </w:tcPr>
-          <w:p>
-            <w:pPr>
-              <w:spacing w:before="0" w:after="0" w:line="240" w:lineRule="auto"/>
-              <w:ind w:firstLine="0"/>
-              <w:jc w:val="center"/>
-            </w:pPr>
-            <w:r>
-              <w:rPr>
-                <w:rFonts w:ascii="Times New Roman" w:hAnsi="Times New Roman" w:eastAsia="Times New Roman" w:cs="Times New Roman"/>
-                <w:b w:val="0"/>
-                <w:sz w:val="20"/>
-              </w:rPr>
-              <w:t>0 / 0</w:t>
-            </w:r>
-          </w:p>
-        </w:tc>
-        <w:tc>
-          <w:tcPr>
-            <w:tcW w:type="dxa" w:w="1397"/>
-          </w:tcPr>
-          <w:p>
-            <w:pPr>
-              <w:spacing w:before="0" w:after="0" w:line="240" w:lineRule="auto"/>
-              <w:ind w:firstLine="0"/>
-              <w:jc w:val="center"/>
-            </w:pPr>
-            <w:r>
-              <w:rPr>
-                <w:rFonts w:ascii="Times New Roman" w:hAnsi="Times New Roman" w:eastAsia="Times New Roman" w:cs="Times New Roman"/>
-                <w:b w:val="0"/>
-                <w:sz w:val="20"/>
-              </w:rPr>
-              <w:t>0,00</w:t>
-            </w:r>
-          </w:p>
-        </w:tc>
-        <w:tc>
-          <w:tcPr>
-            <w:tcW w:type="dxa" w:w="1397"/>
-          </w:tcPr>
-          <w:p>
-            <w:pPr>
-              <w:spacing w:before="0" w:after="0" w:line="240" w:lineRule="auto"/>
-              <w:ind w:firstLine="0"/>
-              <w:jc w:val="center"/>
-            </w:pPr>
-            <w:r>
-              <w:rPr>
-                <w:rFonts w:ascii="Times New Roman" w:hAnsi="Times New Roman" w:eastAsia="Times New Roman" w:cs="Times New Roman"/>
-                <w:b w:val="0"/>
-                <w:sz w:val="20"/>
-              </w:rPr>
-              <w:t>0</w:t>
+              <w:t>пройдено</w:t>
             </w:r>
           </w:p>
         </w:tc>
@@ -18285,7 +19149,7 @@
       <w:tr>
         <w:tc>
           <w:tcPr>
-            <w:tcW w:type="dxa" w:w="3492"/>
+            <w:tcW w:type="dxa" w:w="7605"/>
           </w:tcPr>
           <w:p>
             <w:pPr>
@@ -18299,13 +19163,13 @@
                 <w:b w:val="0"/>
                 <w:sz w:val="20"/>
               </w:rPr>
-              <w:t>Практические задания</w:t>
-            </w:r>
-          </w:p>
-        </w:tc>
-        <w:tc>
-          <w:tcPr>
-            <w:tcW w:type="dxa" w:w="1397"/>
+              <w:t>Содержание тем и лекций действительно раскрывает привязанные результаты обучения.</w:t>
+            </w:r>
+          </w:p>
+        </w:tc>
+        <w:tc>
+          <w:tcPr>
+            <w:tcW w:type="dxa" w:w="2173"/>
           </w:tcPr>
           <w:p>
             <w:pPr>
@@ -18319,67 +19183,7 @@
                 <w:b w:val="0"/>
                 <w:sz w:val="20"/>
               </w:rPr>
-              <w:t>4</w:t>
-            </w:r>
-          </w:p>
-        </w:tc>
-        <w:tc>
-          <w:tcPr>
-            <w:tcW w:type="dxa" w:w="2095"/>
-          </w:tcPr>
-          <w:p>
-            <w:pPr>
-              <w:spacing w:before="0" w:after="0" w:line="240" w:lineRule="auto"/>
-              <w:ind w:firstLine="0"/>
-              <w:jc w:val="center"/>
-            </w:pPr>
-            <w:r>
-              <w:rPr>
-                <w:rFonts w:ascii="Times New Roman" w:hAnsi="Times New Roman" w:eastAsia="Times New Roman" w:cs="Times New Roman"/>
-                <w:b w:val="0"/>
-                <w:sz w:val="20"/>
-              </w:rPr>
-              <w:t>0 / 0</w:t>
-            </w:r>
-          </w:p>
-        </w:tc>
-        <w:tc>
-          <w:tcPr>
-            <w:tcW w:type="dxa" w:w="1397"/>
-          </w:tcPr>
-          <w:p>
-            <w:pPr>
-              <w:spacing w:before="0" w:after="0" w:line="240" w:lineRule="auto"/>
-              <w:ind w:firstLine="0"/>
-              <w:jc w:val="center"/>
-            </w:pPr>
-            <w:r>
-              <w:rPr>
-                <w:rFonts w:ascii="Times New Roman" w:hAnsi="Times New Roman" w:eastAsia="Times New Roman" w:cs="Times New Roman"/>
-                <w:b w:val="0"/>
-                <w:sz w:val="20"/>
-              </w:rPr>
-              <w:t>0,00</w:t>
-            </w:r>
-          </w:p>
-        </w:tc>
-        <w:tc>
-          <w:tcPr>
-            <w:tcW w:type="dxa" w:w="1397"/>
-          </w:tcPr>
-          <w:p>
-            <w:pPr>
-              <w:spacing w:before="0" w:after="0" w:line="240" w:lineRule="auto"/>
-              <w:ind w:firstLine="0"/>
-              <w:jc w:val="center"/>
-            </w:pPr>
-            <w:r>
-              <w:rPr>
-                <w:rFonts w:ascii="Times New Roman" w:hAnsi="Times New Roman" w:eastAsia="Times New Roman" w:cs="Times New Roman"/>
-                <w:b w:val="0"/>
-                <w:sz w:val="20"/>
-              </w:rPr>
-              <w:t>0</w:t>
+              <w:t>пройдено</w:t>
             </w:r>
           </w:p>
         </w:tc>
@@ -18387,7 +19191,7 @@
       <w:tr>
         <w:tc>
           <w:tcPr>
-            <w:tcW w:type="dxa" w:w="3492"/>
+            <w:tcW w:type="dxa" w:w="7605"/>
           </w:tcPr>
           <w:p>
             <w:pPr>
@@ -18401,13 +19205,13 @@
                 <w:b w:val="0"/>
                 <w:sz w:val="20"/>
               </w:rPr>
-              <w:t>Тесты</w:t>
-            </w:r>
-          </w:p>
-        </w:tc>
-        <w:tc>
-          <w:tcPr>
-            <w:tcW w:type="dxa" w:w="1397"/>
+              <w:t>Нет устаревших инструментов, версий и практик.</w:t>
+            </w:r>
+          </w:p>
+        </w:tc>
+        <w:tc>
+          <w:tcPr>
+            <w:tcW w:type="dxa" w:w="2173"/>
           </w:tcPr>
           <w:p>
             <w:pPr>
@@ -18421,67 +19225,7 @@
                 <w:b w:val="0"/>
                 <w:sz w:val="20"/>
               </w:rPr>
-              <w:t>4</w:t>
-            </w:r>
-          </w:p>
-        </w:tc>
-        <w:tc>
-          <w:tcPr>
-            <w:tcW w:type="dxa" w:w="2095"/>
-          </w:tcPr>
-          <w:p>
-            <w:pPr>
-              <w:spacing w:before="0" w:after="0" w:line="240" w:lineRule="auto"/>
-              <w:ind w:firstLine="0"/>
-              <w:jc w:val="center"/>
-            </w:pPr>
-            <w:r>
-              <w:rPr>
-                <w:rFonts w:ascii="Times New Roman" w:hAnsi="Times New Roman" w:eastAsia="Times New Roman" w:cs="Times New Roman"/>
-                <w:b w:val="0"/>
-                <w:sz w:val="20"/>
-              </w:rPr>
-              <w:t>0 / 0</w:t>
-            </w:r>
-          </w:p>
-        </w:tc>
-        <w:tc>
-          <w:tcPr>
-            <w:tcW w:type="dxa" w:w="1397"/>
-          </w:tcPr>
-          <w:p>
-            <w:pPr>
-              <w:spacing w:before="0" w:after="0" w:line="240" w:lineRule="auto"/>
-              <w:ind w:firstLine="0"/>
-              <w:jc w:val="center"/>
-            </w:pPr>
-            <w:r>
-              <w:rPr>
-                <w:rFonts w:ascii="Times New Roman" w:hAnsi="Times New Roman" w:eastAsia="Times New Roman" w:cs="Times New Roman"/>
-                <w:b w:val="0"/>
-                <w:sz w:val="20"/>
-              </w:rPr>
-              <w:t>0,00</w:t>
-            </w:r>
-          </w:p>
-        </w:tc>
-        <w:tc>
-          <w:tcPr>
-            <w:tcW w:type="dxa" w:w="1397"/>
-          </w:tcPr>
-          <w:p>
-            <w:pPr>
-              <w:spacing w:before="0" w:after="0" w:line="240" w:lineRule="auto"/>
-              <w:ind w:firstLine="0"/>
-              <w:jc w:val="center"/>
-            </w:pPr>
-            <w:r>
-              <w:rPr>
-                <w:rFonts w:ascii="Times New Roman" w:hAnsi="Times New Roman" w:eastAsia="Times New Roman" w:cs="Times New Roman"/>
-                <w:b w:val="0"/>
-                <w:sz w:val="20"/>
-              </w:rPr>
-              <w:t>0</w:t>
+              <w:t>пройдено</w:t>
             </w:r>
           </w:p>
         </w:tc>
@@ -18489,7 +19233,7 @@
       <w:tr>
         <w:tc>
           <w:tcPr>
-            <w:tcW w:type="dxa" w:w="3492"/>
+            <w:tcW w:type="dxa" w:w="7605"/>
           </w:tcPr>
           <w:p>
             <w:pPr>
@@ -18503,13 +19247,13 @@
                 <w:b w:val="0"/>
                 <w:sz w:val="20"/>
               </w:rPr>
-              <w:t>Смысловая проверка</w:t>
-            </w:r>
-          </w:p>
-        </w:tc>
-        <w:tc>
-          <w:tcPr>
-            <w:tcW w:type="dxa" w:w="1397"/>
+              <w:t>Аннотация, цель и планируемые результаты по сути соответствуют своим разделам.</w:t>
+            </w:r>
+          </w:p>
+        </w:tc>
+        <w:tc>
+          <w:tcPr>
+            <w:tcW w:type="dxa" w:w="2173"/>
           </w:tcPr>
           <w:p>
             <w:pPr>
@@ -18523,168 +19267,7 @@
                 <w:b w:val="0"/>
                 <w:sz w:val="20"/>
               </w:rPr>
-              <w:t>1</w:t>
-            </w:r>
-          </w:p>
-        </w:tc>
-        <w:tc>
-          <w:tcPr>
-            <w:tcW w:type="dxa" w:w="2095"/>
-          </w:tcPr>
-          <w:p>
-            <w:pPr>
-              <w:spacing w:before="0" w:after="0" w:line="240" w:lineRule="auto"/>
-              <w:ind w:firstLine="0"/>
-              <w:jc w:val="center"/>
-            </w:pPr>
-            <w:r>
-              <w:rPr>
-                <w:rFonts w:ascii="Times New Roman" w:hAnsi="Times New Roman" w:eastAsia="Times New Roman" w:cs="Times New Roman"/>
-                <w:b w:val="0"/>
-                <w:sz w:val="20"/>
-              </w:rPr>
-              <w:t>0 / 0</w:t>
-            </w:r>
-          </w:p>
-        </w:tc>
-        <w:tc>
-          <w:tcPr>
-            <w:tcW w:type="dxa" w:w="1397"/>
-          </w:tcPr>
-          <w:p>
-            <w:pPr>
-              <w:spacing w:before="0" w:after="0" w:line="240" w:lineRule="auto"/>
-              <w:ind w:firstLine="0"/>
-              <w:jc w:val="center"/>
-            </w:pPr>
-            <w:r>
-              <w:rPr>
-                <w:rFonts w:ascii="Times New Roman" w:hAnsi="Times New Roman" w:eastAsia="Times New Roman" w:cs="Times New Roman"/>
-                <w:b w:val="0"/>
-                <w:sz w:val="20"/>
-              </w:rPr>
-              <w:t>0,00</w:t>
-            </w:r>
-          </w:p>
-        </w:tc>
-        <w:tc>
-          <w:tcPr>
-            <w:tcW w:type="dxa" w:w="1397"/>
-          </w:tcPr>
-          <w:p>
-            <w:pPr>
-              <w:spacing w:before="0" w:after="0" w:line="240" w:lineRule="auto"/>
-              <w:ind w:firstLine="0"/>
-              <w:jc w:val="center"/>
-            </w:pPr>
-            <w:r>
-              <w:rPr>
-                <w:rFonts w:ascii="Times New Roman" w:hAnsi="Times New Roman" w:eastAsia="Times New Roman" w:cs="Times New Roman"/>
-                <w:b w:val="0"/>
-                <w:sz w:val="20"/>
-              </w:rPr>
-              <w:t>0</w:t>
-            </w:r>
-          </w:p>
-        </w:tc>
-      </w:tr>
-      <w:tr>
-        <w:tc>
-          <w:tcPr>
-            <w:tcW w:type="dxa" w:w="3492"/>
-          </w:tcPr>
-          <w:p>
-            <w:pPr>
-              <w:spacing w:before="0" w:after="0" w:line="240" w:lineRule="auto"/>
-              <w:ind w:firstLine="0"/>
-              <w:jc w:val="left"/>
-            </w:pPr>
-            <w:r>
-              <w:rPr>
-                <w:rFonts w:ascii="Times New Roman" w:hAnsi="Times New Roman" w:eastAsia="Times New Roman" w:cs="Times New Roman"/>
-                <w:b/>
-                <w:sz w:val="20"/>
-              </w:rPr>
-              <w:t>Итого</w:t>
-            </w:r>
-          </w:p>
-        </w:tc>
-        <w:tc>
-          <w:tcPr>
-            <w:tcW w:type="dxa" w:w="1397"/>
-          </w:tcPr>
-          <w:p>
-            <w:pPr>
-              <w:spacing w:before="0" w:after="0" w:line="240" w:lineRule="auto"/>
-              <w:ind w:firstLine="0"/>
-              <w:jc w:val="center"/>
-            </w:pPr>
-            <w:r>
-              <w:rPr>
-                <w:rFonts w:ascii="Times New Roman" w:hAnsi="Times New Roman" w:eastAsia="Times New Roman" w:cs="Times New Roman"/>
-                <w:b/>
-                <w:sz w:val="20"/>
-              </w:rPr>
-              <w:t>20</w:t>
-            </w:r>
-          </w:p>
-        </w:tc>
-        <w:tc>
-          <w:tcPr>
-            <w:tcW w:type="dxa" w:w="2095"/>
-          </w:tcPr>
-          <w:p>
-            <w:pPr>
-              <w:spacing w:before="0" w:after="0" w:line="240" w:lineRule="auto"/>
-              <w:ind w:firstLine="0"/>
-              <w:jc w:val="center"/>
-            </w:pPr>
-            <w:r>
-              <w:rPr>
-                <w:rFonts w:ascii="Times New Roman" w:hAnsi="Times New Roman" w:eastAsia="Times New Roman" w:cs="Times New Roman"/>
-                <w:b/>
-                <w:sz w:val="20"/>
-              </w:rPr>
-            </w:r>
-          </w:p>
-        </w:tc>
-        <w:tc>
-          <w:tcPr>
-            <w:tcW w:type="dxa" w:w="1397"/>
-          </w:tcPr>
-          <w:p>
-            <w:pPr>
-              <w:spacing w:before="0" w:after="0" w:line="240" w:lineRule="auto"/>
-              <w:ind w:firstLine="0"/>
-              <w:jc w:val="center"/>
-            </w:pPr>
-            <w:r>
-              <w:rPr>
-                <w:rFonts w:ascii="Times New Roman" w:hAnsi="Times New Roman" w:eastAsia="Times New Roman" w:cs="Times New Roman"/>
-                <w:b/>
-                <w:sz w:val="20"/>
-              </w:rPr>
-              <w:t>0,00</w:t>
-            </w:r>
-          </w:p>
-        </w:tc>
-        <w:tc>
-          <w:tcPr>
-            <w:tcW w:type="dxa" w:w="1397"/>
-          </w:tcPr>
-          <w:p>
-            <w:pPr>
-              <w:spacing w:before="0" w:after="0" w:line="240" w:lineRule="auto"/>
-              <w:ind w:firstLine="0"/>
-              <w:jc w:val="center"/>
-            </w:pPr>
-            <w:r>
-              <w:rPr>
-                <w:rFonts w:ascii="Times New Roman" w:hAnsi="Times New Roman" w:eastAsia="Times New Roman" w:cs="Times New Roman"/>
-                <w:b/>
-                <w:sz w:val="20"/>
-              </w:rPr>
-              <w:t>0</w:t>
+              <w:t>пройдено</w:t>
             </w:r>
           </w:p>
         </w:tc>
@@ -18708,6 +19291,38 @@
           <w:rFonts w:ascii="Times New Roman" w:hAnsi="Times New Roman" w:eastAsia="Times New Roman" w:cs="Times New Roman"/>
           <w:b/>
         </w:rPr>
+        <w:t>Что пропущено и почему</w:t>
+      </w:r>
+    </w:p>
+    <w:p>
+      <w:pPr>
+        <w:numPr>
+          <w:ilvl w:val="0"/>
+          <w:numId w:val="4"/>
+        </w:numPr>
+        <w:spacing w:before="0" w:after="40" w:line="240" w:lineRule="auto"/>
+        <w:ind w:firstLine="0"/>
+        <w:jc w:val="both"/>
+      </w:pPr>
+      <w:r>
+        <w:rPr>
+          <w:rFonts w:ascii="Times New Roman" w:hAnsi="Times New Roman" w:eastAsia="Times New Roman" w:cs="Times New Roman"/>
+        </w:rPr>
+        <w:t>Источников, предложенных моделью и не прошедших проверку: 1 — они не включены.</w:t>
+      </w:r>
+    </w:p>
+    <w:p>
+      <w:pPr>
+        <w:keepNext/>
+        <w:spacing w:before="0" w:after="120" w:line="240" w:lineRule="auto"/>
+        <w:ind w:firstLine="0"/>
+        <w:jc w:val="left"/>
+      </w:pPr>
+      <w:r>
+        <w:rPr>
+          <w:rFonts w:ascii="Times New Roman" w:hAnsi="Times New Roman" w:eastAsia="Times New Roman" w:cs="Times New Roman"/>
+          <w:b/>
+        </w:rPr>
         <w:t>Полная версия</w:t>
       </w:r>
     </w:p>
@@ -18722,7 +19337,7 @@
           <w:rFonts w:ascii="Times New Roman" w:hAnsi="Times New Roman" w:eastAsia="Times New Roman" w:cs="Times New Roman"/>
           <w:b w:val="0"/>
         </w:rPr>
-        <w:t>Полная версия отчёта — файл report.md: в ней дословные формулировки замечаний к образцу, цитаты приложенного образца, комментарии смысловой проверки и отброшенные источники. В программу они не включаются.</w:t>
+        <w:t>Полная версия отчёта — файл report.md: в ней дословные формулировки замечаний к образцу, цитаты приложенного образца, комментарии смысловой проверки, отброшенные источники и стоимость сборки. В программу они не включаются.</w:t>
       </w:r>
     </w:p>
     <w:sectPr>

--- a/eval/samples/q2/program.docx
+++ b/eval/samples/q2/program.docx
@@ -9460,7 +9460,7 @@
           <w:rFonts w:ascii="Times New Roman" w:hAnsi="Times New Roman" w:eastAsia="Times New Roman" w:cs="Times New Roman"/>
           <w:b w:val="0"/>
         </w:rPr>
-        <w:t>1. Вопрос 1 по результату «Знать возможности и ограничения нейросетей при подготовке к »: какое утверждение верно?</w:t>
+        <w:t>1. Вопрос 1 к результату «Знать возможности и ограничения нейросет»: что верно о исходных данных с точки зрения практики?</w:t>
       </w:r>
     </w:p>
     <w:p>
@@ -9546,7 +9546,7 @@
           <w:rFonts w:ascii="Times New Roman" w:hAnsi="Times New Roman" w:eastAsia="Times New Roman" w:cs="Times New Roman"/>
           <w:b w:val="0"/>
         </w:rPr>
-        <w:t>2. Вопрос 2 по результату «Знать возможности и ограничения нейросетей при подготовке к »: какое утверждение верно?</w:t>
+        <w:t>2. Вопрос 2 к результату «Знать возможности и ограничения нейросет»: что верно о порядке действий с точки зрения безопасности?</w:t>
       </w:r>
     </w:p>
     <w:p>
@@ -9560,7 +9560,7 @@
           <w:rFonts w:ascii="Times New Roman" w:hAnsi="Times New Roman" w:eastAsia="Times New Roman" w:cs="Times New Roman"/>
           <w:b w:val="0"/>
         </w:rPr>
-        <w:t>а) Утверждение Г к вопросу 2</w:t>
+        <w:t>а) Утверждение Б к вопросу 2</w:t>
       </w:r>
     </w:p>
     <w:p>
@@ -9574,7 +9574,7 @@
           <w:rFonts w:ascii="Times New Roman" w:hAnsi="Times New Roman" w:eastAsia="Times New Roman" w:cs="Times New Roman"/>
           <w:b w:val="0"/>
         </w:rPr>
-        <w:t>б) Утверждение А к вопросу 2</w:t>
+        <w:t>б) Утверждение В к вопросу 2</w:t>
       </w:r>
     </w:p>
     <w:p>
@@ -9588,7 +9588,7 @@
           <w:rFonts w:ascii="Times New Roman" w:hAnsi="Times New Roman" w:eastAsia="Times New Roman" w:cs="Times New Roman"/>
           <w:b w:val="0"/>
         </w:rPr>
-        <w:t>в) Утверждение Б к вопросу 2</w:t>
+        <w:t>в) Утверждение Г к вопросу 2</w:t>
       </w:r>
     </w:p>
     <w:p>
@@ -9602,7 +9602,7 @@
           <w:rFonts w:ascii="Times New Roman" w:hAnsi="Times New Roman" w:eastAsia="Times New Roman" w:cs="Times New Roman"/>
           <w:b w:val="0"/>
         </w:rPr>
-        <w:t>г) Утверждение В к вопросу 2</w:t>
+        <w:t>г) Утверждение А к вопросу 2</w:t>
       </w:r>
     </w:p>
     <w:p>
@@ -9617,7 +9617,7 @@
           <w:b w:val="0"/>
           <w:sz w:val="20"/>
         </w:rPr>
-        <w:t>Ответ: в</w:t>
+        <w:t>Ответ: а</w:t>
       </w:r>
     </w:p>
     <w:p>
@@ -9632,7 +9632,7 @@
           <w:rFonts w:ascii="Times New Roman" w:hAnsi="Times New Roman" w:eastAsia="Times New Roman" w:cs="Times New Roman"/>
           <w:b w:val="0"/>
         </w:rPr>
-        <w:t>3. Вопрос 3 по результату «Уметь выбирать сервисы ИИ, доступные в России и безопасные д»: какое утверждение верно?</w:t>
+        <w:t>3. Вопрос 3 к результату «Уметь выбирать сервисы ИИ, доступные в Р»: что верно о типичной ошибке с точки зрения сроков?</w:t>
       </w:r>
     </w:p>
     <w:p>
@@ -9718,7 +9718,7 @@
           <w:rFonts w:ascii="Times New Roman" w:hAnsi="Times New Roman" w:eastAsia="Times New Roman" w:cs="Times New Roman"/>
           <w:b w:val="0"/>
         </w:rPr>
-        <w:t>4. Вопрос 4 по результату «Уметь выбирать сервисы ИИ, доступные в России и безопасные д»: какое утверждение верно?</w:t>
+        <w:t>4. Вопрос 4 к результату «Уметь выбирать сервисы ИИ, доступные в Р»: что верно о проверке результата с точки зрения документации?</w:t>
       </w:r>
     </w:p>
     <w:p>
@@ -9732,7 +9732,7 @@
           <w:rFonts w:ascii="Times New Roman" w:hAnsi="Times New Roman" w:eastAsia="Times New Roman" w:cs="Times New Roman"/>
           <w:b w:val="0"/>
         </w:rPr>
-        <w:t>а) Утверждение Г к вопросу 4</w:t>
+        <w:t>а) Утверждение В к вопросу 4</w:t>
       </w:r>
     </w:p>
     <w:p>
@@ -9746,7 +9746,7 @@
           <w:rFonts w:ascii="Times New Roman" w:hAnsi="Times New Roman" w:eastAsia="Times New Roman" w:cs="Times New Roman"/>
           <w:b w:val="0"/>
         </w:rPr>
-        <w:t>б) Утверждение А к вопросу 4</w:t>
+        <w:t>б) Утверждение Г к вопросу 4</w:t>
       </w:r>
     </w:p>
     <w:p>
@@ -9760,7 +9760,7 @@
           <w:rFonts w:ascii="Times New Roman" w:hAnsi="Times New Roman" w:eastAsia="Times New Roman" w:cs="Times New Roman"/>
           <w:b w:val="0"/>
         </w:rPr>
-        <w:t>в) Утверждение Б к вопросу 4</w:t>
+        <w:t>в) Утверждение А к вопросу 4</w:t>
       </w:r>
     </w:p>
     <w:p>
@@ -9774,7 +9774,7 @@
           <w:rFonts w:ascii="Times New Roman" w:hAnsi="Times New Roman" w:eastAsia="Times New Roman" w:cs="Times New Roman"/>
           <w:b w:val="0"/>
         </w:rPr>
-        <w:t>г) Утверждение В к вопросу 4</w:t>
+        <w:t>г) Утверждение Б к вопросу 4</w:t>
       </w:r>
     </w:p>
     <w:p>
@@ -9789,7 +9789,7 @@
           <w:b w:val="0"/>
           <w:sz w:val="20"/>
         </w:rPr>
-        <w:t>Ответ: а</w:t>
+        <w:t>Ответ: б</w:t>
       </w:r>
     </w:p>
     <w:p>
@@ -10326,7 +10326,7 @@
           <w:rFonts w:ascii="Times New Roman" w:hAnsi="Times New Roman" w:eastAsia="Times New Roman" w:cs="Times New Roman"/>
           <w:b w:val="0"/>
         </w:rPr>
-        <w:t>1. Вопрос 1 по результату «Уметь составлять запросы к нейросети для плана урока и задан»: какое утверждение верно?</w:t>
+        <w:t>1. Вопрос 5 к результату «Уметь составлять запросы к нейросети для»: что верно о назначении инструмента с точки зрения надёжности?</w:t>
       </w:r>
     </w:p>
     <w:p>
@@ -10340,7 +10340,7 @@
           <w:rFonts w:ascii="Times New Roman" w:hAnsi="Times New Roman" w:eastAsia="Times New Roman" w:cs="Times New Roman"/>
           <w:b w:val="0"/>
         </w:rPr>
-        <w:t>а) Утверждение Б к вопросу 1</w:t>
+        <w:t>а) Утверждение Г к вопросу 5</w:t>
       </w:r>
     </w:p>
     <w:p>
@@ -10354,7 +10354,7 @@
           <w:rFonts w:ascii="Times New Roman" w:hAnsi="Times New Roman" w:eastAsia="Times New Roman" w:cs="Times New Roman"/>
           <w:b w:val="0"/>
         </w:rPr>
-        <w:t>б) Утверждение В к вопросу 1</w:t>
+        <w:t>б) Утверждение А к вопросу 5</w:t>
       </w:r>
     </w:p>
     <w:p>
@@ -10368,7 +10368,7 @@
           <w:rFonts w:ascii="Times New Roman" w:hAnsi="Times New Roman" w:eastAsia="Times New Roman" w:cs="Times New Roman"/>
           <w:b w:val="0"/>
         </w:rPr>
-        <w:t>в) Утверждение Г к вопросу 1</w:t>
+        <w:t>в) Утверждение Б к вопросу 5</w:t>
       </w:r>
     </w:p>
     <w:p>
@@ -10382,7 +10382,7 @@
           <w:rFonts w:ascii="Times New Roman" w:hAnsi="Times New Roman" w:eastAsia="Times New Roman" w:cs="Times New Roman"/>
           <w:b w:val="0"/>
         </w:rPr>
-        <w:t>г) Утверждение А к вопросу 1</w:t>
+        <w:t>г) Утверждение В к вопросу 5</w:t>
       </w:r>
     </w:p>
     <w:p>
@@ -10397,7 +10397,7 @@
           <w:b w:val="0"/>
           <w:sz w:val="20"/>
         </w:rPr>
-        <w:t>Ответ: г</w:t>
+        <w:t>Ответ: б</w:t>
       </w:r>
     </w:p>
     <w:p>
@@ -10412,7 +10412,7 @@
           <w:rFonts w:ascii="Times New Roman" w:hAnsi="Times New Roman" w:eastAsia="Times New Roman" w:cs="Times New Roman"/>
           <w:b w:val="0"/>
         </w:rPr>
-        <w:t>2. Вопрос 2 по результату «Уметь составлять запросы к нейросети для плана урока и задан»: какое утверждение верно?</w:t>
+        <w:t>2. Вопрос 6 к результату «Уметь составлять запросы к нейросети для»: что верно о ограничениях метода с точки зрения удобства?</w:t>
       </w:r>
     </w:p>
     <w:p>
@@ -10426,7 +10426,7 @@
           <w:rFonts w:ascii="Times New Roman" w:hAnsi="Times New Roman" w:eastAsia="Times New Roman" w:cs="Times New Roman"/>
           <w:b w:val="0"/>
         </w:rPr>
-        <w:t>а) Утверждение А к вопросу 2</w:t>
+        <w:t>а) Утверждение Г к вопросу 6</w:t>
       </w:r>
     </w:p>
     <w:p>
@@ -10440,7 +10440,7 @@
           <w:rFonts w:ascii="Times New Roman" w:hAnsi="Times New Roman" w:eastAsia="Times New Roman" w:cs="Times New Roman"/>
           <w:b w:val="0"/>
         </w:rPr>
-        <w:t>б) Утверждение Б к вопросу 2</w:t>
+        <w:t>б) Утверждение А к вопросу 6</w:t>
       </w:r>
     </w:p>
     <w:p>
@@ -10454,7 +10454,7 @@
           <w:rFonts w:ascii="Times New Roman" w:hAnsi="Times New Roman" w:eastAsia="Times New Roman" w:cs="Times New Roman"/>
           <w:b w:val="0"/>
         </w:rPr>
-        <w:t>в) Утверждение В к вопросу 2</w:t>
+        <w:t>в) Утверждение Б к вопросу 6</w:t>
       </w:r>
     </w:p>
     <w:p>
@@ -10468,7 +10468,7 @@
           <w:rFonts w:ascii="Times New Roman" w:hAnsi="Times New Roman" w:eastAsia="Times New Roman" w:cs="Times New Roman"/>
           <w:b w:val="0"/>
         </w:rPr>
-        <w:t>г) Утверждение Г к вопросу 2</w:t>
+        <w:t>г) Утверждение В к вопросу 6</w:t>
       </w:r>
     </w:p>
     <w:p>
@@ -10483,7 +10483,7 @@
           <w:b w:val="0"/>
           <w:sz w:val="20"/>
         </w:rPr>
-        <w:t>Ответ: б</w:t>
+        <w:t>Ответ: в</w:t>
       </w:r>
     </w:p>
     <w:p>
@@ -10498,7 +10498,7 @@
           <w:rFonts w:ascii="Times New Roman" w:hAnsi="Times New Roman" w:eastAsia="Times New Roman" w:cs="Times New Roman"/>
           <w:b w:val="0"/>
         </w:rPr>
-        <w:t>3. Вопрос 3 по результату «Владеть приёмами доработки материалов, созданных нейросетью»: какое утверждение верно?</w:t>
+        <w:t>3. Вопрос 7 к результату «Владеть приёмами доработки материалов, с»: что верно о выборе решения с точки зрения стоимости?</w:t>
       </w:r>
     </w:p>
     <w:p>
@@ -10512,7 +10512,7 @@
           <w:rFonts w:ascii="Times New Roman" w:hAnsi="Times New Roman" w:eastAsia="Times New Roman" w:cs="Times New Roman"/>
           <w:b w:val="0"/>
         </w:rPr>
-        <w:t>а) Утверждение В к вопросу 3</w:t>
+        <w:t>а) Утверждение В к вопросу 7</w:t>
       </w:r>
     </w:p>
     <w:p>
@@ -10526,7 +10526,7 @@
           <w:rFonts w:ascii="Times New Roman" w:hAnsi="Times New Roman" w:eastAsia="Times New Roman" w:cs="Times New Roman"/>
           <w:b w:val="0"/>
         </w:rPr>
-        <w:t>б) Утверждение Г к вопросу 3</w:t>
+        <w:t>б) Утверждение Г к вопросу 7</w:t>
       </w:r>
     </w:p>
     <w:p>
@@ -10540,7 +10540,7 @@
           <w:rFonts w:ascii="Times New Roman" w:hAnsi="Times New Roman" w:eastAsia="Times New Roman" w:cs="Times New Roman"/>
           <w:b w:val="0"/>
         </w:rPr>
-        <w:t>в) Утверждение А к вопросу 3</w:t>
+        <w:t>в) Утверждение А к вопросу 7</w:t>
       </w:r>
     </w:p>
     <w:p>
@@ -10554,7 +10554,7 @@
           <w:rFonts w:ascii="Times New Roman" w:hAnsi="Times New Roman" w:eastAsia="Times New Roman" w:cs="Times New Roman"/>
           <w:b w:val="0"/>
         </w:rPr>
-        <w:t>г) Утверждение Б к вопросу 3</w:t>
+        <w:t>г) Утверждение Б к вопросу 7</w:t>
       </w:r>
     </w:p>
     <w:p>
@@ -10584,7 +10584,7 @@
           <w:rFonts w:ascii="Times New Roman" w:hAnsi="Times New Roman" w:eastAsia="Times New Roman" w:cs="Times New Roman"/>
           <w:b w:val="0"/>
         </w:rPr>
-        <w:t>4. Вопрос 4 по результату «Владеть приёмами доработки материалов, созданных нейросетью»: какое утверждение верно?</w:t>
+        <w:t>4. Вопрос 8 к результату «Владеть приёмами доработки материалов, с»: что верно о оформлении вывода с точки зрения практики?</w:t>
       </w:r>
     </w:p>
     <w:p>
@@ -10598,7 +10598,7 @@
           <w:rFonts w:ascii="Times New Roman" w:hAnsi="Times New Roman" w:eastAsia="Times New Roman" w:cs="Times New Roman"/>
           <w:b w:val="0"/>
         </w:rPr>
-        <w:t>а) Утверждение Г к вопросу 4</w:t>
+        <w:t>а) Утверждение А к вопросу 8</w:t>
       </w:r>
     </w:p>
     <w:p>
@@ -10612,7 +10612,7 @@
           <w:rFonts w:ascii="Times New Roman" w:hAnsi="Times New Roman" w:eastAsia="Times New Roman" w:cs="Times New Roman"/>
           <w:b w:val="0"/>
         </w:rPr>
-        <w:t>б) Утверждение А к вопросу 4</w:t>
+        <w:t>б) Утверждение Б к вопросу 8</w:t>
       </w:r>
     </w:p>
     <w:p>
@@ -10626,7 +10626,7 @@
           <w:rFonts w:ascii="Times New Roman" w:hAnsi="Times New Roman" w:eastAsia="Times New Roman" w:cs="Times New Roman"/>
           <w:b w:val="0"/>
         </w:rPr>
-        <w:t>в) Утверждение Б к вопросу 4</w:t>
+        <w:t>в) Утверждение В к вопросу 8</w:t>
       </w:r>
     </w:p>
     <w:p>
@@ -10640,7 +10640,7 @@
           <w:rFonts w:ascii="Times New Roman" w:hAnsi="Times New Roman" w:eastAsia="Times New Roman" w:cs="Times New Roman"/>
           <w:b w:val="0"/>
         </w:rPr>
-        <w:t>г) Утверждение В к вопросу 4</w:t>
+        <w:t>г) Утверждение Г к вопросу 8</w:t>
       </w:r>
     </w:p>
     <w:p>
@@ -10655,7 +10655,7 @@
           <w:b w:val="0"/>
           <w:sz w:val="20"/>
         </w:rPr>
-        <w:t>Ответ: а</w:t>
+        <w:t>Ответ: г</w:t>
       </w:r>
     </w:p>
     <w:p>
@@ -11431,7 +11431,7 @@
           <w:rFonts w:ascii="Times New Roman" w:hAnsi="Times New Roman" w:eastAsia="Times New Roman" w:cs="Times New Roman"/>
           <w:b w:val="0"/>
         </w:rPr>
-        <w:t>1. Вопрос 1 по результату «Знать виды проверочных работ и требования к ним»: какое утверждение верно?</w:t>
+        <w:t>1. Вопрос 9 к результату «Знать виды проверочных работ и требовани»: что верно о настройке параметров с точки зрения безопасности?</w:t>
       </w:r>
     </w:p>
     <w:p>
@@ -11445,7 +11445,7 @@
           <w:rFonts w:ascii="Times New Roman" w:hAnsi="Times New Roman" w:eastAsia="Times New Roman" w:cs="Times New Roman"/>
           <w:b w:val="0"/>
         </w:rPr>
-        <w:t>а) Утверждение А к вопросу 1</w:t>
+        <w:t>а) Утверждение В к вопросу 9</w:t>
       </w:r>
     </w:p>
     <w:p>
@@ -11459,7 +11459,7 @@
           <w:rFonts w:ascii="Times New Roman" w:hAnsi="Times New Roman" w:eastAsia="Times New Roman" w:cs="Times New Roman"/>
           <w:b w:val="0"/>
         </w:rPr>
-        <w:t>б) Утверждение Б к вопросу 1</w:t>
+        <w:t>б) Утверждение Г к вопросу 9</w:t>
       </w:r>
     </w:p>
     <w:p>
@@ -11473,7 +11473,7 @@
           <w:rFonts w:ascii="Times New Roman" w:hAnsi="Times New Roman" w:eastAsia="Times New Roman" w:cs="Times New Roman"/>
           <w:b w:val="0"/>
         </w:rPr>
-        <w:t>в) Утверждение В к вопросу 1</w:t>
+        <w:t>в) Утверждение А к вопросу 9</w:t>
       </w:r>
     </w:p>
     <w:p>
@@ -11487,7 +11487,7 @@
           <w:rFonts w:ascii="Times New Roman" w:hAnsi="Times New Roman" w:eastAsia="Times New Roman" w:cs="Times New Roman"/>
           <w:b w:val="0"/>
         </w:rPr>
-        <w:t>г) Утверждение Г к вопросу 1</w:t>
+        <w:t>г) Утверждение Б к вопросу 9</w:t>
       </w:r>
     </w:p>
     <w:p>
@@ -11502,7 +11502,7 @@
           <w:b w:val="0"/>
           <w:sz w:val="20"/>
         </w:rPr>
-        <w:t>Ответ: а</w:t>
+        <w:t>Ответ: в</w:t>
       </w:r>
     </w:p>
     <w:p>
@@ -11517,7 +11517,7 @@
           <w:rFonts w:ascii="Times New Roman" w:hAnsi="Times New Roman" w:eastAsia="Times New Roman" w:cs="Times New Roman"/>
           <w:b w:val="0"/>
         </w:rPr>
-        <w:t>2. Вопрос 2 по результату «Знать виды проверочных работ и требования к ним»: какое утверждение верно?</w:t>
+        <w:t>2. Вопрос 10 к результату «Знать виды проверочных работ и требовани»: что верно о критериях качества с точки зрения сроков?</w:t>
       </w:r>
     </w:p>
     <w:p>
@@ -11531,7 +11531,7 @@
           <w:rFonts w:ascii="Times New Roman" w:hAnsi="Times New Roman" w:eastAsia="Times New Roman" w:cs="Times New Roman"/>
           <w:b w:val="0"/>
         </w:rPr>
-        <w:t>а) Утверждение Г к вопросу 2</w:t>
+        <w:t>а) Утверждение В к вопросу 10</w:t>
       </w:r>
     </w:p>
     <w:p>
@@ -11545,7 +11545,7 @@
           <w:rFonts w:ascii="Times New Roman" w:hAnsi="Times New Roman" w:eastAsia="Times New Roman" w:cs="Times New Roman"/>
           <w:b w:val="0"/>
         </w:rPr>
-        <w:t>б) Утверждение А к вопросу 2</w:t>
+        <w:t>б) Утверждение Г к вопросу 10</w:t>
       </w:r>
     </w:p>
     <w:p>
@@ -11559,7 +11559,7 @@
           <w:rFonts w:ascii="Times New Roman" w:hAnsi="Times New Roman" w:eastAsia="Times New Roman" w:cs="Times New Roman"/>
           <w:b w:val="0"/>
         </w:rPr>
-        <w:t>в) Утверждение Б к вопросу 2</w:t>
+        <w:t>в) Утверждение А к вопросу 10</w:t>
       </w:r>
     </w:p>
     <w:p>
@@ -11573,7 +11573,7 @@
           <w:rFonts w:ascii="Times New Roman" w:hAnsi="Times New Roman" w:eastAsia="Times New Roman" w:cs="Times New Roman"/>
           <w:b w:val="0"/>
         </w:rPr>
-        <w:t>г) Утверждение В к вопросу 2</w:t>
+        <w:t>г) Утверждение Б к вопросу 10</w:t>
       </w:r>
     </w:p>
     <w:p>
@@ -11588,7 +11588,7 @@
           <w:b w:val="0"/>
           <w:sz w:val="20"/>
         </w:rPr>
-        <w:t>Ответ: в</w:t>
+        <w:t>Ответ: г</w:t>
       </w:r>
     </w:p>
     <w:p>
@@ -11603,7 +11603,7 @@
           <w:rFonts w:ascii="Times New Roman" w:hAnsi="Times New Roman" w:eastAsia="Times New Roman" w:cs="Times New Roman"/>
           <w:b w:val="0"/>
         </w:rPr>
-        <w:t>3. Вопрос 3 по результату «Уметь готовить проверочную работу и критерии оценки с помощь»: какое утверждение верно?</w:t>
+        <w:t>3. Вопрос 11 к результату «Уметь готовить проверочную работу и крит»: что верно о исходных данных с точки зрения документации?</w:t>
       </w:r>
     </w:p>
     <w:p>
@@ -11617,7 +11617,7 @@
           <w:rFonts w:ascii="Times New Roman" w:hAnsi="Times New Roman" w:eastAsia="Times New Roman" w:cs="Times New Roman"/>
           <w:b w:val="0"/>
         </w:rPr>
-        <w:t>а) Утверждение Г к вопросу 3</w:t>
+        <w:t>а) Утверждение В к вопросу 11</w:t>
       </w:r>
     </w:p>
     <w:p>
@@ -11631,7 +11631,7 @@
           <w:rFonts w:ascii="Times New Roman" w:hAnsi="Times New Roman" w:eastAsia="Times New Roman" w:cs="Times New Roman"/>
           <w:b w:val="0"/>
         </w:rPr>
-        <w:t>б) Утверждение А к вопросу 3</w:t>
+        <w:t>б) Утверждение Г к вопросу 11</w:t>
       </w:r>
     </w:p>
     <w:p>
@@ -11645,7 +11645,7 @@
           <w:rFonts w:ascii="Times New Roman" w:hAnsi="Times New Roman" w:eastAsia="Times New Roman" w:cs="Times New Roman"/>
           <w:b w:val="0"/>
         </w:rPr>
-        <w:t>в) Утверждение Б к вопросу 3</w:t>
+        <w:t>в) Утверждение А к вопросу 11</w:t>
       </w:r>
     </w:p>
     <w:p>
@@ -11659,7 +11659,7 @@
           <w:rFonts w:ascii="Times New Roman" w:hAnsi="Times New Roman" w:eastAsia="Times New Roman" w:cs="Times New Roman"/>
           <w:b w:val="0"/>
         </w:rPr>
-        <w:t>г) Утверждение В к вопросу 3</w:t>
+        <w:t>г) Утверждение Б к вопросу 11</w:t>
       </w:r>
     </w:p>
     <w:p>
@@ -11674,7 +11674,7 @@
           <w:b w:val="0"/>
           <w:sz w:val="20"/>
         </w:rPr>
-        <w:t>Ответ: г</w:t>
+        <w:t>Ответ: а</w:t>
       </w:r>
     </w:p>
     <w:p>
@@ -11689,7 +11689,7 @@
           <w:rFonts w:ascii="Times New Roman" w:hAnsi="Times New Roman" w:eastAsia="Times New Roman" w:cs="Times New Roman"/>
           <w:b w:val="0"/>
         </w:rPr>
-        <w:t>4. Вопрос 4 по результату «Уметь готовить проверочную работу и критерии оценки с помощь»: какое утверждение верно?</w:t>
+        <w:t>4. Вопрос 12 к результату «Уметь готовить проверочную работу и крит»: что верно о порядке действий с точки зрения надёжности?</w:t>
       </w:r>
     </w:p>
     <w:p>
@@ -11703,7 +11703,7 @@
           <w:rFonts w:ascii="Times New Roman" w:hAnsi="Times New Roman" w:eastAsia="Times New Roman" w:cs="Times New Roman"/>
           <w:b w:val="0"/>
         </w:rPr>
-        <w:t>а) Утверждение В к вопросу 4</w:t>
+        <w:t>а) Утверждение А к вопросу 12</w:t>
       </w:r>
     </w:p>
     <w:p>
@@ -11717,7 +11717,7 @@
           <w:rFonts w:ascii="Times New Roman" w:hAnsi="Times New Roman" w:eastAsia="Times New Roman" w:cs="Times New Roman"/>
           <w:b w:val="0"/>
         </w:rPr>
-        <w:t>б) Утверждение Г к вопросу 4</w:t>
+        <w:t>б) Утверждение Б к вопросу 12</w:t>
       </w:r>
     </w:p>
     <w:p>
@@ -11731,7 +11731,7 @@
           <w:rFonts w:ascii="Times New Roman" w:hAnsi="Times New Roman" w:eastAsia="Times New Roman" w:cs="Times New Roman"/>
           <w:b w:val="0"/>
         </w:rPr>
-        <w:t>в) Утверждение А к вопросу 4</w:t>
+        <w:t>в) Утверждение В к вопросу 12</w:t>
       </w:r>
     </w:p>
     <w:p>
@@ -11745,7 +11745,7 @@
           <w:rFonts w:ascii="Times New Roman" w:hAnsi="Times New Roman" w:eastAsia="Times New Roman" w:cs="Times New Roman"/>
           <w:b w:val="0"/>
         </w:rPr>
-        <w:t>г) Утверждение Б к вопросу 4</w:t>
+        <w:t>г) Утверждение Г к вопросу 12</w:t>
       </w:r>
     </w:p>
     <w:p>
@@ -11760,7 +11760,7 @@
           <w:b w:val="0"/>
           <w:sz w:val="20"/>
         </w:rPr>
-        <w:t>Ответ: б</w:t>
+        <w:t>Ответ: г</w:t>
       </w:r>
     </w:p>
     <w:p>
@@ -11775,7 +11775,7 @@
           <w:rFonts w:ascii="Times New Roman" w:hAnsi="Times New Roman" w:eastAsia="Times New Roman" w:cs="Times New Roman"/>
           <w:b w:val="0"/>
         </w:rPr>
-        <w:t>5. Вопрос 5 по результату «Владеть навыком проверки заданий, созданных нейросетью, на о»: какое утверждение верно?</w:t>
+        <w:t>5. Вопрос 13 к результату «Владеть навыком проверки заданий, создан»: что верно о типичной ошибке с точки зрения удобства?</w:t>
       </w:r>
     </w:p>
     <w:p>
@@ -11789,7 +11789,7 @@
           <w:rFonts w:ascii="Times New Roman" w:hAnsi="Times New Roman" w:eastAsia="Times New Roman" w:cs="Times New Roman"/>
           <w:b w:val="0"/>
         </w:rPr>
-        <w:t>а) Утверждение Б к вопросу 5</w:t>
+        <w:t>а) Утверждение Г к вопросу 13</w:t>
       </w:r>
     </w:p>
     <w:p>
@@ -11803,7 +11803,7 @@
           <w:rFonts w:ascii="Times New Roman" w:hAnsi="Times New Roman" w:eastAsia="Times New Roman" w:cs="Times New Roman"/>
           <w:b w:val="0"/>
         </w:rPr>
-        <w:t>б) Утверждение В к вопросу 5</w:t>
+        <w:t>б) Утверждение А к вопросу 13</w:t>
       </w:r>
     </w:p>
     <w:p>
@@ -11817,7 +11817,7 @@
           <w:rFonts w:ascii="Times New Roman" w:hAnsi="Times New Roman" w:eastAsia="Times New Roman" w:cs="Times New Roman"/>
           <w:b w:val="0"/>
         </w:rPr>
-        <w:t>в) Утверждение Г к вопросу 5</w:t>
+        <w:t>в) Утверждение Б к вопросу 13</w:t>
       </w:r>
     </w:p>
     <w:p>
@@ -11831,7 +11831,7 @@
           <w:rFonts w:ascii="Times New Roman" w:hAnsi="Times New Roman" w:eastAsia="Times New Roman" w:cs="Times New Roman"/>
           <w:b w:val="0"/>
         </w:rPr>
-        <w:t>г) Утверждение А к вопросу 5</w:t>
+        <w:t>г) Утверждение В к вопросу 13</w:t>
       </w:r>
     </w:p>
     <w:p>
@@ -11846,7 +11846,7 @@
           <w:b w:val="0"/>
           <w:sz w:val="20"/>
         </w:rPr>
-        <w:t>Ответ: г</w:t>
+        <w:t>Ответ: б</w:t>
       </w:r>
     </w:p>
     <w:p>
@@ -11861,7 +11861,7 @@
           <w:rFonts w:ascii="Times New Roman" w:hAnsi="Times New Roman" w:eastAsia="Times New Roman" w:cs="Times New Roman"/>
           <w:b w:val="0"/>
         </w:rPr>
-        <w:t>6. Вопрос 6 по результату «Владеть навыком проверки заданий, созданных нейросетью, на о»: какое утверждение верно?</w:t>
+        <w:t>6. Вопрос 14 к результату «Владеть навыком проверки заданий, создан»: что верно о проверке результата с точки зрения стоимости?</w:t>
       </w:r>
     </w:p>
     <w:p>
@@ -11875,7 +11875,7 @@
           <w:rFonts w:ascii="Times New Roman" w:hAnsi="Times New Roman" w:eastAsia="Times New Roman" w:cs="Times New Roman"/>
           <w:b w:val="0"/>
         </w:rPr>
-        <w:t>а) Утверждение В к вопросу 6</w:t>
+        <w:t>а) Утверждение В к вопросу 14</w:t>
       </w:r>
     </w:p>
     <w:p>
@@ -11889,7 +11889,7 @@
           <w:rFonts w:ascii="Times New Roman" w:hAnsi="Times New Roman" w:eastAsia="Times New Roman" w:cs="Times New Roman"/>
           <w:b w:val="0"/>
         </w:rPr>
-        <w:t>б) Утверждение Г к вопросу 6</w:t>
+        <w:t>б) Утверждение Г к вопросу 14</w:t>
       </w:r>
     </w:p>
     <w:p>
@@ -11903,7 +11903,7 @@
           <w:rFonts w:ascii="Times New Roman" w:hAnsi="Times New Roman" w:eastAsia="Times New Roman" w:cs="Times New Roman"/>
           <w:b w:val="0"/>
         </w:rPr>
-        <w:t>в) Утверждение А к вопросу 6</w:t>
+        <w:t>в) Утверждение А к вопросу 14</w:t>
       </w:r>
     </w:p>
     <w:p>
@@ -11917,7 +11917,7 @@
           <w:rFonts w:ascii="Times New Roman" w:hAnsi="Times New Roman" w:eastAsia="Times New Roman" w:cs="Times New Roman"/>
           <w:b w:val="0"/>
         </w:rPr>
-        <w:t>г) Утверждение Б к вопросу 6</w:t>
+        <w:t>г) Утверждение Б к вопросу 14</w:t>
       </w:r>
     </w:p>
     <w:p>
@@ -12469,7 +12469,7 @@
           <w:rFonts w:ascii="Times New Roman" w:hAnsi="Times New Roman" w:eastAsia="Times New Roman" w:cs="Times New Roman"/>
           <w:b w:val="0"/>
         </w:rPr>
-        <w:t>1. Вопрос 1 по результату «Знать риски использования ИИ в школе и правила защиты персон»: какое утверждение верно?</w:t>
+        <w:t>1. Вопрос 15 к результату «Знать риски использования ИИ в школе и п»: что верно о назначении инструмента с точки зрения практики?</w:t>
       </w:r>
     </w:p>
     <w:p>
@@ -12483,7 +12483,7 @@
           <w:rFonts w:ascii="Times New Roman" w:hAnsi="Times New Roman" w:eastAsia="Times New Roman" w:cs="Times New Roman"/>
           <w:b w:val="0"/>
         </w:rPr>
-        <w:t>а) Утверждение Г к вопросу 1</w:t>
+        <w:t>а) Утверждение В к вопросу 15</w:t>
       </w:r>
     </w:p>
     <w:p>
@@ -12497,7 +12497,7 @@
           <w:rFonts w:ascii="Times New Roman" w:hAnsi="Times New Roman" w:eastAsia="Times New Roman" w:cs="Times New Roman"/>
           <w:b w:val="0"/>
         </w:rPr>
-        <w:t>б) Утверждение А к вопросу 1</w:t>
+        <w:t>б) Утверждение Г к вопросу 15</w:t>
       </w:r>
     </w:p>
     <w:p>
@@ -12511,7 +12511,7 @@
           <w:rFonts w:ascii="Times New Roman" w:hAnsi="Times New Roman" w:eastAsia="Times New Roman" w:cs="Times New Roman"/>
           <w:b w:val="0"/>
         </w:rPr>
-        <w:t>в) Утверждение Б к вопросу 1</w:t>
+        <w:t>в) Утверждение А к вопросу 15</w:t>
       </w:r>
     </w:p>
     <w:p>
@@ -12525,7 +12525,7 @@
           <w:rFonts w:ascii="Times New Roman" w:hAnsi="Times New Roman" w:eastAsia="Times New Roman" w:cs="Times New Roman"/>
           <w:b w:val="0"/>
         </w:rPr>
-        <w:t>г) Утверждение В к вопросу 1</w:t>
+        <w:t>г) Утверждение Б к вопросу 15</w:t>
       </w:r>
     </w:p>
     <w:p>
@@ -12540,7 +12540,7 @@
           <w:b w:val="0"/>
           <w:sz w:val="20"/>
         </w:rPr>
-        <w:t>Ответ: б</w:t>
+        <w:t>Ответ: а</w:t>
       </w:r>
     </w:p>
     <w:p>
@@ -12555,7 +12555,7 @@
           <w:rFonts w:ascii="Times New Roman" w:hAnsi="Times New Roman" w:eastAsia="Times New Roman" w:cs="Times New Roman"/>
           <w:b w:val="0"/>
         </w:rPr>
-        <w:t>2. Вопрос 2 по результату «Знать риски использования ИИ в школе и правила защиты персон»: какое утверждение верно?</w:t>
+        <w:t>2. Вопрос 16 к результату «Знать риски использования ИИ в школе и п»: что верно о ограничениях метода с точки зрения безопасности?</w:t>
       </w:r>
     </w:p>
     <w:p>
@@ -12569,7 +12569,7 @@
           <w:rFonts w:ascii="Times New Roman" w:hAnsi="Times New Roman" w:eastAsia="Times New Roman" w:cs="Times New Roman"/>
           <w:b w:val="0"/>
         </w:rPr>
-        <w:t>а) Утверждение Г к вопросу 2</w:t>
+        <w:t>а) Утверждение А к вопросу 16</w:t>
       </w:r>
     </w:p>
     <w:p>
@@ -12583,7 +12583,7 @@
           <w:rFonts w:ascii="Times New Roman" w:hAnsi="Times New Roman" w:eastAsia="Times New Roman" w:cs="Times New Roman"/>
           <w:b w:val="0"/>
         </w:rPr>
-        <w:t>б) Утверждение А к вопросу 2</w:t>
+        <w:t>б) Утверждение Б к вопросу 16</w:t>
       </w:r>
     </w:p>
     <w:p>
@@ -12597,7 +12597,7 @@
           <w:rFonts w:ascii="Times New Roman" w:hAnsi="Times New Roman" w:eastAsia="Times New Roman" w:cs="Times New Roman"/>
           <w:b w:val="0"/>
         </w:rPr>
-        <w:t>в) Утверждение Б к вопросу 2</w:t>
+        <w:t>в) Утверждение В к вопросу 16</w:t>
       </w:r>
     </w:p>
     <w:p>
@@ -12611,7 +12611,7 @@
           <w:rFonts w:ascii="Times New Roman" w:hAnsi="Times New Roman" w:eastAsia="Times New Roman" w:cs="Times New Roman"/>
           <w:b w:val="0"/>
         </w:rPr>
-        <w:t>г) Утверждение В к вопросу 2</w:t>
+        <w:t>г) Утверждение Г к вопросу 16</w:t>
       </w:r>
     </w:p>
     <w:p>
@@ -12626,7 +12626,7 @@
           <w:b w:val="0"/>
           <w:sz w:val="20"/>
         </w:rPr>
-        <w:t>Ответ: в</w:t>
+        <w:t>Ответ: г</w:t>
       </w:r>
     </w:p>
     <w:p>
@@ -12641,7 +12641,7 @@
           <w:rFonts w:ascii="Times New Roman" w:hAnsi="Times New Roman" w:eastAsia="Times New Roman" w:cs="Times New Roman"/>
           <w:b w:val="0"/>
         </w:rPr>
-        <w:t>3. Вопрос 3 по результату «Владеть правилами этичного использования ИИ на уроке»: какое утверждение верно?</w:t>
+        <w:t>3. Вопрос 17 к результату «Владеть правилами этичного использования»: что верно о выборе решения с точки зрения сроков?</w:t>
       </w:r>
     </w:p>
     <w:p>
@@ -12655,7 +12655,7 @@
           <w:rFonts w:ascii="Times New Roman" w:hAnsi="Times New Roman" w:eastAsia="Times New Roman" w:cs="Times New Roman"/>
           <w:b w:val="0"/>
         </w:rPr>
-        <w:t>а) Утверждение Б к вопросу 3</w:t>
+        <w:t>а) Утверждение Б к вопросу 17</w:t>
       </w:r>
     </w:p>
     <w:p>
@@ -12669,7 +12669,7 @@
           <w:rFonts w:ascii="Times New Roman" w:hAnsi="Times New Roman" w:eastAsia="Times New Roman" w:cs="Times New Roman"/>
           <w:b w:val="0"/>
         </w:rPr>
-        <w:t>б) Утверждение В к вопросу 3</w:t>
+        <w:t>б) Утверждение В к вопросу 17</w:t>
       </w:r>
     </w:p>
     <w:p>
@@ -12683,7 +12683,7 @@
           <w:rFonts w:ascii="Times New Roman" w:hAnsi="Times New Roman" w:eastAsia="Times New Roman" w:cs="Times New Roman"/>
           <w:b w:val="0"/>
         </w:rPr>
-        <w:t>в) Утверждение Г к вопросу 3</w:t>
+        <w:t>в) Утверждение Г к вопросу 17</w:t>
       </w:r>
     </w:p>
     <w:p>
@@ -12697,7 +12697,7 @@
           <w:rFonts w:ascii="Times New Roman" w:hAnsi="Times New Roman" w:eastAsia="Times New Roman" w:cs="Times New Roman"/>
           <w:b w:val="0"/>
         </w:rPr>
-        <w:t>г) Утверждение А к вопросу 3</w:t>
+        <w:t>г) Утверждение А к вопросу 17</w:t>
       </w:r>
     </w:p>
     <w:p>
@@ -12712,7 +12712,7 @@
           <w:b w:val="0"/>
           <w:sz w:val="20"/>
         </w:rPr>
-        <w:t>Ответ: б</w:t>
+        <w:t>Ответ: г</w:t>
       </w:r>
     </w:p>
     <w:p>
@@ -12727,7 +12727,7 @@
           <w:rFonts w:ascii="Times New Roman" w:hAnsi="Times New Roman" w:eastAsia="Times New Roman" w:cs="Times New Roman"/>
           <w:b w:val="0"/>
         </w:rPr>
-        <w:t>4. Вопрос 4 по результату «Владеть правилами этичного использования ИИ на уроке»: какое утверждение верно?</w:t>
+        <w:t>4. Вопрос 18 к результату «Владеть правилами этичного использования»: что верно о оформлении вывода с точки зрения документации?</w:t>
       </w:r>
     </w:p>
     <w:p>
@@ -12741,7 +12741,7 @@
           <w:rFonts w:ascii="Times New Roman" w:hAnsi="Times New Roman" w:eastAsia="Times New Roman" w:cs="Times New Roman"/>
           <w:b w:val="0"/>
         </w:rPr>
-        <w:t>а) Утверждение Г к вопросу 4</w:t>
+        <w:t>а) Утверждение Б к вопросу 18</w:t>
       </w:r>
     </w:p>
     <w:p>
@@ -12755,7 +12755,7 @@
           <w:rFonts w:ascii="Times New Roman" w:hAnsi="Times New Roman" w:eastAsia="Times New Roman" w:cs="Times New Roman"/>
           <w:b w:val="0"/>
         </w:rPr>
-        <w:t>б) Утверждение А к вопросу 4</w:t>
+        <w:t>б) Утверждение В к вопросу 18</w:t>
       </w:r>
     </w:p>
     <w:p>
@@ -12769,7 +12769,7 @@
           <w:rFonts w:ascii="Times New Roman" w:hAnsi="Times New Roman" w:eastAsia="Times New Roman" w:cs="Times New Roman"/>
           <w:b w:val="0"/>
         </w:rPr>
-        <w:t>в) Утверждение Б к вопросу 4</w:t>
+        <w:t>в) Утверждение Г к вопросу 18</w:t>
       </w:r>
     </w:p>
     <w:p>
@@ -12783,7 +12783,7 @@
           <w:rFonts w:ascii="Times New Roman" w:hAnsi="Times New Roman" w:eastAsia="Times New Roman" w:cs="Times New Roman"/>
           <w:b w:val="0"/>
         </w:rPr>
-        <w:t>г) Утверждение В к вопросу 4</w:t>
+        <w:t>г) Утверждение А к вопросу 18</w:t>
       </w:r>
     </w:p>
     <w:p>

--- a/eval/samples/q2/program.docx
+++ b/eval/samples/q2/program.docx
@@ -908,6 +908,23 @@
           <w:rFonts w:ascii="Times New Roman" w:hAnsi="Times New Roman" w:eastAsia="Times New Roman" w:cs="Times New Roman"/>
         </w:rPr>
         <w:t>Письмо Минобрнауки России от 21.04.2015 № ВК-1013/06 «О направлении методических рекомендаций по реализации дополнительных профессиональных программ» (вместе с «Методическими рекомендациями по реализации дополнительных профессиональных программ с использованием дистанционных образовательных технологий, электронного обучения и в сетевой форме»)</w:t>
+      </w:r>
+    </w:p>
+    <w:p>
+      <w:pPr>
+        <w:numPr>
+          <w:ilvl w:val="0"/>
+          <w:numId w:val="4"/>
+        </w:numPr>
+        <w:spacing w:before="0" w:after="40" w:line="240" w:lineRule="auto"/>
+        <w:ind w:firstLine="0"/>
+        <w:jc w:val="both"/>
+      </w:pPr>
+      <w:r>
+        <w:rPr>
+          <w:rFonts w:ascii="Times New Roman" w:hAnsi="Times New Roman" w:eastAsia="Times New Roman" w:cs="Times New Roman"/>
+        </w:rPr>
+        <w:t>Федеральный закон от 27.07.2006 № 152-ФЗ «О персональных данных»</w:t>
       </w:r>
     </w:p>
     <w:p>
@@ -2375,6 +2392,105 @@
         <w:spacing w:before="0" w:after="120"/>
         <w:ind w:firstLine="0"/>
       </w:pPr>
+    </w:p>
+    <w:p>
+      <w:pPr>
+        <w:spacing w:before="0" w:after="120" w:line="240" w:lineRule="auto"/>
+        <w:ind w:firstLine="0"/>
+        <w:jc w:val="both"/>
+      </w:pPr>
+      <w:r>
+        <w:rPr>
+          <w:rFonts w:ascii="Times New Roman" w:hAnsi="Times New Roman" w:eastAsia="Times New Roman" w:cs="Times New Roman"/>
+          <w:b w:val="0"/>
+        </w:rPr>
+        <w:t>Контактная работа в очной форме и с применением дистанционных образовательных технологий:</w:t>
+      </w:r>
+    </w:p>
+    <w:p>
+      <w:pPr>
+        <w:numPr>
+          <w:ilvl w:val="0"/>
+          <w:numId w:val="4"/>
+        </w:numPr>
+        <w:spacing w:before="0" w:after="40" w:line="240" w:lineRule="auto"/>
+        <w:ind w:firstLine="0"/>
+        <w:jc w:val="both"/>
+      </w:pPr>
+      <w:r>
+        <w:rPr>
+          <w:rFonts w:ascii="Times New Roman" w:hAnsi="Times New Roman" w:eastAsia="Times New Roman" w:cs="Times New Roman"/>
+        </w:rPr>
+        <w:t>1. Нейросети в работе учителя: очно — 2 ч, с применением ДОТ — 3,5 ч</w:t>
+      </w:r>
+    </w:p>
+    <w:p>
+      <w:pPr>
+        <w:numPr>
+          <w:ilvl w:val="0"/>
+          <w:numId w:val="4"/>
+        </w:numPr>
+        <w:spacing w:before="0" w:after="40" w:line="240" w:lineRule="auto"/>
+        <w:ind w:firstLine="0"/>
+        <w:jc w:val="both"/>
+      </w:pPr>
+      <w:r>
+        <w:rPr>
+          <w:rFonts w:ascii="Times New Roman" w:hAnsi="Times New Roman" w:eastAsia="Times New Roman" w:cs="Times New Roman"/>
+        </w:rPr>
+        <w:t>2. Подготовка уроков и заданий с помощью ИИ: очно — 6 ч, с применением ДОТ — 5,5 ч</w:t>
+      </w:r>
+    </w:p>
+    <w:p>
+      <w:pPr>
+        <w:numPr>
+          <w:ilvl w:val="0"/>
+          <w:numId w:val="4"/>
+        </w:numPr>
+        <w:spacing w:before="0" w:after="40" w:line="240" w:lineRule="auto"/>
+        <w:ind w:firstLine="0"/>
+        <w:jc w:val="both"/>
+      </w:pPr>
+      <w:r>
+        <w:rPr>
+          <w:rFonts w:ascii="Times New Roman" w:hAnsi="Times New Roman" w:eastAsia="Times New Roman" w:cs="Times New Roman"/>
+        </w:rPr>
+        <w:t>3. Проверочные работы и обратная связь: очно — 5 ч, с применением ДОТ — 3,5 ч</w:t>
+      </w:r>
+    </w:p>
+    <w:p>
+      <w:pPr>
+        <w:numPr>
+          <w:ilvl w:val="0"/>
+          <w:numId w:val="4"/>
+        </w:numPr>
+        <w:spacing w:before="0" w:after="40" w:line="240" w:lineRule="auto"/>
+        <w:ind w:firstLine="0"/>
+        <w:jc w:val="both"/>
+      </w:pPr>
+      <w:r>
+        <w:rPr>
+          <w:rFonts w:ascii="Times New Roman" w:hAnsi="Times New Roman" w:eastAsia="Times New Roman" w:cs="Times New Roman"/>
+        </w:rPr>
+        <w:t>4. Риски и безопасное использование ИИ: очно — 2 ч, с применением ДОТ — 3 ч</w:t>
+      </w:r>
+    </w:p>
+    <w:p>
+      <w:pPr>
+        <w:numPr>
+          <w:ilvl w:val="0"/>
+          <w:numId w:val="4"/>
+        </w:numPr>
+        <w:spacing w:before="0" w:after="40" w:line="240" w:lineRule="auto"/>
+        <w:ind w:firstLine="0"/>
+        <w:jc w:val="both"/>
+      </w:pPr>
+      <w:r>
+        <w:rPr>
+          <w:rFonts w:ascii="Times New Roman" w:hAnsi="Times New Roman" w:eastAsia="Times New Roman" w:cs="Times New Roman"/>
+        </w:rPr>
+        <w:t>Всего контактной работы: очно — 15 ч, с применением ДОТ — 15,5 ч</w:t>
+      </w:r>
     </w:p>
     <w:p>
       <w:pPr>
@@ -4995,6 +5111,190 @@
         <w:spacing w:before="0" w:after="120"/>
         <w:ind w:firstLine="0"/>
       </w:pPr>
+    </w:p>
+    <w:p>
+      <w:pPr>
+        <w:spacing w:before="0" w:after="120" w:line="240" w:lineRule="auto"/>
+        <w:ind w:firstLine="0"/>
+        <w:jc w:val="both"/>
+      </w:pPr>
+      <w:r>
+        <w:rPr>
+          <w:rFonts w:ascii="Times New Roman" w:hAnsi="Times New Roman" w:eastAsia="Times New Roman" w:cs="Times New Roman"/>
+          <w:b w:val="0"/>
+        </w:rPr>
+        <w:t>Контактная работа в очной форме и с применением дистанционных образовательных технологий:</w:t>
+      </w:r>
+    </w:p>
+    <w:p>
+      <w:pPr>
+        <w:numPr>
+          <w:ilvl w:val="0"/>
+          <w:numId w:val="4"/>
+        </w:numPr>
+        <w:spacing w:before="0" w:after="40" w:line="240" w:lineRule="auto"/>
+        <w:ind w:firstLine="0"/>
+        <w:jc w:val="both"/>
+      </w:pPr>
+      <w:r>
+        <w:rPr>
+          <w:rFonts w:ascii="Times New Roman" w:hAnsi="Times New Roman" w:eastAsia="Times New Roman" w:cs="Times New Roman"/>
+        </w:rPr>
+        <w:t>1.1. Что умеют нейросети и где они ошибаются: очно — 0,5 ч, с применением ДОТ — 2 ч</w:t>
+      </w:r>
+    </w:p>
+    <w:p>
+      <w:pPr>
+        <w:numPr>
+          <w:ilvl w:val="0"/>
+          <w:numId w:val="4"/>
+        </w:numPr>
+        <w:spacing w:before="0" w:after="40" w:line="240" w:lineRule="auto"/>
+        <w:ind w:firstLine="0"/>
+        <w:jc w:val="both"/>
+      </w:pPr>
+      <w:r>
+        <w:rPr>
+          <w:rFonts w:ascii="Times New Roman" w:hAnsi="Times New Roman" w:eastAsia="Times New Roman" w:cs="Times New Roman"/>
+        </w:rPr>
+        <w:t>1.2. Российские сервисы ИИ для учителя: очно — 1,5 ч, с применением ДОТ — 1,5 ч</w:t>
+      </w:r>
+    </w:p>
+    <w:p>
+      <w:pPr>
+        <w:numPr>
+          <w:ilvl w:val="0"/>
+          <w:numId w:val="4"/>
+        </w:numPr>
+        <w:spacing w:before="0" w:after="40" w:line="240" w:lineRule="auto"/>
+        <w:ind w:firstLine="0"/>
+        <w:jc w:val="both"/>
+      </w:pPr>
+      <w:r>
+        <w:rPr>
+          <w:rFonts w:ascii="Times New Roman" w:hAnsi="Times New Roman" w:eastAsia="Times New Roman" w:cs="Times New Roman"/>
+        </w:rPr>
+        <w:t>2.1. План урока с помощью нейросети: очно — 2,5 ч, с применением ДОТ — 2 ч</w:t>
+      </w:r>
+    </w:p>
+    <w:p>
+      <w:pPr>
+        <w:numPr>
+          <w:ilvl w:val="0"/>
+          <w:numId w:val="4"/>
+        </w:numPr>
+        <w:spacing w:before="0" w:after="40" w:line="240" w:lineRule="auto"/>
+        <w:ind w:firstLine="0"/>
+        <w:jc w:val="both"/>
+      </w:pPr>
+      <w:r>
+        <w:rPr>
+          <w:rFonts w:ascii="Times New Roman" w:hAnsi="Times New Roman" w:eastAsia="Times New Roman" w:cs="Times New Roman"/>
+        </w:rPr>
+        <w:t>2.2. Задания и раздаточные материалы для учеников: очно — 2 ч, с применением ДОТ — 2 ч</w:t>
+      </w:r>
+    </w:p>
+    <w:p>
+      <w:pPr>
+        <w:numPr>
+          <w:ilvl w:val="0"/>
+          <w:numId w:val="4"/>
+        </w:numPr>
+        <w:spacing w:before="0" w:after="40" w:line="240" w:lineRule="auto"/>
+        <w:ind w:firstLine="0"/>
+        <w:jc w:val="both"/>
+      </w:pPr>
+      <w:r>
+        <w:rPr>
+          <w:rFonts w:ascii="Times New Roman" w:hAnsi="Times New Roman" w:eastAsia="Times New Roman" w:cs="Times New Roman"/>
+        </w:rPr>
+        <w:t>2.3. Иллюстрации и презентации к уроку: очно — 1,5 ч, с применением ДОТ — 1,5 ч</w:t>
+      </w:r>
+    </w:p>
+    <w:p>
+      <w:pPr>
+        <w:numPr>
+          <w:ilvl w:val="0"/>
+          <w:numId w:val="4"/>
+        </w:numPr>
+        <w:spacing w:before="0" w:after="40" w:line="240" w:lineRule="auto"/>
+        <w:ind w:firstLine="0"/>
+        <w:jc w:val="both"/>
+      </w:pPr>
+      <w:r>
+        <w:rPr>
+          <w:rFonts w:ascii="Times New Roman" w:hAnsi="Times New Roman" w:eastAsia="Times New Roman" w:cs="Times New Roman"/>
+        </w:rPr>
+        <w:t>3.1. Проверочные работы с помощью нейросети: очно — 3 ч, с применением ДОТ — 2 ч</w:t>
+      </w:r>
+    </w:p>
+    <w:p>
+      <w:pPr>
+        <w:numPr>
+          <w:ilvl w:val="0"/>
+          <w:numId w:val="4"/>
+        </w:numPr>
+        <w:spacing w:before="0" w:after="40" w:line="240" w:lineRule="auto"/>
+        <w:ind w:firstLine="0"/>
+        <w:jc w:val="both"/>
+      </w:pPr>
+      <w:r>
+        <w:rPr>
+          <w:rFonts w:ascii="Times New Roman" w:hAnsi="Times New Roman" w:eastAsia="Times New Roman" w:cs="Times New Roman"/>
+        </w:rPr>
+        <w:t>3.2. Критерии оценки и проверка ответов учеников: очно — 2 ч, с применением ДОТ — 1,5 ч</w:t>
+      </w:r>
+    </w:p>
+    <w:p>
+      <w:pPr>
+        <w:numPr>
+          <w:ilvl w:val="0"/>
+          <w:numId w:val="4"/>
+        </w:numPr>
+        <w:spacing w:before="0" w:after="40" w:line="240" w:lineRule="auto"/>
+        <w:ind w:firstLine="0"/>
+        <w:jc w:val="both"/>
+      </w:pPr>
+      <w:r>
+        <w:rPr>
+          <w:rFonts w:ascii="Times New Roman" w:hAnsi="Times New Roman" w:eastAsia="Times New Roman" w:cs="Times New Roman"/>
+        </w:rPr>
+        <w:t>4.1. Риски ИИ и правила безопасного использования в школе: очно — 1 ч, с применением ДОТ — 1,5 ч</w:t>
+      </w:r>
+    </w:p>
+    <w:p>
+      <w:pPr>
+        <w:numPr>
+          <w:ilvl w:val="0"/>
+          <w:numId w:val="4"/>
+        </w:numPr>
+        <w:spacing w:before="0" w:after="40" w:line="240" w:lineRule="auto"/>
+        <w:ind w:firstLine="0"/>
+        <w:jc w:val="both"/>
+      </w:pPr>
+      <w:r>
+        <w:rPr>
+          <w:rFonts w:ascii="Times New Roman" w:hAnsi="Times New Roman" w:eastAsia="Times New Roman" w:cs="Times New Roman"/>
+        </w:rPr>
+        <w:t>4.2. Этика и защита персональных данных учеников: очно — 1 ч, с применением ДОТ — 1,5 ч</w:t>
+      </w:r>
+    </w:p>
+    <w:p>
+      <w:pPr>
+        <w:numPr>
+          <w:ilvl w:val="0"/>
+          <w:numId w:val="4"/>
+        </w:numPr>
+        <w:spacing w:before="0" w:after="40" w:line="240" w:lineRule="auto"/>
+        <w:ind w:firstLine="0"/>
+        <w:jc w:val="both"/>
+      </w:pPr>
+      <w:r>
+        <w:rPr>
+          <w:rFonts w:ascii="Times New Roman" w:hAnsi="Times New Roman" w:eastAsia="Times New Roman" w:cs="Times New Roman"/>
+        </w:rPr>
+        <w:t>Всего контактной работы: очно — 15 ч, с применением ДОТ — 15,5 ч</w:t>
+      </w:r>
     </w:p>
     <w:p>
       <w:pPr>
@@ -8788,7 +9088,7 @@
           <w:rFonts w:ascii="Times New Roman" w:hAnsi="Times New Roman" w:eastAsia="Times New Roman" w:cs="Times New Roman"/>
           <w:b w:val="0"/>
         </w:rPr>
-        <w:t>Итоговая аттестация — зачёт по портфолио (2 часа). Зачтено — не меньше 6 баллов из 10.</w:t>
+        <w:t>Итоговая аттестация — зачёт по портфолио (2 часа). «Зачтено» — не меньше 6 баллов из 10 и ни по одному критерию не 0 баллов.</w:t>
       </w:r>
     </w:p>
     <w:p>
@@ -9076,7 +9376,21 @@
           <w:rFonts w:ascii="Times New Roman" w:hAnsi="Times New Roman" w:eastAsia="Times New Roman" w:cs="Times New Roman"/>
           <w:b w:val="0"/>
         </w:rPr>
-        <w:t>5. Профессиональный стандарт 01.001 «Педагог (педагогическая деятельность в сфере дошкольного, начального общего, основного общего, среднего общего образования) (воспитатель, учитель)», приказ Минтруда России от 18.10.2013 № 544н (ред. от 05.08.2016)</w:t>
+        <w:t>5. Федеральный закон от 27.07.2006 № 152-ФЗ «О персональных данных»</w:t>
+      </w:r>
+    </w:p>
+    <w:p>
+      <w:pPr>
+        <w:spacing w:before="0" w:after="60" w:line="240" w:lineRule="auto"/>
+        <w:ind w:firstLine="0"/>
+        <w:jc w:val="both"/>
+      </w:pPr>
+      <w:r>
+        <w:rPr>
+          <w:rFonts w:ascii="Times New Roman" w:hAnsi="Times New Roman" w:eastAsia="Times New Roman" w:cs="Times New Roman"/>
+          <w:b w:val="0"/>
+        </w:rPr>
+        <w:t>6. Профессиональный стандарт 01.001 «Педагог (педагогическая деятельность в сфере дошкольного, начального общего, основного общего, среднего общего образования) (воспитатель, учитель)», приказ Минтруда России от 18.10.2013 № 544н (ред. от 05.08.2016)</w:t>
       </w:r>
     </w:p>
     <w:p>
@@ -9242,6 +9556,20 @@
           <w:b w:val="0"/>
         </w:rPr>
         <w:t>3. Документация Yandex AI Studio. — URL: https://aistudio.yandex.ru/docs/ru/</w:t>
+      </w:r>
+    </w:p>
+    <w:p>
+      <w:pPr>
+        <w:spacing w:before="0" w:after="60" w:line="240" w:lineRule="auto"/>
+        <w:ind w:firstLine="0"/>
+        <w:jc w:val="both"/>
+      </w:pPr>
+      <w:r>
+        <w:rPr>
+          <w:rFonts w:ascii="Times New Roman" w:hAnsi="Times New Roman" w:eastAsia="Times New Roman" w:cs="Times New Roman"/>
+          <w:b w:val="0"/>
+        </w:rPr>
+        <w:t>4. GigaChat: официальный сайт сервиса. — URL: https://giga.chat/</w:t>
       </w:r>
     </w:p>
     <w:p>
@@ -9980,7 +10308,7 @@
         <w:rPr>
           <w:rFonts w:ascii="Times New Roman" w:hAnsi="Times New Roman" w:eastAsia="Times New Roman" w:cs="Times New Roman"/>
         </w:rPr>
-        <w:t>Задание выполнено полностью — до 4 балл.</w:t>
+        <w:t>Задание выполнено полностью — до 4 баллов</w:t>
       </w:r>
     </w:p>
     <w:p>
@@ -9997,7 +10325,7 @@
         <w:rPr>
           <w:rFonts w:ascii="Times New Roman" w:hAnsi="Times New Roman" w:eastAsia="Times New Roman" w:cs="Times New Roman"/>
         </w:rPr>
-        <w:t>Результат проверен и корректен — до 3 балл.</w:t>
+        <w:t>Результат проверен и корректен — до 3 баллов</w:t>
       </w:r>
     </w:p>
     <w:p>
@@ -10014,7 +10342,7 @@
         <w:rPr>
           <w:rFonts w:ascii="Times New Roman" w:hAnsi="Times New Roman" w:eastAsia="Times New Roman" w:cs="Times New Roman"/>
         </w:rPr>
-        <w:t>Вывод обоснован — до 3 балл.</w:t>
+        <w:t>Вывод обоснован — до 3 баллов</w:t>
       </w:r>
     </w:p>
     <w:p>
@@ -10219,7 +10547,7 @@
         <w:rPr>
           <w:rFonts w:ascii="Times New Roman" w:hAnsi="Times New Roman" w:eastAsia="Times New Roman" w:cs="Times New Roman"/>
         </w:rPr>
-        <w:t>Задание выполнено полностью — до 4 балл.</w:t>
+        <w:t>Задание выполнено полностью — до 4 баллов</w:t>
       </w:r>
     </w:p>
     <w:p>
@@ -10236,7 +10564,7 @@
         <w:rPr>
           <w:rFonts w:ascii="Times New Roman" w:hAnsi="Times New Roman" w:eastAsia="Times New Roman" w:cs="Times New Roman"/>
         </w:rPr>
-        <w:t>Результат проверен и корректен — до 3 балл.</w:t>
+        <w:t>Результат проверен и корректен — до 3 баллов</w:t>
       </w:r>
     </w:p>
     <w:p>
@@ -10253,7 +10581,7 @@
         <w:rPr>
           <w:rFonts w:ascii="Times New Roman" w:hAnsi="Times New Roman" w:eastAsia="Times New Roman" w:cs="Times New Roman"/>
         </w:rPr>
-        <w:t>Вывод обоснован — до 3 балл.</w:t>
+        <w:t>Вывод обоснован — до 3 баллов</w:t>
       </w:r>
     </w:p>
     <w:p>
@@ -10846,7 +11174,7 @@
         <w:rPr>
           <w:rFonts w:ascii="Times New Roman" w:hAnsi="Times New Roman" w:eastAsia="Times New Roman" w:cs="Times New Roman"/>
         </w:rPr>
-        <w:t>Задание выполнено полностью — до 4 балл.</w:t>
+        <w:t>Задание выполнено полностью — до 4 баллов</w:t>
       </w:r>
     </w:p>
     <w:p>
@@ -10863,7 +11191,7 @@
         <w:rPr>
           <w:rFonts w:ascii="Times New Roman" w:hAnsi="Times New Roman" w:eastAsia="Times New Roman" w:cs="Times New Roman"/>
         </w:rPr>
-        <w:t>Результат проверен и корректен — до 3 балл.</w:t>
+        <w:t>Результат проверен и корректен — до 3 баллов</w:t>
       </w:r>
     </w:p>
     <w:p>
@@ -10880,7 +11208,7 @@
         <w:rPr>
           <w:rFonts w:ascii="Times New Roman" w:hAnsi="Times New Roman" w:eastAsia="Times New Roman" w:cs="Times New Roman"/>
         </w:rPr>
-        <w:t>Вывод обоснован — до 3 балл.</w:t>
+        <w:t>Вывод обоснован — до 3 баллов</w:t>
       </w:r>
     </w:p>
     <w:p>
@@ -11085,7 +11413,7 @@
         <w:rPr>
           <w:rFonts w:ascii="Times New Roman" w:hAnsi="Times New Roman" w:eastAsia="Times New Roman" w:cs="Times New Roman"/>
         </w:rPr>
-        <w:t>Задание выполнено полностью — до 4 балл.</w:t>
+        <w:t>Задание выполнено полностью — до 4 баллов</w:t>
       </w:r>
     </w:p>
     <w:p>
@@ -11102,7 +11430,7 @@
         <w:rPr>
           <w:rFonts w:ascii="Times New Roman" w:hAnsi="Times New Roman" w:eastAsia="Times New Roman" w:cs="Times New Roman"/>
         </w:rPr>
-        <w:t>Результат проверен и корректен — до 3 балл.</w:t>
+        <w:t>Результат проверен и корректен — до 3 баллов</w:t>
       </w:r>
     </w:p>
     <w:p>
@@ -11119,7 +11447,7 @@
         <w:rPr>
           <w:rFonts w:ascii="Times New Roman" w:hAnsi="Times New Roman" w:eastAsia="Times New Roman" w:cs="Times New Roman"/>
         </w:rPr>
-        <w:t>Вывод обоснован — до 3 балл.</w:t>
+        <w:t>Вывод обоснован — до 3 баллов</w:t>
       </w:r>
     </w:p>
     <w:p>
@@ -11324,7 +11652,7 @@
         <w:rPr>
           <w:rFonts w:ascii="Times New Roman" w:hAnsi="Times New Roman" w:eastAsia="Times New Roman" w:cs="Times New Roman"/>
         </w:rPr>
-        <w:t>Задание выполнено полностью — до 4 балл.</w:t>
+        <w:t>Задание выполнено полностью — до 4 баллов</w:t>
       </w:r>
     </w:p>
     <w:p>
@@ -11341,7 +11669,7 @@
         <w:rPr>
           <w:rFonts w:ascii="Times New Roman" w:hAnsi="Times New Roman" w:eastAsia="Times New Roman" w:cs="Times New Roman"/>
         </w:rPr>
-        <w:t>Результат проверен и корректен — до 3 балл.</w:t>
+        <w:t>Результат проверен и корректен — до 3 баллов</w:t>
       </w:r>
     </w:p>
     <w:p>
@@ -11358,7 +11686,7 @@
         <w:rPr>
           <w:rFonts w:ascii="Times New Roman" w:hAnsi="Times New Roman" w:eastAsia="Times New Roman" w:cs="Times New Roman"/>
         </w:rPr>
-        <w:t>Вывод обоснован — до 3 балл.</w:t>
+        <w:t>Вывод обоснован — до 3 баллов</w:t>
       </w:r>
     </w:p>
     <w:p>
@@ -12123,7 +12451,7 @@
         <w:rPr>
           <w:rFonts w:ascii="Times New Roman" w:hAnsi="Times New Roman" w:eastAsia="Times New Roman" w:cs="Times New Roman"/>
         </w:rPr>
-        <w:t>Задание выполнено полностью — до 4 балл.</w:t>
+        <w:t>Задание выполнено полностью — до 4 баллов</w:t>
       </w:r>
     </w:p>
     <w:p>
@@ -12140,7 +12468,7 @@
         <w:rPr>
           <w:rFonts w:ascii="Times New Roman" w:hAnsi="Times New Roman" w:eastAsia="Times New Roman" w:cs="Times New Roman"/>
         </w:rPr>
-        <w:t>Результат проверен и корректен — до 3 балл.</w:t>
+        <w:t>Результат проверен и корректен — до 3 баллов</w:t>
       </w:r>
     </w:p>
     <w:p>
@@ -12157,7 +12485,7 @@
         <w:rPr>
           <w:rFonts w:ascii="Times New Roman" w:hAnsi="Times New Roman" w:eastAsia="Times New Roman" w:cs="Times New Roman"/>
         </w:rPr>
-        <w:t>Вывод обоснован — до 3 балл.</w:t>
+        <w:t>Вывод обоснован — до 3 баллов</w:t>
       </w:r>
     </w:p>
     <w:p>
@@ -12362,7 +12690,7 @@
         <w:rPr>
           <w:rFonts w:ascii="Times New Roman" w:hAnsi="Times New Roman" w:eastAsia="Times New Roman" w:cs="Times New Roman"/>
         </w:rPr>
-        <w:t>Задание выполнено полностью — до 4 балл.</w:t>
+        <w:t>Задание выполнено полностью — до 4 баллов</w:t>
       </w:r>
     </w:p>
     <w:p>
@@ -12379,7 +12707,7 @@
         <w:rPr>
           <w:rFonts w:ascii="Times New Roman" w:hAnsi="Times New Roman" w:eastAsia="Times New Roman" w:cs="Times New Roman"/>
         </w:rPr>
-        <w:t>Результат проверен и корректен — до 3 балл.</w:t>
+        <w:t>Результат проверен и корректен — до 3 баллов</w:t>
       </w:r>
     </w:p>
     <w:p>
@@ -12396,7 +12724,7 @@
         <w:rPr>
           <w:rFonts w:ascii="Times New Roman" w:hAnsi="Times New Roman" w:eastAsia="Times New Roman" w:cs="Times New Roman"/>
         </w:rPr>
-        <w:t>Вывод обоснован — до 3 балл.</w:t>
+        <w:t>Вывод обоснован — до 3 баллов</w:t>
       </w:r>
     </w:p>
     <w:p>
@@ -12989,7 +13317,7 @@
         <w:rPr>
           <w:rFonts w:ascii="Times New Roman" w:hAnsi="Times New Roman" w:eastAsia="Times New Roman" w:cs="Times New Roman"/>
         </w:rPr>
-        <w:t>Задание выполнено полностью — до 4 балл.</w:t>
+        <w:t>Задание выполнено полностью — до 4 баллов</w:t>
       </w:r>
     </w:p>
     <w:p>
@@ -13006,7 +13334,7 @@
         <w:rPr>
           <w:rFonts w:ascii="Times New Roman" w:hAnsi="Times New Roman" w:eastAsia="Times New Roman" w:cs="Times New Roman"/>
         </w:rPr>
-        <w:t>Результат проверен и корректен — до 3 балл.</w:t>
+        <w:t>Результат проверен и корректен — до 3 баллов</w:t>
       </w:r>
     </w:p>
     <w:p>
@@ -13023,7 +13351,7 @@
         <w:rPr>
           <w:rFonts w:ascii="Times New Roman" w:hAnsi="Times New Roman" w:eastAsia="Times New Roman" w:cs="Times New Roman"/>
         </w:rPr>
-        <w:t>Вывод обоснован — до 3 балл.</w:t>
+        <w:t>Вывод обоснован — до 3 баллов</w:t>
       </w:r>
     </w:p>
     <w:p>
@@ -13228,7 +13556,7 @@
         <w:rPr>
           <w:rFonts w:ascii="Times New Roman" w:hAnsi="Times New Roman" w:eastAsia="Times New Roman" w:cs="Times New Roman"/>
         </w:rPr>
-        <w:t>Задание выполнено полностью — до 4 балл.</w:t>
+        <w:t>Задание выполнено полностью — до 4 баллов</w:t>
       </w:r>
     </w:p>
     <w:p>
@@ -13245,7 +13573,7 @@
         <w:rPr>
           <w:rFonts w:ascii="Times New Roman" w:hAnsi="Times New Roman" w:eastAsia="Times New Roman" w:cs="Times New Roman"/>
         </w:rPr>
-        <w:t>Результат проверен и корректен — до 3 балл.</w:t>
+        <w:t>Результат проверен и корректен — до 3 баллов</w:t>
       </w:r>
     </w:p>
     <w:p>
@@ -13262,7 +13590,7 @@
         <w:rPr>
           <w:rFonts w:ascii="Times New Roman" w:hAnsi="Times New Roman" w:eastAsia="Times New Roman" w:cs="Times New Roman"/>
         </w:rPr>
-        <w:t>Вывод обоснован — до 3 балл.</w:t>
+        <w:t>Вывод обоснован — до 3 баллов</w:t>
       </w:r>
     </w:p>
     <w:p>
@@ -13412,21 +13740,6 @@
     </w:p>
     <w:p>
       <w:pPr>
-        <w:keepNext/>
-        <w:spacing w:before="0" w:after="120" w:line="240" w:lineRule="auto"/>
-        <w:ind w:firstLine="0"/>
-        <w:jc w:val="left"/>
-      </w:pPr>
-      <w:r>
-        <w:rPr>
-          <w:rFonts w:ascii="Times New Roman" w:hAnsi="Times New Roman" w:eastAsia="Times New Roman" w:cs="Times New Roman"/>
-          <w:b/>
-        </w:rPr>
-        <w:t>Элемент портфолио: Материал портфолио 1</w:t>
-      </w:r>
-    </w:p>
-    <w:p>
-      <w:pPr>
         <w:numPr>
           <w:ilvl w:val="0"/>
           <w:numId w:val="4"/>
@@ -13471,7 +13784,7 @@
           <w:rFonts w:ascii="Times New Roman" w:hAnsi="Times New Roman" w:eastAsia="Times New Roman" w:cs="Times New Roman"/>
           <w:b/>
         </w:rPr>
-        <w:t>Элемент портфолио: Материал портфолио 2</w:t>
+        <w:t>Элемент портфолио: Материал портфолио 1</w:t>
       </w:r>
     </w:p>
     <w:p>
@@ -13488,7 +13801,22 @@
         <w:rPr>
           <w:rFonts w:ascii="Times New Roman" w:hAnsi="Times New Roman" w:eastAsia="Times New Roman" w:cs="Times New Roman"/>
         </w:rPr>
-        <w:t>Выполнен самостоятельно</w:t>
+        <w:t>[заполнить методисту]</w:t>
+      </w:r>
+    </w:p>
+    <w:p>
+      <w:pPr>
+        <w:keepNext/>
+        <w:spacing w:before="0" w:after="120" w:line="240" w:lineRule="auto"/>
+        <w:ind w:firstLine="0"/>
+        <w:jc w:val="left"/>
+      </w:pPr>
+      <w:r>
+        <w:rPr>
+          <w:rFonts w:ascii="Times New Roman" w:hAnsi="Times New Roman" w:eastAsia="Times New Roman" w:cs="Times New Roman"/>
+          <w:b/>
+        </w:rPr>
+        <w:t>Элемент портфолио: Материал портфолио 2</w:t>
       </w:r>
     </w:p>
     <w:p>
@@ -13505,7 +13833,7 @@
         <w:rPr>
           <w:rFonts w:ascii="Times New Roman" w:hAnsi="Times New Roman" w:eastAsia="Times New Roman" w:cs="Times New Roman"/>
         </w:rPr>
-        <w:t>Оформлен по шаблону</w:t>
+        <w:t>[заполнить методисту]</w:t>
       </w:r>
     </w:p>
     <w:p>
@@ -13537,24 +13865,7 @@
         <w:rPr>
           <w:rFonts w:ascii="Times New Roman" w:hAnsi="Times New Roman" w:eastAsia="Times New Roman" w:cs="Times New Roman"/>
         </w:rPr>
-        <w:t>Выполнен самостоятельно</w:t>
-      </w:r>
-    </w:p>
-    <w:p>
-      <w:pPr>
-        <w:numPr>
-          <w:ilvl w:val="0"/>
-          <w:numId w:val="4"/>
-        </w:numPr>
-        <w:spacing w:before="0" w:after="40" w:line="240" w:lineRule="auto"/>
-        <w:ind w:firstLine="0"/>
-        <w:jc w:val="both"/>
-      </w:pPr>
-      <w:r>
-        <w:rPr>
-          <w:rFonts w:ascii="Times New Roman" w:hAnsi="Times New Roman" w:eastAsia="Times New Roman" w:cs="Times New Roman"/>
-        </w:rPr>
-        <w:t>Оформлен по шаблону</w:t>
+        <w:t>[заполнить методисту]</w:t>
       </w:r>
     </w:p>
     <w:p>
@@ -13839,7 +14150,7 @@
           <w:rFonts w:ascii="Times New Roman" w:hAnsi="Times New Roman" w:eastAsia="Times New Roman" w:cs="Times New Roman"/>
           <w:b w:val="0"/>
         </w:rPr>
-        <w:t>Зачтено — не меньше 6 баллов из 10.</w:t>
+        <w:t>«Зачтено» — не меньше 6 баллов из 10 и ни по одному критерию не 0 баллов.</w:t>
       </w:r>
     </w:p>
     <w:p>
@@ -13923,5421 +14234,6 @@
           <w:rFonts w:ascii="Times New Roman" w:hAnsi="Times New Roman" w:eastAsia="Times New Roman" w:cs="Times New Roman"/>
         </w:rPr>
         <w:t>Комиссия выставляет баллы по критериям и объявляет результат</w:t>
-      </w:r>
-    </w:p>
-    <w:p>
-      <w:pPr>
-        <w:pStyle w:val="1"/>
-        <w:keepNext/>
-        <w:pageBreakBefore/>
-        <w:ind w:firstLine="0"/>
-        <w:jc w:val="right"/>
-      </w:pPr>
-      <w:r>
-        <w:rPr>
-          <w:rFonts w:ascii="Times New Roman" w:hAnsi="Times New Roman" w:eastAsia="Times New Roman" w:cs="Times New Roman"/>
-        </w:rPr>
-        <w:t>Приложение 3</w:t>
-      </w:r>
-    </w:p>
-    <w:p>
-      <w:pPr>
-        <w:keepNext/>
-        <w:spacing w:before="0" w:after="120" w:line="240" w:lineRule="auto"/>
-        <w:ind w:firstLine="0"/>
-        <w:jc w:val="center"/>
-      </w:pPr>
-      <w:r>
-        <w:rPr>
-          <w:rFonts w:ascii="Times New Roman" w:hAnsi="Times New Roman" w:eastAsia="Times New Roman" w:cs="Times New Roman"/>
-          <w:b/>
-        </w:rPr>
-        <w:t>Отчёт автопроверки комплекта</w:t>
-      </w:r>
-    </w:p>
-    <w:p>
-      <w:pPr>
-        <w:spacing w:before="0" w:after="120" w:line="240" w:lineRule="auto"/>
-        <w:ind w:firstLine="0"/>
-        <w:jc w:val="both"/>
-      </w:pPr>
-      <w:r>
-        <w:rPr>
-          <w:rFonts w:ascii="Times New Roman" w:hAnsi="Times New Roman" w:eastAsia="Times New Roman" w:cs="Times New Roman"/>
-          <w:b w:val="0"/>
-        </w:rPr>
-        <w:t>Служебное приложение для методиста: перед утверждением программы его можно удалить. Сверка самих файлов выгрузки с комплектом выполняется после сборки документа — её итог в файлах report.md и report.json.</w:t>
-      </w:r>
-    </w:p>
-    <w:p>
-      <w:pPr>
-        <w:spacing w:before="0" w:after="120" w:line="240" w:lineRule="auto"/>
-        <w:ind w:firstLine="0"/>
-        <w:jc w:val="both"/>
-      </w:pPr>
-      <w:r>
-        <w:rPr>
-          <w:rFonts w:ascii="Times New Roman" w:hAnsi="Times New Roman" w:eastAsia="Times New Roman" w:cs="Times New Roman"/>
-          <w:b/>
-        </w:rPr>
-        <w:t>Итог. Комплект собран, ошибок нет; 2 предупреждения методисту — см. ниже. В приложенном образце найдено ошибок: 15; в программу они не перенесены. Пояснения к сборке — в разделе «Что пропущено и почему».</w:t>
-      </w:r>
-    </w:p>
-    <w:p>
-      <w:pPr>
-        <w:keepNext/>
-        <w:spacing w:before="0" w:after="120" w:line="240" w:lineRule="auto"/>
-        <w:ind w:firstLine="0"/>
-        <w:jc w:val="left"/>
-      </w:pPr>
-      <w:r>
-        <w:rPr>
-          <w:rFonts w:ascii="Times New Roman" w:hAnsi="Times New Roman" w:eastAsia="Times New Roman" w:cs="Times New Roman"/>
-          <w:b/>
-        </w:rPr>
-        <w:t>Коротко</w:t>
-      </w:r>
-    </w:p>
-    <w:p>
-      <w:pPr>
-        <w:numPr>
-          <w:ilvl w:val="0"/>
-          <w:numId w:val="4"/>
-        </w:numPr>
-        <w:spacing w:before="0" w:after="40" w:line="240" w:lineRule="auto"/>
-        <w:ind w:firstLine="0"/>
-        <w:jc w:val="both"/>
-      </w:pPr>
-      <w:r>
-        <w:rPr>
-          <w:rFonts w:ascii="Times New Roman" w:hAnsi="Times New Roman" w:eastAsia="Times New Roman" w:cs="Times New Roman"/>
-        </w:rPr>
-        <w:t>ошибки (нужно исправить до утверждения): 0</w:t>
-      </w:r>
-    </w:p>
-    <w:p>
-      <w:pPr>
-        <w:numPr>
-          <w:ilvl w:val="0"/>
-          <w:numId w:val="4"/>
-        </w:numPr>
-        <w:spacing w:before="0" w:after="40" w:line="240" w:lineRule="auto"/>
-        <w:ind w:firstLine="0"/>
-        <w:jc w:val="both"/>
-      </w:pPr>
-      <w:r>
-        <w:rPr>
-          <w:rFonts w:ascii="Times New Roman" w:hAnsi="Times New Roman" w:eastAsia="Times New Roman" w:cs="Times New Roman"/>
-        </w:rPr>
-        <w:t>предупреждения методисту (с вариантами решения): 2</w:t>
-      </w:r>
-    </w:p>
-    <w:p>
-      <w:pPr>
-        <w:numPr>
-          <w:ilvl w:val="0"/>
-          <w:numId w:val="4"/>
-        </w:numPr>
-        <w:spacing w:before="0" w:after="40" w:line="240" w:lineRule="auto"/>
-        <w:ind w:firstLine="0"/>
-        <w:jc w:val="both"/>
-      </w:pPr>
-      <w:r>
-        <w:rPr>
-          <w:rFonts w:ascii="Times New Roman" w:hAnsi="Times New Roman" w:eastAsia="Times New Roman" w:cs="Times New Roman"/>
-        </w:rPr>
-        <w:t>замечания автопроверки (стоит проверить): 0</w:t>
-      </w:r>
-    </w:p>
-    <w:p>
-      <w:pPr>
-        <w:numPr>
-          <w:ilvl w:val="0"/>
-          <w:numId w:val="4"/>
-        </w:numPr>
-        <w:spacing w:before="0" w:after="40" w:line="240" w:lineRule="auto"/>
-        <w:ind w:firstLine="0"/>
-        <w:jc w:val="both"/>
-      </w:pPr>
-      <w:r>
-        <w:rPr>
-          <w:rFonts w:ascii="Times New Roman" w:hAnsi="Times New Roman" w:eastAsia="Times New Roman" w:cs="Times New Roman"/>
-        </w:rPr>
-        <w:t>объём: заявлено 36 ч, собрано 36 ч</w:t>
-      </w:r>
-    </w:p>
-    <w:p>
-      <w:pPr>
-        <w:numPr>
-          <w:ilvl w:val="0"/>
-          <w:numId w:val="4"/>
-        </w:numPr>
-        <w:spacing w:before="0" w:after="40" w:line="240" w:lineRule="auto"/>
-        <w:ind w:firstLine="0"/>
-        <w:jc w:val="both"/>
-      </w:pPr>
-      <w:r>
-        <w:rPr>
-          <w:rFonts w:ascii="Times New Roman" w:hAnsi="Times New Roman" w:eastAsia="Times New Roman" w:cs="Times New Roman"/>
-        </w:rPr>
-        <w:t>модель: заготовленные ответы (демонстрационный режим); режим генерации — полный</w:t>
-      </w:r>
-    </w:p>
-    <w:p>
-      <w:pPr>
-        <w:numPr>
-          <w:ilvl w:val="0"/>
-          <w:numId w:val="4"/>
-        </w:numPr>
-        <w:spacing w:before="0" w:after="40" w:line="240" w:lineRule="auto"/>
-        <w:ind w:firstLine="0"/>
-        <w:jc w:val="both"/>
-      </w:pPr>
-      <w:r>
-        <w:rPr>
-          <w:rFonts w:ascii="Times New Roman" w:hAnsi="Times New Roman" w:eastAsia="Times New Roman" w:cs="Times New Roman"/>
-        </w:rPr>
-        <w:t>время сборки комплекта после утверждения каркаса: 1 с</w:t>
-      </w:r>
-    </w:p>
-    <w:p>
-      <w:pPr>
-        <w:keepNext/>
-        <w:spacing w:before="0" w:after="120" w:line="240" w:lineRule="auto"/>
-        <w:ind w:firstLine="0"/>
-        <w:jc w:val="left"/>
-      </w:pPr>
-      <w:r>
-        <w:rPr>
-          <w:rFonts w:ascii="Times New Roman" w:hAnsi="Times New Roman" w:eastAsia="Times New Roman" w:cs="Times New Roman"/>
-          <w:b/>
-        </w:rPr>
-        <w:t>Предупреждения методисту</w:t>
-      </w:r>
-    </w:p>
-    <w:p>
-      <w:pPr>
-        <w:spacing w:before="0" w:after="120" w:line="240" w:lineRule="auto"/>
-        <w:ind w:firstLine="0"/>
-        <w:jc w:val="both"/>
-      </w:pPr>
-      <w:r>
-        <w:rPr>
-          <w:rFonts w:ascii="Times New Roman" w:hAnsi="Times New Roman" w:eastAsia="Times New Roman" w:cs="Times New Roman"/>
-          <w:b w:val="0"/>
-        </w:rPr>
-        <w:t>Здесь — ситуации, где нужно решение методиста или заказчика: агент нашёл их сам по общим правилам. У каждого предупреждения — цифры и варианты решения.</w:t>
-      </w:r>
-    </w:p>
-    <w:p>
-      <w:pPr>
-        <w:keepNext/>
-        <w:spacing w:before="0" w:after="120" w:line="240" w:lineRule="auto"/>
-        <w:ind w:firstLine="0"/>
-        <w:jc w:val="left"/>
-      </w:pPr>
-      <w:r>
-        <w:rPr>
-          <w:rFonts w:ascii="Times New Roman" w:hAnsi="Times New Roman" w:eastAsia="Times New Roman" w:cs="Times New Roman"/>
-          <w:b/>
-        </w:rPr>
-        <w:t>1. Ошибки в приложенном образце</w:t>
-      </w:r>
-    </w:p>
-    <w:p>
-      <w:pPr>
-        <w:spacing w:before="0" w:after="120" w:line="240" w:lineRule="auto"/>
-        <w:ind w:firstLine="0"/>
-        <w:jc w:val="both"/>
-      </w:pPr>
-      <w:r>
-        <w:rPr>
-          <w:rFonts w:ascii="Times New Roman" w:hAnsi="Times New Roman" w:eastAsia="Times New Roman" w:cs="Times New Roman"/>
-          <w:b w:val="0"/>
-        </w:rPr>
-        <w:t>В приложенном образце найдено 15 расхождений: часы рабочей программы не совпадают с учебно-тематическим планом — 5; суммы и итоги часов в учебных планах — 4; ссылки на нормативные акты (утратившие силу или с неверной датой) — 2; строки с часами, не разнесёнными по видам работы — 1; разные обозначения лабораторных работ — 1; аудиторные часы в стажировке — 1; заполненные реквизиты приказа об утверждении — 1. В новой программе они не повторяются; формулировки с цитатами образца — в полной версии отчёта (report.md).</w:t>
-      </w:r>
-    </w:p>
-    <w:p>
-      <w:pPr>
-        <w:keepNext/>
-        <w:spacing w:before="0" w:after="120" w:line="240" w:lineRule="auto"/>
-        <w:ind w:firstLine="0"/>
-        <w:jc w:val="left"/>
-      </w:pPr>
-      <w:r>
-        <w:rPr>
-          <w:rFonts w:ascii="Times New Roman" w:hAnsi="Times New Roman" w:eastAsia="Times New Roman" w:cs="Times New Roman"/>
-          <w:b w:val="0"/>
-        </w:rPr>
-        <w:t>Варианты решения:</w:t>
-      </w:r>
-    </w:p>
-    <w:p>
-      <w:pPr>
-        <w:spacing w:before="0" w:after="60" w:line="240" w:lineRule="auto"/>
-        <w:ind w:firstLine="0"/>
-        <w:jc w:val="both"/>
-      </w:pPr>
-      <w:r>
-        <w:rPr>
-          <w:rFonts w:ascii="Times New Roman" w:hAnsi="Times New Roman" w:eastAsia="Times New Roman" w:cs="Times New Roman"/>
-          <w:b w:val="0"/>
-        </w:rPr>
-        <w:t>1. Ничего менять в новой программе не нужно: она собрана заново по шаблону, часы посчитаны программой, и ошибки образца в неё не перенесены.</w:t>
-      </w:r>
-    </w:p>
-    <w:p>
-      <w:pPr>
-        <w:spacing w:before="0" w:after="60" w:line="240" w:lineRule="auto"/>
-        <w:ind w:firstLine="0"/>
-        <w:jc w:val="both"/>
-      </w:pPr>
-      <w:r>
-        <w:rPr>
-          <w:rFonts w:ascii="Times New Roman" w:hAnsi="Times New Roman" w:eastAsia="Times New Roman" w:cs="Times New Roman"/>
-          <w:b w:val="0"/>
-        </w:rPr>
-        <w:t>2. Передайте список расхождений автору образца — он в полной версии отчёта (report.md), раздел «Ошибки приложенного образца».</w:t>
-      </w:r>
-    </w:p>
-    <w:p>
-      <w:pPr>
-        <w:spacing w:before="0" w:after="60" w:line="240" w:lineRule="auto"/>
-        <w:ind w:firstLine="0"/>
-        <w:jc w:val="both"/>
-      </w:pPr>
-      <w:r>
-        <w:rPr>
-          <w:rFonts w:ascii="Times New Roman" w:hAnsi="Times New Roman" w:eastAsia="Times New Roman" w:cs="Times New Roman"/>
-          <w:b w:val="0"/>
-        </w:rPr>
-        <w:t>3. Если образец — действующая программа организации, исправьте его, прежде чем использовать снова.</w:t>
-      </w:r>
-    </w:p>
-    <w:p>
-      <w:pPr>
-        <w:keepNext/>
-        <w:spacing w:before="0" w:after="120" w:line="240" w:lineRule="auto"/>
-        <w:ind w:firstLine="0"/>
-        <w:jc w:val="left"/>
-      </w:pPr>
-      <w:r>
-        <w:rPr>
-          <w:rFonts w:ascii="Times New Roman" w:hAnsi="Times New Roman" w:eastAsia="Times New Roman" w:cs="Times New Roman"/>
-          <w:b/>
-        </w:rPr>
-        <w:t>2. Акт из задания утратил силу — в программе указан действующий</w:t>
-      </w:r>
-    </w:p>
-    <w:p>
-      <w:pPr>
-        <w:spacing w:before="0" w:after="120" w:line="240" w:lineRule="auto"/>
-        <w:ind w:firstLine="0"/>
-        <w:jc w:val="both"/>
-      </w:pPr>
-      <w:r>
-        <w:rPr>
-          <w:rFonts w:ascii="Times New Roman" w:hAnsi="Times New Roman" w:eastAsia="Times New Roman" w:cs="Times New Roman"/>
-          <w:b w:val="0"/>
-        </w:rPr>
-        <w:t>В программе указан действующий акт — Приказ Минобрнауки России от 24.03.2025 № 266 (действует с 01.09.2025). Прежний акт, на который могут ссылаться задание и старые образцы, утратил силу и в программу не включён. В программе указан действующий акт — Постановление Правительства Российской Федерации от 11.10.2023 № 1678 (действует с 01.09.2024). Прежний акт, на который могут ссылаться задание и старые образцы, утратил силу и в программу не включён.</w:t>
-      </w:r>
-    </w:p>
-    <w:p>
-      <w:pPr>
-        <w:keepNext/>
-        <w:spacing w:before="0" w:after="120" w:line="240" w:lineRule="auto"/>
-        <w:ind w:firstLine="0"/>
-        <w:jc w:val="left"/>
-      </w:pPr>
-      <w:r>
-        <w:rPr>
-          <w:rFonts w:ascii="Times New Roman" w:hAnsi="Times New Roman" w:eastAsia="Times New Roman" w:cs="Times New Roman"/>
-          <w:b w:val="0"/>
-        </w:rPr>
-        <w:t>Варианты решения:</w:t>
-      </w:r>
-    </w:p>
-    <w:p>
-      <w:pPr>
-        <w:spacing w:before="0" w:after="60" w:line="240" w:lineRule="auto"/>
-        <w:ind w:firstLine="0"/>
-        <w:jc w:val="both"/>
-      </w:pPr>
-      <w:r>
-        <w:rPr>
-          <w:rFonts w:ascii="Times New Roman" w:hAnsi="Times New Roman" w:eastAsia="Times New Roman" w:cs="Times New Roman"/>
-          <w:b w:val="0"/>
-        </w:rPr>
-        <w:t>1. Ничего менять в программе не нужно — в ней указан действующий акт.</w:t>
-      </w:r>
-    </w:p>
-    <w:p>
-      <w:pPr>
-        <w:spacing w:before="0" w:after="60" w:line="240" w:lineRule="auto"/>
-        <w:ind w:firstLine="0"/>
-        <w:jc w:val="both"/>
-      </w:pPr>
-      <w:r>
-        <w:rPr>
-          <w:rFonts w:ascii="Times New Roman" w:hAnsi="Times New Roman" w:eastAsia="Times New Roman" w:cs="Times New Roman"/>
-          <w:b w:val="0"/>
-        </w:rPr>
-        <w:t>2. Обновите ссылку в задании и шаблонах организации: Приказ Минобрнауки России от 24.03.2025 № 266; Постановление Правительства Российской Федерации от 11.10.2023 № 1678.</w:t>
-      </w:r>
-    </w:p>
-    <w:p>
-      <w:pPr>
-        <w:spacing w:before="0" w:after="60" w:line="240" w:lineRule="auto"/>
-        <w:ind w:firstLine="0"/>
-        <w:jc w:val="both"/>
-      </w:pPr>
-      <w:r>
-        <w:rPr>
-          <w:rFonts w:ascii="Times New Roman" w:hAnsi="Times New Roman" w:eastAsia="Times New Roman" w:cs="Times New Roman"/>
-          <w:b w:val="0"/>
-        </w:rPr>
-        <w:t>3. Проверьте другие программы организации, где ещё указан прежний акт.</w:t>
-      </w:r>
-    </w:p>
-    <w:p>
-      <w:pPr>
-        <w:keepNext/>
-        <w:spacing w:before="0" w:after="120" w:line="240" w:lineRule="auto"/>
-        <w:ind w:firstLine="0"/>
-        <w:jc w:val="left"/>
-      </w:pPr>
-      <w:r>
-        <w:rPr>
-          <w:rFonts w:ascii="Times New Roman" w:hAnsi="Times New Roman" w:eastAsia="Times New Roman" w:cs="Times New Roman"/>
-          <w:b/>
-        </w:rPr>
-        <w:t>Часы по уровням</w:t>
-      </w:r>
-    </w:p>
-    <w:p>
-      <w:pPr>
-        <w:spacing w:before="0" w:after="120" w:line="240" w:lineRule="auto"/>
-        <w:ind w:firstLine="0"/>
-        <w:jc w:val="both"/>
-      </w:pPr>
-      <w:r>
-        <w:rPr>
-          <w:rFonts w:ascii="Times New Roman" w:hAnsi="Times New Roman" w:eastAsia="Times New Roman" w:cs="Times New Roman"/>
-          <w:b w:val="0"/>
-        </w:rPr>
-        <w:t>Заявлено 36 ч, по учебному плану 36 ч — сходится.</w:t>
-      </w:r>
-    </w:p>
-    <w:p>
-      <w:pPr>
-        <w:spacing w:before="0" w:after="120" w:line="240" w:lineRule="auto"/>
-        <w:ind w:firstLine="0"/>
-        <w:jc w:val="both"/>
-      </w:pPr>
-      <w:r>
-        <w:rPr>
-          <w:rFonts w:ascii="Times New Roman" w:hAnsi="Times New Roman" w:eastAsia="Times New Roman" w:cs="Times New Roman"/>
-          <w:b w:val="0"/>
-        </w:rPr>
-        <w:t>Из них контактная работа — 30,5 ч (из них с дистанционными технологиями — 15,5 ч), самостоятельная работа — 3,5 ч, итоговая аттестация — 2 ч.</w:t>
-      </w:r>
-    </w:p>
-    <w:tbl>
-      <w:tblPr>
-        <w:tblLook w:firstColumn="1" w:firstRow="1" w:lastColumn="0" w:lastRow="0" w:noHBand="0" w:noVBand="1" w:val="04A0"/>
-        <w:tblW w:w="9774" w:type="dxa"/>
-        <w:tblLayout w:type="fixed"/>
-        <w:tblBorders>
-          <w:top w:val="single" w:sz="4" w:space="0" w:color="AAAAAA"/>
-          <w:left w:val="single" w:sz="4" w:space="0" w:color="AAAAAA"/>
-          <w:bottom w:val="single" w:sz="4" w:space="0" w:color="AAAAAA"/>
-          <w:right w:val="single" w:sz="4" w:space="0" w:color="AAAAAA"/>
-          <w:insideH w:val="single" w:sz="4" w:space="0" w:color="AAAAAA"/>
-          <w:insideV w:val="single" w:sz="4" w:space="0" w:color="AAAAAA"/>
-        </w:tblBorders>
-        <w:tblCellMar>
-          <w:top w:w="80" w:type="dxa"/>
-          <w:left w:w="120" w:type="dxa"/>
-          <w:bottom w:w="80" w:type="dxa"/>
-          <w:right w:w="120" w:type="dxa"/>
-        </w:tblCellMar>
-      </w:tblPr>
-      <w:tblGrid>
-        <w:gridCol w:w="4889"/>
-        <w:gridCol w:w="977"/>
-        <w:gridCol w:w="977"/>
-        <w:gridCol w:w="977"/>
-        <w:gridCol w:w="977"/>
-        <w:gridCol w:w="977"/>
-      </w:tblGrid>
-      <w:tr>
-        <w:trPr>
-          <w:tblHeader/>
-        </w:trPr>
-        <w:tc>
-          <w:tcPr>
-            <w:tcW w:type="dxa" w:w="4889"/>
-            <w:shd w:val="clear" w:color="auto" w:fill="F2F2F2"/>
-            <w:vAlign w:val="center"/>
-          </w:tcPr>
-          <w:p>
-            <w:pPr>
-              <w:spacing w:before="0" w:after="0" w:line="240" w:lineRule="auto"/>
-              <w:ind w:firstLine="0"/>
-              <w:jc w:val="center"/>
-            </w:pPr>
-            <w:r>
-              <w:rPr>
-                <w:rFonts w:ascii="Times New Roman" w:hAnsi="Times New Roman" w:eastAsia="Times New Roman" w:cs="Times New Roman"/>
-                <w:b/>
-                <w:sz w:val="20"/>
-              </w:rPr>
-              <w:t>Уровень</w:t>
-            </w:r>
-          </w:p>
-        </w:tc>
-        <w:tc>
-          <w:tcPr>
-            <w:tcW w:type="dxa" w:w="977"/>
-            <w:shd w:val="clear" w:color="auto" w:fill="F2F2F2"/>
-            <w:vAlign w:val="center"/>
-          </w:tcPr>
-          <w:p>
-            <w:pPr>
-              <w:spacing w:before="0" w:after="0" w:line="240" w:lineRule="auto"/>
-              <w:ind w:firstLine="0"/>
-              <w:jc w:val="center"/>
-            </w:pPr>
-            <w:r>
-              <w:rPr>
-                <w:rFonts w:ascii="Times New Roman" w:hAnsi="Times New Roman" w:eastAsia="Times New Roman" w:cs="Times New Roman"/>
-                <w:b/>
-                <w:sz w:val="20"/>
-              </w:rPr>
-              <w:t>Всего</w:t>
-            </w:r>
-          </w:p>
-        </w:tc>
-        <w:tc>
-          <w:tcPr>
-            <w:tcW w:type="dxa" w:w="977"/>
-            <w:shd w:val="clear" w:color="auto" w:fill="F2F2F2"/>
-            <w:vAlign w:val="center"/>
-          </w:tcPr>
-          <w:p>
-            <w:pPr>
-              <w:spacing w:before="0" w:after="0" w:line="240" w:lineRule="auto"/>
-              <w:ind w:firstLine="0"/>
-              <w:jc w:val="center"/>
-            </w:pPr>
-            <w:r>
-              <w:rPr>
-                <w:rFonts w:ascii="Times New Roman" w:hAnsi="Times New Roman" w:eastAsia="Times New Roman" w:cs="Times New Roman"/>
-                <w:b/>
-                <w:sz w:val="20"/>
-              </w:rPr>
-              <w:t>ЛК</w:t>
-            </w:r>
-          </w:p>
-        </w:tc>
-        <w:tc>
-          <w:tcPr>
-            <w:tcW w:type="dxa" w:w="977"/>
-            <w:shd w:val="clear" w:color="auto" w:fill="F2F2F2"/>
-            <w:vAlign w:val="center"/>
-          </w:tcPr>
-          <w:p>
-            <w:pPr>
-              <w:spacing w:before="0" w:after="0" w:line="240" w:lineRule="auto"/>
-              <w:ind w:firstLine="0"/>
-              <w:jc w:val="center"/>
-            </w:pPr>
-            <w:r>
-              <w:rPr>
-                <w:rFonts w:ascii="Times New Roman" w:hAnsi="Times New Roman" w:eastAsia="Times New Roman" w:cs="Times New Roman"/>
-                <w:b/>
-                <w:sz w:val="20"/>
-              </w:rPr>
-              <w:t>ПР</w:t>
-            </w:r>
-          </w:p>
-        </w:tc>
-        <w:tc>
-          <w:tcPr>
-            <w:tcW w:type="dxa" w:w="977"/>
-            <w:shd w:val="clear" w:color="auto" w:fill="F2F2F2"/>
-            <w:vAlign w:val="center"/>
-          </w:tcPr>
-          <w:p>
-            <w:pPr>
-              <w:spacing w:before="0" w:after="0" w:line="240" w:lineRule="auto"/>
-              <w:ind w:firstLine="0"/>
-              <w:jc w:val="center"/>
-            </w:pPr>
-            <w:r>
-              <w:rPr>
-                <w:rFonts w:ascii="Times New Roman" w:hAnsi="Times New Roman" w:eastAsia="Times New Roman" w:cs="Times New Roman"/>
-                <w:b/>
-                <w:sz w:val="20"/>
-              </w:rPr>
-              <w:t>ЛБ</w:t>
-            </w:r>
-          </w:p>
-        </w:tc>
-        <w:tc>
-          <w:tcPr>
-            <w:tcW w:type="dxa" w:w="977"/>
-            <w:shd w:val="clear" w:color="auto" w:fill="F2F2F2"/>
-            <w:vAlign w:val="center"/>
-          </w:tcPr>
-          <w:p>
-            <w:pPr>
-              <w:spacing w:before="0" w:after="0" w:line="240" w:lineRule="auto"/>
-              <w:ind w:firstLine="0"/>
-              <w:jc w:val="center"/>
-            </w:pPr>
-            <w:r>
-              <w:rPr>
-                <w:rFonts w:ascii="Times New Roman" w:hAnsi="Times New Roman" w:eastAsia="Times New Roman" w:cs="Times New Roman"/>
-                <w:b/>
-                <w:sz w:val="20"/>
-              </w:rPr>
-              <w:t>СРС</w:t>
-            </w:r>
-          </w:p>
-        </w:tc>
-      </w:tr>
-      <w:tr>
-        <w:tc>
-          <w:tcPr>
-            <w:tcW w:type="dxa" w:w="4889"/>
-          </w:tcPr>
-          <w:p>
-            <w:pPr>
-              <w:spacing w:before="0" w:after="0" w:line="240" w:lineRule="auto"/>
-              <w:ind w:firstLine="0"/>
-              <w:jc w:val="left"/>
-            </w:pPr>
-            <w:r>
-              <w:rPr>
-                <w:rFonts w:ascii="Times New Roman" w:hAnsi="Times New Roman" w:eastAsia="Times New Roman" w:cs="Times New Roman"/>
-                <w:b w:val="0"/>
-                <w:sz w:val="20"/>
-              </w:rPr>
-              <w:t>Модуль 1. Нейросети в работе учителя</w:t>
-            </w:r>
-          </w:p>
-        </w:tc>
-        <w:tc>
-          <w:tcPr>
-            <w:tcW w:type="dxa" w:w="977"/>
-          </w:tcPr>
-          <w:p>
-            <w:pPr>
-              <w:spacing w:before="0" w:after="0" w:line="240" w:lineRule="auto"/>
-              <w:ind w:firstLine="0"/>
-              <w:jc w:val="center"/>
-            </w:pPr>
-            <w:r>
-              <w:rPr>
-                <w:rFonts w:ascii="Times New Roman" w:hAnsi="Times New Roman" w:eastAsia="Times New Roman" w:cs="Times New Roman"/>
-                <w:b w:val="0"/>
-                <w:sz w:val="20"/>
-              </w:rPr>
-              <w:t>6</w:t>
-            </w:r>
-          </w:p>
-        </w:tc>
-        <w:tc>
-          <w:tcPr>
-            <w:tcW w:type="dxa" w:w="977"/>
-          </w:tcPr>
-          <w:p>
-            <w:pPr>
-              <w:spacing w:before="0" w:after="0" w:line="240" w:lineRule="auto"/>
-              <w:ind w:firstLine="0"/>
-              <w:jc w:val="center"/>
-            </w:pPr>
-            <w:r>
-              <w:rPr>
-                <w:rFonts w:ascii="Times New Roman" w:hAnsi="Times New Roman" w:eastAsia="Times New Roman" w:cs="Times New Roman"/>
-                <w:b w:val="0"/>
-                <w:sz w:val="20"/>
-              </w:rPr>
-              <w:t>2,5</w:t>
-            </w:r>
-          </w:p>
-        </w:tc>
-        <w:tc>
-          <w:tcPr>
-            <w:tcW w:type="dxa" w:w="977"/>
-          </w:tcPr>
-          <w:p>
-            <w:pPr>
-              <w:spacing w:before="0" w:after="0" w:line="240" w:lineRule="auto"/>
-              <w:ind w:firstLine="0"/>
-              <w:jc w:val="center"/>
-            </w:pPr>
-            <w:r>
-              <w:rPr>
-                <w:rFonts w:ascii="Times New Roman" w:hAnsi="Times New Roman" w:eastAsia="Times New Roman" w:cs="Times New Roman"/>
-                <w:b w:val="0"/>
-                <w:sz w:val="20"/>
-              </w:rPr>
-              <w:t>3</w:t>
-            </w:r>
-          </w:p>
-        </w:tc>
-        <w:tc>
-          <w:tcPr>
-            <w:tcW w:type="dxa" w:w="977"/>
-          </w:tcPr>
-          <w:p>
-            <w:pPr>
-              <w:spacing w:before="0" w:after="0" w:line="240" w:lineRule="auto"/>
-              <w:ind w:firstLine="0"/>
-              <w:jc w:val="center"/>
-            </w:pPr>
-            <w:r>
-              <w:rPr>
-                <w:rFonts w:ascii="Times New Roman" w:hAnsi="Times New Roman" w:eastAsia="Times New Roman" w:cs="Times New Roman"/>
-                <w:b w:val="0"/>
-                <w:sz w:val="20"/>
-              </w:rPr>
-              <w:t>0</w:t>
-            </w:r>
-          </w:p>
-        </w:tc>
-        <w:tc>
-          <w:tcPr>
-            <w:tcW w:type="dxa" w:w="977"/>
-          </w:tcPr>
-          <w:p>
-            <w:pPr>
-              <w:spacing w:before="0" w:after="0" w:line="240" w:lineRule="auto"/>
-              <w:ind w:firstLine="0"/>
-              <w:jc w:val="center"/>
-            </w:pPr>
-            <w:r>
-              <w:rPr>
-                <w:rFonts w:ascii="Times New Roman" w:hAnsi="Times New Roman" w:eastAsia="Times New Roman" w:cs="Times New Roman"/>
-                <w:b w:val="0"/>
-                <w:sz w:val="20"/>
-              </w:rPr>
-              <w:t>0,5</w:t>
-            </w:r>
-          </w:p>
-        </w:tc>
-      </w:tr>
-      <w:tr>
-        <w:tc>
-          <w:tcPr>
-            <w:tcW w:type="dxa" w:w="4889"/>
-          </w:tcPr>
-          <w:p>
-            <w:pPr>
-              <w:spacing w:before="0" w:after="0" w:line="240" w:lineRule="auto"/>
-              <w:ind w:firstLine="0"/>
-              <w:jc w:val="left"/>
-            </w:pPr>
-            <w:r>
-              <w:rPr>
-                <w:rFonts w:ascii="Times New Roman" w:hAnsi="Times New Roman" w:eastAsia="Times New Roman" w:cs="Times New Roman"/>
-                <w:b w:val="0"/>
-                <w:sz w:val="20"/>
-              </w:rPr>
-              <w:t xml:space="preserve">   тема 1.1. Что умеют нейросети и где они ошибаются</w:t>
-            </w:r>
-          </w:p>
-        </w:tc>
-        <w:tc>
-          <w:tcPr>
-            <w:tcW w:type="dxa" w:w="977"/>
-          </w:tcPr>
-          <w:p>
-            <w:pPr>
-              <w:spacing w:before="0" w:after="0" w:line="240" w:lineRule="auto"/>
-              <w:ind w:firstLine="0"/>
-              <w:jc w:val="center"/>
-            </w:pPr>
-            <w:r>
-              <w:rPr>
-                <w:rFonts w:ascii="Times New Roman" w:hAnsi="Times New Roman" w:eastAsia="Times New Roman" w:cs="Times New Roman"/>
-                <w:b w:val="0"/>
-                <w:sz w:val="20"/>
-              </w:rPr>
-              <w:t>3</w:t>
-            </w:r>
-          </w:p>
-        </w:tc>
-        <w:tc>
-          <w:tcPr>
-            <w:tcW w:type="dxa" w:w="977"/>
-          </w:tcPr>
-          <w:p>
-            <w:pPr>
-              <w:spacing w:before="0" w:after="0" w:line="240" w:lineRule="auto"/>
-              <w:ind w:firstLine="0"/>
-              <w:jc w:val="center"/>
-            </w:pPr>
-            <w:r>
-              <w:rPr>
-                <w:rFonts w:ascii="Times New Roman" w:hAnsi="Times New Roman" w:eastAsia="Times New Roman" w:cs="Times New Roman"/>
-                <w:b w:val="0"/>
-                <w:sz w:val="20"/>
-              </w:rPr>
-              <w:t>1,5</w:t>
-            </w:r>
-          </w:p>
-        </w:tc>
-        <w:tc>
-          <w:tcPr>
-            <w:tcW w:type="dxa" w:w="977"/>
-          </w:tcPr>
-          <w:p>
-            <w:pPr>
-              <w:spacing w:before="0" w:after="0" w:line="240" w:lineRule="auto"/>
-              <w:ind w:firstLine="0"/>
-              <w:jc w:val="center"/>
-            </w:pPr>
-            <w:r>
-              <w:rPr>
-                <w:rFonts w:ascii="Times New Roman" w:hAnsi="Times New Roman" w:eastAsia="Times New Roman" w:cs="Times New Roman"/>
-                <w:b w:val="0"/>
-                <w:sz w:val="20"/>
-              </w:rPr>
-              <w:t>1</w:t>
-            </w:r>
-          </w:p>
-        </w:tc>
-        <w:tc>
-          <w:tcPr>
-            <w:tcW w:type="dxa" w:w="977"/>
-          </w:tcPr>
-          <w:p>
-            <w:pPr>
-              <w:spacing w:before="0" w:after="0" w:line="240" w:lineRule="auto"/>
-              <w:ind w:firstLine="0"/>
-              <w:jc w:val="center"/>
-            </w:pPr>
-            <w:r>
-              <w:rPr>
-                <w:rFonts w:ascii="Times New Roman" w:hAnsi="Times New Roman" w:eastAsia="Times New Roman" w:cs="Times New Roman"/>
-                <w:b w:val="0"/>
-                <w:sz w:val="20"/>
-              </w:rPr>
-              <w:t>0</w:t>
-            </w:r>
-          </w:p>
-        </w:tc>
-        <w:tc>
-          <w:tcPr>
-            <w:tcW w:type="dxa" w:w="977"/>
-          </w:tcPr>
-          <w:p>
-            <w:pPr>
-              <w:spacing w:before="0" w:after="0" w:line="240" w:lineRule="auto"/>
-              <w:ind w:firstLine="0"/>
-              <w:jc w:val="center"/>
-            </w:pPr>
-            <w:r>
-              <w:rPr>
-                <w:rFonts w:ascii="Times New Roman" w:hAnsi="Times New Roman" w:eastAsia="Times New Roman" w:cs="Times New Roman"/>
-                <w:b w:val="0"/>
-                <w:sz w:val="20"/>
-              </w:rPr>
-              <w:t>0,5</w:t>
-            </w:r>
-          </w:p>
-        </w:tc>
-      </w:tr>
-      <w:tr>
-        <w:tc>
-          <w:tcPr>
-            <w:tcW w:type="dxa" w:w="4889"/>
-          </w:tcPr>
-          <w:p>
-            <w:pPr>
-              <w:spacing w:before="0" w:after="0" w:line="240" w:lineRule="auto"/>
-              <w:ind w:firstLine="0"/>
-              <w:jc w:val="left"/>
-            </w:pPr>
-            <w:r>
-              <w:rPr>
-                <w:rFonts w:ascii="Times New Roman" w:hAnsi="Times New Roman" w:eastAsia="Times New Roman" w:cs="Times New Roman"/>
-                <w:b w:val="0"/>
-                <w:sz w:val="20"/>
-              </w:rPr>
-              <w:t xml:space="preserve">   тема 1.2. Российские сервисы ИИ для учителя</w:t>
-            </w:r>
-          </w:p>
-        </w:tc>
-        <w:tc>
-          <w:tcPr>
-            <w:tcW w:type="dxa" w:w="977"/>
-          </w:tcPr>
-          <w:p>
-            <w:pPr>
-              <w:spacing w:before="0" w:after="0" w:line="240" w:lineRule="auto"/>
-              <w:ind w:firstLine="0"/>
-              <w:jc w:val="center"/>
-            </w:pPr>
-            <w:r>
-              <w:rPr>
-                <w:rFonts w:ascii="Times New Roman" w:hAnsi="Times New Roman" w:eastAsia="Times New Roman" w:cs="Times New Roman"/>
-                <w:b w:val="0"/>
-                <w:sz w:val="20"/>
-              </w:rPr>
-              <w:t>3</w:t>
-            </w:r>
-          </w:p>
-        </w:tc>
-        <w:tc>
-          <w:tcPr>
-            <w:tcW w:type="dxa" w:w="977"/>
-          </w:tcPr>
-          <w:p>
-            <w:pPr>
-              <w:spacing w:before="0" w:after="0" w:line="240" w:lineRule="auto"/>
-              <w:ind w:firstLine="0"/>
-              <w:jc w:val="center"/>
-            </w:pPr>
-            <w:r>
-              <w:rPr>
-                <w:rFonts w:ascii="Times New Roman" w:hAnsi="Times New Roman" w:eastAsia="Times New Roman" w:cs="Times New Roman"/>
-                <w:b w:val="0"/>
-                <w:sz w:val="20"/>
-              </w:rPr>
-              <w:t>1</w:t>
-            </w:r>
-          </w:p>
-        </w:tc>
-        <w:tc>
-          <w:tcPr>
-            <w:tcW w:type="dxa" w:w="977"/>
-          </w:tcPr>
-          <w:p>
-            <w:pPr>
-              <w:spacing w:before="0" w:after="0" w:line="240" w:lineRule="auto"/>
-              <w:ind w:firstLine="0"/>
-              <w:jc w:val="center"/>
-            </w:pPr>
-            <w:r>
-              <w:rPr>
-                <w:rFonts w:ascii="Times New Roman" w:hAnsi="Times New Roman" w:eastAsia="Times New Roman" w:cs="Times New Roman"/>
-                <w:b w:val="0"/>
-                <w:sz w:val="20"/>
-              </w:rPr>
-              <w:t>2</w:t>
-            </w:r>
-          </w:p>
-        </w:tc>
-        <w:tc>
-          <w:tcPr>
-            <w:tcW w:type="dxa" w:w="977"/>
-          </w:tcPr>
-          <w:p>
-            <w:pPr>
-              <w:spacing w:before="0" w:after="0" w:line="240" w:lineRule="auto"/>
-              <w:ind w:firstLine="0"/>
-              <w:jc w:val="center"/>
-            </w:pPr>
-            <w:r>
-              <w:rPr>
-                <w:rFonts w:ascii="Times New Roman" w:hAnsi="Times New Roman" w:eastAsia="Times New Roman" w:cs="Times New Roman"/>
-                <w:b w:val="0"/>
-                <w:sz w:val="20"/>
-              </w:rPr>
-              <w:t>0</w:t>
-            </w:r>
-          </w:p>
-        </w:tc>
-        <w:tc>
-          <w:tcPr>
-            <w:tcW w:type="dxa" w:w="977"/>
-          </w:tcPr>
-          <w:p>
-            <w:pPr>
-              <w:spacing w:before="0" w:after="0" w:line="240" w:lineRule="auto"/>
-              <w:ind w:firstLine="0"/>
-              <w:jc w:val="center"/>
-            </w:pPr>
-            <w:r>
-              <w:rPr>
-                <w:rFonts w:ascii="Times New Roman" w:hAnsi="Times New Roman" w:eastAsia="Times New Roman" w:cs="Times New Roman"/>
-                <w:b w:val="0"/>
-                <w:sz w:val="20"/>
-              </w:rPr>
-              <w:t>0</w:t>
-            </w:r>
-          </w:p>
-        </w:tc>
-      </w:tr>
-      <w:tr>
-        <w:tc>
-          <w:tcPr>
-            <w:tcW w:type="dxa" w:w="4889"/>
-          </w:tcPr>
-          <w:p>
-            <w:pPr>
-              <w:spacing w:before="0" w:after="0" w:line="240" w:lineRule="auto"/>
-              <w:ind w:firstLine="0"/>
-              <w:jc w:val="left"/>
-            </w:pPr>
-            <w:r>
-              <w:rPr>
-                <w:rFonts w:ascii="Times New Roman" w:hAnsi="Times New Roman" w:eastAsia="Times New Roman" w:cs="Times New Roman"/>
-                <w:b w:val="0"/>
-                <w:sz w:val="20"/>
-              </w:rPr>
-              <w:t>Модуль 2. Подготовка уроков и заданий с помощью ИИ</w:t>
-            </w:r>
-          </w:p>
-        </w:tc>
-        <w:tc>
-          <w:tcPr>
-            <w:tcW w:type="dxa" w:w="977"/>
-          </w:tcPr>
-          <w:p>
-            <w:pPr>
-              <w:spacing w:before="0" w:after="0" w:line="240" w:lineRule="auto"/>
-              <w:ind w:firstLine="0"/>
-              <w:jc w:val="center"/>
-            </w:pPr>
-            <w:r>
-              <w:rPr>
-                <w:rFonts w:ascii="Times New Roman" w:hAnsi="Times New Roman" w:eastAsia="Times New Roman" w:cs="Times New Roman"/>
-                <w:b w:val="0"/>
-                <w:sz w:val="20"/>
-              </w:rPr>
-              <w:t>12,5</w:t>
-            </w:r>
-          </w:p>
-        </w:tc>
-        <w:tc>
-          <w:tcPr>
-            <w:tcW w:type="dxa" w:w="977"/>
-          </w:tcPr>
-          <w:p>
-            <w:pPr>
-              <w:spacing w:before="0" w:after="0" w:line="240" w:lineRule="auto"/>
-              <w:ind w:firstLine="0"/>
-              <w:jc w:val="center"/>
-            </w:pPr>
-            <w:r>
-              <w:rPr>
-                <w:rFonts w:ascii="Times New Roman" w:hAnsi="Times New Roman" w:eastAsia="Times New Roman" w:cs="Times New Roman"/>
-                <w:b w:val="0"/>
-                <w:sz w:val="20"/>
-              </w:rPr>
-              <w:t>4</w:t>
-            </w:r>
-          </w:p>
-        </w:tc>
-        <w:tc>
-          <w:tcPr>
-            <w:tcW w:type="dxa" w:w="977"/>
-          </w:tcPr>
-          <w:p>
-            <w:pPr>
-              <w:spacing w:before="0" w:after="0" w:line="240" w:lineRule="auto"/>
-              <w:ind w:firstLine="0"/>
-              <w:jc w:val="center"/>
-            </w:pPr>
-            <w:r>
-              <w:rPr>
-                <w:rFonts w:ascii="Times New Roman" w:hAnsi="Times New Roman" w:eastAsia="Times New Roman" w:cs="Times New Roman"/>
-                <w:b w:val="0"/>
-                <w:sz w:val="20"/>
-              </w:rPr>
-              <w:t>7,5</w:t>
-            </w:r>
-          </w:p>
-        </w:tc>
-        <w:tc>
-          <w:tcPr>
-            <w:tcW w:type="dxa" w:w="977"/>
-          </w:tcPr>
-          <w:p>
-            <w:pPr>
-              <w:spacing w:before="0" w:after="0" w:line="240" w:lineRule="auto"/>
-              <w:ind w:firstLine="0"/>
-              <w:jc w:val="center"/>
-            </w:pPr>
-            <w:r>
-              <w:rPr>
-                <w:rFonts w:ascii="Times New Roman" w:hAnsi="Times New Roman" w:eastAsia="Times New Roman" w:cs="Times New Roman"/>
-                <w:b w:val="0"/>
-                <w:sz w:val="20"/>
-              </w:rPr>
-              <w:t>0</w:t>
-            </w:r>
-          </w:p>
-        </w:tc>
-        <w:tc>
-          <w:tcPr>
-            <w:tcW w:type="dxa" w:w="977"/>
-          </w:tcPr>
-          <w:p>
-            <w:pPr>
-              <w:spacing w:before="0" w:after="0" w:line="240" w:lineRule="auto"/>
-              <w:ind w:firstLine="0"/>
-              <w:jc w:val="center"/>
-            </w:pPr>
-            <w:r>
-              <w:rPr>
-                <w:rFonts w:ascii="Times New Roman" w:hAnsi="Times New Roman" w:eastAsia="Times New Roman" w:cs="Times New Roman"/>
-                <w:b w:val="0"/>
-                <w:sz w:val="20"/>
-              </w:rPr>
-              <w:t>1</w:t>
-            </w:r>
-          </w:p>
-        </w:tc>
-      </w:tr>
-      <w:tr>
-        <w:tc>
-          <w:tcPr>
-            <w:tcW w:type="dxa" w:w="4889"/>
-          </w:tcPr>
-          <w:p>
-            <w:pPr>
-              <w:spacing w:before="0" w:after="0" w:line="240" w:lineRule="auto"/>
-              <w:ind w:firstLine="0"/>
-              <w:jc w:val="left"/>
-            </w:pPr>
-            <w:r>
-              <w:rPr>
-                <w:rFonts w:ascii="Times New Roman" w:hAnsi="Times New Roman" w:eastAsia="Times New Roman" w:cs="Times New Roman"/>
-                <w:b w:val="0"/>
-                <w:sz w:val="20"/>
-              </w:rPr>
-              <w:t xml:space="preserve">   тема 2.1. План урока с помощью нейросети</w:t>
-            </w:r>
-          </w:p>
-        </w:tc>
-        <w:tc>
-          <w:tcPr>
-            <w:tcW w:type="dxa" w:w="977"/>
-          </w:tcPr>
-          <w:p>
-            <w:pPr>
-              <w:spacing w:before="0" w:after="0" w:line="240" w:lineRule="auto"/>
-              <w:ind w:firstLine="0"/>
-              <w:jc w:val="center"/>
-            </w:pPr>
-            <w:r>
-              <w:rPr>
-                <w:rFonts w:ascii="Times New Roman" w:hAnsi="Times New Roman" w:eastAsia="Times New Roman" w:cs="Times New Roman"/>
-                <w:b w:val="0"/>
-                <w:sz w:val="20"/>
-              </w:rPr>
-              <w:t>5</w:t>
-            </w:r>
-          </w:p>
-        </w:tc>
-        <w:tc>
-          <w:tcPr>
-            <w:tcW w:type="dxa" w:w="977"/>
-          </w:tcPr>
-          <w:p>
-            <w:pPr>
-              <w:spacing w:before="0" w:after="0" w:line="240" w:lineRule="auto"/>
-              <w:ind w:firstLine="0"/>
-              <w:jc w:val="center"/>
-            </w:pPr>
-            <w:r>
-              <w:rPr>
-                <w:rFonts w:ascii="Times New Roman" w:hAnsi="Times New Roman" w:eastAsia="Times New Roman" w:cs="Times New Roman"/>
-                <w:b w:val="0"/>
-                <w:sz w:val="20"/>
-              </w:rPr>
-              <w:t>1,5</w:t>
-            </w:r>
-          </w:p>
-        </w:tc>
-        <w:tc>
-          <w:tcPr>
-            <w:tcW w:type="dxa" w:w="977"/>
-          </w:tcPr>
-          <w:p>
-            <w:pPr>
-              <w:spacing w:before="0" w:after="0" w:line="240" w:lineRule="auto"/>
-              <w:ind w:firstLine="0"/>
-              <w:jc w:val="center"/>
-            </w:pPr>
-            <w:r>
-              <w:rPr>
-                <w:rFonts w:ascii="Times New Roman" w:hAnsi="Times New Roman" w:eastAsia="Times New Roman" w:cs="Times New Roman"/>
-                <w:b w:val="0"/>
-                <w:sz w:val="20"/>
-              </w:rPr>
-              <w:t>3</w:t>
-            </w:r>
-          </w:p>
-        </w:tc>
-        <w:tc>
-          <w:tcPr>
-            <w:tcW w:type="dxa" w:w="977"/>
-          </w:tcPr>
-          <w:p>
-            <w:pPr>
-              <w:spacing w:before="0" w:after="0" w:line="240" w:lineRule="auto"/>
-              <w:ind w:firstLine="0"/>
-              <w:jc w:val="center"/>
-            </w:pPr>
-            <w:r>
-              <w:rPr>
-                <w:rFonts w:ascii="Times New Roman" w:hAnsi="Times New Roman" w:eastAsia="Times New Roman" w:cs="Times New Roman"/>
-                <w:b w:val="0"/>
-                <w:sz w:val="20"/>
-              </w:rPr>
-              <w:t>0</w:t>
-            </w:r>
-          </w:p>
-        </w:tc>
-        <w:tc>
-          <w:tcPr>
-            <w:tcW w:type="dxa" w:w="977"/>
-          </w:tcPr>
-          <w:p>
-            <w:pPr>
-              <w:spacing w:before="0" w:after="0" w:line="240" w:lineRule="auto"/>
-              <w:ind w:firstLine="0"/>
-              <w:jc w:val="center"/>
-            </w:pPr>
-            <w:r>
-              <w:rPr>
-                <w:rFonts w:ascii="Times New Roman" w:hAnsi="Times New Roman" w:eastAsia="Times New Roman" w:cs="Times New Roman"/>
-                <w:b w:val="0"/>
-                <w:sz w:val="20"/>
-              </w:rPr>
-              <w:t>0,5</w:t>
-            </w:r>
-          </w:p>
-        </w:tc>
-      </w:tr>
-      <w:tr>
-        <w:tc>
-          <w:tcPr>
-            <w:tcW w:type="dxa" w:w="4889"/>
-          </w:tcPr>
-          <w:p>
-            <w:pPr>
-              <w:spacing w:before="0" w:after="0" w:line="240" w:lineRule="auto"/>
-              <w:ind w:firstLine="0"/>
-              <w:jc w:val="left"/>
-            </w:pPr>
-            <w:r>
-              <w:rPr>
-                <w:rFonts w:ascii="Times New Roman" w:hAnsi="Times New Roman" w:eastAsia="Times New Roman" w:cs="Times New Roman"/>
-                <w:b w:val="0"/>
-                <w:sz w:val="20"/>
-              </w:rPr>
-              <w:t xml:space="preserve">   тема 2.2. Задания и раздаточные материалы для учеников</w:t>
-            </w:r>
-          </w:p>
-        </w:tc>
-        <w:tc>
-          <w:tcPr>
-            <w:tcW w:type="dxa" w:w="977"/>
-          </w:tcPr>
-          <w:p>
-            <w:pPr>
-              <w:spacing w:before="0" w:after="0" w:line="240" w:lineRule="auto"/>
-              <w:ind w:firstLine="0"/>
-              <w:jc w:val="center"/>
-            </w:pPr>
-            <w:r>
-              <w:rPr>
-                <w:rFonts w:ascii="Times New Roman" w:hAnsi="Times New Roman" w:eastAsia="Times New Roman" w:cs="Times New Roman"/>
-                <w:b w:val="0"/>
-                <w:sz w:val="20"/>
-              </w:rPr>
-              <w:t>4,5</w:t>
-            </w:r>
-          </w:p>
-        </w:tc>
-        <w:tc>
-          <w:tcPr>
-            <w:tcW w:type="dxa" w:w="977"/>
-          </w:tcPr>
-          <w:p>
-            <w:pPr>
-              <w:spacing w:before="0" w:after="0" w:line="240" w:lineRule="auto"/>
-              <w:ind w:firstLine="0"/>
-              <w:jc w:val="center"/>
-            </w:pPr>
-            <w:r>
-              <w:rPr>
-                <w:rFonts w:ascii="Times New Roman" w:hAnsi="Times New Roman" w:eastAsia="Times New Roman" w:cs="Times New Roman"/>
-                <w:b w:val="0"/>
-                <w:sz w:val="20"/>
-              </w:rPr>
-              <w:t>1,5</w:t>
-            </w:r>
-          </w:p>
-        </w:tc>
-        <w:tc>
-          <w:tcPr>
-            <w:tcW w:type="dxa" w:w="977"/>
-          </w:tcPr>
-          <w:p>
-            <w:pPr>
-              <w:spacing w:before="0" w:after="0" w:line="240" w:lineRule="auto"/>
-              <w:ind w:firstLine="0"/>
-              <w:jc w:val="center"/>
-            </w:pPr>
-            <w:r>
-              <w:rPr>
-                <w:rFonts w:ascii="Times New Roman" w:hAnsi="Times New Roman" w:eastAsia="Times New Roman" w:cs="Times New Roman"/>
-                <w:b w:val="0"/>
-                <w:sz w:val="20"/>
-              </w:rPr>
-              <w:t>2,5</w:t>
-            </w:r>
-          </w:p>
-        </w:tc>
-        <w:tc>
-          <w:tcPr>
-            <w:tcW w:type="dxa" w:w="977"/>
-          </w:tcPr>
-          <w:p>
-            <w:pPr>
-              <w:spacing w:before="0" w:after="0" w:line="240" w:lineRule="auto"/>
-              <w:ind w:firstLine="0"/>
-              <w:jc w:val="center"/>
-            </w:pPr>
-            <w:r>
-              <w:rPr>
-                <w:rFonts w:ascii="Times New Roman" w:hAnsi="Times New Roman" w:eastAsia="Times New Roman" w:cs="Times New Roman"/>
-                <w:b w:val="0"/>
-                <w:sz w:val="20"/>
-              </w:rPr>
-              <w:t>0</w:t>
-            </w:r>
-          </w:p>
-        </w:tc>
-        <w:tc>
-          <w:tcPr>
-            <w:tcW w:type="dxa" w:w="977"/>
-          </w:tcPr>
-          <w:p>
-            <w:pPr>
-              <w:spacing w:before="0" w:after="0" w:line="240" w:lineRule="auto"/>
-              <w:ind w:firstLine="0"/>
-              <w:jc w:val="center"/>
-            </w:pPr>
-            <w:r>
-              <w:rPr>
-                <w:rFonts w:ascii="Times New Roman" w:hAnsi="Times New Roman" w:eastAsia="Times New Roman" w:cs="Times New Roman"/>
-                <w:b w:val="0"/>
-                <w:sz w:val="20"/>
-              </w:rPr>
-              <w:t>0,5</w:t>
-            </w:r>
-          </w:p>
-        </w:tc>
-      </w:tr>
-      <w:tr>
-        <w:tc>
-          <w:tcPr>
-            <w:tcW w:type="dxa" w:w="4889"/>
-          </w:tcPr>
-          <w:p>
-            <w:pPr>
-              <w:spacing w:before="0" w:after="0" w:line="240" w:lineRule="auto"/>
-              <w:ind w:firstLine="0"/>
-              <w:jc w:val="left"/>
-            </w:pPr>
-            <w:r>
-              <w:rPr>
-                <w:rFonts w:ascii="Times New Roman" w:hAnsi="Times New Roman" w:eastAsia="Times New Roman" w:cs="Times New Roman"/>
-                <w:b w:val="0"/>
-                <w:sz w:val="20"/>
-              </w:rPr>
-              <w:t xml:space="preserve">   тема 2.3. Иллюстрации и презентации к уроку</w:t>
-            </w:r>
-          </w:p>
-        </w:tc>
-        <w:tc>
-          <w:tcPr>
-            <w:tcW w:type="dxa" w:w="977"/>
-          </w:tcPr>
-          <w:p>
-            <w:pPr>
-              <w:spacing w:before="0" w:after="0" w:line="240" w:lineRule="auto"/>
-              <w:ind w:firstLine="0"/>
-              <w:jc w:val="center"/>
-            </w:pPr>
-            <w:r>
-              <w:rPr>
-                <w:rFonts w:ascii="Times New Roman" w:hAnsi="Times New Roman" w:eastAsia="Times New Roman" w:cs="Times New Roman"/>
-                <w:b w:val="0"/>
-                <w:sz w:val="20"/>
-              </w:rPr>
-              <w:t>3</w:t>
-            </w:r>
-          </w:p>
-        </w:tc>
-        <w:tc>
-          <w:tcPr>
-            <w:tcW w:type="dxa" w:w="977"/>
-          </w:tcPr>
-          <w:p>
-            <w:pPr>
-              <w:spacing w:before="0" w:after="0" w:line="240" w:lineRule="auto"/>
-              <w:ind w:firstLine="0"/>
-              <w:jc w:val="center"/>
-            </w:pPr>
-            <w:r>
-              <w:rPr>
-                <w:rFonts w:ascii="Times New Roman" w:hAnsi="Times New Roman" w:eastAsia="Times New Roman" w:cs="Times New Roman"/>
-                <w:b w:val="0"/>
-                <w:sz w:val="20"/>
-              </w:rPr>
-              <w:t>1</w:t>
-            </w:r>
-          </w:p>
-        </w:tc>
-        <w:tc>
-          <w:tcPr>
-            <w:tcW w:type="dxa" w:w="977"/>
-          </w:tcPr>
-          <w:p>
-            <w:pPr>
-              <w:spacing w:before="0" w:after="0" w:line="240" w:lineRule="auto"/>
-              <w:ind w:firstLine="0"/>
-              <w:jc w:val="center"/>
-            </w:pPr>
-            <w:r>
-              <w:rPr>
-                <w:rFonts w:ascii="Times New Roman" w:hAnsi="Times New Roman" w:eastAsia="Times New Roman" w:cs="Times New Roman"/>
-                <w:b w:val="0"/>
-                <w:sz w:val="20"/>
-              </w:rPr>
-              <w:t>2</w:t>
-            </w:r>
-          </w:p>
-        </w:tc>
-        <w:tc>
-          <w:tcPr>
-            <w:tcW w:type="dxa" w:w="977"/>
-          </w:tcPr>
-          <w:p>
-            <w:pPr>
-              <w:spacing w:before="0" w:after="0" w:line="240" w:lineRule="auto"/>
-              <w:ind w:firstLine="0"/>
-              <w:jc w:val="center"/>
-            </w:pPr>
-            <w:r>
-              <w:rPr>
-                <w:rFonts w:ascii="Times New Roman" w:hAnsi="Times New Roman" w:eastAsia="Times New Roman" w:cs="Times New Roman"/>
-                <w:b w:val="0"/>
-                <w:sz w:val="20"/>
-              </w:rPr>
-              <w:t>0</w:t>
-            </w:r>
-          </w:p>
-        </w:tc>
-        <w:tc>
-          <w:tcPr>
-            <w:tcW w:type="dxa" w:w="977"/>
-          </w:tcPr>
-          <w:p>
-            <w:pPr>
-              <w:spacing w:before="0" w:after="0" w:line="240" w:lineRule="auto"/>
-              <w:ind w:firstLine="0"/>
-              <w:jc w:val="center"/>
-            </w:pPr>
-            <w:r>
-              <w:rPr>
-                <w:rFonts w:ascii="Times New Roman" w:hAnsi="Times New Roman" w:eastAsia="Times New Roman" w:cs="Times New Roman"/>
-                <w:b w:val="0"/>
-                <w:sz w:val="20"/>
-              </w:rPr>
-              <w:t>0</w:t>
-            </w:r>
-          </w:p>
-        </w:tc>
-      </w:tr>
-      <w:tr>
-        <w:tc>
-          <w:tcPr>
-            <w:tcW w:type="dxa" w:w="4889"/>
-          </w:tcPr>
-          <w:p>
-            <w:pPr>
-              <w:spacing w:before="0" w:after="0" w:line="240" w:lineRule="auto"/>
-              <w:ind w:firstLine="0"/>
-              <w:jc w:val="left"/>
-            </w:pPr>
-            <w:r>
-              <w:rPr>
-                <w:rFonts w:ascii="Times New Roman" w:hAnsi="Times New Roman" w:eastAsia="Times New Roman" w:cs="Times New Roman"/>
-                <w:b w:val="0"/>
-                <w:sz w:val="20"/>
-              </w:rPr>
-              <w:t>Модуль 3. Проверочные работы и обратная связь</w:t>
-            </w:r>
-          </w:p>
-        </w:tc>
-        <w:tc>
-          <w:tcPr>
-            <w:tcW w:type="dxa" w:w="977"/>
-          </w:tcPr>
-          <w:p>
-            <w:pPr>
-              <w:spacing w:before="0" w:after="0" w:line="240" w:lineRule="auto"/>
-              <w:ind w:firstLine="0"/>
-              <w:jc w:val="center"/>
-            </w:pPr>
-            <w:r>
-              <w:rPr>
-                <w:rFonts w:ascii="Times New Roman" w:hAnsi="Times New Roman" w:eastAsia="Times New Roman" w:cs="Times New Roman"/>
-                <w:b w:val="0"/>
-                <w:sz w:val="20"/>
-              </w:rPr>
-              <w:t>9,5</w:t>
-            </w:r>
-          </w:p>
-        </w:tc>
-        <w:tc>
-          <w:tcPr>
-            <w:tcW w:type="dxa" w:w="977"/>
-          </w:tcPr>
-          <w:p>
-            <w:pPr>
-              <w:spacing w:before="0" w:after="0" w:line="240" w:lineRule="auto"/>
-              <w:ind w:firstLine="0"/>
-              <w:jc w:val="center"/>
-            </w:pPr>
-            <w:r>
-              <w:rPr>
-                <w:rFonts w:ascii="Times New Roman" w:hAnsi="Times New Roman" w:eastAsia="Times New Roman" w:cs="Times New Roman"/>
-                <w:b w:val="0"/>
-                <w:sz w:val="20"/>
-              </w:rPr>
-              <w:t>2,5</w:t>
-            </w:r>
-          </w:p>
-        </w:tc>
-        <w:tc>
-          <w:tcPr>
-            <w:tcW w:type="dxa" w:w="977"/>
-          </w:tcPr>
-          <w:p>
-            <w:pPr>
-              <w:spacing w:before="0" w:after="0" w:line="240" w:lineRule="auto"/>
-              <w:ind w:firstLine="0"/>
-              <w:jc w:val="center"/>
-            </w:pPr>
-            <w:r>
-              <w:rPr>
-                <w:rFonts w:ascii="Times New Roman" w:hAnsi="Times New Roman" w:eastAsia="Times New Roman" w:cs="Times New Roman"/>
-                <w:b w:val="0"/>
-                <w:sz w:val="20"/>
-              </w:rPr>
-              <w:t>6</w:t>
-            </w:r>
-          </w:p>
-        </w:tc>
-        <w:tc>
-          <w:tcPr>
-            <w:tcW w:type="dxa" w:w="977"/>
-          </w:tcPr>
-          <w:p>
-            <w:pPr>
-              <w:spacing w:before="0" w:after="0" w:line="240" w:lineRule="auto"/>
-              <w:ind w:firstLine="0"/>
-              <w:jc w:val="center"/>
-            </w:pPr>
-            <w:r>
-              <w:rPr>
-                <w:rFonts w:ascii="Times New Roman" w:hAnsi="Times New Roman" w:eastAsia="Times New Roman" w:cs="Times New Roman"/>
-                <w:b w:val="0"/>
-                <w:sz w:val="20"/>
-              </w:rPr>
-              <w:t>0</w:t>
-            </w:r>
-          </w:p>
-        </w:tc>
-        <w:tc>
-          <w:tcPr>
-            <w:tcW w:type="dxa" w:w="977"/>
-          </w:tcPr>
-          <w:p>
-            <w:pPr>
-              <w:spacing w:before="0" w:after="0" w:line="240" w:lineRule="auto"/>
-              <w:ind w:firstLine="0"/>
-              <w:jc w:val="center"/>
-            </w:pPr>
-            <w:r>
-              <w:rPr>
-                <w:rFonts w:ascii="Times New Roman" w:hAnsi="Times New Roman" w:eastAsia="Times New Roman" w:cs="Times New Roman"/>
-                <w:b w:val="0"/>
-                <w:sz w:val="20"/>
-              </w:rPr>
-              <w:t>1</w:t>
-            </w:r>
-          </w:p>
-        </w:tc>
-      </w:tr>
-      <w:tr>
-        <w:tc>
-          <w:tcPr>
-            <w:tcW w:type="dxa" w:w="4889"/>
-          </w:tcPr>
-          <w:p>
-            <w:pPr>
-              <w:spacing w:before="0" w:after="0" w:line="240" w:lineRule="auto"/>
-              <w:ind w:firstLine="0"/>
-              <w:jc w:val="left"/>
-            </w:pPr>
-            <w:r>
-              <w:rPr>
-                <w:rFonts w:ascii="Times New Roman" w:hAnsi="Times New Roman" w:eastAsia="Times New Roman" w:cs="Times New Roman"/>
-                <w:b w:val="0"/>
-                <w:sz w:val="20"/>
-              </w:rPr>
-              <w:t xml:space="preserve">   тема 3.1. Проверочные работы с помощью нейросети</w:t>
-            </w:r>
-          </w:p>
-        </w:tc>
-        <w:tc>
-          <w:tcPr>
-            <w:tcW w:type="dxa" w:w="977"/>
-          </w:tcPr>
-          <w:p>
-            <w:pPr>
-              <w:spacing w:before="0" w:after="0" w:line="240" w:lineRule="auto"/>
-              <w:ind w:firstLine="0"/>
-              <w:jc w:val="center"/>
-            </w:pPr>
-            <w:r>
-              <w:rPr>
-                <w:rFonts w:ascii="Times New Roman" w:hAnsi="Times New Roman" w:eastAsia="Times New Roman" w:cs="Times New Roman"/>
-                <w:b w:val="0"/>
-                <w:sz w:val="20"/>
-              </w:rPr>
-              <w:t>5,5</w:t>
-            </w:r>
-          </w:p>
-        </w:tc>
-        <w:tc>
-          <w:tcPr>
-            <w:tcW w:type="dxa" w:w="977"/>
-          </w:tcPr>
-          <w:p>
-            <w:pPr>
-              <w:spacing w:before="0" w:after="0" w:line="240" w:lineRule="auto"/>
-              <w:ind w:firstLine="0"/>
-              <w:jc w:val="center"/>
-            </w:pPr>
-            <w:r>
-              <w:rPr>
-                <w:rFonts w:ascii="Times New Roman" w:hAnsi="Times New Roman" w:eastAsia="Times New Roman" w:cs="Times New Roman"/>
-                <w:b w:val="0"/>
-                <w:sz w:val="20"/>
-              </w:rPr>
-              <w:t>1,5</w:t>
-            </w:r>
-          </w:p>
-        </w:tc>
-        <w:tc>
-          <w:tcPr>
-            <w:tcW w:type="dxa" w:w="977"/>
-          </w:tcPr>
-          <w:p>
-            <w:pPr>
-              <w:spacing w:before="0" w:after="0" w:line="240" w:lineRule="auto"/>
-              <w:ind w:firstLine="0"/>
-              <w:jc w:val="center"/>
-            </w:pPr>
-            <w:r>
-              <w:rPr>
-                <w:rFonts w:ascii="Times New Roman" w:hAnsi="Times New Roman" w:eastAsia="Times New Roman" w:cs="Times New Roman"/>
-                <w:b w:val="0"/>
-                <w:sz w:val="20"/>
-              </w:rPr>
-              <w:t>3,5</w:t>
-            </w:r>
-          </w:p>
-        </w:tc>
-        <w:tc>
-          <w:tcPr>
-            <w:tcW w:type="dxa" w:w="977"/>
-          </w:tcPr>
-          <w:p>
-            <w:pPr>
-              <w:spacing w:before="0" w:after="0" w:line="240" w:lineRule="auto"/>
-              <w:ind w:firstLine="0"/>
-              <w:jc w:val="center"/>
-            </w:pPr>
-            <w:r>
-              <w:rPr>
-                <w:rFonts w:ascii="Times New Roman" w:hAnsi="Times New Roman" w:eastAsia="Times New Roman" w:cs="Times New Roman"/>
-                <w:b w:val="0"/>
-                <w:sz w:val="20"/>
-              </w:rPr>
-              <w:t>0</w:t>
-            </w:r>
-          </w:p>
-        </w:tc>
-        <w:tc>
-          <w:tcPr>
-            <w:tcW w:type="dxa" w:w="977"/>
-          </w:tcPr>
-          <w:p>
-            <w:pPr>
-              <w:spacing w:before="0" w:after="0" w:line="240" w:lineRule="auto"/>
-              <w:ind w:firstLine="0"/>
-              <w:jc w:val="center"/>
-            </w:pPr>
-            <w:r>
-              <w:rPr>
-                <w:rFonts w:ascii="Times New Roman" w:hAnsi="Times New Roman" w:eastAsia="Times New Roman" w:cs="Times New Roman"/>
-                <w:b w:val="0"/>
-                <w:sz w:val="20"/>
-              </w:rPr>
-              <w:t>0,5</w:t>
-            </w:r>
-          </w:p>
-        </w:tc>
-      </w:tr>
-      <w:tr>
-        <w:tc>
-          <w:tcPr>
-            <w:tcW w:type="dxa" w:w="4889"/>
-          </w:tcPr>
-          <w:p>
-            <w:pPr>
-              <w:spacing w:before="0" w:after="0" w:line="240" w:lineRule="auto"/>
-              <w:ind w:firstLine="0"/>
-              <w:jc w:val="left"/>
-            </w:pPr>
-            <w:r>
-              <w:rPr>
-                <w:rFonts w:ascii="Times New Roman" w:hAnsi="Times New Roman" w:eastAsia="Times New Roman" w:cs="Times New Roman"/>
-                <w:b w:val="0"/>
-                <w:sz w:val="20"/>
-              </w:rPr>
-              <w:t xml:space="preserve">   тема 3.2. Критерии оценки и проверка ответов учеников</w:t>
-            </w:r>
-          </w:p>
-        </w:tc>
-        <w:tc>
-          <w:tcPr>
-            <w:tcW w:type="dxa" w:w="977"/>
-          </w:tcPr>
-          <w:p>
-            <w:pPr>
-              <w:spacing w:before="0" w:after="0" w:line="240" w:lineRule="auto"/>
-              <w:ind w:firstLine="0"/>
-              <w:jc w:val="center"/>
-            </w:pPr>
-            <w:r>
-              <w:rPr>
-                <w:rFonts w:ascii="Times New Roman" w:hAnsi="Times New Roman" w:eastAsia="Times New Roman" w:cs="Times New Roman"/>
-                <w:b w:val="0"/>
-                <w:sz w:val="20"/>
-              </w:rPr>
-              <w:t>4</w:t>
-            </w:r>
-          </w:p>
-        </w:tc>
-        <w:tc>
-          <w:tcPr>
-            <w:tcW w:type="dxa" w:w="977"/>
-          </w:tcPr>
-          <w:p>
-            <w:pPr>
-              <w:spacing w:before="0" w:after="0" w:line="240" w:lineRule="auto"/>
-              <w:ind w:firstLine="0"/>
-              <w:jc w:val="center"/>
-            </w:pPr>
-            <w:r>
-              <w:rPr>
-                <w:rFonts w:ascii="Times New Roman" w:hAnsi="Times New Roman" w:eastAsia="Times New Roman" w:cs="Times New Roman"/>
-                <w:b w:val="0"/>
-                <w:sz w:val="20"/>
-              </w:rPr>
-              <w:t>1</w:t>
-            </w:r>
-          </w:p>
-        </w:tc>
-        <w:tc>
-          <w:tcPr>
-            <w:tcW w:type="dxa" w:w="977"/>
-          </w:tcPr>
-          <w:p>
-            <w:pPr>
-              <w:spacing w:before="0" w:after="0" w:line="240" w:lineRule="auto"/>
-              <w:ind w:firstLine="0"/>
-              <w:jc w:val="center"/>
-            </w:pPr>
-            <w:r>
-              <w:rPr>
-                <w:rFonts w:ascii="Times New Roman" w:hAnsi="Times New Roman" w:eastAsia="Times New Roman" w:cs="Times New Roman"/>
-                <w:b w:val="0"/>
-                <w:sz w:val="20"/>
-              </w:rPr>
-              <w:t>2,5</w:t>
-            </w:r>
-          </w:p>
-        </w:tc>
-        <w:tc>
-          <w:tcPr>
-            <w:tcW w:type="dxa" w:w="977"/>
-          </w:tcPr>
-          <w:p>
-            <w:pPr>
-              <w:spacing w:before="0" w:after="0" w:line="240" w:lineRule="auto"/>
-              <w:ind w:firstLine="0"/>
-              <w:jc w:val="center"/>
-            </w:pPr>
-            <w:r>
-              <w:rPr>
-                <w:rFonts w:ascii="Times New Roman" w:hAnsi="Times New Roman" w:eastAsia="Times New Roman" w:cs="Times New Roman"/>
-                <w:b w:val="0"/>
-                <w:sz w:val="20"/>
-              </w:rPr>
-              <w:t>0</w:t>
-            </w:r>
-          </w:p>
-        </w:tc>
-        <w:tc>
-          <w:tcPr>
-            <w:tcW w:type="dxa" w:w="977"/>
-          </w:tcPr>
-          <w:p>
-            <w:pPr>
-              <w:spacing w:before="0" w:after="0" w:line="240" w:lineRule="auto"/>
-              <w:ind w:firstLine="0"/>
-              <w:jc w:val="center"/>
-            </w:pPr>
-            <w:r>
-              <w:rPr>
-                <w:rFonts w:ascii="Times New Roman" w:hAnsi="Times New Roman" w:eastAsia="Times New Roman" w:cs="Times New Roman"/>
-                <w:b w:val="0"/>
-                <w:sz w:val="20"/>
-              </w:rPr>
-              <w:t>0,5</w:t>
-            </w:r>
-          </w:p>
-        </w:tc>
-      </w:tr>
-      <w:tr>
-        <w:tc>
-          <w:tcPr>
-            <w:tcW w:type="dxa" w:w="4889"/>
-          </w:tcPr>
-          <w:p>
-            <w:pPr>
-              <w:spacing w:before="0" w:after="0" w:line="240" w:lineRule="auto"/>
-              <w:ind w:firstLine="0"/>
-              <w:jc w:val="left"/>
-            </w:pPr>
-            <w:r>
-              <w:rPr>
-                <w:rFonts w:ascii="Times New Roman" w:hAnsi="Times New Roman" w:eastAsia="Times New Roman" w:cs="Times New Roman"/>
-                <w:b w:val="0"/>
-                <w:sz w:val="20"/>
-              </w:rPr>
-              <w:t>Модуль 4. Риски и безопасное использование ИИ</w:t>
-            </w:r>
-          </w:p>
-        </w:tc>
-        <w:tc>
-          <w:tcPr>
-            <w:tcW w:type="dxa" w:w="977"/>
-          </w:tcPr>
-          <w:p>
-            <w:pPr>
-              <w:spacing w:before="0" w:after="0" w:line="240" w:lineRule="auto"/>
-              <w:ind w:firstLine="0"/>
-              <w:jc w:val="center"/>
-            </w:pPr>
-            <w:r>
-              <w:rPr>
-                <w:rFonts w:ascii="Times New Roman" w:hAnsi="Times New Roman" w:eastAsia="Times New Roman" w:cs="Times New Roman"/>
-                <w:b w:val="0"/>
-                <w:sz w:val="20"/>
-              </w:rPr>
-              <w:t>6</w:t>
-            </w:r>
-          </w:p>
-        </w:tc>
-        <w:tc>
-          <w:tcPr>
-            <w:tcW w:type="dxa" w:w="977"/>
-          </w:tcPr>
-          <w:p>
-            <w:pPr>
-              <w:spacing w:before="0" w:after="0" w:line="240" w:lineRule="auto"/>
-              <w:ind w:firstLine="0"/>
-              <w:jc w:val="center"/>
-            </w:pPr>
-            <w:r>
-              <w:rPr>
-                <w:rFonts w:ascii="Times New Roman" w:hAnsi="Times New Roman" w:eastAsia="Times New Roman" w:cs="Times New Roman"/>
-                <w:b w:val="0"/>
-                <w:sz w:val="20"/>
-              </w:rPr>
-              <w:t>3</w:t>
-            </w:r>
-          </w:p>
-        </w:tc>
-        <w:tc>
-          <w:tcPr>
-            <w:tcW w:type="dxa" w:w="977"/>
-          </w:tcPr>
-          <w:p>
-            <w:pPr>
-              <w:spacing w:before="0" w:after="0" w:line="240" w:lineRule="auto"/>
-              <w:ind w:firstLine="0"/>
-              <w:jc w:val="center"/>
-            </w:pPr>
-            <w:r>
-              <w:rPr>
-                <w:rFonts w:ascii="Times New Roman" w:hAnsi="Times New Roman" w:eastAsia="Times New Roman" w:cs="Times New Roman"/>
-                <w:b w:val="0"/>
-                <w:sz w:val="20"/>
-              </w:rPr>
-              <w:t>2</w:t>
-            </w:r>
-          </w:p>
-        </w:tc>
-        <w:tc>
-          <w:tcPr>
-            <w:tcW w:type="dxa" w:w="977"/>
-          </w:tcPr>
-          <w:p>
-            <w:pPr>
-              <w:spacing w:before="0" w:after="0" w:line="240" w:lineRule="auto"/>
-              <w:ind w:firstLine="0"/>
-              <w:jc w:val="center"/>
-            </w:pPr>
-            <w:r>
-              <w:rPr>
-                <w:rFonts w:ascii="Times New Roman" w:hAnsi="Times New Roman" w:eastAsia="Times New Roman" w:cs="Times New Roman"/>
-                <w:b w:val="0"/>
-                <w:sz w:val="20"/>
-              </w:rPr>
-              <w:t>0</w:t>
-            </w:r>
-          </w:p>
-        </w:tc>
-        <w:tc>
-          <w:tcPr>
-            <w:tcW w:type="dxa" w:w="977"/>
-          </w:tcPr>
-          <w:p>
-            <w:pPr>
-              <w:spacing w:before="0" w:after="0" w:line="240" w:lineRule="auto"/>
-              <w:ind w:firstLine="0"/>
-              <w:jc w:val="center"/>
-            </w:pPr>
-            <w:r>
-              <w:rPr>
-                <w:rFonts w:ascii="Times New Roman" w:hAnsi="Times New Roman" w:eastAsia="Times New Roman" w:cs="Times New Roman"/>
-                <w:b w:val="0"/>
-                <w:sz w:val="20"/>
-              </w:rPr>
-              <w:t>1</w:t>
-            </w:r>
-          </w:p>
-        </w:tc>
-      </w:tr>
-      <w:tr>
-        <w:tc>
-          <w:tcPr>
-            <w:tcW w:type="dxa" w:w="4889"/>
-          </w:tcPr>
-          <w:p>
-            <w:pPr>
-              <w:spacing w:before="0" w:after="0" w:line="240" w:lineRule="auto"/>
-              <w:ind w:firstLine="0"/>
-              <w:jc w:val="left"/>
-            </w:pPr>
-            <w:r>
-              <w:rPr>
-                <w:rFonts w:ascii="Times New Roman" w:hAnsi="Times New Roman" w:eastAsia="Times New Roman" w:cs="Times New Roman"/>
-                <w:b w:val="0"/>
-                <w:sz w:val="20"/>
-              </w:rPr>
-              <w:t xml:space="preserve">   тема 4.1. Риски ИИ и правила безопасного использования в школе</w:t>
-            </w:r>
-          </w:p>
-        </w:tc>
-        <w:tc>
-          <w:tcPr>
-            <w:tcW w:type="dxa" w:w="977"/>
-          </w:tcPr>
-          <w:p>
-            <w:pPr>
-              <w:spacing w:before="0" w:after="0" w:line="240" w:lineRule="auto"/>
-              <w:ind w:firstLine="0"/>
-              <w:jc w:val="center"/>
-            </w:pPr>
-            <w:r>
-              <w:rPr>
-                <w:rFonts w:ascii="Times New Roman" w:hAnsi="Times New Roman" w:eastAsia="Times New Roman" w:cs="Times New Roman"/>
-                <w:b w:val="0"/>
-                <w:sz w:val="20"/>
-              </w:rPr>
-              <w:t>3</w:t>
-            </w:r>
-          </w:p>
-        </w:tc>
-        <w:tc>
-          <w:tcPr>
-            <w:tcW w:type="dxa" w:w="977"/>
-          </w:tcPr>
-          <w:p>
-            <w:pPr>
-              <w:spacing w:before="0" w:after="0" w:line="240" w:lineRule="auto"/>
-              <w:ind w:firstLine="0"/>
-              <w:jc w:val="center"/>
-            </w:pPr>
-            <w:r>
-              <w:rPr>
-                <w:rFonts w:ascii="Times New Roman" w:hAnsi="Times New Roman" w:eastAsia="Times New Roman" w:cs="Times New Roman"/>
-                <w:b w:val="0"/>
-                <w:sz w:val="20"/>
-              </w:rPr>
-              <w:t>1,5</w:t>
-            </w:r>
-          </w:p>
-        </w:tc>
-        <w:tc>
-          <w:tcPr>
-            <w:tcW w:type="dxa" w:w="977"/>
-          </w:tcPr>
-          <w:p>
-            <w:pPr>
-              <w:spacing w:before="0" w:after="0" w:line="240" w:lineRule="auto"/>
-              <w:ind w:firstLine="0"/>
-              <w:jc w:val="center"/>
-            </w:pPr>
-            <w:r>
-              <w:rPr>
-                <w:rFonts w:ascii="Times New Roman" w:hAnsi="Times New Roman" w:eastAsia="Times New Roman" w:cs="Times New Roman"/>
-                <w:b w:val="0"/>
-                <w:sz w:val="20"/>
-              </w:rPr>
-              <w:t>1</w:t>
-            </w:r>
-          </w:p>
-        </w:tc>
-        <w:tc>
-          <w:tcPr>
-            <w:tcW w:type="dxa" w:w="977"/>
-          </w:tcPr>
-          <w:p>
-            <w:pPr>
-              <w:spacing w:before="0" w:after="0" w:line="240" w:lineRule="auto"/>
-              <w:ind w:firstLine="0"/>
-              <w:jc w:val="center"/>
-            </w:pPr>
-            <w:r>
-              <w:rPr>
-                <w:rFonts w:ascii="Times New Roman" w:hAnsi="Times New Roman" w:eastAsia="Times New Roman" w:cs="Times New Roman"/>
-                <w:b w:val="0"/>
-                <w:sz w:val="20"/>
-              </w:rPr>
-              <w:t>0</w:t>
-            </w:r>
-          </w:p>
-        </w:tc>
-        <w:tc>
-          <w:tcPr>
-            <w:tcW w:type="dxa" w:w="977"/>
-          </w:tcPr>
-          <w:p>
-            <w:pPr>
-              <w:spacing w:before="0" w:after="0" w:line="240" w:lineRule="auto"/>
-              <w:ind w:firstLine="0"/>
-              <w:jc w:val="center"/>
-            </w:pPr>
-            <w:r>
-              <w:rPr>
-                <w:rFonts w:ascii="Times New Roman" w:hAnsi="Times New Roman" w:eastAsia="Times New Roman" w:cs="Times New Roman"/>
-                <w:b w:val="0"/>
-                <w:sz w:val="20"/>
-              </w:rPr>
-              <w:t>0,5</w:t>
-            </w:r>
-          </w:p>
-        </w:tc>
-      </w:tr>
-      <w:tr>
-        <w:tc>
-          <w:tcPr>
-            <w:tcW w:type="dxa" w:w="4889"/>
-          </w:tcPr>
-          <w:p>
-            <w:pPr>
-              <w:spacing w:before="0" w:after="0" w:line="240" w:lineRule="auto"/>
-              <w:ind w:firstLine="0"/>
-              <w:jc w:val="left"/>
-            </w:pPr>
-            <w:r>
-              <w:rPr>
-                <w:rFonts w:ascii="Times New Roman" w:hAnsi="Times New Roman" w:eastAsia="Times New Roman" w:cs="Times New Roman"/>
-                <w:b w:val="0"/>
-                <w:sz w:val="20"/>
-              </w:rPr>
-              <w:t xml:space="preserve">   тема 4.2. Этика и защита персональных данных учеников</w:t>
-            </w:r>
-          </w:p>
-        </w:tc>
-        <w:tc>
-          <w:tcPr>
-            <w:tcW w:type="dxa" w:w="977"/>
-          </w:tcPr>
-          <w:p>
-            <w:pPr>
-              <w:spacing w:before="0" w:after="0" w:line="240" w:lineRule="auto"/>
-              <w:ind w:firstLine="0"/>
-              <w:jc w:val="center"/>
-            </w:pPr>
-            <w:r>
-              <w:rPr>
-                <w:rFonts w:ascii="Times New Roman" w:hAnsi="Times New Roman" w:eastAsia="Times New Roman" w:cs="Times New Roman"/>
-                <w:b w:val="0"/>
-                <w:sz w:val="20"/>
-              </w:rPr>
-              <w:t>3</w:t>
-            </w:r>
-          </w:p>
-        </w:tc>
-        <w:tc>
-          <w:tcPr>
-            <w:tcW w:type="dxa" w:w="977"/>
-          </w:tcPr>
-          <w:p>
-            <w:pPr>
-              <w:spacing w:before="0" w:after="0" w:line="240" w:lineRule="auto"/>
-              <w:ind w:firstLine="0"/>
-              <w:jc w:val="center"/>
-            </w:pPr>
-            <w:r>
-              <w:rPr>
-                <w:rFonts w:ascii="Times New Roman" w:hAnsi="Times New Roman" w:eastAsia="Times New Roman" w:cs="Times New Roman"/>
-                <w:b w:val="0"/>
-                <w:sz w:val="20"/>
-              </w:rPr>
-              <w:t>1,5</w:t>
-            </w:r>
-          </w:p>
-        </w:tc>
-        <w:tc>
-          <w:tcPr>
-            <w:tcW w:type="dxa" w:w="977"/>
-          </w:tcPr>
-          <w:p>
-            <w:pPr>
-              <w:spacing w:before="0" w:after="0" w:line="240" w:lineRule="auto"/>
-              <w:ind w:firstLine="0"/>
-              <w:jc w:val="center"/>
-            </w:pPr>
-            <w:r>
-              <w:rPr>
-                <w:rFonts w:ascii="Times New Roman" w:hAnsi="Times New Roman" w:eastAsia="Times New Roman" w:cs="Times New Roman"/>
-                <w:b w:val="0"/>
-                <w:sz w:val="20"/>
-              </w:rPr>
-              <w:t>1</w:t>
-            </w:r>
-          </w:p>
-        </w:tc>
-        <w:tc>
-          <w:tcPr>
-            <w:tcW w:type="dxa" w:w="977"/>
-          </w:tcPr>
-          <w:p>
-            <w:pPr>
-              <w:spacing w:before="0" w:after="0" w:line="240" w:lineRule="auto"/>
-              <w:ind w:firstLine="0"/>
-              <w:jc w:val="center"/>
-            </w:pPr>
-            <w:r>
-              <w:rPr>
-                <w:rFonts w:ascii="Times New Roman" w:hAnsi="Times New Roman" w:eastAsia="Times New Roman" w:cs="Times New Roman"/>
-                <w:b w:val="0"/>
-                <w:sz w:val="20"/>
-              </w:rPr>
-              <w:t>0</w:t>
-            </w:r>
-          </w:p>
-        </w:tc>
-        <w:tc>
-          <w:tcPr>
-            <w:tcW w:type="dxa" w:w="977"/>
-          </w:tcPr>
-          <w:p>
-            <w:pPr>
-              <w:spacing w:before="0" w:after="0" w:line="240" w:lineRule="auto"/>
-              <w:ind w:firstLine="0"/>
-              <w:jc w:val="center"/>
-            </w:pPr>
-            <w:r>
-              <w:rPr>
-                <w:rFonts w:ascii="Times New Roman" w:hAnsi="Times New Roman" w:eastAsia="Times New Roman" w:cs="Times New Roman"/>
-                <w:b w:val="0"/>
-                <w:sz w:val="20"/>
-              </w:rPr>
-              <w:t>0,5</w:t>
-            </w:r>
-          </w:p>
-        </w:tc>
-      </w:tr>
-      <w:tr>
-        <w:tc>
-          <w:tcPr>
-            <w:tcW w:type="dxa" w:w="4889"/>
-          </w:tcPr>
-          <w:p>
-            <w:pPr>
-              <w:spacing w:before="0" w:after="0" w:line="240" w:lineRule="auto"/>
-              <w:ind w:firstLine="0"/>
-              <w:jc w:val="left"/>
-            </w:pPr>
-            <w:r>
-              <w:rPr>
-                <w:rFonts w:ascii="Times New Roman" w:hAnsi="Times New Roman" w:eastAsia="Times New Roman" w:cs="Times New Roman"/>
-                <w:b/>
-                <w:sz w:val="20"/>
-              </w:rPr>
-              <w:t>Итоговая аттестация</w:t>
-            </w:r>
-          </w:p>
-        </w:tc>
-        <w:tc>
-          <w:tcPr>
-            <w:tcW w:type="dxa" w:w="977"/>
-          </w:tcPr>
-          <w:p>
-            <w:pPr>
-              <w:spacing w:before="0" w:after="0" w:line="240" w:lineRule="auto"/>
-              <w:ind w:firstLine="0"/>
-              <w:jc w:val="center"/>
-            </w:pPr>
-            <w:r>
-              <w:rPr>
-                <w:rFonts w:ascii="Times New Roman" w:hAnsi="Times New Roman" w:eastAsia="Times New Roman" w:cs="Times New Roman"/>
-                <w:b/>
-                <w:sz w:val="20"/>
-              </w:rPr>
-              <w:t>2</w:t>
-            </w:r>
-          </w:p>
-        </w:tc>
-        <w:tc>
-          <w:tcPr>
-            <w:tcW w:type="dxa" w:w="977"/>
-          </w:tcPr>
-          <w:p>
-            <w:pPr>
-              <w:spacing w:before="0" w:after="0" w:line="240" w:lineRule="auto"/>
-              <w:ind w:firstLine="0"/>
-              <w:jc w:val="center"/>
-            </w:pPr>
-            <w:r>
-              <w:rPr>
-                <w:rFonts w:ascii="Times New Roman" w:hAnsi="Times New Roman" w:eastAsia="Times New Roman" w:cs="Times New Roman"/>
-                <w:b/>
-                <w:sz w:val="20"/>
-              </w:rPr>
-            </w:r>
-          </w:p>
-        </w:tc>
-        <w:tc>
-          <w:tcPr>
-            <w:tcW w:type="dxa" w:w="977"/>
-          </w:tcPr>
-          <w:p>
-            <w:pPr>
-              <w:spacing w:before="0" w:after="0" w:line="240" w:lineRule="auto"/>
-              <w:ind w:firstLine="0"/>
-              <w:jc w:val="center"/>
-            </w:pPr>
-            <w:r>
-              <w:rPr>
-                <w:rFonts w:ascii="Times New Roman" w:hAnsi="Times New Roman" w:eastAsia="Times New Roman" w:cs="Times New Roman"/>
-                <w:b/>
-                <w:sz w:val="20"/>
-              </w:rPr>
-            </w:r>
-          </w:p>
-        </w:tc>
-        <w:tc>
-          <w:tcPr>
-            <w:tcW w:type="dxa" w:w="977"/>
-          </w:tcPr>
-          <w:p>
-            <w:pPr>
-              <w:spacing w:before="0" w:after="0" w:line="240" w:lineRule="auto"/>
-              <w:ind w:firstLine="0"/>
-              <w:jc w:val="center"/>
-            </w:pPr>
-            <w:r>
-              <w:rPr>
-                <w:rFonts w:ascii="Times New Roman" w:hAnsi="Times New Roman" w:eastAsia="Times New Roman" w:cs="Times New Roman"/>
-                <w:b/>
-                <w:sz w:val="20"/>
-              </w:rPr>
-            </w:r>
-          </w:p>
-        </w:tc>
-        <w:tc>
-          <w:tcPr>
-            <w:tcW w:type="dxa" w:w="977"/>
-          </w:tcPr>
-          <w:p>
-            <w:pPr>
-              <w:spacing w:before="0" w:after="0" w:line="240" w:lineRule="auto"/>
-              <w:ind w:firstLine="0"/>
-              <w:jc w:val="center"/>
-            </w:pPr>
-            <w:r>
-              <w:rPr>
-                <w:rFonts w:ascii="Times New Roman" w:hAnsi="Times New Roman" w:eastAsia="Times New Roman" w:cs="Times New Roman"/>
-                <w:b/>
-                <w:sz w:val="20"/>
-              </w:rPr>
-            </w:r>
-          </w:p>
-        </w:tc>
-      </w:tr>
-      <w:tr>
-        <w:tc>
-          <w:tcPr>
-            <w:tcW w:type="dxa" w:w="4889"/>
-          </w:tcPr>
-          <w:p>
-            <w:pPr>
-              <w:spacing w:before="0" w:after="0" w:line="240" w:lineRule="auto"/>
-              <w:ind w:firstLine="0"/>
-              <w:jc w:val="left"/>
-            </w:pPr>
-            <w:r>
-              <w:rPr>
-                <w:rFonts w:ascii="Times New Roman" w:hAnsi="Times New Roman" w:eastAsia="Times New Roman" w:cs="Times New Roman"/>
-                <w:b/>
-                <w:sz w:val="20"/>
-              </w:rPr>
-              <w:t>Итого</w:t>
-            </w:r>
-          </w:p>
-        </w:tc>
-        <w:tc>
-          <w:tcPr>
-            <w:tcW w:type="dxa" w:w="977"/>
-          </w:tcPr>
-          <w:p>
-            <w:pPr>
-              <w:spacing w:before="0" w:after="0" w:line="240" w:lineRule="auto"/>
-              <w:ind w:firstLine="0"/>
-              <w:jc w:val="center"/>
-            </w:pPr>
-            <w:r>
-              <w:rPr>
-                <w:rFonts w:ascii="Times New Roman" w:hAnsi="Times New Roman" w:eastAsia="Times New Roman" w:cs="Times New Roman"/>
-                <w:b/>
-                <w:sz w:val="20"/>
-              </w:rPr>
-              <w:t>36</w:t>
-            </w:r>
-          </w:p>
-        </w:tc>
-        <w:tc>
-          <w:tcPr>
-            <w:tcW w:type="dxa" w:w="977"/>
-          </w:tcPr>
-          <w:p>
-            <w:pPr>
-              <w:spacing w:before="0" w:after="0" w:line="240" w:lineRule="auto"/>
-              <w:ind w:firstLine="0"/>
-              <w:jc w:val="center"/>
-            </w:pPr>
-            <w:r>
-              <w:rPr>
-                <w:rFonts w:ascii="Times New Roman" w:hAnsi="Times New Roman" w:eastAsia="Times New Roman" w:cs="Times New Roman"/>
-                <w:b/>
-                <w:sz w:val="20"/>
-              </w:rPr>
-              <w:t>12</w:t>
-            </w:r>
-          </w:p>
-        </w:tc>
-        <w:tc>
-          <w:tcPr>
-            <w:tcW w:type="dxa" w:w="977"/>
-          </w:tcPr>
-          <w:p>
-            <w:pPr>
-              <w:spacing w:before="0" w:after="0" w:line="240" w:lineRule="auto"/>
-              <w:ind w:firstLine="0"/>
-              <w:jc w:val="center"/>
-            </w:pPr>
-            <w:r>
-              <w:rPr>
-                <w:rFonts w:ascii="Times New Roman" w:hAnsi="Times New Roman" w:eastAsia="Times New Roman" w:cs="Times New Roman"/>
-                <w:b/>
-                <w:sz w:val="20"/>
-              </w:rPr>
-              <w:t>18,5</w:t>
-            </w:r>
-          </w:p>
-        </w:tc>
-        <w:tc>
-          <w:tcPr>
-            <w:tcW w:type="dxa" w:w="977"/>
-          </w:tcPr>
-          <w:p>
-            <w:pPr>
-              <w:spacing w:before="0" w:after="0" w:line="240" w:lineRule="auto"/>
-              <w:ind w:firstLine="0"/>
-              <w:jc w:val="center"/>
-            </w:pPr>
-            <w:r>
-              <w:rPr>
-                <w:rFonts w:ascii="Times New Roman" w:hAnsi="Times New Roman" w:eastAsia="Times New Roman" w:cs="Times New Roman"/>
-                <w:b/>
-                <w:sz w:val="20"/>
-              </w:rPr>
-              <w:t>0</w:t>
-            </w:r>
-          </w:p>
-        </w:tc>
-        <w:tc>
-          <w:tcPr>
-            <w:tcW w:type="dxa" w:w="977"/>
-          </w:tcPr>
-          <w:p>
-            <w:pPr>
-              <w:spacing w:before="0" w:after="0" w:line="240" w:lineRule="auto"/>
-              <w:ind w:firstLine="0"/>
-              <w:jc w:val="center"/>
-            </w:pPr>
-            <w:r>
-              <w:rPr>
-                <w:rFonts w:ascii="Times New Roman" w:hAnsi="Times New Roman" w:eastAsia="Times New Roman" w:cs="Times New Roman"/>
-                <w:b/>
-                <w:sz w:val="20"/>
-              </w:rPr>
-              <w:t>3,5</w:t>
-            </w:r>
-          </w:p>
-        </w:tc>
-      </w:tr>
-    </w:tbl>
-    <w:p>
-      <w:pPr>
-        <w:spacing w:before="0" w:after="120"/>
-        <w:ind w:firstLine="0"/>
-      </w:pPr>
-    </w:p>
-    <w:p>
-      <w:pPr>
-        <w:spacing w:before="0" w:after="120" w:line="240" w:lineRule="auto"/>
-        <w:ind w:firstLine="0"/>
-        <w:jc w:val="both"/>
-      </w:pPr>
-      <w:r>
-        <w:rPr>
-          <w:rFonts w:ascii="Times New Roman" w:hAnsi="Times New Roman" w:eastAsia="Times New Roman" w:cs="Times New Roman"/>
-          <w:b w:val="0"/>
-        </w:rPr>
-        <w:t>Суммы строк, разделов и итогов, шаг 0,5 ч и календарь проверены: замечаний нет.</w:t>
-      </w:r>
-    </w:p>
-    <w:p>
-      <w:pPr>
-        <w:keepNext/>
-        <w:spacing w:before="0" w:after="120" w:line="240" w:lineRule="auto"/>
-        <w:ind w:firstLine="0"/>
-        <w:jc w:val="left"/>
-      </w:pPr>
-      <w:r>
-        <w:rPr>
-          <w:rFonts w:ascii="Times New Roman" w:hAnsi="Times New Roman" w:eastAsia="Times New Roman" w:cs="Times New Roman"/>
-          <w:b/>
-        </w:rPr>
-        <w:t>Покрытие результатов обучения</w:t>
-      </w:r>
-    </w:p>
-    <w:p>
-      <w:pPr>
-        <w:spacing w:before="0" w:after="120" w:line="240" w:lineRule="auto"/>
-        <w:ind w:firstLine="0"/>
-        <w:jc w:val="both"/>
-      </w:pPr>
-      <w:r>
-        <w:rPr>
-          <w:rFonts w:ascii="Times New Roman" w:hAnsi="Times New Roman" w:eastAsia="Times New Roman" w:cs="Times New Roman"/>
-          <w:b w:val="0"/>
-        </w:rPr>
-        <w:t>9 из 9 результатов обучения раскрыты в темах и проверяются двумя и более оценочными средствами (вопросы теста, практические задания, вопросы собеседования, итоговая аттестация).</w:t>
-      </w:r>
-    </w:p>
-    <w:tbl>
-      <w:tblPr>
-        <w:tblLook w:firstColumn="1" w:firstRow="1" w:lastColumn="0" w:lastRow="0" w:noHBand="0" w:noVBand="1" w:val="04A0"/>
-        <w:tblW w:w="9777" w:type="dxa"/>
-        <w:tblLayout w:type="fixed"/>
-        <w:tblBorders>
-          <w:top w:val="single" w:sz="4" w:space="0" w:color="AAAAAA"/>
-          <w:left w:val="single" w:sz="4" w:space="0" w:color="AAAAAA"/>
-          <w:bottom w:val="single" w:sz="4" w:space="0" w:color="AAAAAA"/>
-          <w:right w:val="single" w:sz="4" w:space="0" w:color="AAAAAA"/>
-          <w:insideH w:val="single" w:sz="4" w:space="0" w:color="AAAAAA"/>
-          <w:insideV w:val="single" w:sz="4" w:space="0" w:color="AAAAAA"/>
-        </w:tblBorders>
-        <w:tblCellMar>
-          <w:top w:w="80" w:type="dxa"/>
-          <w:left w:w="120" w:type="dxa"/>
-          <w:bottom w:w="80" w:type="dxa"/>
-          <w:right w:w="120" w:type="dxa"/>
-        </w:tblCellMar>
-      </w:tblPr>
-      <w:tblGrid>
-        <w:gridCol w:w="4513"/>
-        <w:gridCol w:w="1504"/>
-        <w:gridCol w:w="2256"/>
-        <w:gridCol w:w="1504"/>
-      </w:tblGrid>
-      <w:tr>
-        <w:trPr>
-          <w:tblHeader/>
-        </w:trPr>
-        <w:tc>
-          <w:tcPr>
-            <w:tcW w:type="dxa" w:w="4513"/>
-            <w:shd w:val="clear" w:color="auto" w:fill="F2F2F2"/>
-            <w:vAlign w:val="center"/>
-          </w:tcPr>
-          <w:p>
-            <w:pPr>
-              <w:spacing w:before="0" w:after="0" w:line="240" w:lineRule="auto"/>
-              <w:ind w:firstLine="0"/>
-              <w:jc w:val="center"/>
-            </w:pPr>
-            <w:r>
-              <w:rPr>
-                <w:rFonts w:ascii="Times New Roman" w:hAnsi="Times New Roman" w:eastAsia="Times New Roman" w:cs="Times New Roman"/>
-                <w:b/>
-                <w:sz w:val="20"/>
-              </w:rPr>
-              <w:t>Результат обучения</w:t>
-            </w:r>
-          </w:p>
-        </w:tc>
-        <w:tc>
-          <w:tcPr>
-            <w:tcW w:type="dxa" w:w="1504"/>
-            <w:shd w:val="clear" w:color="auto" w:fill="F2F2F2"/>
-            <w:vAlign w:val="center"/>
-          </w:tcPr>
-          <w:p>
-            <w:pPr>
-              <w:spacing w:before="0" w:after="0" w:line="240" w:lineRule="auto"/>
-              <w:ind w:firstLine="0"/>
-              <w:jc w:val="center"/>
-            </w:pPr>
-            <w:r>
-              <w:rPr>
-                <w:rFonts w:ascii="Times New Roman" w:hAnsi="Times New Roman" w:eastAsia="Times New Roman" w:cs="Times New Roman"/>
-                <w:b/>
-                <w:sz w:val="20"/>
-              </w:rPr>
-              <w:t>Темы</w:t>
-            </w:r>
-          </w:p>
-        </w:tc>
-        <w:tc>
-          <w:tcPr>
-            <w:tcW w:type="dxa" w:w="2256"/>
-            <w:shd w:val="clear" w:color="auto" w:fill="F2F2F2"/>
-            <w:vAlign w:val="center"/>
-          </w:tcPr>
-          <w:p>
-            <w:pPr>
-              <w:spacing w:before="0" w:after="0" w:line="240" w:lineRule="auto"/>
-              <w:ind w:firstLine="0"/>
-              <w:jc w:val="center"/>
-            </w:pPr>
-            <w:r>
-              <w:rPr>
-                <w:rFonts w:ascii="Times New Roman" w:hAnsi="Times New Roman" w:eastAsia="Times New Roman" w:cs="Times New Roman"/>
-                <w:b/>
-                <w:sz w:val="20"/>
-              </w:rPr>
-              <w:t>Оценочные средства</w:t>
-            </w:r>
-          </w:p>
-        </w:tc>
-        <w:tc>
-          <w:tcPr>
-            <w:tcW w:type="dxa" w:w="1504"/>
-            <w:shd w:val="clear" w:color="auto" w:fill="F2F2F2"/>
-            <w:vAlign w:val="center"/>
-          </w:tcPr>
-          <w:p>
-            <w:pPr>
-              <w:spacing w:before="0" w:after="0" w:line="240" w:lineRule="auto"/>
-              <w:ind w:firstLine="0"/>
-              <w:jc w:val="center"/>
-            </w:pPr>
-            <w:r>
-              <w:rPr>
-                <w:rFonts w:ascii="Times New Roman" w:hAnsi="Times New Roman" w:eastAsia="Times New Roman" w:cs="Times New Roman"/>
-                <w:b/>
-                <w:sz w:val="20"/>
-              </w:rPr>
-              <w:t>Итог</w:t>
-            </w:r>
-          </w:p>
-        </w:tc>
-      </w:tr>
-      <w:tr>
-        <w:tc>
-          <w:tcPr>
-            <w:tcW w:type="dxa" w:w="4513"/>
-          </w:tcPr>
-          <w:p>
-            <w:pPr>
-              <w:spacing w:before="0" w:after="0" w:line="240" w:lineRule="auto"/>
-              <w:ind w:firstLine="0"/>
-              <w:jc w:val="left"/>
-            </w:pPr>
-            <w:r>
-              <w:rPr>
-                <w:rFonts w:ascii="Times New Roman" w:hAnsi="Times New Roman" w:eastAsia="Times New Roman" w:cs="Times New Roman"/>
-                <w:b w:val="0"/>
-                <w:sz w:val="20"/>
-              </w:rPr>
-              <w:t>1.1. Знать возможности и ограничения нейросетей при подготовке к уроку</w:t>
-            </w:r>
-          </w:p>
-        </w:tc>
-        <w:tc>
-          <w:tcPr>
-            <w:tcW w:type="dxa" w:w="1504"/>
-          </w:tcPr>
-          <w:p>
-            <w:pPr>
-              <w:spacing w:before="0" w:after="0" w:line="240" w:lineRule="auto"/>
-              <w:ind w:firstLine="0"/>
-              <w:jc w:val="center"/>
-            </w:pPr>
-            <w:r>
-              <w:rPr>
-                <w:rFonts w:ascii="Times New Roman" w:hAnsi="Times New Roman" w:eastAsia="Times New Roman" w:cs="Times New Roman"/>
-                <w:b w:val="0"/>
-                <w:sz w:val="20"/>
-              </w:rPr>
-              <w:t>1.1</w:t>
-            </w:r>
-          </w:p>
-        </w:tc>
-        <w:tc>
-          <w:tcPr>
-            <w:tcW w:type="dxa" w:w="2256"/>
-          </w:tcPr>
-          <w:p>
-            <w:pPr>
-              <w:spacing w:before="0" w:after="0" w:line="240" w:lineRule="auto"/>
-              <w:ind w:firstLine="0"/>
-              <w:jc w:val="left"/>
-            </w:pPr>
-            <w:r>
-              <w:rPr>
-                <w:rFonts w:ascii="Times New Roman" w:hAnsi="Times New Roman" w:eastAsia="Times New Roman" w:cs="Times New Roman"/>
-                <w:b w:val="0"/>
-                <w:sz w:val="20"/>
-              </w:rPr>
-              <w:t>вопросы теста: 2, задания: 1, итоговая аттестация</w:t>
-            </w:r>
-          </w:p>
-        </w:tc>
-        <w:tc>
-          <w:tcPr>
-            <w:tcW w:type="dxa" w:w="1504"/>
-          </w:tcPr>
-          <w:p>
-            <w:pPr>
-              <w:spacing w:before="0" w:after="0" w:line="240" w:lineRule="auto"/>
-              <w:ind w:firstLine="0"/>
-              <w:jc w:val="center"/>
-            </w:pPr>
-            <w:r>
-              <w:rPr>
-                <w:rFonts w:ascii="Times New Roman" w:hAnsi="Times New Roman" w:eastAsia="Times New Roman" w:cs="Times New Roman"/>
-                <w:b w:val="0"/>
-                <w:sz w:val="20"/>
-              </w:rPr>
-              <w:t>в порядке</w:t>
-            </w:r>
-          </w:p>
-        </w:tc>
-      </w:tr>
-      <w:tr>
-        <w:tc>
-          <w:tcPr>
-            <w:tcW w:type="dxa" w:w="4513"/>
-          </w:tcPr>
-          <w:p>
-            <w:pPr>
-              <w:spacing w:before="0" w:after="0" w:line="240" w:lineRule="auto"/>
-              <w:ind w:firstLine="0"/>
-              <w:jc w:val="left"/>
-            </w:pPr>
-            <w:r>
-              <w:rPr>
-                <w:rFonts w:ascii="Times New Roman" w:hAnsi="Times New Roman" w:eastAsia="Times New Roman" w:cs="Times New Roman"/>
-                <w:b w:val="0"/>
-                <w:sz w:val="20"/>
-              </w:rPr>
-              <w:t>1.2. Уметь составлять запросы к нейросети для плана урока и заданий</w:t>
-            </w:r>
-          </w:p>
-        </w:tc>
-        <w:tc>
-          <w:tcPr>
-            <w:tcW w:type="dxa" w:w="1504"/>
-          </w:tcPr>
-          <w:p>
-            <w:pPr>
-              <w:spacing w:before="0" w:after="0" w:line="240" w:lineRule="auto"/>
-              <w:ind w:firstLine="0"/>
-              <w:jc w:val="center"/>
-            </w:pPr>
-            <w:r>
-              <w:rPr>
-                <w:rFonts w:ascii="Times New Roman" w:hAnsi="Times New Roman" w:eastAsia="Times New Roman" w:cs="Times New Roman"/>
-                <w:b w:val="0"/>
-                <w:sz w:val="20"/>
-              </w:rPr>
-              <w:t>2.1, 2.2</w:t>
-            </w:r>
-          </w:p>
-        </w:tc>
-        <w:tc>
-          <w:tcPr>
-            <w:tcW w:type="dxa" w:w="2256"/>
-          </w:tcPr>
-          <w:p>
-            <w:pPr>
-              <w:spacing w:before="0" w:after="0" w:line="240" w:lineRule="auto"/>
-              <w:ind w:firstLine="0"/>
-              <w:jc w:val="left"/>
-            </w:pPr>
-            <w:r>
-              <w:rPr>
-                <w:rFonts w:ascii="Times New Roman" w:hAnsi="Times New Roman" w:eastAsia="Times New Roman" w:cs="Times New Roman"/>
-                <w:b w:val="0"/>
-                <w:sz w:val="20"/>
-              </w:rPr>
-              <w:t>вопросы теста: 2, задания: 2, итоговая аттестация</w:t>
-            </w:r>
-          </w:p>
-        </w:tc>
-        <w:tc>
-          <w:tcPr>
-            <w:tcW w:type="dxa" w:w="1504"/>
-          </w:tcPr>
-          <w:p>
-            <w:pPr>
-              <w:spacing w:before="0" w:after="0" w:line="240" w:lineRule="auto"/>
-              <w:ind w:firstLine="0"/>
-              <w:jc w:val="center"/>
-            </w:pPr>
-            <w:r>
-              <w:rPr>
-                <w:rFonts w:ascii="Times New Roman" w:hAnsi="Times New Roman" w:eastAsia="Times New Roman" w:cs="Times New Roman"/>
-                <w:b w:val="0"/>
-                <w:sz w:val="20"/>
-              </w:rPr>
-              <w:t>в порядке</w:t>
-            </w:r>
-          </w:p>
-        </w:tc>
-      </w:tr>
-      <w:tr>
-        <w:tc>
-          <w:tcPr>
-            <w:tcW w:type="dxa" w:w="4513"/>
-          </w:tcPr>
-          <w:p>
-            <w:pPr>
-              <w:spacing w:before="0" w:after="0" w:line="240" w:lineRule="auto"/>
-              <w:ind w:firstLine="0"/>
-              <w:jc w:val="left"/>
-            </w:pPr>
-            <w:r>
-              <w:rPr>
-                <w:rFonts w:ascii="Times New Roman" w:hAnsi="Times New Roman" w:eastAsia="Times New Roman" w:cs="Times New Roman"/>
-                <w:b w:val="0"/>
-                <w:sz w:val="20"/>
-              </w:rPr>
-              <w:t>1.3. Владеть приёмами доработки материалов, созданных нейросетью</w:t>
-            </w:r>
-          </w:p>
-        </w:tc>
-        <w:tc>
-          <w:tcPr>
-            <w:tcW w:type="dxa" w:w="1504"/>
-          </w:tcPr>
-          <w:p>
-            <w:pPr>
-              <w:spacing w:before="0" w:after="0" w:line="240" w:lineRule="auto"/>
-              <w:ind w:firstLine="0"/>
-              <w:jc w:val="left"/>
-            </w:pPr>
-            <w:r>
-              <w:rPr>
-                <w:rFonts w:ascii="Times New Roman" w:hAnsi="Times New Roman" w:eastAsia="Times New Roman" w:cs="Times New Roman"/>
-                <w:b w:val="0"/>
-                <w:sz w:val="20"/>
-              </w:rPr>
-              <w:t>2.1, 2.2, 2.3</w:t>
-            </w:r>
-          </w:p>
-        </w:tc>
-        <w:tc>
-          <w:tcPr>
-            <w:tcW w:type="dxa" w:w="2256"/>
-          </w:tcPr>
-          <w:p>
-            <w:pPr>
-              <w:spacing w:before="0" w:after="0" w:line="240" w:lineRule="auto"/>
-              <w:ind w:firstLine="0"/>
-              <w:jc w:val="left"/>
-            </w:pPr>
-            <w:r>
-              <w:rPr>
-                <w:rFonts w:ascii="Times New Roman" w:hAnsi="Times New Roman" w:eastAsia="Times New Roman" w:cs="Times New Roman"/>
-                <w:b w:val="0"/>
-                <w:sz w:val="20"/>
-              </w:rPr>
-              <w:t>вопросы теста: 2, задания: 3, итоговая аттестация</w:t>
-            </w:r>
-          </w:p>
-        </w:tc>
-        <w:tc>
-          <w:tcPr>
-            <w:tcW w:type="dxa" w:w="1504"/>
-          </w:tcPr>
-          <w:p>
-            <w:pPr>
-              <w:spacing w:before="0" w:after="0" w:line="240" w:lineRule="auto"/>
-              <w:ind w:firstLine="0"/>
-              <w:jc w:val="center"/>
-            </w:pPr>
-            <w:r>
-              <w:rPr>
-                <w:rFonts w:ascii="Times New Roman" w:hAnsi="Times New Roman" w:eastAsia="Times New Roman" w:cs="Times New Roman"/>
-                <w:b w:val="0"/>
-                <w:sz w:val="20"/>
-              </w:rPr>
-              <w:t>в порядке</w:t>
-            </w:r>
-          </w:p>
-        </w:tc>
-      </w:tr>
-      <w:tr>
-        <w:tc>
-          <w:tcPr>
-            <w:tcW w:type="dxa" w:w="4513"/>
-          </w:tcPr>
-          <w:p>
-            <w:pPr>
-              <w:spacing w:before="0" w:after="0" w:line="240" w:lineRule="auto"/>
-              <w:ind w:firstLine="0"/>
-              <w:jc w:val="left"/>
-            </w:pPr>
-            <w:r>
-              <w:rPr>
-                <w:rFonts w:ascii="Times New Roman" w:hAnsi="Times New Roman" w:eastAsia="Times New Roman" w:cs="Times New Roman"/>
-                <w:b w:val="0"/>
-                <w:sz w:val="20"/>
-              </w:rPr>
-              <w:t>2.1. Знать виды проверочных работ и требования к ним</w:t>
-            </w:r>
-          </w:p>
-        </w:tc>
-        <w:tc>
-          <w:tcPr>
-            <w:tcW w:type="dxa" w:w="1504"/>
-          </w:tcPr>
-          <w:p>
-            <w:pPr>
-              <w:spacing w:before="0" w:after="0" w:line="240" w:lineRule="auto"/>
-              <w:ind w:firstLine="0"/>
-              <w:jc w:val="center"/>
-            </w:pPr>
-            <w:r>
-              <w:rPr>
-                <w:rFonts w:ascii="Times New Roman" w:hAnsi="Times New Roman" w:eastAsia="Times New Roman" w:cs="Times New Roman"/>
-                <w:b w:val="0"/>
-                <w:sz w:val="20"/>
-              </w:rPr>
-              <w:t>3.1</w:t>
-            </w:r>
-          </w:p>
-        </w:tc>
-        <w:tc>
-          <w:tcPr>
-            <w:tcW w:type="dxa" w:w="2256"/>
-          </w:tcPr>
-          <w:p>
-            <w:pPr>
-              <w:spacing w:before="0" w:after="0" w:line="240" w:lineRule="auto"/>
-              <w:ind w:firstLine="0"/>
-              <w:jc w:val="left"/>
-            </w:pPr>
-            <w:r>
-              <w:rPr>
-                <w:rFonts w:ascii="Times New Roman" w:hAnsi="Times New Roman" w:eastAsia="Times New Roman" w:cs="Times New Roman"/>
-                <w:b w:val="0"/>
-                <w:sz w:val="20"/>
-              </w:rPr>
-              <w:t>вопросы теста: 2, задания: 1, итоговая аттестация</w:t>
-            </w:r>
-          </w:p>
-        </w:tc>
-        <w:tc>
-          <w:tcPr>
-            <w:tcW w:type="dxa" w:w="1504"/>
-          </w:tcPr>
-          <w:p>
-            <w:pPr>
-              <w:spacing w:before="0" w:after="0" w:line="240" w:lineRule="auto"/>
-              <w:ind w:firstLine="0"/>
-              <w:jc w:val="center"/>
-            </w:pPr>
-            <w:r>
-              <w:rPr>
-                <w:rFonts w:ascii="Times New Roman" w:hAnsi="Times New Roman" w:eastAsia="Times New Roman" w:cs="Times New Roman"/>
-                <w:b w:val="0"/>
-                <w:sz w:val="20"/>
-              </w:rPr>
-              <w:t>в порядке</w:t>
-            </w:r>
-          </w:p>
-        </w:tc>
-      </w:tr>
-      <w:tr>
-        <w:tc>
-          <w:tcPr>
-            <w:tcW w:type="dxa" w:w="4513"/>
-          </w:tcPr>
-          <w:p>
-            <w:pPr>
-              <w:spacing w:before="0" w:after="0" w:line="240" w:lineRule="auto"/>
-              <w:ind w:firstLine="0"/>
-              <w:jc w:val="left"/>
-            </w:pPr>
-            <w:r>
-              <w:rPr>
-                <w:rFonts w:ascii="Times New Roman" w:hAnsi="Times New Roman" w:eastAsia="Times New Roman" w:cs="Times New Roman"/>
-                <w:b w:val="0"/>
-                <w:sz w:val="20"/>
-              </w:rPr>
-              <w:t>2.2. Уметь готовить проверочную работу и критерии оценки с помощью нейросети</w:t>
-            </w:r>
-          </w:p>
-        </w:tc>
-        <w:tc>
-          <w:tcPr>
-            <w:tcW w:type="dxa" w:w="1504"/>
-          </w:tcPr>
-          <w:p>
-            <w:pPr>
-              <w:spacing w:before="0" w:after="0" w:line="240" w:lineRule="auto"/>
-              <w:ind w:firstLine="0"/>
-              <w:jc w:val="center"/>
-            </w:pPr>
-            <w:r>
-              <w:rPr>
-                <w:rFonts w:ascii="Times New Roman" w:hAnsi="Times New Roman" w:eastAsia="Times New Roman" w:cs="Times New Roman"/>
-                <w:b w:val="0"/>
-                <w:sz w:val="20"/>
-              </w:rPr>
-              <w:t>3.1, 3.2</w:t>
-            </w:r>
-          </w:p>
-        </w:tc>
-        <w:tc>
-          <w:tcPr>
-            <w:tcW w:type="dxa" w:w="2256"/>
-          </w:tcPr>
-          <w:p>
-            <w:pPr>
-              <w:spacing w:before="0" w:after="0" w:line="240" w:lineRule="auto"/>
-              <w:ind w:firstLine="0"/>
-              <w:jc w:val="left"/>
-            </w:pPr>
-            <w:r>
-              <w:rPr>
-                <w:rFonts w:ascii="Times New Roman" w:hAnsi="Times New Roman" w:eastAsia="Times New Roman" w:cs="Times New Roman"/>
-                <w:b w:val="0"/>
-                <w:sz w:val="20"/>
-              </w:rPr>
-              <w:t>вопросы теста: 2, задания: 2, итоговая аттестация</w:t>
-            </w:r>
-          </w:p>
-        </w:tc>
-        <w:tc>
-          <w:tcPr>
-            <w:tcW w:type="dxa" w:w="1504"/>
-          </w:tcPr>
-          <w:p>
-            <w:pPr>
-              <w:spacing w:before="0" w:after="0" w:line="240" w:lineRule="auto"/>
-              <w:ind w:firstLine="0"/>
-              <w:jc w:val="center"/>
-            </w:pPr>
-            <w:r>
-              <w:rPr>
-                <w:rFonts w:ascii="Times New Roman" w:hAnsi="Times New Roman" w:eastAsia="Times New Roman" w:cs="Times New Roman"/>
-                <w:b w:val="0"/>
-                <w:sz w:val="20"/>
-              </w:rPr>
-              <w:t>в порядке</w:t>
-            </w:r>
-          </w:p>
-        </w:tc>
-      </w:tr>
-      <w:tr>
-        <w:tc>
-          <w:tcPr>
-            <w:tcW w:type="dxa" w:w="4513"/>
-          </w:tcPr>
-          <w:p>
-            <w:pPr>
-              <w:spacing w:before="0" w:after="0" w:line="240" w:lineRule="auto"/>
-              <w:ind w:firstLine="0"/>
-              <w:jc w:val="left"/>
-            </w:pPr>
-            <w:r>
-              <w:rPr>
-                <w:rFonts w:ascii="Times New Roman" w:hAnsi="Times New Roman" w:eastAsia="Times New Roman" w:cs="Times New Roman"/>
-                <w:b w:val="0"/>
-                <w:sz w:val="20"/>
-              </w:rPr>
-              <w:t>2.3. Владеть навыком проверки заданий, созданных нейросетью, на ошибки</w:t>
-            </w:r>
-          </w:p>
-        </w:tc>
-        <w:tc>
-          <w:tcPr>
-            <w:tcW w:type="dxa" w:w="1504"/>
-          </w:tcPr>
-          <w:p>
-            <w:pPr>
-              <w:spacing w:before="0" w:after="0" w:line="240" w:lineRule="auto"/>
-              <w:ind w:firstLine="0"/>
-              <w:jc w:val="center"/>
-            </w:pPr>
-            <w:r>
-              <w:rPr>
-                <w:rFonts w:ascii="Times New Roman" w:hAnsi="Times New Roman" w:eastAsia="Times New Roman" w:cs="Times New Roman"/>
-                <w:b w:val="0"/>
-                <w:sz w:val="20"/>
-              </w:rPr>
-              <w:t>3.2</w:t>
-            </w:r>
-          </w:p>
-        </w:tc>
-        <w:tc>
-          <w:tcPr>
-            <w:tcW w:type="dxa" w:w="2256"/>
-          </w:tcPr>
-          <w:p>
-            <w:pPr>
-              <w:spacing w:before="0" w:after="0" w:line="240" w:lineRule="auto"/>
-              <w:ind w:firstLine="0"/>
-              <w:jc w:val="left"/>
-            </w:pPr>
-            <w:r>
-              <w:rPr>
-                <w:rFonts w:ascii="Times New Roman" w:hAnsi="Times New Roman" w:eastAsia="Times New Roman" w:cs="Times New Roman"/>
-                <w:b w:val="0"/>
-                <w:sz w:val="20"/>
-              </w:rPr>
-              <w:t>вопросы теста: 2, задания: 1, итоговая аттестация</w:t>
-            </w:r>
-          </w:p>
-        </w:tc>
-        <w:tc>
-          <w:tcPr>
-            <w:tcW w:type="dxa" w:w="1504"/>
-          </w:tcPr>
-          <w:p>
-            <w:pPr>
-              <w:spacing w:before="0" w:after="0" w:line="240" w:lineRule="auto"/>
-              <w:ind w:firstLine="0"/>
-              <w:jc w:val="center"/>
-            </w:pPr>
-            <w:r>
-              <w:rPr>
-                <w:rFonts w:ascii="Times New Roman" w:hAnsi="Times New Roman" w:eastAsia="Times New Roman" w:cs="Times New Roman"/>
-                <w:b w:val="0"/>
-                <w:sz w:val="20"/>
-              </w:rPr>
-              <w:t>в порядке</w:t>
-            </w:r>
-          </w:p>
-        </w:tc>
-      </w:tr>
-      <w:tr>
-        <w:tc>
-          <w:tcPr>
-            <w:tcW w:type="dxa" w:w="4513"/>
-          </w:tcPr>
-          <w:p>
-            <w:pPr>
-              <w:spacing w:before="0" w:after="0" w:line="240" w:lineRule="auto"/>
-              <w:ind w:firstLine="0"/>
-              <w:jc w:val="left"/>
-            </w:pPr>
-            <w:r>
-              <w:rPr>
-                <w:rFonts w:ascii="Times New Roman" w:hAnsi="Times New Roman" w:eastAsia="Times New Roman" w:cs="Times New Roman"/>
-                <w:b w:val="0"/>
-                <w:sz w:val="20"/>
-              </w:rPr>
-              <w:t>3.1. Знать риски использования ИИ в школе и правила защиты персональных данных учеников</w:t>
-            </w:r>
-          </w:p>
-        </w:tc>
-        <w:tc>
-          <w:tcPr>
-            <w:tcW w:type="dxa" w:w="1504"/>
-          </w:tcPr>
-          <w:p>
-            <w:pPr>
-              <w:spacing w:before="0" w:after="0" w:line="240" w:lineRule="auto"/>
-              <w:ind w:firstLine="0"/>
-              <w:jc w:val="center"/>
-            </w:pPr>
-            <w:r>
-              <w:rPr>
-                <w:rFonts w:ascii="Times New Roman" w:hAnsi="Times New Roman" w:eastAsia="Times New Roman" w:cs="Times New Roman"/>
-                <w:b w:val="0"/>
-                <w:sz w:val="20"/>
-              </w:rPr>
-              <w:t>4.1, 4.2</w:t>
-            </w:r>
-          </w:p>
-        </w:tc>
-        <w:tc>
-          <w:tcPr>
-            <w:tcW w:type="dxa" w:w="2256"/>
-          </w:tcPr>
-          <w:p>
-            <w:pPr>
-              <w:spacing w:before="0" w:after="0" w:line="240" w:lineRule="auto"/>
-              <w:ind w:firstLine="0"/>
-              <w:jc w:val="left"/>
-            </w:pPr>
-            <w:r>
-              <w:rPr>
-                <w:rFonts w:ascii="Times New Roman" w:hAnsi="Times New Roman" w:eastAsia="Times New Roman" w:cs="Times New Roman"/>
-                <w:b w:val="0"/>
-                <w:sz w:val="20"/>
-              </w:rPr>
-              <w:t>вопросы теста: 2, задания: 2, итоговая аттестация</w:t>
-            </w:r>
-          </w:p>
-        </w:tc>
-        <w:tc>
-          <w:tcPr>
-            <w:tcW w:type="dxa" w:w="1504"/>
-          </w:tcPr>
-          <w:p>
-            <w:pPr>
-              <w:spacing w:before="0" w:after="0" w:line="240" w:lineRule="auto"/>
-              <w:ind w:firstLine="0"/>
-              <w:jc w:val="center"/>
-            </w:pPr>
-            <w:r>
-              <w:rPr>
-                <w:rFonts w:ascii="Times New Roman" w:hAnsi="Times New Roman" w:eastAsia="Times New Roman" w:cs="Times New Roman"/>
-                <w:b w:val="0"/>
-                <w:sz w:val="20"/>
-              </w:rPr>
-              <w:t>в порядке</w:t>
-            </w:r>
-          </w:p>
-        </w:tc>
-      </w:tr>
-      <w:tr>
-        <w:tc>
-          <w:tcPr>
-            <w:tcW w:type="dxa" w:w="4513"/>
-          </w:tcPr>
-          <w:p>
-            <w:pPr>
-              <w:spacing w:before="0" w:after="0" w:line="240" w:lineRule="auto"/>
-              <w:ind w:firstLine="0"/>
-              <w:jc w:val="left"/>
-            </w:pPr>
-            <w:r>
-              <w:rPr>
-                <w:rFonts w:ascii="Times New Roman" w:hAnsi="Times New Roman" w:eastAsia="Times New Roman" w:cs="Times New Roman"/>
-                <w:b w:val="0"/>
-                <w:sz w:val="20"/>
-              </w:rPr>
-              <w:t>3.2. Уметь выбирать сервисы ИИ, доступные в России и безопасные для работы с детьми</w:t>
-            </w:r>
-          </w:p>
-        </w:tc>
-        <w:tc>
-          <w:tcPr>
-            <w:tcW w:type="dxa" w:w="1504"/>
-          </w:tcPr>
-          <w:p>
-            <w:pPr>
-              <w:spacing w:before="0" w:after="0" w:line="240" w:lineRule="auto"/>
-              <w:ind w:firstLine="0"/>
-              <w:jc w:val="center"/>
-            </w:pPr>
-            <w:r>
-              <w:rPr>
-                <w:rFonts w:ascii="Times New Roman" w:hAnsi="Times New Roman" w:eastAsia="Times New Roman" w:cs="Times New Roman"/>
-                <w:b w:val="0"/>
-                <w:sz w:val="20"/>
-              </w:rPr>
-              <w:t>1.2</w:t>
-            </w:r>
-          </w:p>
-        </w:tc>
-        <w:tc>
-          <w:tcPr>
-            <w:tcW w:type="dxa" w:w="2256"/>
-          </w:tcPr>
-          <w:p>
-            <w:pPr>
-              <w:spacing w:before="0" w:after="0" w:line="240" w:lineRule="auto"/>
-              <w:ind w:firstLine="0"/>
-              <w:jc w:val="left"/>
-            </w:pPr>
-            <w:r>
-              <w:rPr>
-                <w:rFonts w:ascii="Times New Roman" w:hAnsi="Times New Roman" w:eastAsia="Times New Roman" w:cs="Times New Roman"/>
-                <w:b w:val="0"/>
-                <w:sz w:val="20"/>
-              </w:rPr>
-              <w:t>вопросы теста: 2, задания: 1, итоговая аттестация</w:t>
-            </w:r>
-          </w:p>
-        </w:tc>
-        <w:tc>
-          <w:tcPr>
-            <w:tcW w:type="dxa" w:w="1504"/>
-          </w:tcPr>
-          <w:p>
-            <w:pPr>
-              <w:spacing w:before="0" w:after="0" w:line="240" w:lineRule="auto"/>
-              <w:ind w:firstLine="0"/>
-              <w:jc w:val="center"/>
-            </w:pPr>
-            <w:r>
-              <w:rPr>
-                <w:rFonts w:ascii="Times New Roman" w:hAnsi="Times New Roman" w:eastAsia="Times New Roman" w:cs="Times New Roman"/>
-                <w:b w:val="0"/>
-                <w:sz w:val="20"/>
-              </w:rPr>
-              <w:t>в порядке</w:t>
-            </w:r>
-          </w:p>
-        </w:tc>
-      </w:tr>
-      <w:tr>
-        <w:tc>
-          <w:tcPr>
-            <w:tcW w:type="dxa" w:w="4513"/>
-          </w:tcPr>
-          <w:p>
-            <w:pPr>
-              <w:spacing w:before="0" w:after="0" w:line="240" w:lineRule="auto"/>
-              <w:ind w:firstLine="0"/>
-              <w:jc w:val="left"/>
-            </w:pPr>
-            <w:r>
-              <w:rPr>
-                <w:rFonts w:ascii="Times New Roman" w:hAnsi="Times New Roman" w:eastAsia="Times New Roman" w:cs="Times New Roman"/>
-                <w:b w:val="0"/>
-                <w:sz w:val="20"/>
-              </w:rPr>
-              <w:t>3.3. Владеть правилами этичного использования ИИ на уроке</w:t>
-            </w:r>
-          </w:p>
-        </w:tc>
-        <w:tc>
-          <w:tcPr>
-            <w:tcW w:type="dxa" w:w="1504"/>
-          </w:tcPr>
-          <w:p>
-            <w:pPr>
-              <w:spacing w:before="0" w:after="0" w:line="240" w:lineRule="auto"/>
-              <w:ind w:firstLine="0"/>
-              <w:jc w:val="center"/>
-            </w:pPr>
-            <w:r>
-              <w:rPr>
-                <w:rFonts w:ascii="Times New Roman" w:hAnsi="Times New Roman" w:eastAsia="Times New Roman" w:cs="Times New Roman"/>
-                <w:b w:val="0"/>
-                <w:sz w:val="20"/>
-              </w:rPr>
-              <w:t>4.1, 4.2</w:t>
-            </w:r>
-          </w:p>
-        </w:tc>
-        <w:tc>
-          <w:tcPr>
-            <w:tcW w:type="dxa" w:w="2256"/>
-          </w:tcPr>
-          <w:p>
-            <w:pPr>
-              <w:spacing w:before="0" w:after="0" w:line="240" w:lineRule="auto"/>
-              <w:ind w:firstLine="0"/>
-              <w:jc w:val="left"/>
-            </w:pPr>
-            <w:r>
-              <w:rPr>
-                <w:rFonts w:ascii="Times New Roman" w:hAnsi="Times New Roman" w:eastAsia="Times New Roman" w:cs="Times New Roman"/>
-                <w:b w:val="0"/>
-                <w:sz w:val="20"/>
-              </w:rPr>
-              <w:t>вопросы теста: 2, задания: 2, итоговая аттестация</w:t>
-            </w:r>
-          </w:p>
-        </w:tc>
-        <w:tc>
-          <w:tcPr>
-            <w:tcW w:type="dxa" w:w="1504"/>
-          </w:tcPr>
-          <w:p>
-            <w:pPr>
-              <w:spacing w:before="0" w:after="0" w:line="240" w:lineRule="auto"/>
-              <w:ind w:firstLine="0"/>
-              <w:jc w:val="center"/>
-            </w:pPr>
-            <w:r>
-              <w:rPr>
-                <w:rFonts w:ascii="Times New Roman" w:hAnsi="Times New Roman" w:eastAsia="Times New Roman" w:cs="Times New Roman"/>
-                <w:b w:val="0"/>
-                <w:sz w:val="20"/>
-              </w:rPr>
-              <w:t>в порядке</w:t>
-            </w:r>
-          </w:p>
-        </w:tc>
-      </w:tr>
-    </w:tbl>
-    <w:p>
-      <w:pPr>
-        <w:spacing w:before="0" w:after="120"/>
-        <w:ind w:firstLine="0"/>
-      </w:pPr>
-    </w:p>
-    <w:p>
-      <w:pPr>
-        <w:keepNext/>
-        <w:spacing w:before="0" w:after="120" w:line="240" w:lineRule="auto"/>
-        <w:ind w:firstLine="0"/>
-        <w:jc w:val="left"/>
-      </w:pPr>
-      <w:r>
-        <w:rPr>
-          <w:rFonts w:ascii="Times New Roman" w:hAnsi="Times New Roman" w:eastAsia="Times New Roman" w:cs="Times New Roman"/>
-          <w:b/>
-        </w:rPr>
-        <w:t>Источники</w:t>
-      </w:r>
-    </w:p>
-    <w:p>
-      <w:pPr>
-        <w:numPr>
-          <w:ilvl w:val="0"/>
-          <w:numId w:val="4"/>
-        </w:numPr>
-        <w:spacing w:before="0" w:after="40" w:line="240" w:lineRule="auto"/>
-        <w:ind w:firstLine="0"/>
-        <w:jc w:val="both"/>
-      </w:pPr>
-      <w:r>
-        <w:rPr>
-          <w:rFonts w:ascii="Times New Roman" w:hAnsi="Times New Roman" w:eastAsia="Times New Roman" w:cs="Times New Roman"/>
-        </w:rPr>
-        <w:t>подтверждено: 9 (каталог проверенных изданий — 9)</w:t>
-      </w:r>
-    </w:p>
-    <w:p>
-      <w:pPr>
-        <w:numPr>
-          <w:ilvl w:val="0"/>
-          <w:numId w:val="4"/>
-        </w:numPr>
-        <w:spacing w:before="0" w:after="40" w:line="240" w:lineRule="auto"/>
-        <w:ind w:firstLine="0"/>
-        <w:jc w:val="both"/>
-      </w:pPr>
-      <w:r>
-        <w:rPr>
-          <w:rFonts w:ascii="Times New Roman" w:hAnsi="Times New Roman" w:eastAsia="Times New Roman" w:cs="Times New Roman"/>
-        </w:rPr>
-        <w:t>не подтверждено — в документе с пометкой «[не подтверждено]»: 0</w:t>
-      </w:r>
-    </w:p>
-    <w:p>
-      <w:pPr>
-        <w:numPr>
-          <w:ilvl w:val="0"/>
-          <w:numId w:val="4"/>
-        </w:numPr>
-        <w:spacing w:before="0" w:after="40" w:line="240" w:lineRule="auto"/>
-        <w:ind w:firstLine="0"/>
-        <w:jc w:val="both"/>
-      </w:pPr>
-      <w:r>
-        <w:rPr>
-          <w:rFonts w:ascii="Times New Roman" w:hAnsi="Times New Roman" w:eastAsia="Times New Roman" w:cs="Times New Roman"/>
-        </w:rPr>
-        <w:t>отброшено при проверке: 1 (не прошли проверку ISBN, издательства или года — 1; сверх лимита неподтверждённых — 0)</w:t>
-      </w:r>
-    </w:p>
-    <w:tbl>
-      <w:tblPr>
-        <w:tblLook w:firstColumn="1" w:firstRow="1" w:lastColumn="0" w:lastRow="0" w:noHBand="0" w:noVBand="1" w:val="04A0"/>
-        <w:tblW w:w="9778" w:type="dxa"/>
-        <w:tblLayout w:type="fixed"/>
-        <w:tblBorders>
-          <w:top w:val="single" w:sz="4" w:space="0" w:color="AAAAAA"/>
-          <w:left w:val="single" w:sz="4" w:space="0" w:color="AAAAAA"/>
-          <w:bottom w:val="single" w:sz="4" w:space="0" w:color="AAAAAA"/>
-          <w:right w:val="single" w:sz="4" w:space="0" w:color="AAAAAA"/>
-          <w:insideH w:val="single" w:sz="4" w:space="0" w:color="AAAAAA"/>
-          <w:insideV w:val="single" w:sz="4" w:space="0" w:color="AAAAAA"/>
-        </w:tblBorders>
-        <w:tblCellMar>
-          <w:top w:w="80" w:type="dxa"/>
-          <w:left w:w="120" w:type="dxa"/>
-          <w:bottom w:w="80" w:type="dxa"/>
-          <w:right w:w="120" w:type="dxa"/>
-        </w:tblCellMar>
-      </w:tblPr>
-      <w:tblGrid>
-        <w:gridCol w:w="5432"/>
-        <w:gridCol w:w="2173"/>
-        <w:gridCol w:w="2173"/>
-      </w:tblGrid>
-      <w:tr>
-        <w:trPr>
-          <w:tblHeader/>
-        </w:trPr>
-        <w:tc>
-          <w:tcPr>
-            <w:tcW w:type="dxa" w:w="5432"/>
-            <w:shd w:val="clear" w:color="auto" w:fill="F2F2F2"/>
-            <w:vAlign w:val="center"/>
-          </w:tcPr>
-          <w:p>
-            <w:pPr>
-              <w:spacing w:before="0" w:after="0" w:line="240" w:lineRule="auto"/>
-              <w:ind w:firstLine="0"/>
-              <w:jc w:val="center"/>
-            </w:pPr>
-            <w:r>
-              <w:rPr>
-                <w:rFonts w:ascii="Times New Roman" w:hAnsi="Times New Roman" w:eastAsia="Times New Roman" w:cs="Times New Roman"/>
-                <w:b/>
-                <w:sz w:val="20"/>
-              </w:rPr>
-              <w:t>Раздел</w:t>
-            </w:r>
-          </w:p>
-        </w:tc>
-        <w:tc>
-          <w:tcPr>
-            <w:tcW w:type="dxa" w:w="2173"/>
-            <w:shd w:val="clear" w:color="auto" w:fill="F2F2F2"/>
-            <w:vAlign w:val="center"/>
-          </w:tcPr>
-          <w:p>
-            <w:pPr>
-              <w:spacing w:before="0" w:after="0" w:line="240" w:lineRule="auto"/>
-              <w:ind w:firstLine="0"/>
-              <w:jc w:val="center"/>
-            </w:pPr>
-            <w:r>
-              <w:rPr>
-                <w:rFonts w:ascii="Times New Roman" w:hAnsi="Times New Roman" w:eastAsia="Times New Roman" w:cs="Times New Roman"/>
-                <w:b/>
-                <w:sz w:val="20"/>
-              </w:rPr>
-              <w:t>Подтверждено</w:t>
-            </w:r>
-          </w:p>
-        </w:tc>
-        <w:tc>
-          <w:tcPr>
-            <w:tcW w:type="dxa" w:w="2173"/>
-            <w:shd w:val="clear" w:color="auto" w:fill="F2F2F2"/>
-            <w:vAlign w:val="center"/>
-          </w:tcPr>
-          <w:p>
-            <w:pPr>
-              <w:spacing w:before="0" w:after="0" w:line="240" w:lineRule="auto"/>
-              <w:ind w:firstLine="0"/>
-              <w:jc w:val="center"/>
-            </w:pPr>
-            <w:r>
-              <w:rPr>
-                <w:rFonts w:ascii="Times New Roman" w:hAnsi="Times New Roman" w:eastAsia="Times New Roman" w:cs="Times New Roman"/>
-                <w:b/>
-                <w:sz w:val="20"/>
-              </w:rPr>
-              <w:t>Без подтверждения</w:t>
-            </w:r>
-          </w:p>
-        </w:tc>
-      </w:tr>
-      <w:tr>
-        <w:tc>
-          <w:tcPr>
-            <w:tcW w:type="dxa" w:w="5432"/>
-          </w:tcPr>
-          <w:p>
-            <w:pPr>
-              <w:spacing w:before="0" w:after="0" w:line="240" w:lineRule="auto"/>
-              <w:ind w:firstLine="0"/>
-              <w:jc w:val="left"/>
-            </w:pPr>
-            <w:r>
-              <w:rPr>
-                <w:rFonts w:ascii="Times New Roman" w:hAnsi="Times New Roman" w:eastAsia="Times New Roman" w:cs="Times New Roman"/>
-                <w:b w:val="0"/>
-                <w:sz w:val="20"/>
-              </w:rPr>
-              <w:t>Основная литература</w:t>
-            </w:r>
-          </w:p>
-        </w:tc>
-        <w:tc>
-          <w:tcPr>
-            <w:tcW w:type="dxa" w:w="2173"/>
-          </w:tcPr>
-          <w:p>
-            <w:pPr>
-              <w:spacing w:before="0" w:after="0" w:line="240" w:lineRule="auto"/>
-              <w:ind w:firstLine="0"/>
-              <w:jc w:val="center"/>
-            </w:pPr>
-            <w:r>
-              <w:rPr>
-                <w:rFonts w:ascii="Times New Roman" w:hAnsi="Times New Roman" w:eastAsia="Times New Roman" w:cs="Times New Roman"/>
-                <w:b w:val="0"/>
-                <w:sz w:val="20"/>
-              </w:rPr>
-              <w:t>3</w:t>
-            </w:r>
-          </w:p>
-        </w:tc>
-        <w:tc>
-          <w:tcPr>
-            <w:tcW w:type="dxa" w:w="2173"/>
-          </w:tcPr>
-          <w:p>
-            <w:pPr>
-              <w:spacing w:before="0" w:after="0" w:line="240" w:lineRule="auto"/>
-              <w:ind w:firstLine="0"/>
-              <w:jc w:val="center"/>
-            </w:pPr>
-            <w:r>
-              <w:rPr>
-                <w:rFonts w:ascii="Times New Roman" w:hAnsi="Times New Roman" w:eastAsia="Times New Roman" w:cs="Times New Roman"/>
-                <w:b w:val="0"/>
-                <w:sz w:val="20"/>
-              </w:rPr>
-              <w:t>0</w:t>
-            </w:r>
-          </w:p>
-        </w:tc>
-      </w:tr>
-      <w:tr>
-        <w:tc>
-          <w:tcPr>
-            <w:tcW w:type="dxa" w:w="5432"/>
-          </w:tcPr>
-          <w:p>
-            <w:pPr>
-              <w:spacing w:before="0" w:after="0" w:line="240" w:lineRule="auto"/>
-              <w:ind w:firstLine="0"/>
-              <w:jc w:val="left"/>
-            </w:pPr>
-            <w:r>
-              <w:rPr>
-                <w:rFonts w:ascii="Times New Roman" w:hAnsi="Times New Roman" w:eastAsia="Times New Roman" w:cs="Times New Roman"/>
-                <w:b w:val="0"/>
-                <w:sz w:val="20"/>
-              </w:rPr>
-              <w:t>Дополнительная литература</w:t>
-            </w:r>
-          </w:p>
-        </w:tc>
-        <w:tc>
-          <w:tcPr>
-            <w:tcW w:type="dxa" w:w="2173"/>
-          </w:tcPr>
-          <w:p>
-            <w:pPr>
-              <w:spacing w:before="0" w:after="0" w:line="240" w:lineRule="auto"/>
-              <w:ind w:firstLine="0"/>
-              <w:jc w:val="center"/>
-            </w:pPr>
-            <w:r>
-              <w:rPr>
-                <w:rFonts w:ascii="Times New Roman" w:hAnsi="Times New Roman" w:eastAsia="Times New Roman" w:cs="Times New Roman"/>
-                <w:b w:val="0"/>
-                <w:sz w:val="20"/>
-              </w:rPr>
-              <w:t>3</w:t>
-            </w:r>
-          </w:p>
-        </w:tc>
-        <w:tc>
-          <w:tcPr>
-            <w:tcW w:type="dxa" w:w="2173"/>
-          </w:tcPr>
-          <w:p>
-            <w:pPr>
-              <w:spacing w:before="0" w:after="0" w:line="240" w:lineRule="auto"/>
-              <w:ind w:firstLine="0"/>
-              <w:jc w:val="center"/>
-            </w:pPr>
-            <w:r>
-              <w:rPr>
-                <w:rFonts w:ascii="Times New Roman" w:hAnsi="Times New Roman" w:eastAsia="Times New Roman" w:cs="Times New Roman"/>
-                <w:b w:val="0"/>
-                <w:sz w:val="20"/>
-              </w:rPr>
-              <w:t>0</w:t>
-            </w:r>
-          </w:p>
-        </w:tc>
-      </w:tr>
-      <w:tr>
-        <w:tc>
-          <w:tcPr>
-            <w:tcW w:type="dxa" w:w="5432"/>
-          </w:tcPr>
-          <w:p>
-            <w:pPr>
-              <w:spacing w:before="0" w:after="0" w:line="240" w:lineRule="auto"/>
-              <w:ind w:firstLine="0"/>
-              <w:jc w:val="left"/>
-            </w:pPr>
-            <w:r>
-              <w:rPr>
-                <w:rFonts w:ascii="Times New Roman" w:hAnsi="Times New Roman" w:eastAsia="Times New Roman" w:cs="Times New Roman"/>
-                <w:b w:val="0"/>
-                <w:sz w:val="20"/>
-              </w:rPr>
-              <w:t>Интернет-ресурсы</w:t>
-            </w:r>
-          </w:p>
-        </w:tc>
-        <w:tc>
-          <w:tcPr>
-            <w:tcW w:type="dxa" w:w="2173"/>
-          </w:tcPr>
-          <w:p>
-            <w:pPr>
-              <w:spacing w:before="0" w:after="0" w:line="240" w:lineRule="auto"/>
-              <w:ind w:firstLine="0"/>
-              <w:jc w:val="center"/>
-            </w:pPr>
-            <w:r>
-              <w:rPr>
-                <w:rFonts w:ascii="Times New Roman" w:hAnsi="Times New Roman" w:eastAsia="Times New Roman" w:cs="Times New Roman"/>
-                <w:b w:val="0"/>
-                <w:sz w:val="20"/>
-              </w:rPr>
-              <w:t>3</w:t>
-            </w:r>
-          </w:p>
-        </w:tc>
-        <w:tc>
-          <w:tcPr>
-            <w:tcW w:type="dxa" w:w="2173"/>
-          </w:tcPr>
-          <w:p>
-            <w:pPr>
-              <w:spacing w:before="0" w:after="0" w:line="240" w:lineRule="auto"/>
-              <w:ind w:firstLine="0"/>
-              <w:jc w:val="center"/>
-            </w:pPr>
-            <w:r>
-              <w:rPr>
-                <w:rFonts w:ascii="Times New Roman" w:hAnsi="Times New Roman" w:eastAsia="Times New Roman" w:cs="Times New Roman"/>
-                <w:b w:val="0"/>
-                <w:sz w:val="20"/>
-              </w:rPr>
-              <w:t>0</w:t>
-            </w:r>
-          </w:p>
-        </w:tc>
-      </w:tr>
-    </w:tbl>
-    <w:p>
-      <w:pPr>
-        <w:spacing w:before="0" w:after="120"/>
-        <w:ind w:firstLine="0"/>
-      </w:pPr>
-    </w:p>
-    <w:p>
-      <w:pPr>
-        <w:keepNext/>
-        <w:spacing w:before="0" w:after="120" w:line="240" w:lineRule="auto"/>
-        <w:ind w:firstLine="0"/>
-        <w:jc w:val="left"/>
-      </w:pPr>
-      <w:r>
-        <w:rPr>
-          <w:rFonts w:ascii="Times New Roman" w:hAnsi="Times New Roman" w:eastAsia="Times New Roman" w:cs="Times New Roman"/>
-          <w:b/>
-        </w:rPr>
-        <w:t>Полнота разделов шаблона</w:t>
-      </w:r>
-    </w:p>
-    <w:p>
-      <w:pPr>
-        <w:spacing w:before="0" w:after="120" w:line="240" w:lineRule="auto"/>
-        <w:ind w:firstLine="0"/>
-        <w:jc w:val="both"/>
-      </w:pPr>
-      <w:r>
-        <w:rPr>
-          <w:rFonts w:ascii="Times New Roman" w:hAnsi="Times New Roman" w:eastAsia="Times New Roman" w:cs="Times New Roman"/>
-          <w:b w:val="0"/>
-        </w:rPr>
-        <w:t>Заполнено 26 из 26 разделов шаблона. Все разделы шаблона заполнены.</w:t>
-      </w:r>
-    </w:p>
-    <w:tbl>
-      <w:tblPr>
-        <w:tblLook w:firstColumn="1" w:firstRow="1" w:lastColumn="0" w:lastRow="0" w:noHBand="0" w:noVBand="1" w:val="04A0"/>
-        <w:tblW w:w="9778" w:type="dxa"/>
-        <w:tblLayout w:type="fixed"/>
-        <w:tblBorders>
-          <w:top w:val="single" w:sz="4" w:space="0" w:color="AAAAAA"/>
-          <w:left w:val="single" w:sz="4" w:space="0" w:color="AAAAAA"/>
-          <w:bottom w:val="single" w:sz="4" w:space="0" w:color="AAAAAA"/>
-          <w:right w:val="single" w:sz="4" w:space="0" w:color="AAAAAA"/>
-          <w:insideH w:val="single" w:sz="4" w:space="0" w:color="AAAAAA"/>
-          <w:insideV w:val="single" w:sz="4" w:space="0" w:color="AAAAAA"/>
-        </w:tblBorders>
-        <w:tblCellMar>
-          <w:top w:w="80" w:type="dxa"/>
-          <w:left w:w="120" w:type="dxa"/>
-          <w:bottom w:w="80" w:type="dxa"/>
-          <w:right w:w="120" w:type="dxa"/>
-        </w:tblCellMar>
-      </w:tblPr>
-      <w:tblGrid>
-        <w:gridCol w:w="7605"/>
-        <w:gridCol w:w="2173"/>
-      </w:tblGrid>
-      <w:tr>
-        <w:trPr>
-          <w:tblHeader/>
-        </w:trPr>
-        <w:tc>
-          <w:tcPr>
-            <w:tcW w:type="dxa" w:w="7605"/>
-            <w:shd w:val="clear" w:color="auto" w:fill="F2F2F2"/>
-            <w:vAlign w:val="center"/>
-          </w:tcPr>
-          <w:p>
-            <w:pPr>
-              <w:spacing w:before="0" w:after="0" w:line="240" w:lineRule="auto"/>
-              <w:ind w:firstLine="0"/>
-              <w:jc w:val="center"/>
-            </w:pPr>
-            <w:r>
-              <w:rPr>
-                <w:rFonts w:ascii="Times New Roman" w:hAnsi="Times New Roman" w:eastAsia="Times New Roman" w:cs="Times New Roman"/>
-                <w:b/>
-                <w:sz w:val="20"/>
-              </w:rPr>
-              <w:t>Раздел шаблона</w:t>
-            </w:r>
-          </w:p>
-        </w:tc>
-        <w:tc>
-          <w:tcPr>
-            <w:tcW w:type="dxa" w:w="2173"/>
-            <w:shd w:val="clear" w:color="auto" w:fill="F2F2F2"/>
-            <w:vAlign w:val="center"/>
-          </w:tcPr>
-          <w:p>
-            <w:pPr>
-              <w:spacing w:before="0" w:after="0" w:line="240" w:lineRule="auto"/>
-              <w:ind w:firstLine="0"/>
-              <w:jc w:val="center"/>
-            </w:pPr>
-            <w:r>
-              <w:rPr>
-                <w:rFonts w:ascii="Times New Roman" w:hAnsi="Times New Roman" w:eastAsia="Times New Roman" w:cs="Times New Roman"/>
-                <w:b/>
-                <w:sz w:val="20"/>
-              </w:rPr>
-              <w:t>Итог</w:t>
-            </w:r>
-          </w:p>
-        </w:tc>
-      </w:tr>
-      <w:tr>
-        <w:tc>
-          <w:tcPr>
-            <w:tcW w:type="dxa" w:w="7605"/>
-          </w:tcPr>
-          <w:p>
-            <w:pPr>
-              <w:spacing w:before="0" w:after="0" w:line="240" w:lineRule="auto"/>
-              <w:ind w:firstLine="0"/>
-              <w:jc w:val="left"/>
-            </w:pPr>
-            <w:r>
-              <w:rPr>
-                <w:rFonts w:ascii="Times New Roman" w:hAnsi="Times New Roman" w:eastAsia="Times New Roman" w:cs="Times New Roman"/>
-                <w:b w:val="0"/>
-                <w:sz w:val="20"/>
-              </w:rPr>
-              <w:t>1.1. Аннотация программы</w:t>
-            </w:r>
-          </w:p>
-        </w:tc>
-        <w:tc>
-          <w:tcPr>
-            <w:tcW w:type="dxa" w:w="2173"/>
-          </w:tcPr>
-          <w:p>
-            <w:pPr>
-              <w:spacing w:before="0" w:after="0" w:line="240" w:lineRule="auto"/>
-              <w:ind w:firstLine="0"/>
-              <w:jc w:val="center"/>
-            </w:pPr>
-            <w:r>
-              <w:rPr>
-                <w:rFonts w:ascii="Times New Roman" w:hAnsi="Times New Roman" w:eastAsia="Times New Roman" w:cs="Times New Roman"/>
-                <w:b w:val="0"/>
-                <w:sz w:val="20"/>
-              </w:rPr>
-              <w:t>заполнен</w:t>
-            </w:r>
-          </w:p>
-        </w:tc>
-      </w:tr>
-      <w:tr>
-        <w:tc>
-          <w:tcPr>
-            <w:tcW w:type="dxa" w:w="7605"/>
-          </w:tcPr>
-          <w:p>
-            <w:pPr>
-              <w:spacing w:before="0" w:after="0" w:line="240" w:lineRule="auto"/>
-              <w:ind w:firstLine="0"/>
-              <w:jc w:val="left"/>
-            </w:pPr>
-            <w:r>
-              <w:rPr>
-                <w:rFonts w:ascii="Times New Roman" w:hAnsi="Times New Roman" w:eastAsia="Times New Roman" w:cs="Times New Roman"/>
-                <w:b w:val="0"/>
-                <w:sz w:val="20"/>
-              </w:rPr>
-              <w:t>1.2. Цель реализации программы</w:t>
-            </w:r>
-          </w:p>
-        </w:tc>
-        <w:tc>
-          <w:tcPr>
-            <w:tcW w:type="dxa" w:w="2173"/>
-          </w:tcPr>
-          <w:p>
-            <w:pPr>
-              <w:spacing w:before="0" w:after="0" w:line="240" w:lineRule="auto"/>
-              <w:ind w:firstLine="0"/>
-              <w:jc w:val="center"/>
-            </w:pPr>
-            <w:r>
-              <w:rPr>
-                <w:rFonts w:ascii="Times New Roman" w:hAnsi="Times New Roman" w:eastAsia="Times New Roman" w:cs="Times New Roman"/>
-                <w:b w:val="0"/>
-                <w:sz w:val="20"/>
-              </w:rPr>
-              <w:t>заполнен</w:t>
-            </w:r>
-          </w:p>
-        </w:tc>
-      </w:tr>
-      <w:tr>
-        <w:tc>
-          <w:tcPr>
-            <w:tcW w:type="dxa" w:w="7605"/>
-          </w:tcPr>
-          <w:p>
-            <w:pPr>
-              <w:spacing w:before="0" w:after="0" w:line="240" w:lineRule="auto"/>
-              <w:ind w:firstLine="0"/>
-              <w:jc w:val="left"/>
-            </w:pPr>
-            <w:r>
-              <w:rPr>
-                <w:rFonts w:ascii="Times New Roman" w:hAnsi="Times New Roman" w:eastAsia="Times New Roman" w:cs="Times New Roman"/>
-                <w:b w:val="0"/>
-                <w:sz w:val="20"/>
-              </w:rPr>
-              <w:t>1.3. Планируемые результаты обучения</w:t>
-            </w:r>
-          </w:p>
-        </w:tc>
-        <w:tc>
-          <w:tcPr>
-            <w:tcW w:type="dxa" w:w="2173"/>
-          </w:tcPr>
-          <w:p>
-            <w:pPr>
-              <w:spacing w:before="0" w:after="0" w:line="240" w:lineRule="auto"/>
-              <w:ind w:firstLine="0"/>
-              <w:jc w:val="center"/>
-            </w:pPr>
-            <w:r>
-              <w:rPr>
-                <w:rFonts w:ascii="Times New Roman" w:hAnsi="Times New Roman" w:eastAsia="Times New Roman" w:cs="Times New Roman"/>
-                <w:b w:val="0"/>
-                <w:sz w:val="20"/>
-              </w:rPr>
-              <w:t>заполнен</w:t>
-            </w:r>
-          </w:p>
-        </w:tc>
-      </w:tr>
-      <w:tr>
-        <w:tc>
-          <w:tcPr>
-            <w:tcW w:type="dxa" w:w="7605"/>
-          </w:tcPr>
-          <w:p>
-            <w:pPr>
-              <w:spacing w:before="0" w:after="0" w:line="240" w:lineRule="auto"/>
-              <w:ind w:firstLine="0"/>
-              <w:jc w:val="left"/>
-            </w:pPr>
-            <w:r>
-              <w:rPr>
-                <w:rFonts w:ascii="Times New Roman" w:hAnsi="Times New Roman" w:eastAsia="Times New Roman" w:cs="Times New Roman"/>
-                <w:b w:val="0"/>
-                <w:sz w:val="20"/>
-              </w:rPr>
-              <w:t>1.4. Программа разработана на основе</w:t>
-            </w:r>
-          </w:p>
-        </w:tc>
-        <w:tc>
-          <w:tcPr>
-            <w:tcW w:type="dxa" w:w="2173"/>
-          </w:tcPr>
-          <w:p>
-            <w:pPr>
-              <w:spacing w:before="0" w:after="0" w:line="240" w:lineRule="auto"/>
-              <w:ind w:firstLine="0"/>
-              <w:jc w:val="center"/>
-            </w:pPr>
-            <w:r>
-              <w:rPr>
-                <w:rFonts w:ascii="Times New Roman" w:hAnsi="Times New Roman" w:eastAsia="Times New Roman" w:cs="Times New Roman"/>
-                <w:b w:val="0"/>
-                <w:sz w:val="20"/>
-              </w:rPr>
-              <w:t>заполнен</w:t>
-            </w:r>
-          </w:p>
-        </w:tc>
-      </w:tr>
-      <w:tr>
-        <w:tc>
-          <w:tcPr>
-            <w:tcW w:type="dxa" w:w="7605"/>
-          </w:tcPr>
-          <w:p>
-            <w:pPr>
-              <w:spacing w:before="0" w:after="0" w:line="240" w:lineRule="auto"/>
-              <w:ind w:firstLine="0"/>
-              <w:jc w:val="left"/>
-            </w:pPr>
-            <w:r>
-              <w:rPr>
-                <w:rFonts w:ascii="Times New Roman" w:hAnsi="Times New Roman" w:eastAsia="Times New Roman" w:cs="Times New Roman"/>
-                <w:b w:val="0"/>
-                <w:sz w:val="20"/>
-              </w:rPr>
-              <w:t>1.5. Перечень профессиональных компетенций</w:t>
-            </w:r>
-          </w:p>
-        </w:tc>
-        <w:tc>
-          <w:tcPr>
-            <w:tcW w:type="dxa" w:w="2173"/>
-          </w:tcPr>
-          <w:p>
-            <w:pPr>
-              <w:spacing w:before="0" w:after="0" w:line="240" w:lineRule="auto"/>
-              <w:ind w:firstLine="0"/>
-              <w:jc w:val="center"/>
-            </w:pPr>
-            <w:r>
-              <w:rPr>
-                <w:rFonts w:ascii="Times New Roman" w:hAnsi="Times New Roman" w:eastAsia="Times New Roman" w:cs="Times New Roman"/>
-                <w:b w:val="0"/>
-                <w:sz w:val="20"/>
-              </w:rPr>
-              <w:t>заполнен</w:t>
-            </w:r>
-          </w:p>
-        </w:tc>
-      </w:tr>
-      <w:tr>
-        <w:tc>
-          <w:tcPr>
-            <w:tcW w:type="dxa" w:w="7605"/>
-          </w:tcPr>
-          <w:p>
-            <w:pPr>
-              <w:spacing w:before="0" w:after="0" w:line="240" w:lineRule="auto"/>
-              <w:ind w:firstLine="0"/>
-              <w:jc w:val="left"/>
-            </w:pPr>
-            <w:r>
-              <w:rPr>
-                <w:rFonts w:ascii="Times New Roman" w:hAnsi="Times New Roman" w:eastAsia="Times New Roman" w:cs="Times New Roman"/>
-                <w:b w:val="0"/>
-                <w:sz w:val="20"/>
-              </w:rPr>
-              <w:t>1.6. Требования к слушателям</w:t>
-            </w:r>
-          </w:p>
-        </w:tc>
-        <w:tc>
-          <w:tcPr>
-            <w:tcW w:type="dxa" w:w="2173"/>
-          </w:tcPr>
-          <w:p>
-            <w:pPr>
-              <w:spacing w:before="0" w:after="0" w:line="240" w:lineRule="auto"/>
-              <w:ind w:firstLine="0"/>
-              <w:jc w:val="center"/>
-            </w:pPr>
-            <w:r>
-              <w:rPr>
-                <w:rFonts w:ascii="Times New Roman" w:hAnsi="Times New Roman" w:eastAsia="Times New Roman" w:cs="Times New Roman"/>
-                <w:b w:val="0"/>
-                <w:sz w:val="20"/>
-              </w:rPr>
-              <w:t>заполнен</w:t>
-            </w:r>
-          </w:p>
-        </w:tc>
-      </w:tr>
-      <w:tr>
-        <w:tc>
-          <w:tcPr>
-            <w:tcW w:type="dxa" w:w="7605"/>
-          </w:tcPr>
-          <w:p>
-            <w:pPr>
-              <w:spacing w:before="0" w:after="0" w:line="240" w:lineRule="auto"/>
-              <w:ind w:firstLine="0"/>
-              <w:jc w:val="left"/>
-            </w:pPr>
-            <w:r>
-              <w:rPr>
-                <w:rFonts w:ascii="Times New Roman" w:hAnsi="Times New Roman" w:eastAsia="Times New Roman" w:cs="Times New Roman"/>
-                <w:b w:val="0"/>
-                <w:sz w:val="20"/>
-              </w:rPr>
-              <w:t>1.7. Форма обучения</w:t>
-            </w:r>
-          </w:p>
-        </w:tc>
-        <w:tc>
-          <w:tcPr>
-            <w:tcW w:type="dxa" w:w="2173"/>
-          </w:tcPr>
-          <w:p>
-            <w:pPr>
-              <w:spacing w:before="0" w:after="0" w:line="240" w:lineRule="auto"/>
-              <w:ind w:firstLine="0"/>
-              <w:jc w:val="center"/>
-            </w:pPr>
-            <w:r>
-              <w:rPr>
-                <w:rFonts w:ascii="Times New Roman" w:hAnsi="Times New Roman" w:eastAsia="Times New Roman" w:cs="Times New Roman"/>
-                <w:b w:val="0"/>
-                <w:sz w:val="20"/>
-              </w:rPr>
-              <w:t>заполнен</w:t>
-            </w:r>
-          </w:p>
-        </w:tc>
-      </w:tr>
-      <w:tr>
-        <w:tc>
-          <w:tcPr>
-            <w:tcW w:type="dxa" w:w="7605"/>
-          </w:tcPr>
-          <w:p>
-            <w:pPr>
-              <w:spacing w:before="0" w:after="0" w:line="240" w:lineRule="auto"/>
-              <w:ind w:firstLine="0"/>
-              <w:jc w:val="left"/>
-            </w:pPr>
-            <w:r>
-              <w:rPr>
-                <w:rFonts w:ascii="Times New Roman" w:hAnsi="Times New Roman" w:eastAsia="Times New Roman" w:cs="Times New Roman"/>
-                <w:b w:val="0"/>
-                <w:sz w:val="20"/>
-              </w:rPr>
-              <w:t>1.8. Объём программы</w:t>
-            </w:r>
-          </w:p>
-        </w:tc>
-        <w:tc>
-          <w:tcPr>
-            <w:tcW w:type="dxa" w:w="2173"/>
-          </w:tcPr>
-          <w:p>
-            <w:pPr>
-              <w:spacing w:before="0" w:after="0" w:line="240" w:lineRule="auto"/>
-              <w:ind w:firstLine="0"/>
-              <w:jc w:val="center"/>
-            </w:pPr>
-            <w:r>
-              <w:rPr>
-                <w:rFonts w:ascii="Times New Roman" w:hAnsi="Times New Roman" w:eastAsia="Times New Roman" w:cs="Times New Roman"/>
-                <w:b w:val="0"/>
-                <w:sz w:val="20"/>
-              </w:rPr>
-              <w:t>заполнен</w:t>
-            </w:r>
-          </w:p>
-        </w:tc>
-      </w:tr>
-      <w:tr>
-        <w:tc>
-          <w:tcPr>
-            <w:tcW w:type="dxa" w:w="7605"/>
-          </w:tcPr>
-          <w:p>
-            <w:pPr>
-              <w:spacing w:before="0" w:after="0" w:line="240" w:lineRule="auto"/>
-              <w:ind w:firstLine="0"/>
-              <w:jc w:val="left"/>
-            </w:pPr>
-            <w:r>
-              <w:rPr>
-                <w:rFonts w:ascii="Times New Roman" w:hAnsi="Times New Roman" w:eastAsia="Times New Roman" w:cs="Times New Roman"/>
-                <w:b w:val="0"/>
-                <w:sz w:val="20"/>
-              </w:rPr>
-              <w:t>1.9. Выдаваемый документ</w:t>
-            </w:r>
-          </w:p>
-        </w:tc>
-        <w:tc>
-          <w:tcPr>
-            <w:tcW w:type="dxa" w:w="2173"/>
-          </w:tcPr>
-          <w:p>
-            <w:pPr>
-              <w:spacing w:before="0" w:after="0" w:line="240" w:lineRule="auto"/>
-              <w:ind w:firstLine="0"/>
-              <w:jc w:val="center"/>
-            </w:pPr>
-            <w:r>
-              <w:rPr>
-                <w:rFonts w:ascii="Times New Roman" w:hAnsi="Times New Roman" w:eastAsia="Times New Roman" w:cs="Times New Roman"/>
-                <w:b w:val="0"/>
-                <w:sz w:val="20"/>
-              </w:rPr>
-              <w:t>заполнен</w:t>
-            </w:r>
-          </w:p>
-        </w:tc>
-      </w:tr>
-      <w:tr>
-        <w:tc>
-          <w:tcPr>
-            <w:tcW w:type="dxa" w:w="7605"/>
-          </w:tcPr>
-          <w:p>
-            <w:pPr>
-              <w:spacing w:before="0" w:after="0" w:line="240" w:lineRule="auto"/>
-              <w:ind w:firstLine="0"/>
-              <w:jc w:val="left"/>
-            </w:pPr>
-            <w:r>
-              <w:rPr>
-                <w:rFonts w:ascii="Times New Roman" w:hAnsi="Times New Roman" w:eastAsia="Times New Roman" w:cs="Times New Roman"/>
-                <w:b w:val="0"/>
-                <w:sz w:val="20"/>
-              </w:rPr>
-              <w:t>2.1. Учебный план</w:t>
-            </w:r>
-          </w:p>
-        </w:tc>
-        <w:tc>
-          <w:tcPr>
-            <w:tcW w:type="dxa" w:w="2173"/>
-          </w:tcPr>
-          <w:p>
-            <w:pPr>
-              <w:spacing w:before="0" w:after="0" w:line="240" w:lineRule="auto"/>
-              <w:ind w:firstLine="0"/>
-              <w:jc w:val="center"/>
-            </w:pPr>
-            <w:r>
-              <w:rPr>
-                <w:rFonts w:ascii="Times New Roman" w:hAnsi="Times New Roman" w:eastAsia="Times New Roman" w:cs="Times New Roman"/>
-                <w:b w:val="0"/>
-                <w:sz w:val="20"/>
-              </w:rPr>
-              <w:t>заполнен</w:t>
-            </w:r>
-          </w:p>
-        </w:tc>
-      </w:tr>
-      <w:tr>
-        <w:tc>
-          <w:tcPr>
-            <w:tcW w:type="dxa" w:w="7605"/>
-          </w:tcPr>
-          <w:p>
-            <w:pPr>
-              <w:spacing w:before="0" w:after="0" w:line="240" w:lineRule="auto"/>
-              <w:ind w:firstLine="0"/>
-              <w:jc w:val="left"/>
-            </w:pPr>
-            <w:r>
-              <w:rPr>
-                <w:rFonts w:ascii="Times New Roman" w:hAnsi="Times New Roman" w:eastAsia="Times New Roman" w:cs="Times New Roman"/>
-                <w:b w:val="0"/>
-                <w:sz w:val="20"/>
-              </w:rPr>
-              <w:t>2.2. Учебно-тематический план</w:t>
-            </w:r>
-          </w:p>
-        </w:tc>
-        <w:tc>
-          <w:tcPr>
-            <w:tcW w:type="dxa" w:w="2173"/>
-          </w:tcPr>
-          <w:p>
-            <w:pPr>
-              <w:spacing w:before="0" w:after="0" w:line="240" w:lineRule="auto"/>
-              <w:ind w:firstLine="0"/>
-              <w:jc w:val="center"/>
-            </w:pPr>
-            <w:r>
-              <w:rPr>
-                <w:rFonts w:ascii="Times New Roman" w:hAnsi="Times New Roman" w:eastAsia="Times New Roman" w:cs="Times New Roman"/>
-                <w:b w:val="0"/>
-                <w:sz w:val="20"/>
-              </w:rPr>
-              <w:t>заполнен</w:t>
-            </w:r>
-          </w:p>
-        </w:tc>
-      </w:tr>
-      <w:tr>
-        <w:tc>
-          <w:tcPr>
-            <w:tcW w:type="dxa" w:w="7605"/>
-          </w:tcPr>
-          <w:p>
-            <w:pPr>
-              <w:spacing w:before="0" w:after="0" w:line="240" w:lineRule="auto"/>
-              <w:ind w:firstLine="0"/>
-              <w:jc w:val="left"/>
-            </w:pPr>
-            <w:r>
-              <w:rPr>
-                <w:rFonts w:ascii="Times New Roman" w:hAnsi="Times New Roman" w:eastAsia="Times New Roman" w:cs="Times New Roman"/>
-                <w:b w:val="0"/>
-                <w:sz w:val="20"/>
-              </w:rPr>
-              <w:t>2.3. Календарный учебный график</w:t>
-            </w:r>
-          </w:p>
-        </w:tc>
-        <w:tc>
-          <w:tcPr>
-            <w:tcW w:type="dxa" w:w="2173"/>
-          </w:tcPr>
-          <w:p>
-            <w:pPr>
-              <w:spacing w:before="0" w:after="0" w:line="240" w:lineRule="auto"/>
-              <w:ind w:firstLine="0"/>
-              <w:jc w:val="center"/>
-            </w:pPr>
-            <w:r>
-              <w:rPr>
-                <w:rFonts w:ascii="Times New Roman" w:hAnsi="Times New Roman" w:eastAsia="Times New Roman" w:cs="Times New Roman"/>
-                <w:b w:val="0"/>
-                <w:sz w:val="20"/>
-              </w:rPr>
-              <w:t>заполнен</w:t>
-            </w:r>
-          </w:p>
-        </w:tc>
-      </w:tr>
-      <w:tr>
-        <w:tc>
-          <w:tcPr>
-            <w:tcW w:type="dxa" w:w="7605"/>
-          </w:tcPr>
-          <w:p>
-            <w:pPr>
-              <w:spacing w:before="0" w:after="0" w:line="240" w:lineRule="auto"/>
-              <w:ind w:firstLine="0"/>
-              <w:jc w:val="left"/>
-            </w:pPr>
-            <w:r>
-              <w:rPr>
-                <w:rFonts w:ascii="Times New Roman" w:hAnsi="Times New Roman" w:eastAsia="Times New Roman" w:cs="Times New Roman"/>
-                <w:b w:val="0"/>
-                <w:sz w:val="20"/>
-              </w:rPr>
-              <w:t>2.4. Рабочая программа</w:t>
-            </w:r>
-          </w:p>
-        </w:tc>
-        <w:tc>
-          <w:tcPr>
-            <w:tcW w:type="dxa" w:w="2173"/>
-          </w:tcPr>
-          <w:p>
-            <w:pPr>
-              <w:spacing w:before="0" w:after="0" w:line="240" w:lineRule="auto"/>
-              <w:ind w:firstLine="0"/>
-              <w:jc w:val="center"/>
-            </w:pPr>
-            <w:r>
-              <w:rPr>
-                <w:rFonts w:ascii="Times New Roman" w:hAnsi="Times New Roman" w:eastAsia="Times New Roman" w:cs="Times New Roman"/>
-                <w:b w:val="0"/>
-                <w:sz w:val="20"/>
-              </w:rPr>
-              <w:t>заполнен</w:t>
-            </w:r>
-          </w:p>
-        </w:tc>
-      </w:tr>
-      <w:tr>
-        <w:tc>
-          <w:tcPr>
-            <w:tcW w:type="dxa" w:w="7605"/>
-          </w:tcPr>
-          <w:p>
-            <w:pPr>
-              <w:spacing w:before="0" w:after="0" w:line="240" w:lineRule="auto"/>
-              <w:ind w:firstLine="0"/>
-              <w:jc w:val="left"/>
-            </w:pPr>
-            <w:r>
-              <w:rPr>
-                <w:rFonts w:ascii="Times New Roman" w:hAnsi="Times New Roman" w:eastAsia="Times New Roman" w:cs="Times New Roman"/>
-                <w:b w:val="0"/>
-                <w:sz w:val="20"/>
-              </w:rPr>
-              <w:t>2.5.1. Формы аттестации</w:t>
-            </w:r>
-          </w:p>
-        </w:tc>
-        <w:tc>
-          <w:tcPr>
-            <w:tcW w:type="dxa" w:w="2173"/>
-          </w:tcPr>
-          <w:p>
-            <w:pPr>
-              <w:spacing w:before="0" w:after="0" w:line="240" w:lineRule="auto"/>
-              <w:ind w:firstLine="0"/>
-              <w:jc w:val="center"/>
-            </w:pPr>
-            <w:r>
-              <w:rPr>
-                <w:rFonts w:ascii="Times New Roman" w:hAnsi="Times New Roman" w:eastAsia="Times New Roman" w:cs="Times New Roman"/>
-                <w:b w:val="0"/>
-                <w:sz w:val="20"/>
-              </w:rPr>
-              <w:t>заполнен</w:t>
-            </w:r>
-          </w:p>
-        </w:tc>
-      </w:tr>
-      <w:tr>
-        <w:tc>
-          <w:tcPr>
-            <w:tcW w:type="dxa" w:w="7605"/>
-          </w:tcPr>
-          <w:p>
-            <w:pPr>
-              <w:spacing w:before="0" w:after="0" w:line="240" w:lineRule="auto"/>
-              <w:ind w:firstLine="0"/>
-              <w:jc w:val="left"/>
-            </w:pPr>
-            <w:r>
-              <w:rPr>
-                <w:rFonts w:ascii="Times New Roman" w:hAnsi="Times New Roman" w:eastAsia="Times New Roman" w:cs="Times New Roman"/>
-                <w:b w:val="0"/>
-                <w:sz w:val="20"/>
-              </w:rPr>
-              <w:t>2.5.2. Оценочные материалы</w:t>
-            </w:r>
-          </w:p>
-        </w:tc>
-        <w:tc>
-          <w:tcPr>
-            <w:tcW w:type="dxa" w:w="2173"/>
-          </w:tcPr>
-          <w:p>
-            <w:pPr>
-              <w:spacing w:before="0" w:after="0" w:line="240" w:lineRule="auto"/>
-              <w:ind w:firstLine="0"/>
-              <w:jc w:val="center"/>
-            </w:pPr>
-            <w:r>
-              <w:rPr>
-                <w:rFonts w:ascii="Times New Roman" w:hAnsi="Times New Roman" w:eastAsia="Times New Roman" w:cs="Times New Roman"/>
-                <w:b w:val="0"/>
-                <w:sz w:val="20"/>
-              </w:rPr>
-              <w:t>заполнен</w:t>
-            </w:r>
-          </w:p>
-        </w:tc>
-      </w:tr>
-      <w:tr>
-        <w:tc>
-          <w:tcPr>
-            <w:tcW w:type="dxa" w:w="7605"/>
-          </w:tcPr>
-          <w:p>
-            <w:pPr>
-              <w:spacing w:before="0" w:after="0" w:line="240" w:lineRule="auto"/>
-              <w:ind w:firstLine="0"/>
-              <w:jc w:val="left"/>
-            </w:pPr>
-            <w:r>
-              <w:rPr>
-                <w:rFonts w:ascii="Times New Roman" w:hAnsi="Times New Roman" w:eastAsia="Times New Roman" w:cs="Times New Roman"/>
-                <w:b w:val="0"/>
-                <w:sz w:val="20"/>
-              </w:rPr>
-              <w:t>2.5.3. Анализ удовлетворённости слушателей</w:t>
-            </w:r>
-          </w:p>
-        </w:tc>
-        <w:tc>
-          <w:tcPr>
-            <w:tcW w:type="dxa" w:w="2173"/>
-          </w:tcPr>
-          <w:p>
-            <w:pPr>
-              <w:spacing w:before="0" w:after="0" w:line="240" w:lineRule="auto"/>
-              <w:ind w:firstLine="0"/>
-              <w:jc w:val="center"/>
-            </w:pPr>
-            <w:r>
-              <w:rPr>
-                <w:rFonts w:ascii="Times New Roman" w:hAnsi="Times New Roman" w:eastAsia="Times New Roman" w:cs="Times New Roman"/>
-                <w:b w:val="0"/>
-                <w:sz w:val="20"/>
-              </w:rPr>
-              <w:t>заполнен</w:t>
-            </w:r>
-          </w:p>
-        </w:tc>
-      </w:tr>
-      <w:tr>
-        <w:tc>
-          <w:tcPr>
-            <w:tcW w:type="dxa" w:w="7605"/>
-          </w:tcPr>
-          <w:p>
-            <w:pPr>
-              <w:spacing w:before="0" w:after="0" w:line="240" w:lineRule="auto"/>
-              <w:ind w:firstLine="0"/>
-              <w:jc w:val="left"/>
-            </w:pPr>
-            <w:r>
-              <w:rPr>
-                <w:rFonts w:ascii="Times New Roman" w:hAnsi="Times New Roman" w:eastAsia="Times New Roman" w:cs="Times New Roman"/>
-                <w:b w:val="0"/>
-                <w:sz w:val="20"/>
-              </w:rPr>
-              <w:t>3.1. Материально-техническое обеспечение</w:t>
-            </w:r>
-          </w:p>
-        </w:tc>
-        <w:tc>
-          <w:tcPr>
-            <w:tcW w:type="dxa" w:w="2173"/>
-          </w:tcPr>
-          <w:p>
-            <w:pPr>
-              <w:spacing w:before="0" w:after="0" w:line="240" w:lineRule="auto"/>
-              <w:ind w:firstLine="0"/>
-              <w:jc w:val="center"/>
-            </w:pPr>
-            <w:r>
-              <w:rPr>
-                <w:rFonts w:ascii="Times New Roman" w:hAnsi="Times New Roman" w:eastAsia="Times New Roman" w:cs="Times New Roman"/>
-                <w:b w:val="0"/>
-                <w:sz w:val="20"/>
-              </w:rPr>
-              <w:t>заполнен</w:t>
-            </w:r>
-          </w:p>
-        </w:tc>
-      </w:tr>
-      <w:tr>
-        <w:tc>
-          <w:tcPr>
-            <w:tcW w:type="dxa" w:w="7605"/>
-          </w:tcPr>
-          <w:p>
-            <w:pPr>
-              <w:spacing w:before="0" w:after="0" w:line="240" w:lineRule="auto"/>
-              <w:ind w:firstLine="0"/>
-              <w:jc w:val="left"/>
-            </w:pPr>
-            <w:r>
-              <w:rPr>
-                <w:rFonts w:ascii="Times New Roman" w:hAnsi="Times New Roman" w:eastAsia="Times New Roman" w:cs="Times New Roman"/>
-                <w:b w:val="0"/>
-                <w:sz w:val="20"/>
-              </w:rPr>
-              <w:t>3.2.1. Нормативно-правовые документы</w:t>
-            </w:r>
-          </w:p>
-        </w:tc>
-        <w:tc>
-          <w:tcPr>
-            <w:tcW w:type="dxa" w:w="2173"/>
-          </w:tcPr>
-          <w:p>
-            <w:pPr>
-              <w:spacing w:before="0" w:after="0" w:line="240" w:lineRule="auto"/>
-              <w:ind w:firstLine="0"/>
-              <w:jc w:val="center"/>
-            </w:pPr>
-            <w:r>
-              <w:rPr>
-                <w:rFonts w:ascii="Times New Roman" w:hAnsi="Times New Roman" w:eastAsia="Times New Roman" w:cs="Times New Roman"/>
-                <w:b w:val="0"/>
-                <w:sz w:val="20"/>
-              </w:rPr>
-              <w:t>заполнен</w:t>
-            </w:r>
-          </w:p>
-        </w:tc>
-      </w:tr>
-      <w:tr>
-        <w:tc>
-          <w:tcPr>
-            <w:tcW w:type="dxa" w:w="7605"/>
-          </w:tcPr>
-          <w:p>
-            <w:pPr>
-              <w:spacing w:before="0" w:after="0" w:line="240" w:lineRule="auto"/>
-              <w:ind w:firstLine="0"/>
-              <w:jc w:val="left"/>
-            </w:pPr>
-            <w:r>
-              <w:rPr>
-                <w:rFonts w:ascii="Times New Roman" w:hAnsi="Times New Roman" w:eastAsia="Times New Roman" w:cs="Times New Roman"/>
-                <w:b w:val="0"/>
-                <w:sz w:val="20"/>
-              </w:rPr>
-              <w:t>3.2.2. Основная литература</w:t>
-            </w:r>
-          </w:p>
-        </w:tc>
-        <w:tc>
-          <w:tcPr>
-            <w:tcW w:type="dxa" w:w="2173"/>
-          </w:tcPr>
-          <w:p>
-            <w:pPr>
-              <w:spacing w:before="0" w:after="0" w:line="240" w:lineRule="auto"/>
-              <w:ind w:firstLine="0"/>
-              <w:jc w:val="center"/>
-            </w:pPr>
-            <w:r>
-              <w:rPr>
-                <w:rFonts w:ascii="Times New Roman" w:hAnsi="Times New Roman" w:eastAsia="Times New Roman" w:cs="Times New Roman"/>
-                <w:b w:val="0"/>
-                <w:sz w:val="20"/>
-              </w:rPr>
-              <w:t>заполнен</w:t>
-            </w:r>
-          </w:p>
-        </w:tc>
-      </w:tr>
-      <w:tr>
-        <w:tc>
-          <w:tcPr>
-            <w:tcW w:type="dxa" w:w="7605"/>
-          </w:tcPr>
-          <w:p>
-            <w:pPr>
-              <w:spacing w:before="0" w:after="0" w:line="240" w:lineRule="auto"/>
-              <w:ind w:firstLine="0"/>
-              <w:jc w:val="left"/>
-            </w:pPr>
-            <w:r>
-              <w:rPr>
-                <w:rFonts w:ascii="Times New Roman" w:hAnsi="Times New Roman" w:eastAsia="Times New Roman" w:cs="Times New Roman"/>
-                <w:b w:val="0"/>
-                <w:sz w:val="20"/>
-              </w:rPr>
-              <w:t>3.2.3. Дополнительная литература</w:t>
-            </w:r>
-          </w:p>
-        </w:tc>
-        <w:tc>
-          <w:tcPr>
-            <w:tcW w:type="dxa" w:w="2173"/>
-          </w:tcPr>
-          <w:p>
-            <w:pPr>
-              <w:spacing w:before="0" w:after="0" w:line="240" w:lineRule="auto"/>
-              <w:ind w:firstLine="0"/>
-              <w:jc w:val="center"/>
-            </w:pPr>
-            <w:r>
-              <w:rPr>
-                <w:rFonts w:ascii="Times New Roman" w:hAnsi="Times New Roman" w:eastAsia="Times New Roman" w:cs="Times New Roman"/>
-                <w:b w:val="0"/>
-                <w:sz w:val="20"/>
-              </w:rPr>
-              <w:t>заполнен</w:t>
-            </w:r>
-          </w:p>
-        </w:tc>
-      </w:tr>
-      <w:tr>
-        <w:tc>
-          <w:tcPr>
-            <w:tcW w:type="dxa" w:w="7605"/>
-          </w:tcPr>
-          <w:p>
-            <w:pPr>
-              <w:spacing w:before="0" w:after="0" w:line="240" w:lineRule="auto"/>
-              <w:ind w:firstLine="0"/>
-              <w:jc w:val="left"/>
-            </w:pPr>
-            <w:r>
-              <w:rPr>
-                <w:rFonts w:ascii="Times New Roman" w:hAnsi="Times New Roman" w:eastAsia="Times New Roman" w:cs="Times New Roman"/>
-                <w:b w:val="0"/>
-                <w:sz w:val="20"/>
-              </w:rPr>
-              <w:t>3.2.4. Интернет-ресурсы</w:t>
-            </w:r>
-          </w:p>
-        </w:tc>
-        <w:tc>
-          <w:tcPr>
-            <w:tcW w:type="dxa" w:w="2173"/>
-          </w:tcPr>
-          <w:p>
-            <w:pPr>
-              <w:spacing w:before="0" w:after="0" w:line="240" w:lineRule="auto"/>
-              <w:ind w:firstLine="0"/>
-              <w:jc w:val="center"/>
-            </w:pPr>
-            <w:r>
-              <w:rPr>
-                <w:rFonts w:ascii="Times New Roman" w:hAnsi="Times New Roman" w:eastAsia="Times New Roman" w:cs="Times New Roman"/>
-                <w:b w:val="0"/>
-                <w:sz w:val="20"/>
-              </w:rPr>
-              <w:t>заполнен</w:t>
-            </w:r>
-          </w:p>
-        </w:tc>
-      </w:tr>
-      <w:tr>
-        <w:tc>
-          <w:tcPr>
-            <w:tcW w:type="dxa" w:w="7605"/>
-          </w:tcPr>
-          <w:p>
-            <w:pPr>
-              <w:spacing w:before="0" w:after="0" w:line="240" w:lineRule="auto"/>
-              <w:ind w:firstLine="0"/>
-              <w:jc w:val="left"/>
-            </w:pPr>
-            <w:r>
-              <w:rPr>
-                <w:rFonts w:ascii="Times New Roman" w:hAnsi="Times New Roman" w:eastAsia="Times New Roman" w:cs="Times New Roman"/>
-                <w:b w:val="0"/>
-                <w:sz w:val="20"/>
-              </w:rPr>
-              <w:t>3.2.5. Программное обеспечение и информационные системы</w:t>
-            </w:r>
-          </w:p>
-        </w:tc>
-        <w:tc>
-          <w:tcPr>
-            <w:tcW w:type="dxa" w:w="2173"/>
-          </w:tcPr>
-          <w:p>
-            <w:pPr>
-              <w:spacing w:before="0" w:after="0" w:line="240" w:lineRule="auto"/>
-              <w:ind w:firstLine="0"/>
-              <w:jc w:val="center"/>
-            </w:pPr>
-            <w:r>
-              <w:rPr>
-                <w:rFonts w:ascii="Times New Roman" w:hAnsi="Times New Roman" w:eastAsia="Times New Roman" w:cs="Times New Roman"/>
-                <w:b w:val="0"/>
-                <w:sz w:val="20"/>
-              </w:rPr>
-              <w:t>заполнен</w:t>
-            </w:r>
-          </w:p>
-        </w:tc>
-      </w:tr>
-      <w:tr>
-        <w:tc>
-          <w:tcPr>
-            <w:tcW w:type="dxa" w:w="7605"/>
-          </w:tcPr>
-          <w:p>
-            <w:pPr>
-              <w:spacing w:before="0" w:after="0" w:line="240" w:lineRule="auto"/>
-              <w:ind w:firstLine="0"/>
-              <w:jc w:val="left"/>
-            </w:pPr>
-            <w:r>
-              <w:rPr>
-                <w:rFonts w:ascii="Times New Roman" w:hAnsi="Times New Roman" w:eastAsia="Times New Roman" w:cs="Times New Roman"/>
-                <w:b w:val="0"/>
-                <w:sz w:val="20"/>
-              </w:rPr>
-              <w:t>3.3. Организация образовательного процесса</w:t>
-            </w:r>
-          </w:p>
-        </w:tc>
-        <w:tc>
-          <w:tcPr>
-            <w:tcW w:type="dxa" w:w="2173"/>
-          </w:tcPr>
-          <w:p>
-            <w:pPr>
-              <w:spacing w:before="0" w:after="0" w:line="240" w:lineRule="auto"/>
-              <w:ind w:firstLine="0"/>
-              <w:jc w:val="center"/>
-            </w:pPr>
-            <w:r>
-              <w:rPr>
-                <w:rFonts w:ascii="Times New Roman" w:hAnsi="Times New Roman" w:eastAsia="Times New Roman" w:cs="Times New Roman"/>
-                <w:b w:val="0"/>
-                <w:sz w:val="20"/>
-              </w:rPr>
-              <w:t>заполнен</w:t>
-            </w:r>
-          </w:p>
-        </w:tc>
-      </w:tr>
-      <w:tr>
-        <w:tc>
-          <w:tcPr>
-            <w:tcW w:type="dxa" w:w="7605"/>
-          </w:tcPr>
-          <w:p>
-            <w:pPr>
-              <w:spacing w:before="0" w:after="0" w:line="240" w:lineRule="auto"/>
-              <w:ind w:firstLine="0"/>
-              <w:jc w:val="left"/>
-            </w:pPr>
-            <w:r>
-              <w:rPr>
-                <w:rFonts w:ascii="Times New Roman" w:hAnsi="Times New Roman" w:eastAsia="Times New Roman" w:cs="Times New Roman"/>
-                <w:b w:val="0"/>
-                <w:sz w:val="20"/>
-              </w:rPr>
-              <w:t>3.4. Кадровое обеспечение</w:t>
-            </w:r>
-          </w:p>
-        </w:tc>
-        <w:tc>
-          <w:tcPr>
-            <w:tcW w:type="dxa" w:w="2173"/>
-          </w:tcPr>
-          <w:p>
-            <w:pPr>
-              <w:spacing w:before="0" w:after="0" w:line="240" w:lineRule="auto"/>
-              <w:ind w:firstLine="0"/>
-              <w:jc w:val="center"/>
-            </w:pPr>
-            <w:r>
-              <w:rPr>
-                <w:rFonts w:ascii="Times New Roman" w:hAnsi="Times New Roman" w:eastAsia="Times New Roman" w:cs="Times New Roman"/>
-                <w:b w:val="0"/>
-                <w:sz w:val="20"/>
-              </w:rPr>
-              <w:t>заполнен</w:t>
-            </w:r>
-          </w:p>
-        </w:tc>
-      </w:tr>
-      <w:tr>
-        <w:tc>
-          <w:tcPr>
-            <w:tcW w:type="dxa" w:w="7605"/>
-          </w:tcPr>
-          <w:p>
-            <w:pPr>
-              <w:spacing w:before="0" w:after="0" w:line="240" w:lineRule="auto"/>
-              <w:ind w:firstLine="0"/>
-              <w:jc w:val="left"/>
-            </w:pPr>
-            <w:r>
-              <w:rPr>
-                <w:rFonts w:ascii="Times New Roman" w:hAnsi="Times New Roman" w:eastAsia="Times New Roman" w:cs="Times New Roman"/>
-                <w:b w:val="0"/>
-                <w:sz w:val="20"/>
-              </w:rPr>
-              <w:t>Приложение 1. Оценочные материалы текущего контроля</w:t>
-            </w:r>
-          </w:p>
-        </w:tc>
-        <w:tc>
-          <w:tcPr>
-            <w:tcW w:type="dxa" w:w="2173"/>
-          </w:tcPr>
-          <w:p>
-            <w:pPr>
-              <w:spacing w:before="0" w:after="0" w:line="240" w:lineRule="auto"/>
-              <w:ind w:firstLine="0"/>
-              <w:jc w:val="center"/>
-            </w:pPr>
-            <w:r>
-              <w:rPr>
-                <w:rFonts w:ascii="Times New Roman" w:hAnsi="Times New Roman" w:eastAsia="Times New Roman" w:cs="Times New Roman"/>
-                <w:b w:val="0"/>
-                <w:sz w:val="20"/>
-              </w:rPr>
-              <w:t>заполнен</w:t>
-            </w:r>
-          </w:p>
-        </w:tc>
-      </w:tr>
-      <w:tr>
-        <w:tc>
-          <w:tcPr>
-            <w:tcW w:type="dxa" w:w="7605"/>
-          </w:tcPr>
-          <w:p>
-            <w:pPr>
-              <w:spacing w:before="0" w:after="0" w:line="240" w:lineRule="auto"/>
-              <w:ind w:firstLine="0"/>
-              <w:jc w:val="left"/>
-            </w:pPr>
-            <w:r>
-              <w:rPr>
-                <w:rFonts w:ascii="Times New Roman" w:hAnsi="Times New Roman" w:eastAsia="Times New Roman" w:cs="Times New Roman"/>
-                <w:b w:val="0"/>
-                <w:sz w:val="20"/>
-              </w:rPr>
-              <w:t>Приложение 2. Оценочные материалы итоговой аттестации</w:t>
-            </w:r>
-          </w:p>
-        </w:tc>
-        <w:tc>
-          <w:tcPr>
-            <w:tcW w:type="dxa" w:w="2173"/>
-          </w:tcPr>
-          <w:p>
-            <w:pPr>
-              <w:spacing w:before="0" w:after="0" w:line="240" w:lineRule="auto"/>
-              <w:ind w:firstLine="0"/>
-              <w:jc w:val="center"/>
-            </w:pPr>
-            <w:r>
-              <w:rPr>
-                <w:rFonts w:ascii="Times New Roman" w:hAnsi="Times New Roman" w:eastAsia="Times New Roman" w:cs="Times New Roman"/>
-                <w:b w:val="0"/>
-                <w:sz w:val="20"/>
-              </w:rPr>
-              <w:t>заполнен</w:t>
-            </w:r>
-          </w:p>
-        </w:tc>
-      </w:tr>
-    </w:tbl>
-    <w:p>
-      <w:pPr>
-        <w:spacing w:before="0" w:after="120"/>
-        <w:ind w:firstLine="0"/>
-      </w:pPr>
-    </w:p>
-    <w:p>
-      <w:pPr>
-        <w:keepNext/>
-        <w:spacing w:before="0" w:after="120" w:line="240" w:lineRule="auto"/>
-        <w:ind w:firstLine="0"/>
-        <w:jc w:val="left"/>
-      </w:pPr>
-      <w:r>
-        <w:rPr>
-          <w:rFonts w:ascii="Times New Roman" w:hAnsi="Times New Roman" w:eastAsia="Times New Roman" w:cs="Times New Roman"/>
-          <w:b/>
-        </w:rPr>
-        <w:t>Совпадение с образцом</w:t>
-      </w:r>
-    </w:p>
-    <w:p>
-      <w:pPr>
-        <w:spacing w:before="0" w:after="120" w:line="240" w:lineRule="auto"/>
-        <w:ind w:firstLine="0"/>
-        <w:jc w:val="both"/>
-      </w:pPr>
-      <w:r>
-        <w:rPr>
-          <w:rFonts w:ascii="Times New Roman" w:hAnsi="Times New Roman" w:eastAsia="Times New Roman" w:cs="Times New Roman"/>
-          <w:b w:val="0"/>
-        </w:rPr>
-        <w:t>С приложенным образцом дословно совпадает 0% текста комплекта (порог — 15%): в норме. Ошибки образца в программу не переносятся.</w:t>
-      </w:r>
-    </w:p>
-    <w:p>
-      <w:pPr>
-        <w:keepNext/>
-        <w:spacing w:before="0" w:after="120" w:line="240" w:lineRule="auto"/>
-        <w:ind w:firstLine="0"/>
-        <w:jc w:val="left"/>
-      </w:pPr>
-      <w:r>
-        <w:rPr>
-          <w:rFonts w:ascii="Times New Roman" w:hAnsi="Times New Roman" w:eastAsia="Times New Roman" w:cs="Times New Roman"/>
-          <w:b/>
-        </w:rPr>
-        <w:t>Смысловая проверка</w:t>
-      </w:r>
-    </w:p>
-    <w:p>
-      <w:pPr>
-        <w:spacing w:before="0" w:after="120" w:line="240" w:lineRule="auto"/>
-        <w:ind w:firstLine="0"/>
-        <w:jc w:val="both"/>
-      </w:pPr>
-      <w:r>
-        <w:rPr>
-          <w:rFonts w:ascii="Times New Roman" w:hAnsi="Times New Roman" w:eastAsia="Times New Roman" w:cs="Times New Roman"/>
-          <w:b w:val="0"/>
-        </w:rPr>
-        <w:t>Эксперт-модель проверила то, что нельзя посчитать кодом: пройдено 8 из 8 критериев. Замечания — повод перечитать соответствующий раздел.</w:t>
-      </w:r>
-    </w:p>
-    <w:tbl>
-      <w:tblPr>
-        <w:tblLook w:firstColumn="1" w:firstRow="1" w:lastColumn="0" w:lastRow="0" w:noHBand="0" w:noVBand="1" w:val="04A0"/>
-        <w:tblW w:w="9778" w:type="dxa"/>
-        <w:tblLayout w:type="fixed"/>
-        <w:tblBorders>
-          <w:top w:val="single" w:sz="4" w:space="0" w:color="AAAAAA"/>
-          <w:left w:val="single" w:sz="4" w:space="0" w:color="AAAAAA"/>
-          <w:bottom w:val="single" w:sz="4" w:space="0" w:color="AAAAAA"/>
-          <w:right w:val="single" w:sz="4" w:space="0" w:color="AAAAAA"/>
-          <w:insideH w:val="single" w:sz="4" w:space="0" w:color="AAAAAA"/>
-          <w:insideV w:val="single" w:sz="4" w:space="0" w:color="AAAAAA"/>
-        </w:tblBorders>
-        <w:tblCellMar>
-          <w:top w:w="80" w:type="dxa"/>
-          <w:left w:w="120" w:type="dxa"/>
-          <w:bottom w:w="80" w:type="dxa"/>
-          <w:right w:w="120" w:type="dxa"/>
-        </w:tblCellMar>
-      </w:tblPr>
-      <w:tblGrid>
-        <w:gridCol w:w="7605"/>
-        <w:gridCol w:w="2173"/>
-      </w:tblGrid>
-      <w:tr>
-        <w:trPr>
-          <w:tblHeader/>
-        </w:trPr>
-        <w:tc>
-          <w:tcPr>
-            <w:tcW w:type="dxa" w:w="7605"/>
-            <w:shd w:val="clear" w:color="auto" w:fill="F2F2F2"/>
-            <w:vAlign w:val="center"/>
-          </w:tcPr>
-          <w:p>
-            <w:pPr>
-              <w:spacing w:before="0" w:after="0" w:line="240" w:lineRule="auto"/>
-              <w:ind w:firstLine="0"/>
-              <w:jc w:val="center"/>
-            </w:pPr>
-            <w:r>
-              <w:rPr>
-                <w:rFonts w:ascii="Times New Roman" w:hAnsi="Times New Roman" w:eastAsia="Times New Roman" w:cs="Times New Roman"/>
-                <w:b/>
-                <w:sz w:val="20"/>
-              </w:rPr>
-              <w:t>Критерий</w:t>
-            </w:r>
-          </w:p>
-        </w:tc>
-        <w:tc>
-          <w:tcPr>
-            <w:tcW w:type="dxa" w:w="2173"/>
-            <w:shd w:val="clear" w:color="auto" w:fill="F2F2F2"/>
-            <w:vAlign w:val="center"/>
-          </w:tcPr>
-          <w:p>
-            <w:pPr>
-              <w:spacing w:before="0" w:after="0" w:line="240" w:lineRule="auto"/>
-              <w:ind w:firstLine="0"/>
-              <w:jc w:val="center"/>
-            </w:pPr>
-            <w:r>
-              <w:rPr>
-                <w:rFonts w:ascii="Times New Roman" w:hAnsi="Times New Roman" w:eastAsia="Times New Roman" w:cs="Times New Roman"/>
-                <w:b/>
-                <w:sz w:val="20"/>
-              </w:rPr>
-              <w:t>Итог</w:t>
-            </w:r>
-          </w:p>
-        </w:tc>
-      </w:tr>
-      <w:tr>
-        <w:tc>
-          <w:tcPr>
-            <w:tcW w:type="dxa" w:w="7605"/>
-          </w:tcPr>
-          <w:p>
-            <w:pPr>
-              <w:spacing w:before="0" w:after="0" w:line="240" w:lineRule="auto"/>
-              <w:ind w:firstLine="0"/>
-              <w:jc w:val="left"/>
-            </w:pPr>
-            <w:r>
-              <w:rPr>
-                <w:rFonts w:ascii="Times New Roman" w:hAnsi="Times New Roman" w:eastAsia="Times New Roman" w:cs="Times New Roman"/>
-                <w:b w:val="0"/>
-                <w:sz w:val="20"/>
-              </w:rPr>
-              <w:t>Язык и терминология соответствуют аудитории; термины поясняются; нет жаргона.</w:t>
-            </w:r>
-          </w:p>
-        </w:tc>
-        <w:tc>
-          <w:tcPr>
-            <w:tcW w:type="dxa" w:w="2173"/>
-          </w:tcPr>
-          <w:p>
-            <w:pPr>
-              <w:spacing w:before="0" w:after="0" w:line="240" w:lineRule="auto"/>
-              <w:ind w:firstLine="0"/>
-              <w:jc w:val="center"/>
-            </w:pPr>
-            <w:r>
-              <w:rPr>
-                <w:rFonts w:ascii="Times New Roman" w:hAnsi="Times New Roman" w:eastAsia="Times New Roman" w:cs="Times New Roman"/>
-                <w:b w:val="0"/>
-                <w:sz w:val="20"/>
-              </w:rPr>
-              <w:t>пройдено</w:t>
-            </w:r>
-          </w:p>
-        </w:tc>
-      </w:tr>
-      <w:tr>
-        <w:tc>
-          <w:tcPr>
-            <w:tcW w:type="dxa" w:w="7605"/>
-          </w:tcPr>
-          <w:p>
-            <w:pPr>
-              <w:spacing w:before="0" w:after="0" w:line="240" w:lineRule="auto"/>
-              <w:ind w:firstLine="0"/>
-              <w:jc w:val="left"/>
-            </w:pPr>
-            <w:r>
-              <w:rPr>
-                <w:rFonts w:ascii="Times New Roman" w:hAnsi="Times New Roman" w:eastAsia="Times New Roman" w:cs="Times New Roman"/>
-                <w:b w:val="0"/>
-                <w:sz w:val="20"/>
-              </w:rPr>
-              <w:t>Уровень, последовательность тем и входные требования соответствуют входному уровню слушателей.</w:t>
-            </w:r>
-          </w:p>
-        </w:tc>
-        <w:tc>
-          <w:tcPr>
-            <w:tcW w:type="dxa" w:w="2173"/>
-          </w:tcPr>
-          <w:p>
-            <w:pPr>
-              <w:spacing w:before="0" w:after="0" w:line="240" w:lineRule="auto"/>
-              <w:ind w:firstLine="0"/>
-              <w:jc w:val="center"/>
-            </w:pPr>
-            <w:r>
-              <w:rPr>
-                <w:rFonts w:ascii="Times New Roman" w:hAnsi="Times New Roman" w:eastAsia="Times New Roman" w:cs="Times New Roman"/>
-                <w:b w:val="0"/>
-                <w:sz w:val="20"/>
-              </w:rPr>
-              <w:t>пройдено</w:t>
-            </w:r>
-          </w:p>
-        </w:tc>
-      </w:tr>
-      <w:tr>
-        <w:tc>
-          <w:tcPr>
-            <w:tcW w:type="dxa" w:w="7605"/>
-          </w:tcPr>
-          <w:p>
-            <w:pPr>
-              <w:spacing w:before="0" w:after="0" w:line="240" w:lineRule="auto"/>
-              <w:ind w:firstLine="0"/>
-              <w:jc w:val="left"/>
-            </w:pPr>
-            <w:r>
-              <w:rPr>
-                <w:rFonts w:ascii="Times New Roman" w:hAnsi="Times New Roman" w:eastAsia="Times New Roman" w:cs="Times New Roman"/>
-                <w:b w:val="0"/>
-                <w:sz w:val="20"/>
-              </w:rPr>
-              <w:t>Результаты обучения реалистичны для объёма программы; нет обещаний сверх объёма.</w:t>
-            </w:r>
-          </w:p>
-        </w:tc>
-        <w:tc>
-          <w:tcPr>
-            <w:tcW w:type="dxa" w:w="2173"/>
-          </w:tcPr>
-          <w:p>
-            <w:pPr>
-              <w:spacing w:before="0" w:after="0" w:line="240" w:lineRule="auto"/>
-              <w:ind w:firstLine="0"/>
-              <w:jc w:val="center"/>
-            </w:pPr>
-            <w:r>
-              <w:rPr>
-                <w:rFonts w:ascii="Times New Roman" w:hAnsi="Times New Roman" w:eastAsia="Times New Roman" w:cs="Times New Roman"/>
-                <w:b w:val="0"/>
-                <w:sz w:val="20"/>
-              </w:rPr>
-              <w:t>пройдено</w:t>
-            </w:r>
-          </w:p>
-        </w:tc>
-      </w:tr>
-      <w:tr>
-        <w:tc>
-          <w:tcPr>
-            <w:tcW w:type="dxa" w:w="7605"/>
-          </w:tcPr>
-          <w:p>
-            <w:pPr>
-              <w:spacing w:before="0" w:after="0" w:line="240" w:lineRule="auto"/>
-              <w:ind w:firstLine="0"/>
-              <w:jc w:val="left"/>
-            </w:pPr>
-            <w:r>
-              <w:rPr>
-                <w:rFonts w:ascii="Times New Roman" w:hAnsi="Times New Roman" w:eastAsia="Times New Roman" w:cs="Times New Roman"/>
-                <w:b w:val="0"/>
-                <w:sz w:val="20"/>
-              </w:rPr>
-              <w:t>Ситуации заданий взяты из профессиональной среды слушателей и реалистичны.</w:t>
-            </w:r>
-          </w:p>
-        </w:tc>
-        <w:tc>
-          <w:tcPr>
-            <w:tcW w:type="dxa" w:w="2173"/>
-          </w:tcPr>
-          <w:p>
-            <w:pPr>
-              <w:spacing w:before="0" w:after="0" w:line="240" w:lineRule="auto"/>
-              <w:ind w:firstLine="0"/>
-              <w:jc w:val="center"/>
-            </w:pPr>
-            <w:r>
-              <w:rPr>
-                <w:rFonts w:ascii="Times New Roman" w:hAnsi="Times New Roman" w:eastAsia="Times New Roman" w:cs="Times New Roman"/>
-                <w:b w:val="0"/>
-                <w:sz w:val="20"/>
-              </w:rPr>
-              <w:t>пройдено</w:t>
-            </w:r>
-          </w:p>
-        </w:tc>
-      </w:tr>
-      <w:tr>
-        <w:tc>
-          <w:tcPr>
-            <w:tcW w:type="dxa" w:w="7605"/>
-          </w:tcPr>
-          <w:p>
-            <w:pPr>
-              <w:spacing w:before="0" w:after="0" w:line="240" w:lineRule="auto"/>
-              <w:ind w:firstLine="0"/>
-              <w:jc w:val="left"/>
-            </w:pPr>
-            <w:r>
-              <w:rPr>
-                <w:rFonts w:ascii="Times New Roman" w:hAnsi="Times New Roman" w:eastAsia="Times New Roman" w:cs="Times New Roman"/>
-                <w:b w:val="0"/>
-                <w:sz w:val="20"/>
-              </w:rPr>
-              <w:t>Итоговая аттестация и задания соответствуют форме из запроса; требования конкретны, критерии измеримы, пример задания выполним.</w:t>
-            </w:r>
-          </w:p>
-        </w:tc>
-        <w:tc>
-          <w:tcPr>
-            <w:tcW w:type="dxa" w:w="2173"/>
-          </w:tcPr>
-          <w:p>
-            <w:pPr>
-              <w:spacing w:before="0" w:after="0" w:line="240" w:lineRule="auto"/>
-              <w:ind w:firstLine="0"/>
-              <w:jc w:val="center"/>
-            </w:pPr>
-            <w:r>
-              <w:rPr>
-                <w:rFonts w:ascii="Times New Roman" w:hAnsi="Times New Roman" w:eastAsia="Times New Roman" w:cs="Times New Roman"/>
-                <w:b w:val="0"/>
-                <w:sz w:val="20"/>
-              </w:rPr>
-              <w:t>пройдено</w:t>
-            </w:r>
-          </w:p>
-        </w:tc>
-      </w:tr>
-      <w:tr>
-        <w:tc>
-          <w:tcPr>
-            <w:tcW w:type="dxa" w:w="7605"/>
-          </w:tcPr>
-          <w:p>
-            <w:pPr>
-              <w:spacing w:before="0" w:after="0" w:line="240" w:lineRule="auto"/>
-              <w:ind w:firstLine="0"/>
-              <w:jc w:val="left"/>
-            </w:pPr>
-            <w:r>
-              <w:rPr>
-                <w:rFonts w:ascii="Times New Roman" w:hAnsi="Times New Roman" w:eastAsia="Times New Roman" w:cs="Times New Roman"/>
-                <w:b w:val="0"/>
-                <w:sz w:val="20"/>
-              </w:rPr>
-              <w:t>Содержание тем и лекций действительно раскрывает привязанные результаты обучения.</w:t>
-            </w:r>
-          </w:p>
-        </w:tc>
-        <w:tc>
-          <w:tcPr>
-            <w:tcW w:type="dxa" w:w="2173"/>
-          </w:tcPr>
-          <w:p>
-            <w:pPr>
-              <w:spacing w:before="0" w:after="0" w:line="240" w:lineRule="auto"/>
-              <w:ind w:firstLine="0"/>
-              <w:jc w:val="center"/>
-            </w:pPr>
-            <w:r>
-              <w:rPr>
-                <w:rFonts w:ascii="Times New Roman" w:hAnsi="Times New Roman" w:eastAsia="Times New Roman" w:cs="Times New Roman"/>
-                <w:b w:val="0"/>
-                <w:sz w:val="20"/>
-              </w:rPr>
-              <w:t>пройдено</w:t>
-            </w:r>
-          </w:p>
-        </w:tc>
-      </w:tr>
-      <w:tr>
-        <w:tc>
-          <w:tcPr>
-            <w:tcW w:type="dxa" w:w="7605"/>
-          </w:tcPr>
-          <w:p>
-            <w:pPr>
-              <w:spacing w:before="0" w:after="0" w:line="240" w:lineRule="auto"/>
-              <w:ind w:firstLine="0"/>
-              <w:jc w:val="left"/>
-            </w:pPr>
-            <w:r>
-              <w:rPr>
-                <w:rFonts w:ascii="Times New Roman" w:hAnsi="Times New Roman" w:eastAsia="Times New Roman" w:cs="Times New Roman"/>
-                <w:b w:val="0"/>
-                <w:sz w:val="20"/>
-              </w:rPr>
-              <w:t>Нет устаревших инструментов, версий и практик.</w:t>
-            </w:r>
-          </w:p>
-        </w:tc>
-        <w:tc>
-          <w:tcPr>
-            <w:tcW w:type="dxa" w:w="2173"/>
-          </w:tcPr>
-          <w:p>
-            <w:pPr>
-              <w:spacing w:before="0" w:after="0" w:line="240" w:lineRule="auto"/>
-              <w:ind w:firstLine="0"/>
-              <w:jc w:val="center"/>
-            </w:pPr>
-            <w:r>
-              <w:rPr>
-                <w:rFonts w:ascii="Times New Roman" w:hAnsi="Times New Roman" w:eastAsia="Times New Roman" w:cs="Times New Roman"/>
-                <w:b w:val="0"/>
-                <w:sz w:val="20"/>
-              </w:rPr>
-              <w:t>пройдено</w:t>
-            </w:r>
-          </w:p>
-        </w:tc>
-      </w:tr>
-      <w:tr>
-        <w:tc>
-          <w:tcPr>
-            <w:tcW w:type="dxa" w:w="7605"/>
-          </w:tcPr>
-          <w:p>
-            <w:pPr>
-              <w:spacing w:before="0" w:after="0" w:line="240" w:lineRule="auto"/>
-              <w:ind w:firstLine="0"/>
-              <w:jc w:val="left"/>
-            </w:pPr>
-            <w:r>
-              <w:rPr>
-                <w:rFonts w:ascii="Times New Roman" w:hAnsi="Times New Roman" w:eastAsia="Times New Roman" w:cs="Times New Roman"/>
-                <w:b w:val="0"/>
-                <w:sz w:val="20"/>
-              </w:rPr>
-              <w:t>Аннотация, цель и планируемые результаты по сути соответствуют своим разделам.</w:t>
-            </w:r>
-          </w:p>
-        </w:tc>
-        <w:tc>
-          <w:tcPr>
-            <w:tcW w:type="dxa" w:w="2173"/>
-          </w:tcPr>
-          <w:p>
-            <w:pPr>
-              <w:spacing w:before="0" w:after="0" w:line="240" w:lineRule="auto"/>
-              <w:ind w:firstLine="0"/>
-              <w:jc w:val="center"/>
-            </w:pPr>
-            <w:r>
-              <w:rPr>
-                <w:rFonts w:ascii="Times New Roman" w:hAnsi="Times New Roman" w:eastAsia="Times New Roman" w:cs="Times New Roman"/>
-                <w:b w:val="0"/>
-                <w:sz w:val="20"/>
-              </w:rPr>
-              <w:t>пройдено</w:t>
-            </w:r>
-          </w:p>
-        </w:tc>
-      </w:tr>
-    </w:tbl>
-    <w:p>
-      <w:pPr>
-        <w:spacing w:before="0" w:after="120"/>
-        <w:ind w:firstLine="0"/>
-      </w:pPr>
-    </w:p>
-    <w:p>
-      <w:pPr>
-        <w:keepNext/>
-        <w:spacing w:before="0" w:after="120" w:line="240" w:lineRule="auto"/>
-        <w:ind w:firstLine="0"/>
-        <w:jc w:val="left"/>
-      </w:pPr>
-      <w:r>
-        <w:rPr>
-          <w:rFonts w:ascii="Times New Roman" w:hAnsi="Times New Roman" w:eastAsia="Times New Roman" w:cs="Times New Roman"/>
-          <w:b/>
-        </w:rPr>
-        <w:t>Что пропущено и почему</w:t>
-      </w:r>
-    </w:p>
-    <w:p>
-      <w:pPr>
-        <w:numPr>
-          <w:ilvl w:val="0"/>
-          <w:numId w:val="4"/>
-        </w:numPr>
-        <w:spacing w:before="0" w:after="40" w:line="240" w:lineRule="auto"/>
-        <w:ind w:firstLine="0"/>
-        <w:jc w:val="both"/>
-      </w:pPr>
-      <w:r>
-        <w:rPr>
-          <w:rFonts w:ascii="Times New Roman" w:hAnsi="Times New Roman" w:eastAsia="Times New Roman" w:cs="Times New Roman"/>
-        </w:rPr>
-        <w:t>Источников, предложенных моделью и не прошедших проверку: 1 — они не включены.</w:t>
-      </w:r>
-    </w:p>
-    <w:p>
-      <w:pPr>
-        <w:keepNext/>
-        <w:spacing w:before="0" w:after="120" w:line="240" w:lineRule="auto"/>
-        <w:ind w:firstLine="0"/>
-        <w:jc w:val="left"/>
-      </w:pPr>
-      <w:r>
-        <w:rPr>
-          <w:rFonts w:ascii="Times New Roman" w:hAnsi="Times New Roman" w:eastAsia="Times New Roman" w:cs="Times New Roman"/>
-          <w:b/>
-        </w:rPr>
-        <w:t>Полная версия</w:t>
-      </w:r>
-    </w:p>
-    <w:p>
-      <w:pPr>
-        <w:spacing w:before="0" w:after="120" w:line="240" w:lineRule="auto"/>
-        <w:ind w:firstLine="0"/>
-        <w:jc w:val="both"/>
-      </w:pPr>
-      <w:r>
-        <w:rPr>
-          <w:rFonts w:ascii="Times New Roman" w:hAnsi="Times New Roman" w:eastAsia="Times New Roman" w:cs="Times New Roman"/>
-          <w:b w:val="0"/>
-        </w:rPr>
-        <w:t>Полная версия отчёта — файл report.md: в ней дословные формулировки замечаний к образцу, цитаты приложенного образца, комментарии смысловой проверки, отброшенные источники и стоимость сборки. В программу они не включаются.</w:t>
       </w:r>
     </w:p>
     <w:sectPr>
